--- a/lab6/Lab6_24I-6505.docx
+++ b/lab6/Lab6_24I-6505.docx
@@ -941,23 +941,7 @@
           <w:b/>
           <w:bCs/>
         </w:rPr>
-        <w:t>Signature of Instructor and Date:</w:t>
-      </w:r>
-      <w:r>
-        <w:rPr>
-          <w:rFonts w:ascii="Cambria" w:hAnsi="Cambria" w:cs="Cambria"/>
-          <w:b/>
-          <w:bCs/>
-        </w:rPr>
-        <w:t xml:space="preserve"> </w:t>
-      </w:r>
-      <w:r>
-        <w:rPr>
-          <w:rFonts w:ascii="Cambria" w:hAnsi="Cambria" w:cs="Cambria"/>
-          <w:b/>
-          <w:bCs/>
-        </w:rPr>
-        <w:t xml:space="preserve"> </w:t>
+        <w:t xml:space="preserve">Signature of Instructor and Date:  </w:t>
       </w:r>
       <w:r>
         <w:rPr>
@@ -1509,56 +1493,6 @@
           <w:p>
             <w:pPr>
               <w:pStyle w:val="ListParagraph"/>
-              <w:rPr>
-                <w:rFonts w:asciiTheme="minorHAnsi" w:hAnsiTheme="minorHAnsi" w:cstheme="minorHAnsi"/>
-                <w:sz w:val="22"/>
-                <w:szCs w:val="22"/>
-              </w:rPr>
-            </w:pPr>
-            <w:r>
-              <w:rPr>
-                <w:rFonts w:asciiTheme="minorHAnsi" w:hAnsiTheme="minorHAnsi" w:cstheme="minorHAnsi"/>
-                <w:sz w:val="22"/>
-                <w:szCs w:val="22"/>
-              </w:rPr>
-              <w:t xml:space="preserve">// Write description of the task here </w:t>
-            </w:r>
-            <w:r>
-              <w:rPr>
-                <w:rFonts w:ascii="Segoe UI Symbol" w:hAnsi="Segoe UI Symbol" w:cs="Segoe UI Symbol"/>
-                <w:sz w:val="22"/>
-                <w:szCs w:val="22"/>
-              </w:rPr>
-              <w:t>👇</w:t>
-            </w:r>
-            <w:r>
-              <w:rPr>
-                <w:rFonts w:asciiTheme="minorHAnsi" w:hAnsiTheme="minorHAnsi" w:cstheme="minorHAnsi"/>
-                <w:sz w:val="22"/>
-                <w:szCs w:val="22"/>
-              </w:rPr>
-              <w:t xml:space="preserve"> (max. five </w:t>
-            </w:r>
-            <w:r>
-              <w:rPr>
-                <w:rFonts w:asciiTheme="minorHAnsi" w:hAnsiTheme="minorHAnsi" w:cstheme="minorHAnsi"/>
-                <w:sz w:val="22"/>
-                <w:szCs w:val="22"/>
-              </w:rPr>
-              <w:t xml:space="preserve">to seven </w:t>
-            </w:r>
-            <w:r>
-              <w:rPr>
-                <w:rFonts w:asciiTheme="minorHAnsi" w:hAnsiTheme="minorHAnsi" w:cstheme="minorHAnsi"/>
-                <w:sz w:val="22"/>
-                <w:szCs w:val="22"/>
-              </w:rPr>
-              <w:t>lines)</w:t>
-            </w:r>
-          </w:p>
-          <w:p>
-            <w:pPr>
-              <w:pStyle w:val="ListParagraph"/>
               <w:spacing w:before="120" w:beforeAutospacing="0" w:after="120" w:afterAutospacing="0"/>
               <w:rPr>
                 <w:rFonts w:asciiTheme="minorHAnsi" w:hAnsiTheme="minorHAnsi" w:cstheme="minorHAnsi"/>
@@ -1566,6 +1500,54 @@
                 <w:szCs w:val="22"/>
               </w:rPr>
             </w:pPr>
+            <w:r>
+              <w:rPr>
+                <w:rFonts w:asciiTheme="minorHAnsi" w:hAnsiTheme="minorHAnsi" w:cstheme="minorHAnsi"/>
+                <w:sz w:val="22"/>
+                <w:szCs w:val="22"/>
+              </w:rPr>
+              <w:t xml:space="preserve">The code </w:t>
+            </w:r>
+            <w:r>
+              <w:rPr>
+                <w:rFonts w:asciiTheme="minorHAnsi" w:hAnsiTheme="minorHAnsi" w:cstheme="minorHAnsi"/>
+                <w:sz w:val="22"/>
+                <w:szCs w:val="22"/>
+              </w:rPr>
+              <w:t>does not display</w:t>
+            </w:r>
+            <w:r>
+              <w:rPr>
+                <w:rFonts w:asciiTheme="minorHAnsi" w:hAnsiTheme="minorHAnsi" w:cstheme="minorHAnsi"/>
+                <w:sz w:val="22"/>
+                <w:szCs w:val="22"/>
+              </w:rPr>
+              <w:t xml:space="preserve"> the correct value in the t1 register because the procedure changes the value of the saved register s0. Initially it contains 2500 but then it is altered to 3. </w:t>
+            </w:r>
+            <w:r>
+              <w:rPr>
+                <w:rFonts w:asciiTheme="minorHAnsi" w:hAnsiTheme="minorHAnsi" w:cstheme="minorHAnsi"/>
+                <w:sz w:val="22"/>
+                <w:szCs w:val="22"/>
+              </w:rPr>
+              <w:t xml:space="preserve">To fix this, the original value of s0 is saved on the stack before </w:t>
+            </w:r>
+            <w:r>
+              <w:rPr>
+                <w:rFonts w:asciiTheme="minorHAnsi" w:hAnsiTheme="minorHAnsi" w:cstheme="minorHAnsi"/>
+                <w:sz w:val="22"/>
+                <w:szCs w:val="22"/>
+              </w:rPr>
+              <w:t>modification and</w:t>
+            </w:r>
+            <w:r>
+              <w:rPr>
+                <w:rFonts w:asciiTheme="minorHAnsi" w:hAnsiTheme="minorHAnsi" w:cstheme="minorHAnsi"/>
+                <w:sz w:val="22"/>
+                <w:szCs w:val="22"/>
+              </w:rPr>
+              <w:t xml:space="preserve"> then restored before returning from the procedure. </w:t>
+            </w:r>
           </w:p>
           <w:p>
             <w:pPr>
@@ -1618,9 +1600,11 @@
           <w:p>
             <w:pPr>
               <w:pStyle w:val="ListParagraph"/>
-              <w:rPr>
-                <w:rFonts w:ascii="Segoe UI Symbol" w:hAnsi="Segoe UI Symbol" w:cs="Segoe UI Symbol"/>
-                <w:color w:val="474747"/>
+              <w:spacing w:before="0" w:beforeAutospacing="0" w:after="0" w:afterAutospacing="0"/>
+              <w:rPr>
+                <w:rFonts w:asciiTheme="minorHAnsi" w:hAnsiTheme="minorHAnsi" w:cstheme="minorHAnsi"/>
+                <w:sz w:val="22"/>
+                <w:szCs w:val="22"/>
                 <w:shd w:val="clear" w:color="auto" w:fill="FFFFFF"/>
               </w:rPr>
             </w:pPr>
@@ -1629,71 +1613,716 @@
                 <w:rFonts w:asciiTheme="minorHAnsi" w:hAnsiTheme="minorHAnsi" w:cstheme="minorHAnsi"/>
                 <w:sz w:val="22"/>
                 <w:szCs w:val="22"/>
-              </w:rPr>
-              <w:t xml:space="preserve">// Paste </w:t>
-            </w:r>
-            <w:r>
-              <w:rPr>
-                <w:rFonts w:asciiTheme="minorHAnsi" w:hAnsiTheme="minorHAnsi" w:cstheme="minorHAnsi"/>
-                <w:sz w:val="22"/>
-                <w:szCs w:val="22"/>
-              </w:rPr>
-              <w:t xml:space="preserve">source </w:t>
-            </w:r>
-            <w:r>
-              <w:rPr>
-                <w:rFonts w:asciiTheme="minorHAnsi" w:hAnsiTheme="minorHAnsi" w:cstheme="minorHAnsi"/>
-                <w:sz w:val="22"/>
-                <w:szCs w:val="22"/>
-              </w:rPr>
-              <w:t xml:space="preserve">code here </w:t>
-            </w:r>
-            <w:r>
-              <w:rPr>
-                <w:rFonts w:ascii="Segoe UI Symbol" w:hAnsi="Segoe UI Symbol" w:cs="Segoe UI Symbol"/>
-                <w:color w:val="474747"/>
                 <w:shd w:val="clear" w:color="auto" w:fill="FFFFFF"/>
               </w:rPr>
-              <w:t>👇</w:t>
-            </w:r>
-          </w:p>
-          <w:p>
-            <w:pPr>
-              <w:pStyle w:val="ListParagraph"/>
-              <w:spacing w:before="0" w:beforeAutospacing="0" w:after="0" w:afterAutospacing="0"/>
-              <w:rPr>
-                <w:rFonts w:asciiTheme="minorHAnsi" w:hAnsiTheme="minorHAnsi" w:cstheme="minorHAnsi"/>
-                <w:sz w:val="22"/>
-                <w:szCs w:val="22"/>
-              </w:rPr>
-            </w:pPr>
-          </w:p>
-          <w:p>
-            <w:pPr>
-              <w:pStyle w:val="ListParagraph"/>
-              <w:spacing w:before="0" w:beforeAutospacing="0" w:after="0" w:afterAutospacing="0"/>
-              <w:rPr>
-                <w:rFonts w:asciiTheme="minorHAnsi" w:hAnsiTheme="minorHAnsi" w:cstheme="minorHAnsi"/>
-                <w:sz w:val="22"/>
-                <w:szCs w:val="22"/>
-              </w:rPr>
-            </w:pPr>
-          </w:p>
-          <w:p>
-            <w:pPr>
-              <w:pStyle w:val="ListParagraph"/>
-              <w:spacing w:before="0" w:beforeAutospacing="0" w:after="0" w:afterAutospacing="0"/>
-              <w:rPr>
-                <w:rFonts w:asciiTheme="minorHAnsi" w:hAnsiTheme="minorHAnsi" w:cstheme="minorHAnsi"/>
-                <w:sz w:val="22"/>
-                <w:szCs w:val="22"/>
-              </w:rPr>
-            </w:pPr>
-          </w:p>
-          <w:p>
-            <w:pPr>
-              <w:pStyle w:val="ListParagraph"/>
-              <w:spacing w:before="0" w:beforeAutospacing="0" w:after="240" w:afterAutospacing="0"/>
+              <w:t>.text</w:t>
+            </w:r>
+          </w:p>
+          <w:p>
+            <w:pPr>
+              <w:pStyle w:val="ListParagraph"/>
+              <w:spacing w:before="0" w:beforeAutospacing="0" w:after="0" w:afterAutospacing="0"/>
+              <w:rPr>
+                <w:rFonts w:asciiTheme="minorHAnsi" w:hAnsiTheme="minorHAnsi" w:cstheme="minorHAnsi"/>
+                <w:sz w:val="22"/>
+                <w:szCs w:val="22"/>
+                <w:shd w:val="clear" w:color="auto" w:fill="FFFFFF"/>
+              </w:rPr>
+            </w:pPr>
+            <w:r>
+              <w:rPr>
+                <w:rFonts w:asciiTheme="minorHAnsi" w:hAnsiTheme="minorHAnsi" w:cstheme="minorHAnsi"/>
+                <w:sz w:val="22"/>
+                <w:szCs w:val="22"/>
+                <w:shd w:val="clear" w:color="auto" w:fill="FFFFFF"/>
+              </w:rPr>
+              <w:t>main:</w:t>
+            </w:r>
+          </w:p>
+          <w:p>
+            <w:pPr>
+              <w:pStyle w:val="ListParagraph"/>
+              <w:spacing w:before="0" w:beforeAutospacing="0" w:after="0" w:afterAutospacing="0"/>
+              <w:rPr>
+                <w:rFonts w:asciiTheme="minorHAnsi" w:hAnsiTheme="minorHAnsi" w:cstheme="minorHAnsi"/>
+                <w:sz w:val="22"/>
+                <w:szCs w:val="22"/>
+                <w:shd w:val="clear" w:color="auto" w:fill="FFFFFF"/>
+              </w:rPr>
+            </w:pPr>
+            <w:r>
+              <w:rPr>
+                <w:rFonts w:asciiTheme="minorHAnsi" w:hAnsiTheme="minorHAnsi" w:cstheme="minorHAnsi"/>
+                <w:sz w:val="22"/>
+                <w:szCs w:val="22"/>
+                <w:shd w:val="clear" w:color="auto" w:fill="FFFFFF"/>
+              </w:rPr>
+              <w:t>li a0, 1</w:t>
+            </w:r>
+          </w:p>
+          <w:p>
+            <w:pPr>
+              <w:pStyle w:val="ListParagraph"/>
+              <w:spacing w:before="0" w:beforeAutospacing="0" w:after="0" w:afterAutospacing="0"/>
+              <w:rPr>
+                <w:rFonts w:asciiTheme="minorHAnsi" w:hAnsiTheme="minorHAnsi" w:cstheme="minorHAnsi"/>
+                <w:sz w:val="22"/>
+                <w:szCs w:val="22"/>
+                <w:shd w:val="clear" w:color="auto" w:fill="FFFFFF"/>
+              </w:rPr>
+            </w:pPr>
+            <w:r>
+              <w:rPr>
+                <w:rFonts w:asciiTheme="minorHAnsi" w:hAnsiTheme="minorHAnsi" w:cstheme="minorHAnsi"/>
+                <w:sz w:val="22"/>
+                <w:szCs w:val="22"/>
+                <w:shd w:val="clear" w:color="auto" w:fill="FFFFFF"/>
+              </w:rPr>
+              <w:t>li s0, 2500</w:t>
+            </w:r>
+          </w:p>
+          <w:p>
+            <w:pPr>
+              <w:pStyle w:val="ListParagraph"/>
+              <w:spacing w:before="0" w:beforeAutospacing="0" w:after="0" w:afterAutospacing="0"/>
+              <w:rPr>
+                <w:rFonts w:asciiTheme="minorHAnsi" w:hAnsiTheme="minorHAnsi" w:cstheme="minorHAnsi"/>
+                <w:sz w:val="22"/>
+                <w:szCs w:val="22"/>
+                <w:shd w:val="clear" w:color="auto" w:fill="FFFFFF"/>
+              </w:rPr>
+            </w:pPr>
+            <w:proofErr w:type="spellStart"/>
+            <w:r>
+              <w:rPr>
+                <w:rFonts w:asciiTheme="minorHAnsi" w:hAnsiTheme="minorHAnsi" w:cstheme="minorHAnsi"/>
+                <w:sz w:val="22"/>
+                <w:szCs w:val="22"/>
+                <w:shd w:val="clear" w:color="auto" w:fill="FFFFFF"/>
+              </w:rPr>
+              <w:t>jal</w:t>
+            </w:r>
+            <w:proofErr w:type="spellEnd"/>
+            <w:r>
+              <w:rPr>
+                <w:rFonts w:asciiTheme="minorHAnsi" w:hAnsiTheme="minorHAnsi" w:cstheme="minorHAnsi"/>
+                <w:sz w:val="22"/>
+                <w:szCs w:val="22"/>
+                <w:shd w:val="clear" w:color="auto" w:fill="FFFFFF"/>
+              </w:rPr>
+              <w:t xml:space="preserve"> </w:t>
+            </w:r>
+            <w:proofErr w:type="spellStart"/>
+            <w:r>
+              <w:rPr>
+                <w:rFonts w:asciiTheme="minorHAnsi" w:hAnsiTheme="minorHAnsi" w:cstheme="minorHAnsi"/>
+                <w:sz w:val="22"/>
+                <w:szCs w:val="22"/>
+                <w:shd w:val="clear" w:color="auto" w:fill="FFFFFF"/>
+              </w:rPr>
+              <w:t>ra</w:t>
+            </w:r>
+            <w:proofErr w:type="spellEnd"/>
+            <w:r>
+              <w:rPr>
+                <w:rFonts w:asciiTheme="minorHAnsi" w:hAnsiTheme="minorHAnsi" w:cstheme="minorHAnsi"/>
+                <w:sz w:val="22"/>
+                <w:szCs w:val="22"/>
+                <w:shd w:val="clear" w:color="auto" w:fill="FFFFFF"/>
+              </w:rPr>
+              <w:t>, procedure</w:t>
+            </w:r>
+          </w:p>
+          <w:p>
+            <w:pPr>
+              <w:pStyle w:val="ListParagraph"/>
+              <w:spacing w:before="0" w:beforeAutospacing="0" w:after="0" w:afterAutospacing="0"/>
+              <w:rPr>
+                <w:rFonts w:asciiTheme="minorHAnsi" w:hAnsiTheme="minorHAnsi" w:cstheme="minorHAnsi"/>
+                <w:sz w:val="22"/>
+                <w:szCs w:val="22"/>
+                <w:shd w:val="clear" w:color="auto" w:fill="FFFFFF"/>
+              </w:rPr>
+            </w:pPr>
+            <w:r>
+              <w:rPr>
+                <w:rFonts w:asciiTheme="minorHAnsi" w:hAnsiTheme="minorHAnsi" w:cstheme="minorHAnsi"/>
+                <w:sz w:val="22"/>
+                <w:szCs w:val="22"/>
+                <w:shd w:val="clear" w:color="auto" w:fill="FFFFFF"/>
+              </w:rPr>
+              <w:t>add t1, s0, a0</w:t>
+            </w:r>
+          </w:p>
+          <w:p>
+            <w:pPr>
+              <w:pStyle w:val="ListParagraph"/>
+              <w:spacing w:before="0" w:beforeAutospacing="0" w:after="0" w:afterAutospacing="0"/>
+              <w:rPr>
+                <w:rFonts w:asciiTheme="minorHAnsi" w:hAnsiTheme="minorHAnsi" w:cstheme="minorHAnsi"/>
+                <w:sz w:val="22"/>
+                <w:szCs w:val="22"/>
+                <w:shd w:val="clear" w:color="auto" w:fill="FFFFFF"/>
+              </w:rPr>
+            </w:pPr>
+          </w:p>
+          <w:p>
+            <w:pPr>
+              <w:pStyle w:val="ListParagraph"/>
+              <w:spacing w:before="0" w:beforeAutospacing="0" w:after="0" w:afterAutospacing="0"/>
+              <w:rPr>
+                <w:rFonts w:asciiTheme="minorHAnsi" w:hAnsiTheme="minorHAnsi" w:cstheme="minorHAnsi"/>
+                <w:sz w:val="22"/>
+                <w:szCs w:val="22"/>
+                <w:shd w:val="clear" w:color="auto" w:fill="FFFFFF"/>
+              </w:rPr>
+            </w:pPr>
+            <w:r>
+              <w:rPr>
+                <w:rFonts w:asciiTheme="minorHAnsi" w:hAnsiTheme="minorHAnsi" w:cstheme="minorHAnsi"/>
+                <w:sz w:val="22"/>
+                <w:szCs w:val="22"/>
+                <w:shd w:val="clear" w:color="auto" w:fill="FFFFFF"/>
+              </w:rPr>
+              <w:t>li a0, 1</w:t>
+            </w:r>
+          </w:p>
+          <w:p>
+            <w:pPr>
+              <w:pStyle w:val="ListParagraph"/>
+              <w:spacing w:before="0" w:beforeAutospacing="0" w:after="0" w:afterAutospacing="0"/>
+              <w:rPr>
+                <w:rFonts w:asciiTheme="minorHAnsi" w:hAnsiTheme="minorHAnsi" w:cstheme="minorHAnsi"/>
+                <w:sz w:val="22"/>
+                <w:szCs w:val="22"/>
+                <w:shd w:val="clear" w:color="auto" w:fill="FFFFFF"/>
+              </w:rPr>
+            </w:pPr>
+            <w:r>
+              <w:rPr>
+                <w:rFonts w:asciiTheme="minorHAnsi" w:hAnsiTheme="minorHAnsi" w:cstheme="minorHAnsi"/>
+                <w:sz w:val="22"/>
+                <w:szCs w:val="22"/>
+                <w:shd w:val="clear" w:color="auto" w:fill="FFFFFF"/>
+              </w:rPr>
+              <w:t>mv a1, t1</w:t>
+            </w:r>
+          </w:p>
+          <w:p>
+            <w:pPr>
+              <w:pStyle w:val="ListParagraph"/>
+              <w:spacing w:before="0" w:beforeAutospacing="0" w:after="0" w:afterAutospacing="0"/>
+              <w:rPr>
+                <w:rFonts w:asciiTheme="minorHAnsi" w:hAnsiTheme="minorHAnsi" w:cstheme="minorHAnsi"/>
+                <w:sz w:val="22"/>
+                <w:szCs w:val="22"/>
+                <w:shd w:val="clear" w:color="auto" w:fill="FFFFFF"/>
+              </w:rPr>
+            </w:pPr>
+            <w:proofErr w:type="spellStart"/>
+            <w:r>
+              <w:rPr>
+                <w:rFonts w:asciiTheme="minorHAnsi" w:hAnsiTheme="minorHAnsi" w:cstheme="minorHAnsi"/>
+                <w:sz w:val="22"/>
+                <w:szCs w:val="22"/>
+                <w:shd w:val="clear" w:color="auto" w:fill="FFFFFF"/>
+              </w:rPr>
+              <w:t>ecall</w:t>
+            </w:r>
+            <w:proofErr w:type="spellEnd"/>
+          </w:p>
+          <w:p>
+            <w:pPr>
+              <w:pStyle w:val="ListParagraph"/>
+              <w:spacing w:before="0" w:beforeAutospacing="0" w:after="0" w:afterAutospacing="0"/>
+              <w:rPr>
+                <w:rFonts w:asciiTheme="minorHAnsi" w:hAnsiTheme="minorHAnsi" w:cstheme="minorHAnsi"/>
+                <w:sz w:val="22"/>
+                <w:szCs w:val="22"/>
+                <w:shd w:val="clear" w:color="auto" w:fill="FFFFFF"/>
+              </w:rPr>
+            </w:pPr>
+            <w:proofErr w:type="spellStart"/>
+            <w:r>
+              <w:rPr>
+                <w:rFonts w:asciiTheme="minorHAnsi" w:hAnsiTheme="minorHAnsi" w:cstheme="minorHAnsi"/>
+                <w:sz w:val="22"/>
+                <w:szCs w:val="22"/>
+                <w:shd w:val="clear" w:color="auto" w:fill="FFFFFF"/>
+              </w:rPr>
+              <w:t>ebreak</w:t>
+            </w:r>
+            <w:proofErr w:type="spellEnd"/>
+          </w:p>
+          <w:p>
+            <w:pPr>
+              <w:pStyle w:val="ListParagraph"/>
+              <w:spacing w:before="0" w:beforeAutospacing="0" w:after="0" w:afterAutospacing="0"/>
+              <w:rPr>
+                <w:rFonts w:asciiTheme="minorHAnsi" w:hAnsiTheme="minorHAnsi" w:cstheme="minorHAnsi"/>
+                <w:sz w:val="22"/>
+                <w:szCs w:val="22"/>
+                <w:shd w:val="clear" w:color="auto" w:fill="FFFFFF"/>
+              </w:rPr>
+            </w:pPr>
+          </w:p>
+          <w:p>
+            <w:pPr>
+              <w:pStyle w:val="ListParagraph"/>
+              <w:spacing w:before="0" w:beforeAutospacing="0" w:after="0" w:afterAutospacing="0"/>
+              <w:rPr>
+                <w:rFonts w:asciiTheme="minorHAnsi" w:hAnsiTheme="minorHAnsi" w:cstheme="minorHAnsi"/>
+                <w:sz w:val="22"/>
+                <w:szCs w:val="22"/>
+                <w:shd w:val="clear" w:color="auto" w:fill="FFFFFF"/>
+              </w:rPr>
+            </w:pPr>
+            <w:r>
+              <w:rPr>
+                <w:rFonts w:asciiTheme="minorHAnsi" w:hAnsiTheme="minorHAnsi" w:cstheme="minorHAnsi"/>
+                <w:sz w:val="22"/>
+                <w:szCs w:val="22"/>
+                <w:shd w:val="clear" w:color="auto" w:fill="FFFFFF"/>
+              </w:rPr>
+              <w:t>procedure:</w:t>
+            </w:r>
+          </w:p>
+          <w:p>
+            <w:pPr>
+              <w:pStyle w:val="ListParagraph"/>
+              <w:spacing w:before="0" w:beforeAutospacing="0" w:after="0" w:afterAutospacing="0"/>
+              <w:rPr>
+                <w:rFonts w:asciiTheme="minorHAnsi" w:hAnsiTheme="minorHAnsi" w:cstheme="minorHAnsi"/>
+                <w:sz w:val="22"/>
+                <w:szCs w:val="22"/>
+                <w:shd w:val="clear" w:color="auto" w:fill="FFFFFF"/>
+              </w:rPr>
+            </w:pPr>
+            <w:proofErr w:type="spellStart"/>
+            <w:r>
+              <w:rPr>
+                <w:rFonts w:asciiTheme="minorHAnsi" w:hAnsiTheme="minorHAnsi" w:cstheme="minorHAnsi"/>
+                <w:sz w:val="22"/>
+                <w:szCs w:val="22"/>
+                <w:shd w:val="clear" w:color="auto" w:fill="FFFFFF"/>
+              </w:rPr>
+              <w:t>addi</w:t>
+            </w:r>
+            <w:proofErr w:type="spellEnd"/>
+            <w:r>
+              <w:rPr>
+                <w:rFonts w:asciiTheme="minorHAnsi" w:hAnsiTheme="minorHAnsi" w:cstheme="minorHAnsi"/>
+                <w:sz w:val="22"/>
+                <w:szCs w:val="22"/>
+                <w:shd w:val="clear" w:color="auto" w:fill="FFFFFF"/>
+              </w:rPr>
+              <w:t xml:space="preserve"> </w:t>
+            </w:r>
+            <w:proofErr w:type="spellStart"/>
+            <w:r>
+              <w:rPr>
+                <w:rFonts w:asciiTheme="minorHAnsi" w:hAnsiTheme="minorHAnsi" w:cstheme="minorHAnsi"/>
+                <w:sz w:val="22"/>
+                <w:szCs w:val="22"/>
+                <w:shd w:val="clear" w:color="auto" w:fill="FFFFFF"/>
+              </w:rPr>
+              <w:t>sp</w:t>
+            </w:r>
+            <w:proofErr w:type="spellEnd"/>
+            <w:r>
+              <w:rPr>
+                <w:rFonts w:asciiTheme="minorHAnsi" w:hAnsiTheme="minorHAnsi" w:cstheme="minorHAnsi"/>
+                <w:sz w:val="22"/>
+                <w:szCs w:val="22"/>
+                <w:shd w:val="clear" w:color="auto" w:fill="FFFFFF"/>
+              </w:rPr>
+              <w:t xml:space="preserve">, </w:t>
+            </w:r>
+            <w:proofErr w:type="spellStart"/>
+            <w:r>
+              <w:rPr>
+                <w:rFonts w:asciiTheme="minorHAnsi" w:hAnsiTheme="minorHAnsi" w:cstheme="minorHAnsi"/>
+                <w:sz w:val="22"/>
+                <w:szCs w:val="22"/>
+                <w:shd w:val="clear" w:color="auto" w:fill="FFFFFF"/>
+              </w:rPr>
+              <w:t>sp</w:t>
+            </w:r>
+            <w:proofErr w:type="spellEnd"/>
+            <w:r>
+              <w:rPr>
+                <w:rFonts w:asciiTheme="minorHAnsi" w:hAnsiTheme="minorHAnsi" w:cstheme="minorHAnsi"/>
+                <w:sz w:val="22"/>
+                <w:szCs w:val="22"/>
+                <w:shd w:val="clear" w:color="auto" w:fill="FFFFFF"/>
+              </w:rPr>
+              <w:t>, -4</w:t>
+            </w:r>
+          </w:p>
+          <w:p>
+            <w:pPr>
+              <w:pStyle w:val="ListParagraph"/>
+              <w:spacing w:before="0" w:beforeAutospacing="0" w:after="0" w:afterAutospacing="0"/>
+              <w:rPr>
+                <w:rFonts w:asciiTheme="minorHAnsi" w:hAnsiTheme="minorHAnsi" w:cstheme="minorHAnsi"/>
+                <w:sz w:val="22"/>
+                <w:szCs w:val="22"/>
+                <w:shd w:val="clear" w:color="auto" w:fill="FFFFFF"/>
+              </w:rPr>
+            </w:pPr>
+            <w:proofErr w:type="spellStart"/>
+            <w:r>
+              <w:rPr>
+                <w:rFonts w:asciiTheme="minorHAnsi" w:hAnsiTheme="minorHAnsi" w:cstheme="minorHAnsi"/>
+                <w:sz w:val="22"/>
+                <w:szCs w:val="22"/>
+                <w:shd w:val="clear" w:color="auto" w:fill="FFFFFF"/>
+              </w:rPr>
+              <w:t>sw</w:t>
+            </w:r>
+            <w:proofErr w:type="spellEnd"/>
+            <w:r>
+              <w:rPr>
+                <w:rFonts w:asciiTheme="minorHAnsi" w:hAnsiTheme="minorHAnsi" w:cstheme="minorHAnsi"/>
+                <w:sz w:val="22"/>
+                <w:szCs w:val="22"/>
+                <w:shd w:val="clear" w:color="auto" w:fill="FFFFFF"/>
+              </w:rPr>
+              <w:t xml:space="preserve"> s0, 0(</w:t>
+            </w:r>
+            <w:proofErr w:type="spellStart"/>
+            <w:r>
+              <w:rPr>
+                <w:rFonts w:asciiTheme="minorHAnsi" w:hAnsiTheme="minorHAnsi" w:cstheme="minorHAnsi"/>
+                <w:sz w:val="22"/>
+                <w:szCs w:val="22"/>
+                <w:shd w:val="clear" w:color="auto" w:fill="FFFFFF"/>
+              </w:rPr>
+              <w:t>sp</w:t>
+            </w:r>
+            <w:proofErr w:type="spellEnd"/>
+            <w:r>
+              <w:rPr>
+                <w:rFonts w:asciiTheme="minorHAnsi" w:hAnsiTheme="minorHAnsi" w:cstheme="minorHAnsi"/>
+                <w:sz w:val="22"/>
+                <w:szCs w:val="22"/>
+                <w:shd w:val="clear" w:color="auto" w:fill="FFFFFF"/>
+              </w:rPr>
+              <w:t>)</w:t>
+            </w:r>
+          </w:p>
+          <w:p>
+            <w:pPr>
+              <w:pStyle w:val="ListParagraph"/>
+              <w:spacing w:before="0" w:beforeAutospacing="0" w:after="0" w:afterAutospacing="0"/>
+              <w:rPr>
+                <w:rFonts w:asciiTheme="minorHAnsi" w:hAnsiTheme="minorHAnsi" w:cstheme="minorHAnsi"/>
+                <w:sz w:val="22"/>
+                <w:szCs w:val="22"/>
+                <w:shd w:val="clear" w:color="auto" w:fill="FFFFFF"/>
+              </w:rPr>
+            </w:pPr>
+          </w:p>
+          <w:p>
+            <w:pPr>
+              <w:pStyle w:val="ListParagraph"/>
+              <w:spacing w:before="0" w:beforeAutospacing="0" w:after="0" w:afterAutospacing="0"/>
+              <w:rPr>
+                <w:rFonts w:asciiTheme="minorHAnsi" w:hAnsiTheme="minorHAnsi" w:cstheme="minorHAnsi"/>
+                <w:sz w:val="22"/>
+                <w:szCs w:val="22"/>
+                <w:shd w:val="clear" w:color="auto" w:fill="FFFFFF"/>
+              </w:rPr>
+            </w:pPr>
+            <w:r>
+              <w:rPr>
+                <w:rFonts w:asciiTheme="minorHAnsi" w:hAnsiTheme="minorHAnsi" w:cstheme="minorHAnsi"/>
+                <w:sz w:val="22"/>
+                <w:szCs w:val="22"/>
+                <w:shd w:val="clear" w:color="auto" w:fill="FFFFFF"/>
+              </w:rPr>
+              <w:t>li s0, 3</w:t>
+            </w:r>
+          </w:p>
+          <w:p>
+            <w:pPr>
+              <w:pStyle w:val="ListParagraph"/>
+              <w:spacing w:before="0" w:beforeAutospacing="0" w:after="0" w:afterAutospacing="0"/>
+              <w:rPr>
+                <w:rFonts w:asciiTheme="minorHAnsi" w:hAnsiTheme="minorHAnsi" w:cstheme="minorHAnsi"/>
+                <w:sz w:val="22"/>
+                <w:szCs w:val="22"/>
+                <w:shd w:val="clear" w:color="auto" w:fill="FFFFFF"/>
+              </w:rPr>
+            </w:pPr>
+            <w:r>
+              <w:rPr>
+                <w:rFonts w:asciiTheme="minorHAnsi" w:hAnsiTheme="minorHAnsi" w:cstheme="minorHAnsi"/>
+                <w:sz w:val="22"/>
+                <w:szCs w:val="22"/>
+                <w:shd w:val="clear" w:color="auto" w:fill="FFFFFF"/>
+              </w:rPr>
+              <w:t>li t0, 1000</w:t>
+            </w:r>
+          </w:p>
+          <w:p>
+            <w:pPr>
+              <w:pStyle w:val="ListParagraph"/>
+              <w:spacing w:before="0" w:beforeAutospacing="0" w:after="0" w:afterAutospacing="0"/>
+              <w:rPr>
+                <w:rFonts w:asciiTheme="minorHAnsi" w:hAnsiTheme="minorHAnsi" w:cstheme="minorHAnsi"/>
+                <w:sz w:val="22"/>
+                <w:szCs w:val="22"/>
+                <w:shd w:val="clear" w:color="auto" w:fill="FFFFFF"/>
+              </w:rPr>
+            </w:pPr>
+            <w:r>
+              <w:rPr>
+                <w:rFonts w:asciiTheme="minorHAnsi" w:hAnsiTheme="minorHAnsi" w:cstheme="minorHAnsi"/>
+                <w:sz w:val="22"/>
+                <w:szCs w:val="22"/>
+                <w:shd w:val="clear" w:color="auto" w:fill="FFFFFF"/>
+              </w:rPr>
+              <w:t>add a0, s0, t0</w:t>
+            </w:r>
+          </w:p>
+          <w:p>
+            <w:pPr>
+              <w:pStyle w:val="ListParagraph"/>
+              <w:spacing w:before="0" w:beforeAutospacing="0" w:after="0" w:afterAutospacing="0"/>
+              <w:rPr>
+                <w:rFonts w:asciiTheme="minorHAnsi" w:hAnsiTheme="minorHAnsi" w:cstheme="minorHAnsi"/>
+                <w:sz w:val="22"/>
+                <w:szCs w:val="22"/>
+                <w:shd w:val="clear" w:color="auto" w:fill="FFFFFF"/>
+              </w:rPr>
+            </w:pPr>
+          </w:p>
+          <w:p>
+            <w:pPr>
+              <w:pStyle w:val="ListParagraph"/>
+              <w:spacing w:before="0" w:beforeAutospacing="0" w:after="0" w:afterAutospacing="0"/>
+              <w:rPr>
+                <w:rFonts w:asciiTheme="minorHAnsi" w:hAnsiTheme="minorHAnsi" w:cstheme="minorHAnsi"/>
+                <w:sz w:val="22"/>
+                <w:szCs w:val="22"/>
+                <w:shd w:val="clear" w:color="auto" w:fill="FFFFFF"/>
+              </w:rPr>
+            </w:pPr>
+            <w:proofErr w:type="spellStart"/>
+            <w:r>
+              <w:rPr>
+                <w:rFonts w:asciiTheme="minorHAnsi" w:hAnsiTheme="minorHAnsi" w:cstheme="minorHAnsi"/>
+                <w:sz w:val="22"/>
+                <w:szCs w:val="22"/>
+                <w:shd w:val="clear" w:color="auto" w:fill="FFFFFF"/>
+              </w:rPr>
+              <w:t>lw</w:t>
+            </w:r>
+            <w:proofErr w:type="spellEnd"/>
+            <w:r>
+              <w:rPr>
+                <w:rFonts w:asciiTheme="minorHAnsi" w:hAnsiTheme="minorHAnsi" w:cstheme="minorHAnsi"/>
+                <w:sz w:val="22"/>
+                <w:szCs w:val="22"/>
+                <w:shd w:val="clear" w:color="auto" w:fill="FFFFFF"/>
+              </w:rPr>
+              <w:t xml:space="preserve"> s0, 0(</w:t>
+            </w:r>
+            <w:proofErr w:type="spellStart"/>
+            <w:r>
+              <w:rPr>
+                <w:rFonts w:asciiTheme="minorHAnsi" w:hAnsiTheme="minorHAnsi" w:cstheme="minorHAnsi"/>
+                <w:sz w:val="22"/>
+                <w:szCs w:val="22"/>
+                <w:shd w:val="clear" w:color="auto" w:fill="FFFFFF"/>
+              </w:rPr>
+              <w:t>sp</w:t>
+            </w:r>
+            <w:proofErr w:type="spellEnd"/>
+            <w:r>
+              <w:rPr>
+                <w:rFonts w:asciiTheme="minorHAnsi" w:hAnsiTheme="minorHAnsi" w:cstheme="minorHAnsi"/>
+                <w:sz w:val="22"/>
+                <w:szCs w:val="22"/>
+                <w:shd w:val="clear" w:color="auto" w:fill="FFFFFF"/>
+              </w:rPr>
+              <w:t>)</w:t>
+            </w:r>
+          </w:p>
+          <w:p>
+            <w:pPr>
+              <w:pStyle w:val="ListParagraph"/>
+              <w:spacing w:before="0" w:beforeAutospacing="0" w:after="0" w:afterAutospacing="0"/>
+              <w:rPr>
+                <w:rFonts w:asciiTheme="minorHAnsi" w:hAnsiTheme="minorHAnsi" w:cstheme="minorHAnsi"/>
+                <w:sz w:val="22"/>
+                <w:szCs w:val="22"/>
+                <w:shd w:val="clear" w:color="auto" w:fill="FFFFFF"/>
+              </w:rPr>
+            </w:pPr>
+            <w:proofErr w:type="spellStart"/>
+            <w:r>
+              <w:rPr>
+                <w:rFonts w:asciiTheme="minorHAnsi" w:hAnsiTheme="minorHAnsi" w:cstheme="minorHAnsi"/>
+                <w:sz w:val="22"/>
+                <w:szCs w:val="22"/>
+                <w:shd w:val="clear" w:color="auto" w:fill="FFFFFF"/>
+              </w:rPr>
+              <w:t>addi</w:t>
+            </w:r>
+            <w:proofErr w:type="spellEnd"/>
+            <w:r>
+              <w:rPr>
+                <w:rFonts w:asciiTheme="minorHAnsi" w:hAnsiTheme="minorHAnsi" w:cstheme="minorHAnsi"/>
+                <w:sz w:val="22"/>
+                <w:szCs w:val="22"/>
+                <w:shd w:val="clear" w:color="auto" w:fill="FFFFFF"/>
+              </w:rPr>
+              <w:t xml:space="preserve"> </w:t>
+            </w:r>
+            <w:proofErr w:type="spellStart"/>
+            <w:r>
+              <w:rPr>
+                <w:rFonts w:asciiTheme="minorHAnsi" w:hAnsiTheme="minorHAnsi" w:cstheme="minorHAnsi"/>
+                <w:sz w:val="22"/>
+                <w:szCs w:val="22"/>
+                <w:shd w:val="clear" w:color="auto" w:fill="FFFFFF"/>
+              </w:rPr>
+              <w:t>sp</w:t>
+            </w:r>
+            <w:proofErr w:type="spellEnd"/>
+            <w:r>
+              <w:rPr>
+                <w:rFonts w:asciiTheme="minorHAnsi" w:hAnsiTheme="minorHAnsi" w:cstheme="minorHAnsi"/>
+                <w:sz w:val="22"/>
+                <w:szCs w:val="22"/>
+                <w:shd w:val="clear" w:color="auto" w:fill="FFFFFF"/>
+              </w:rPr>
+              <w:t xml:space="preserve">, </w:t>
+            </w:r>
+            <w:proofErr w:type="spellStart"/>
+            <w:r>
+              <w:rPr>
+                <w:rFonts w:asciiTheme="minorHAnsi" w:hAnsiTheme="minorHAnsi" w:cstheme="minorHAnsi"/>
+                <w:sz w:val="22"/>
+                <w:szCs w:val="22"/>
+                <w:shd w:val="clear" w:color="auto" w:fill="FFFFFF"/>
+              </w:rPr>
+              <w:t>sp</w:t>
+            </w:r>
+            <w:proofErr w:type="spellEnd"/>
+            <w:r>
+              <w:rPr>
+                <w:rFonts w:asciiTheme="minorHAnsi" w:hAnsiTheme="minorHAnsi" w:cstheme="minorHAnsi"/>
+                <w:sz w:val="22"/>
+                <w:szCs w:val="22"/>
+                <w:shd w:val="clear" w:color="auto" w:fill="FFFFFF"/>
+              </w:rPr>
+              <w:t>, 4</w:t>
+            </w:r>
+          </w:p>
+          <w:p>
+            <w:pPr>
+              <w:pStyle w:val="ListParagraph"/>
+              <w:spacing w:before="0" w:beforeAutospacing="0" w:after="0" w:afterAutospacing="0"/>
+              <w:rPr>
+                <w:rFonts w:asciiTheme="minorHAnsi" w:hAnsiTheme="minorHAnsi" w:cstheme="minorHAnsi"/>
+                <w:sz w:val="22"/>
+                <w:szCs w:val="22"/>
+                <w:shd w:val="clear" w:color="auto" w:fill="FFFFFF"/>
+              </w:rPr>
+            </w:pPr>
+          </w:p>
+          <w:p>
+            <w:pPr>
+              <w:pStyle w:val="ListParagraph"/>
+              <w:spacing w:before="0" w:beforeAutospacing="0" w:after="0" w:afterAutospacing="0"/>
+              <w:rPr>
+                <w:rFonts w:asciiTheme="minorHAnsi" w:hAnsiTheme="minorHAnsi" w:cstheme="minorHAnsi"/>
+                <w:sz w:val="22"/>
+                <w:szCs w:val="22"/>
+                <w:shd w:val="clear" w:color="auto" w:fill="FFFFFF"/>
+              </w:rPr>
+            </w:pPr>
+            <w:proofErr w:type="spellStart"/>
+            <w:r>
+              <w:rPr>
+                <w:rFonts w:asciiTheme="minorHAnsi" w:hAnsiTheme="minorHAnsi" w:cstheme="minorHAnsi"/>
+                <w:sz w:val="22"/>
+                <w:szCs w:val="22"/>
+                <w:shd w:val="clear" w:color="auto" w:fill="FFFFFF"/>
+              </w:rPr>
+              <w:t>jalr</w:t>
+            </w:r>
+            <w:proofErr w:type="spellEnd"/>
+            <w:r>
+              <w:rPr>
+                <w:rFonts w:asciiTheme="minorHAnsi" w:hAnsiTheme="minorHAnsi" w:cstheme="minorHAnsi"/>
+                <w:sz w:val="22"/>
+                <w:szCs w:val="22"/>
+                <w:shd w:val="clear" w:color="auto" w:fill="FFFFFF"/>
+              </w:rPr>
+              <w:t xml:space="preserve"> zero, 0(</w:t>
+            </w:r>
+            <w:proofErr w:type="spellStart"/>
+            <w:r>
+              <w:rPr>
+                <w:rFonts w:asciiTheme="minorHAnsi" w:hAnsiTheme="minorHAnsi" w:cstheme="minorHAnsi"/>
+                <w:sz w:val="22"/>
+                <w:szCs w:val="22"/>
+                <w:shd w:val="clear" w:color="auto" w:fill="FFFFFF"/>
+              </w:rPr>
+              <w:t>ra</w:t>
+            </w:r>
+            <w:proofErr w:type="spellEnd"/>
+            <w:r>
+              <w:rPr>
+                <w:rFonts w:asciiTheme="minorHAnsi" w:hAnsiTheme="minorHAnsi" w:cstheme="minorHAnsi"/>
+                <w:sz w:val="22"/>
+                <w:szCs w:val="22"/>
+                <w:shd w:val="clear" w:color="auto" w:fill="FFFFFF"/>
+              </w:rPr>
+              <w:t>)</w:t>
+            </w:r>
+          </w:p>
+          <w:p>
+            <w:pPr>
+              <w:pStyle w:val="ListParagraph"/>
+              <w:spacing w:before="0" w:beforeAutospacing="0" w:after="0" w:afterAutospacing="0"/>
+              <w:rPr>
+                <w:rFonts w:asciiTheme="minorHAnsi" w:hAnsiTheme="minorHAnsi" w:cstheme="minorHAnsi"/>
+                <w:sz w:val="22"/>
+                <w:szCs w:val="22"/>
+              </w:rPr>
+            </w:pPr>
+          </w:p>
+          <w:p>
+            <w:pPr>
+              <w:pStyle w:val="ListParagraph"/>
+              <w:spacing w:before="0" w:beforeAutospacing="0" w:after="0" w:afterAutospacing="0"/>
+              <w:rPr>
+                <w:rFonts w:asciiTheme="minorHAnsi" w:hAnsiTheme="minorHAnsi" w:cstheme="minorHAnsi"/>
+                <w:sz w:val="22"/>
+                <w:szCs w:val="22"/>
+              </w:rPr>
+            </w:pPr>
+          </w:p>
+          <w:p>
+            <w:pPr>
+              <w:pStyle w:val="ListParagraph"/>
+              <w:spacing w:before="0" w:beforeAutospacing="0" w:after="0" w:afterAutospacing="0"/>
+              <w:rPr>
+                <w:rFonts w:asciiTheme="minorHAnsi" w:hAnsiTheme="minorHAnsi" w:cstheme="minorHAnsi"/>
+                <w:sz w:val="22"/>
+                <w:szCs w:val="22"/>
+              </w:rPr>
+            </w:pPr>
+          </w:p>
+          <w:p>
+            <w:pPr>
+              <w:pStyle w:val="ListParagraph"/>
+              <w:spacing w:before="0" w:beforeAutospacing="0" w:after="0" w:afterAutospacing="0"/>
               <w:rPr>
                 <w:rFonts w:asciiTheme="minorHAnsi" w:hAnsiTheme="minorHAnsi" w:cstheme="minorHAnsi"/>
                 <w:sz w:val="22"/>
@@ -1753,31 +2382,42 @@
                 <w:sz w:val="22"/>
                 <w:szCs w:val="22"/>
               </w:rPr>
-              <w:t xml:space="preserve">// Import </w:t>
-            </w:r>
-            <w:r>
-              <w:rPr>
-                <w:rFonts w:asciiTheme="minorHAnsi" w:hAnsiTheme="minorHAnsi" w:cstheme="minorHAnsi"/>
-                <w:sz w:val="22"/>
-                <w:szCs w:val="22"/>
-              </w:rPr>
-              <w:t>output</w:t>
-            </w:r>
-            <w:r>
-              <w:rPr>
-                <w:rFonts w:asciiTheme="minorHAnsi" w:hAnsiTheme="minorHAnsi" w:cstheme="minorHAnsi"/>
-                <w:sz w:val="22"/>
-                <w:szCs w:val="22"/>
-              </w:rPr>
-              <w:t xml:space="preserve"> here </w:t>
-            </w:r>
-            <w:r>
-              <w:rPr>
-                <w:rFonts w:ascii="Segoe UI Symbol" w:hAnsi="Segoe UI Symbol" w:cs="Segoe UI Symbol"/>
-                <w:color w:val="474747"/>
-                <w:shd w:val="clear" w:color="auto" w:fill="FFFFFF"/>
-              </w:rPr>
-              <w:t>👇</w:t>
+              <w:lastRenderedPageBreak/>
+              <w:drawing>
+                <wp:inline distT="0" distB="0" distL="0" distR="0" wp14:anchorId="3FE85F44" wp14:editId="509B8034">
+                  <wp:extent cx="5544324" cy="1514686"/>
+                  <wp:effectExtent l="0" t="0" r="0" b="9525"/>
+                  <wp:docPr id="1859406669" name="Picture 1"/>
+                  <wp:cNvGraphicFramePr>
+                    <a:graphicFrameLocks xmlns:a="http://schemas.openxmlformats.org/drawingml/2006/main" noChangeAspect="1"/>
+                  </wp:cNvGraphicFramePr>
+                  <a:graphic xmlns:a="http://schemas.openxmlformats.org/drawingml/2006/main">
+                    <a:graphicData uri="http://schemas.openxmlformats.org/drawingml/2006/picture">
+                      <pic:pic xmlns:pic="http://schemas.openxmlformats.org/drawingml/2006/picture">
+                        <pic:nvPicPr>
+                          <pic:cNvPr id="1859406669" name=""/>
+                          <pic:cNvPicPr/>
+                        </pic:nvPicPr>
+                        <pic:blipFill>
+                          <a:blip r:embed="rId9"/>
+                          <a:stretch>
+                            <a:fillRect/>
+                          </a:stretch>
+                        </pic:blipFill>
+                        <pic:spPr>
+                          <a:xfrm>
+                            <a:off x="0" y="0"/>
+                            <a:ext cx="5544324" cy="1514686"/>
+                          </a:xfrm>
+                          <a:prstGeom prst="rect">
+                            <a:avLst/>
+                          </a:prstGeom>
+                        </pic:spPr>
+                      </pic:pic>
+                    </a:graphicData>
+                  </a:graphic>
+                </wp:inline>
+              </w:drawing>
             </w:r>
           </w:p>
           <w:p>
@@ -1956,56 +2596,6 @@
           <w:p>
             <w:pPr>
               <w:pStyle w:val="ListParagraph"/>
-              <w:rPr>
-                <w:rFonts w:asciiTheme="minorHAnsi" w:hAnsiTheme="minorHAnsi" w:cstheme="minorHAnsi"/>
-                <w:sz w:val="22"/>
-                <w:szCs w:val="22"/>
-              </w:rPr>
-            </w:pPr>
-            <w:r>
-              <w:rPr>
-                <w:rFonts w:asciiTheme="minorHAnsi" w:hAnsiTheme="minorHAnsi" w:cstheme="minorHAnsi"/>
-                <w:sz w:val="22"/>
-                <w:szCs w:val="22"/>
-              </w:rPr>
-              <w:t xml:space="preserve">// Write description of the task here </w:t>
-            </w:r>
-            <w:r>
-              <w:rPr>
-                <w:rFonts w:ascii="Segoe UI Symbol" w:hAnsi="Segoe UI Symbol" w:cs="Segoe UI Symbol"/>
-                <w:sz w:val="22"/>
-                <w:szCs w:val="22"/>
-              </w:rPr>
-              <w:t>👇</w:t>
-            </w:r>
-            <w:r>
-              <w:rPr>
-                <w:rFonts w:asciiTheme="minorHAnsi" w:hAnsiTheme="minorHAnsi" w:cstheme="minorHAnsi"/>
-                <w:sz w:val="22"/>
-                <w:szCs w:val="22"/>
-              </w:rPr>
-              <w:t xml:space="preserve"> (max. five </w:t>
-            </w:r>
-            <w:r>
-              <w:rPr>
-                <w:rFonts w:asciiTheme="minorHAnsi" w:hAnsiTheme="minorHAnsi" w:cstheme="minorHAnsi"/>
-                <w:sz w:val="22"/>
-                <w:szCs w:val="22"/>
-              </w:rPr>
-              <w:t xml:space="preserve">to seven </w:t>
-            </w:r>
-            <w:r>
-              <w:rPr>
-                <w:rFonts w:asciiTheme="minorHAnsi" w:hAnsiTheme="minorHAnsi" w:cstheme="minorHAnsi"/>
-                <w:sz w:val="22"/>
-                <w:szCs w:val="22"/>
-              </w:rPr>
-              <w:t>lines)</w:t>
-            </w:r>
-          </w:p>
-          <w:p>
-            <w:pPr>
-              <w:pStyle w:val="ListParagraph"/>
               <w:spacing w:before="120" w:beforeAutospacing="0" w:after="120" w:afterAutospacing="0"/>
               <w:rPr>
                 <w:rFonts w:asciiTheme="minorHAnsi" w:hAnsiTheme="minorHAnsi" w:cstheme="minorHAnsi"/>
@@ -2013,6 +2603,14 @@
                 <w:szCs w:val="22"/>
               </w:rPr>
             </w:pPr>
+            <w:r>
+              <w:rPr>
+                <w:rFonts w:asciiTheme="minorHAnsi" w:hAnsiTheme="minorHAnsi" w:cstheme="minorHAnsi"/>
+                <w:sz w:val="22"/>
+                <w:szCs w:val="22"/>
+              </w:rPr>
+              <w:t xml:space="preserve">This code initializes three registers, allocates 12 bytes on the stack, stores the three values in memory and then retrieves them into different registers using offsets relative to sp. It then releases the allocated stack space at the end. </w:t>
+            </w:r>
           </w:p>
           <w:p>
             <w:pPr>
@@ -2052,7 +2650,7 @@
                 <w:sz w:val="26"/>
                 <w:szCs w:val="26"/>
               </w:rPr>
-              <w:t xml:space="preserve">Code: </w:t>
+              <w:t>Output:</w:t>
             </w:r>
           </w:p>
         </w:tc>
@@ -2066,133 +2664,105 @@
             <w:pPr>
               <w:pStyle w:val="ListParagraph"/>
               <w:rPr>
-                <w:rFonts w:ascii="Segoe UI Symbol" w:hAnsi="Segoe UI Symbol" w:cs="Segoe UI Symbol"/>
-                <w:color w:val="474747"/>
-                <w:shd w:val="clear" w:color="auto" w:fill="FFFFFF"/>
-              </w:rPr>
-            </w:pPr>
-            <w:r>
-              <w:rPr>
-                <w:rFonts w:asciiTheme="minorHAnsi" w:hAnsiTheme="minorHAnsi" w:cstheme="minorHAnsi"/>
-                <w:sz w:val="22"/>
-                <w:szCs w:val="22"/>
-              </w:rPr>
-              <w:t xml:space="preserve">// Paste source code here </w:t>
-            </w:r>
-            <w:r>
-              <w:rPr>
-                <w:rFonts w:ascii="Segoe UI Symbol" w:hAnsi="Segoe UI Symbol" w:cs="Segoe UI Symbol"/>
-                <w:color w:val="474747"/>
-                <w:shd w:val="clear" w:color="auto" w:fill="FFFFFF"/>
-              </w:rPr>
-              <w:t>👇</w:t>
-            </w:r>
-          </w:p>
-          <w:p>
-            <w:pPr>
-              <w:pStyle w:val="ListParagraph"/>
-              <w:spacing w:before="0" w:beforeAutospacing="0" w:after="0" w:afterAutospacing="0"/>
-              <w:rPr>
-                <w:rFonts w:asciiTheme="minorHAnsi" w:hAnsiTheme="minorHAnsi" w:cstheme="minorHAnsi"/>
-                <w:sz w:val="22"/>
-                <w:szCs w:val="22"/>
-              </w:rPr>
-            </w:pPr>
-          </w:p>
-          <w:p>
-            <w:pPr>
-              <w:pStyle w:val="ListParagraph"/>
-              <w:spacing w:before="0" w:beforeAutospacing="0" w:after="0" w:afterAutospacing="0"/>
-              <w:rPr>
-                <w:rFonts w:asciiTheme="minorHAnsi" w:hAnsiTheme="minorHAnsi" w:cstheme="minorHAnsi"/>
-                <w:sz w:val="22"/>
-                <w:szCs w:val="22"/>
-              </w:rPr>
-            </w:pPr>
-          </w:p>
-          <w:p>
-            <w:pPr>
-              <w:pStyle w:val="ListParagraph"/>
-              <w:spacing w:before="0" w:beforeAutospacing="0" w:after="0" w:afterAutospacing="0"/>
-              <w:rPr>
-                <w:rFonts w:asciiTheme="minorHAnsi" w:hAnsiTheme="minorHAnsi" w:cstheme="minorHAnsi"/>
-                <w:sz w:val="22"/>
-                <w:szCs w:val="22"/>
-              </w:rPr>
-            </w:pPr>
-          </w:p>
-          <w:p>
-            <w:pPr>
-              <w:pStyle w:val="ListParagraph"/>
-              <w:spacing w:before="0" w:beforeAutospacing="0" w:after="240" w:afterAutospacing="0"/>
-              <w:rPr>
-                <w:rFonts w:asciiTheme="minorHAnsi" w:hAnsiTheme="minorHAnsi" w:cstheme="minorHAnsi"/>
-                <w:sz w:val="22"/>
-                <w:szCs w:val="22"/>
-              </w:rPr>
-            </w:pPr>
-          </w:p>
-        </w:tc>
-      </w:tr>
-      <w:tr>
-        <w:tc>
-          <w:tcPr>
-            <w:tcW w:w="9737" w:type="dxa"/>
-          </w:tcPr>
-          <w:p>
-            <w:pPr>
-              <w:pStyle w:val="ListParagraph"/>
-              <w:spacing w:before="120" w:beforeAutospacing="0" w:after="120" w:afterAutospacing="0"/>
-              <w:rPr>
-                <w:rFonts w:asciiTheme="minorHAnsi" w:hAnsiTheme="minorHAnsi" w:cstheme="minorHAnsi"/>
-                <w:b/>
-                <w:bCs/>
-                <w:sz w:val="26"/>
-                <w:szCs w:val="26"/>
-              </w:rPr>
-            </w:pPr>
-            <w:r>
-              <w:rPr>
-                <w:rFonts w:asciiTheme="minorHAnsi" w:hAnsiTheme="minorHAnsi" w:cstheme="minorHAnsi"/>
-                <w:b/>
-                <w:bCs/>
-                <w:sz w:val="26"/>
-                <w:szCs w:val="26"/>
-              </w:rPr>
-              <w:t>Output:</w:t>
-            </w:r>
-          </w:p>
-        </w:tc>
-      </w:tr>
-      <w:tr>
-        <w:tc>
-          <w:tcPr>
-            <w:tcW w:w="9737" w:type="dxa"/>
-          </w:tcPr>
-          <w:p>
-            <w:pPr>
-              <w:pStyle w:val="ListParagraph"/>
-              <w:rPr>
-                <w:rFonts w:asciiTheme="minorHAnsi" w:hAnsiTheme="minorHAnsi" w:cstheme="minorHAnsi"/>
-                <w:sz w:val="22"/>
-                <w:szCs w:val="22"/>
-              </w:rPr>
-            </w:pPr>
-            <w:r>
-              <w:rPr>
-                <w:rFonts w:asciiTheme="minorHAnsi" w:hAnsiTheme="minorHAnsi" w:cstheme="minorHAnsi"/>
-                <w:sz w:val="22"/>
-                <w:szCs w:val="22"/>
-              </w:rPr>
-              <w:t xml:space="preserve">// Import output here </w:t>
-            </w:r>
-            <w:r>
-              <w:rPr>
-                <w:rFonts w:ascii="Segoe UI Symbol" w:hAnsi="Segoe UI Symbol" w:cs="Segoe UI Symbol"/>
-                <w:color w:val="474747"/>
-                <w:shd w:val="clear" w:color="auto" w:fill="FFFFFF"/>
-              </w:rPr>
-              <w:t>👇</w:t>
+                <w:rFonts w:asciiTheme="minorHAnsi" w:hAnsiTheme="minorHAnsi" w:cstheme="minorHAnsi"/>
+                <w:sz w:val="22"/>
+                <w:szCs w:val="22"/>
+              </w:rPr>
+            </w:pPr>
+            <w:r>
+              <w:rPr>
+                <w:rFonts w:asciiTheme="minorHAnsi" w:hAnsiTheme="minorHAnsi" w:cstheme="minorHAnsi"/>
+                <w:sz w:val="22"/>
+                <w:szCs w:val="22"/>
+              </w:rPr>
+              <w:drawing>
+                <wp:inline distT="0" distB="0" distL="0" distR="0" wp14:anchorId="07172539" wp14:editId="1DFBB913">
+                  <wp:extent cx="5868219" cy="4353533"/>
+                  <wp:effectExtent l="0" t="0" r="0" b="9525"/>
+                  <wp:docPr id="1310243654" name="Picture 1"/>
+                  <wp:cNvGraphicFramePr>
+                    <a:graphicFrameLocks xmlns:a="http://schemas.openxmlformats.org/drawingml/2006/main" noChangeAspect="1"/>
+                  </wp:cNvGraphicFramePr>
+                  <a:graphic xmlns:a="http://schemas.openxmlformats.org/drawingml/2006/main">
+                    <a:graphicData uri="http://schemas.openxmlformats.org/drawingml/2006/picture">
+                      <pic:pic xmlns:pic="http://schemas.openxmlformats.org/drawingml/2006/picture">
+                        <pic:nvPicPr>
+                          <pic:cNvPr id="1310243654" name=""/>
+                          <pic:cNvPicPr/>
+                        </pic:nvPicPr>
+                        <pic:blipFill>
+                          <a:blip r:embed="rId10"/>
+                          <a:stretch>
+                            <a:fillRect/>
+                          </a:stretch>
+                        </pic:blipFill>
+                        <pic:spPr>
+                          <a:xfrm>
+                            <a:off x="0" y="0"/>
+                            <a:ext cx="5868219" cy="4353533"/>
+                          </a:xfrm>
+                          <a:prstGeom prst="rect">
+                            <a:avLst/>
+                          </a:prstGeom>
+                        </pic:spPr>
+                      </pic:pic>
+                    </a:graphicData>
+                  </a:graphic>
+                </wp:inline>
+              </w:drawing>
+            </w:r>
+          </w:p>
+          <w:p>
+            <w:pPr>
+              <w:pStyle w:val="ListParagraph"/>
+              <w:rPr>
+                <w:rFonts w:asciiTheme="minorHAnsi" w:hAnsiTheme="minorHAnsi" w:cstheme="minorHAnsi"/>
+                <w:sz w:val="22"/>
+                <w:szCs w:val="22"/>
+              </w:rPr>
+            </w:pPr>
+            <w:r>
+              <w:rPr>
+                <w:rFonts w:asciiTheme="minorHAnsi" w:hAnsiTheme="minorHAnsi" w:cstheme="minorHAnsi"/>
+                <w:sz w:val="22"/>
+                <w:szCs w:val="22"/>
+              </w:rPr>
+              <w:lastRenderedPageBreak/>
+              <w:drawing>
+                <wp:inline distT="0" distB="0" distL="0" distR="0" wp14:anchorId="32D5A006" wp14:editId="4868DC6C">
+                  <wp:extent cx="5953956" cy="2162477"/>
+                  <wp:effectExtent l="0" t="0" r="8890" b="9525"/>
+                  <wp:docPr id="61590395" name="Picture 1"/>
+                  <wp:cNvGraphicFramePr>
+                    <a:graphicFrameLocks xmlns:a="http://schemas.openxmlformats.org/drawingml/2006/main" noChangeAspect="1"/>
+                  </wp:cNvGraphicFramePr>
+                  <a:graphic xmlns:a="http://schemas.openxmlformats.org/drawingml/2006/main">
+                    <a:graphicData uri="http://schemas.openxmlformats.org/drawingml/2006/picture">
+                      <pic:pic xmlns:pic="http://schemas.openxmlformats.org/drawingml/2006/picture">
+                        <pic:nvPicPr>
+                          <pic:cNvPr id="61590395" name=""/>
+                          <pic:cNvPicPr/>
+                        </pic:nvPicPr>
+                        <pic:blipFill>
+                          <a:blip r:embed="rId11"/>
+                          <a:stretch>
+                            <a:fillRect/>
+                          </a:stretch>
+                        </pic:blipFill>
+                        <pic:spPr>
+                          <a:xfrm>
+                            <a:off x="0" y="0"/>
+                            <a:ext cx="5953956" cy="2162477"/>
+                          </a:xfrm>
+                          <a:prstGeom prst="rect">
+                            <a:avLst/>
+                          </a:prstGeom>
+                        </pic:spPr>
+                      </pic:pic>
+                    </a:graphicData>
+                  </a:graphic>
+                </wp:inline>
+              </w:drawing>
             </w:r>
           </w:p>
           <w:p>
@@ -2359,7 +2929,6 @@
           <w:szCs w:val="28"/>
           <w:lang w:val="en-GB"/>
         </w:rPr>
-        <w:lastRenderedPageBreak/>
         <w:t>Task 3:</w:t>
       </w:r>
     </w:p>
@@ -2445,57 +3014,61 @@
                 <w:sz w:val="22"/>
                 <w:szCs w:val="22"/>
               </w:rPr>
-              <w:t xml:space="preserve">// Write description of the task </w:t>
-            </w:r>
-            <w:proofErr w:type="gramStart"/>
-            <w:r>
-              <w:rPr>
-                <w:rFonts w:asciiTheme="minorHAnsi" w:hAnsiTheme="minorHAnsi" w:cstheme="minorHAnsi"/>
-                <w:sz w:val="22"/>
-                <w:szCs w:val="22"/>
-              </w:rPr>
-              <w:t xml:space="preserve">here </w:t>
-            </w:r>
-            <w:r>
-              <w:rPr>
-                <w:rFonts w:ascii="Segoe UI Symbol" w:hAnsi="Segoe UI Symbol" w:cs="Segoe UI Symbol"/>
-                <w:sz w:val="22"/>
-                <w:szCs w:val="22"/>
-              </w:rPr>
-              <w:t>👇</w:t>
-            </w:r>
-            <w:r>
-              <w:rPr>
-                <w:rFonts w:asciiTheme="minorHAnsi" w:hAnsiTheme="minorHAnsi" w:cstheme="minorHAnsi"/>
-                <w:sz w:val="22"/>
-                <w:szCs w:val="22"/>
-              </w:rPr>
-              <w:t xml:space="preserve"> (</w:t>
-            </w:r>
-            <w:proofErr w:type="gramEnd"/>
-            <w:r>
-              <w:rPr>
-                <w:rFonts w:asciiTheme="minorHAnsi" w:hAnsiTheme="minorHAnsi" w:cstheme="minorHAnsi"/>
-                <w:sz w:val="22"/>
-                <w:szCs w:val="22"/>
-              </w:rPr>
-              <w:t xml:space="preserve">max. five </w:t>
-            </w:r>
-            <w:r>
-              <w:rPr>
-                <w:rFonts w:asciiTheme="minorHAnsi" w:hAnsiTheme="minorHAnsi" w:cstheme="minorHAnsi"/>
-                <w:sz w:val="22"/>
-                <w:szCs w:val="22"/>
-              </w:rPr>
-              <w:t xml:space="preserve">to seven </w:t>
-            </w:r>
-            <w:r>
-              <w:rPr>
-                <w:rFonts w:asciiTheme="minorHAnsi" w:hAnsiTheme="minorHAnsi" w:cstheme="minorHAnsi"/>
-                <w:sz w:val="22"/>
-                <w:szCs w:val="22"/>
-              </w:rPr>
-              <w:t>lines)</w:t>
+              <w:t>In this task, I had to write a RISC-V assembly code that called a function which returned (</w:t>
+            </w:r>
+            <w:proofErr w:type="spellStart"/>
+            <w:r>
+              <w:rPr>
+                <w:rFonts w:asciiTheme="minorHAnsi" w:hAnsiTheme="minorHAnsi" w:cstheme="minorHAnsi"/>
+                <w:sz w:val="22"/>
+                <w:szCs w:val="22"/>
+              </w:rPr>
+              <w:t>a+b</w:t>
+            </w:r>
+            <w:proofErr w:type="spellEnd"/>
+            <w:r>
+              <w:rPr>
+                <w:rFonts w:asciiTheme="minorHAnsi" w:hAnsiTheme="minorHAnsi" w:cstheme="minorHAnsi"/>
+                <w:sz w:val="22"/>
+                <w:szCs w:val="22"/>
+              </w:rPr>
+              <w:t xml:space="preserve">)*(a-b). a and b were assigned registers and the result was calculated in the </w:t>
+            </w:r>
+            <w:proofErr w:type="spellStart"/>
+            <w:r>
+              <w:rPr>
+                <w:rFonts w:asciiTheme="minorHAnsi" w:hAnsiTheme="minorHAnsi" w:cstheme="minorHAnsi"/>
+                <w:sz w:val="22"/>
+                <w:szCs w:val="22"/>
+              </w:rPr>
+              <w:t>eqsolver</w:t>
+            </w:r>
+            <w:proofErr w:type="spellEnd"/>
+            <w:r>
+              <w:rPr>
+                <w:rFonts w:asciiTheme="minorHAnsi" w:hAnsiTheme="minorHAnsi" w:cstheme="minorHAnsi"/>
+                <w:sz w:val="22"/>
+                <w:szCs w:val="22"/>
+              </w:rPr>
+              <w:t xml:space="preserve"> procedure, which was then printed using the </w:t>
+            </w:r>
+            <w:proofErr w:type="spellStart"/>
+            <w:r>
+              <w:rPr>
+                <w:rFonts w:asciiTheme="minorHAnsi" w:hAnsiTheme="minorHAnsi" w:cstheme="minorHAnsi"/>
+                <w:sz w:val="22"/>
+                <w:szCs w:val="22"/>
+              </w:rPr>
+              <w:t>ecall</w:t>
+            </w:r>
+            <w:proofErr w:type="spellEnd"/>
+            <w:r>
+              <w:rPr>
+                <w:rFonts w:asciiTheme="minorHAnsi" w:hAnsiTheme="minorHAnsi" w:cstheme="minorHAnsi"/>
+                <w:sz w:val="22"/>
+                <w:szCs w:val="22"/>
+              </w:rPr>
+              <w:t xml:space="preserve"> instruction. </w:t>
             </w:r>
           </w:p>
           <w:p>
@@ -2547,6 +3120,7 @@
                 <w:sz w:val="26"/>
                 <w:szCs w:val="26"/>
               </w:rPr>
+              <w:lastRenderedPageBreak/>
               <w:t xml:space="preserve">Code: </w:t>
             </w:r>
           </w:p>
@@ -2560,9 +3134,11 @@
           <w:p>
             <w:pPr>
               <w:pStyle w:val="ListParagraph"/>
-              <w:rPr>
-                <w:rFonts w:ascii="Segoe UI Symbol" w:hAnsi="Segoe UI Symbol" w:cs="Segoe UI Symbol"/>
-                <w:color w:val="474747"/>
+              <w:spacing w:before="0" w:beforeAutospacing="0" w:after="0" w:afterAutospacing="0"/>
+              <w:rPr>
+                <w:rFonts w:asciiTheme="minorHAnsi" w:hAnsiTheme="minorHAnsi" w:cstheme="minorHAnsi"/>
+                <w:sz w:val="22"/>
+                <w:szCs w:val="22"/>
                 <w:shd w:val="clear" w:color="auto" w:fill="FFFFFF"/>
               </w:rPr>
             </w:pPr>
@@ -2571,73 +3147,477 @@
                 <w:rFonts w:asciiTheme="minorHAnsi" w:hAnsiTheme="minorHAnsi" w:cstheme="minorHAnsi"/>
                 <w:sz w:val="22"/>
                 <w:szCs w:val="22"/>
-              </w:rPr>
-              <w:t xml:space="preserve">// Paste source code </w:t>
-            </w:r>
-            <w:proofErr w:type="gramStart"/>
-            <w:r>
-              <w:rPr>
-                <w:rFonts w:asciiTheme="minorHAnsi" w:hAnsiTheme="minorHAnsi" w:cstheme="minorHAnsi"/>
-                <w:sz w:val="22"/>
-                <w:szCs w:val="22"/>
-              </w:rPr>
-              <w:t>here</w:t>
-            </w:r>
-            <w:proofErr w:type="gramEnd"/>
-            <w:r>
-              <w:rPr>
-                <w:rFonts w:asciiTheme="minorHAnsi" w:hAnsiTheme="minorHAnsi" w:cstheme="minorHAnsi"/>
-                <w:sz w:val="22"/>
-                <w:szCs w:val="22"/>
+                <w:shd w:val="clear" w:color="auto" w:fill="FFFFFF"/>
+              </w:rPr>
+              <w:t xml:space="preserve">.text </w:t>
+            </w:r>
+          </w:p>
+          <w:p>
+            <w:pPr>
+              <w:pStyle w:val="ListParagraph"/>
+              <w:spacing w:before="0" w:beforeAutospacing="0" w:after="0" w:afterAutospacing="0"/>
+              <w:rPr>
+                <w:rFonts w:asciiTheme="minorHAnsi" w:hAnsiTheme="minorHAnsi" w:cstheme="minorHAnsi"/>
+                <w:sz w:val="22"/>
+                <w:szCs w:val="22"/>
+                <w:shd w:val="clear" w:color="auto" w:fill="FFFFFF"/>
+              </w:rPr>
+            </w:pPr>
+            <w:r>
+              <w:rPr>
+                <w:rFonts w:asciiTheme="minorHAnsi" w:hAnsiTheme="minorHAnsi" w:cstheme="minorHAnsi"/>
+                <w:sz w:val="22"/>
+                <w:szCs w:val="22"/>
+                <w:shd w:val="clear" w:color="auto" w:fill="FFFFFF"/>
+              </w:rPr>
+              <w:t>main:</w:t>
+            </w:r>
+          </w:p>
+          <w:p>
+            <w:pPr>
+              <w:pStyle w:val="ListParagraph"/>
+              <w:spacing w:before="0" w:beforeAutospacing="0" w:after="0" w:afterAutospacing="0"/>
+              <w:rPr>
+                <w:rFonts w:asciiTheme="minorHAnsi" w:hAnsiTheme="minorHAnsi" w:cstheme="minorHAnsi"/>
+                <w:sz w:val="22"/>
+                <w:szCs w:val="22"/>
+                <w:shd w:val="clear" w:color="auto" w:fill="FFFFFF"/>
+              </w:rPr>
+            </w:pPr>
+            <w:r>
+              <w:rPr>
+                <w:rFonts w:asciiTheme="minorHAnsi" w:hAnsiTheme="minorHAnsi" w:cstheme="minorHAnsi"/>
+                <w:sz w:val="22"/>
+                <w:szCs w:val="22"/>
+                <w:shd w:val="clear" w:color="auto" w:fill="FFFFFF"/>
+              </w:rPr>
+              <w:t>li a0, 23</w:t>
+            </w:r>
+          </w:p>
+          <w:p>
+            <w:pPr>
+              <w:pStyle w:val="ListParagraph"/>
+              <w:spacing w:before="0" w:beforeAutospacing="0" w:after="0" w:afterAutospacing="0"/>
+              <w:rPr>
+                <w:rFonts w:asciiTheme="minorHAnsi" w:hAnsiTheme="minorHAnsi" w:cstheme="minorHAnsi"/>
+                <w:sz w:val="22"/>
+                <w:szCs w:val="22"/>
+                <w:shd w:val="clear" w:color="auto" w:fill="FFFFFF"/>
+              </w:rPr>
+            </w:pPr>
+            <w:r>
+              <w:rPr>
+                <w:rFonts w:asciiTheme="minorHAnsi" w:hAnsiTheme="minorHAnsi" w:cstheme="minorHAnsi"/>
+                <w:sz w:val="22"/>
+                <w:szCs w:val="22"/>
+                <w:shd w:val="clear" w:color="auto" w:fill="FFFFFF"/>
+              </w:rPr>
+              <w:t>li a1, 7</w:t>
+            </w:r>
+          </w:p>
+          <w:p>
+            <w:pPr>
+              <w:pStyle w:val="ListParagraph"/>
+              <w:spacing w:before="0" w:beforeAutospacing="0" w:after="0" w:afterAutospacing="0"/>
+              <w:rPr>
+                <w:rFonts w:asciiTheme="minorHAnsi" w:hAnsiTheme="minorHAnsi" w:cstheme="minorHAnsi"/>
+                <w:sz w:val="22"/>
+                <w:szCs w:val="22"/>
+                <w:shd w:val="clear" w:color="auto" w:fill="FFFFFF"/>
+              </w:rPr>
+            </w:pPr>
+            <w:proofErr w:type="spellStart"/>
+            <w:r>
+              <w:rPr>
+                <w:rFonts w:asciiTheme="minorHAnsi" w:hAnsiTheme="minorHAnsi" w:cstheme="minorHAnsi"/>
+                <w:sz w:val="22"/>
+                <w:szCs w:val="22"/>
+                <w:shd w:val="clear" w:color="auto" w:fill="FFFFFF"/>
+              </w:rPr>
+              <w:t>jal</w:t>
+            </w:r>
+            <w:proofErr w:type="spellEnd"/>
+            <w:r>
+              <w:rPr>
+                <w:rFonts w:asciiTheme="minorHAnsi" w:hAnsiTheme="minorHAnsi" w:cstheme="minorHAnsi"/>
+                <w:sz w:val="22"/>
+                <w:szCs w:val="22"/>
+                <w:shd w:val="clear" w:color="auto" w:fill="FFFFFF"/>
               </w:rPr>
               <w:t xml:space="preserve"> </w:t>
             </w:r>
-            <w:r>
-              <w:rPr>
-                <w:rFonts w:ascii="Segoe UI Symbol" w:hAnsi="Segoe UI Symbol" w:cs="Segoe UI Symbol"/>
-                <w:color w:val="474747"/>
+            <w:proofErr w:type="spellStart"/>
+            <w:r>
+              <w:rPr>
+                <w:rFonts w:asciiTheme="minorHAnsi" w:hAnsiTheme="minorHAnsi" w:cstheme="minorHAnsi"/>
+                <w:sz w:val="22"/>
+                <w:szCs w:val="22"/>
                 <w:shd w:val="clear" w:color="auto" w:fill="FFFFFF"/>
               </w:rPr>
-              <w:t>👇</w:t>
-            </w:r>
-          </w:p>
-          <w:p>
-            <w:pPr>
-              <w:pStyle w:val="ListParagraph"/>
-              <w:spacing w:before="0" w:beforeAutospacing="0" w:after="0" w:afterAutospacing="0"/>
-              <w:rPr>
-                <w:rFonts w:asciiTheme="minorHAnsi" w:hAnsiTheme="minorHAnsi" w:cstheme="minorHAnsi"/>
-                <w:sz w:val="22"/>
-                <w:szCs w:val="22"/>
-              </w:rPr>
-            </w:pPr>
-          </w:p>
-          <w:p>
-            <w:pPr>
-              <w:pStyle w:val="ListParagraph"/>
-              <w:spacing w:before="0" w:beforeAutospacing="0" w:after="0" w:afterAutospacing="0"/>
-              <w:rPr>
-                <w:rFonts w:asciiTheme="minorHAnsi" w:hAnsiTheme="minorHAnsi" w:cstheme="minorHAnsi"/>
-                <w:sz w:val="22"/>
-                <w:szCs w:val="22"/>
-              </w:rPr>
-            </w:pPr>
-          </w:p>
-          <w:p>
-            <w:pPr>
-              <w:pStyle w:val="ListParagraph"/>
-              <w:spacing w:before="0" w:beforeAutospacing="0" w:after="0" w:afterAutospacing="0"/>
-              <w:rPr>
-                <w:rFonts w:asciiTheme="minorHAnsi" w:hAnsiTheme="minorHAnsi" w:cstheme="minorHAnsi"/>
-                <w:sz w:val="22"/>
-                <w:szCs w:val="22"/>
-              </w:rPr>
-            </w:pPr>
-          </w:p>
-          <w:p>
-            <w:pPr>
-              <w:pStyle w:val="ListParagraph"/>
-              <w:spacing w:before="0" w:beforeAutospacing="0" w:after="240" w:afterAutospacing="0"/>
+              <w:t>ra</w:t>
+            </w:r>
+            <w:proofErr w:type="spellEnd"/>
+            <w:r>
+              <w:rPr>
+                <w:rFonts w:asciiTheme="minorHAnsi" w:hAnsiTheme="minorHAnsi" w:cstheme="minorHAnsi"/>
+                <w:sz w:val="22"/>
+                <w:szCs w:val="22"/>
+                <w:shd w:val="clear" w:color="auto" w:fill="FFFFFF"/>
+              </w:rPr>
+              <w:t xml:space="preserve">, </w:t>
+            </w:r>
+            <w:proofErr w:type="spellStart"/>
+            <w:r>
+              <w:rPr>
+                <w:rFonts w:asciiTheme="minorHAnsi" w:hAnsiTheme="minorHAnsi" w:cstheme="minorHAnsi"/>
+                <w:sz w:val="22"/>
+                <w:szCs w:val="22"/>
+                <w:shd w:val="clear" w:color="auto" w:fill="FFFFFF"/>
+              </w:rPr>
+              <w:t>eqsolver</w:t>
+            </w:r>
+            <w:proofErr w:type="spellEnd"/>
+          </w:p>
+          <w:p>
+            <w:pPr>
+              <w:pStyle w:val="ListParagraph"/>
+              <w:spacing w:before="0" w:beforeAutospacing="0" w:after="0" w:afterAutospacing="0"/>
+              <w:rPr>
+                <w:rFonts w:asciiTheme="minorHAnsi" w:hAnsiTheme="minorHAnsi" w:cstheme="minorHAnsi"/>
+                <w:sz w:val="22"/>
+                <w:szCs w:val="22"/>
+                <w:shd w:val="clear" w:color="auto" w:fill="FFFFFF"/>
+              </w:rPr>
+            </w:pPr>
+          </w:p>
+          <w:p>
+            <w:pPr>
+              <w:pStyle w:val="ListParagraph"/>
+              <w:spacing w:before="0" w:beforeAutospacing="0" w:after="0" w:afterAutospacing="0"/>
+              <w:rPr>
+                <w:rFonts w:asciiTheme="minorHAnsi" w:hAnsiTheme="minorHAnsi" w:cstheme="minorHAnsi"/>
+                <w:sz w:val="22"/>
+                <w:szCs w:val="22"/>
+                <w:shd w:val="clear" w:color="auto" w:fill="FFFFFF"/>
+              </w:rPr>
+            </w:pPr>
+            <w:r>
+              <w:rPr>
+                <w:rFonts w:asciiTheme="minorHAnsi" w:hAnsiTheme="minorHAnsi" w:cstheme="minorHAnsi"/>
+                <w:sz w:val="22"/>
+                <w:szCs w:val="22"/>
+                <w:shd w:val="clear" w:color="auto" w:fill="FFFFFF"/>
+              </w:rPr>
+              <w:t>mv t0, a0</w:t>
+            </w:r>
+          </w:p>
+          <w:p>
+            <w:pPr>
+              <w:pStyle w:val="ListParagraph"/>
+              <w:spacing w:before="0" w:beforeAutospacing="0" w:after="0" w:afterAutospacing="0"/>
+              <w:rPr>
+                <w:rFonts w:asciiTheme="minorHAnsi" w:hAnsiTheme="minorHAnsi" w:cstheme="minorHAnsi"/>
+                <w:sz w:val="22"/>
+                <w:szCs w:val="22"/>
+                <w:shd w:val="clear" w:color="auto" w:fill="FFFFFF"/>
+              </w:rPr>
+            </w:pPr>
+          </w:p>
+          <w:p>
+            <w:pPr>
+              <w:pStyle w:val="ListParagraph"/>
+              <w:spacing w:before="0" w:beforeAutospacing="0" w:after="0" w:afterAutospacing="0"/>
+              <w:rPr>
+                <w:rFonts w:asciiTheme="minorHAnsi" w:hAnsiTheme="minorHAnsi" w:cstheme="minorHAnsi"/>
+                <w:sz w:val="22"/>
+                <w:szCs w:val="22"/>
+                <w:shd w:val="clear" w:color="auto" w:fill="FFFFFF"/>
+              </w:rPr>
+            </w:pPr>
+            <w:r>
+              <w:rPr>
+                <w:rFonts w:asciiTheme="minorHAnsi" w:hAnsiTheme="minorHAnsi" w:cstheme="minorHAnsi"/>
+                <w:sz w:val="22"/>
+                <w:szCs w:val="22"/>
+                <w:shd w:val="clear" w:color="auto" w:fill="FFFFFF"/>
+              </w:rPr>
+              <w:t>li a0, 1</w:t>
+            </w:r>
+          </w:p>
+          <w:p>
+            <w:pPr>
+              <w:pStyle w:val="ListParagraph"/>
+              <w:spacing w:before="0" w:beforeAutospacing="0" w:after="0" w:afterAutospacing="0"/>
+              <w:rPr>
+                <w:rFonts w:asciiTheme="minorHAnsi" w:hAnsiTheme="minorHAnsi" w:cstheme="minorHAnsi"/>
+                <w:sz w:val="22"/>
+                <w:szCs w:val="22"/>
+                <w:shd w:val="clear" w:color="auto" w:fill="FFFFFF"/>
+              </w:rPr>
+            </w:pPr>
+            <w:r>
+              <w:rPr>
+                <w:rFonts w:asciiTheme="minorHAnsi" w:hAnsiTheme="minorHAnsi" w:cstheme="minorHAnsi"/>
+                <w:sz w:val="22"/>
+                <w:szCs w:val="22"/>
+                <w:shd w:val="clear" w:color="auto" w:fill="FFFFFF"/>
+              </w:rPr>
+              <w:t>mv a1, t0</w:t>
+            </w:r>
+          </w:p>
+          <w:p>
+            <w:pPr>
+              <w:pStyle w:val="ListParagraph"/>
+              <w:spacing w:before="0" w:beforeAutospacing="0" w:after="0" w:afterAutospacing="0"/>
+              <w:rPr>
+                <w:rFonts w:asciiTheme="minorHAnsi" w:hAnsiTheme="minorHAnsi" w:cstheme="minorHAnsi"/>
+                <w:sz w:val="22"/>
+                <w:szCs w:val="22"/>
+                <w:shd w:val="clear" w:color="auto" w:fill="FFFFFF"/>
+              </w:rPr>
+            </w:pPr>
+            <w:proofErr w:type="spellStart"/>
+            <w:r>
+              <w:rPr>
+                <w:rFonts w:asciiTheme="minorHAnsi" w:hAnsiTheme="minorHAnsi" w:cstheme="minorHAnsi"/>
+                <w:sz w:val="22"/>
+                <w:szCs w:val="22"/>
+                <w:shd w:val="clear" w:color="auto" w:fill="FFFFFF"/>
+              </w:rPr>
+              <w:t>ecall</w:t>
+            </w:r>
+            <w:proofErr w:type="spellEnd"/>
+          </w:p>
+          <w:p>
+            <w:pPr>
+              <w:pStyle w:val="ListParagraph"/>
+              <w:spacing w:before="0" w:beforeAutospacing="0" w:after="0" w:afterAutospacing="0"/>
+              <w:rPr>
+                <w:rFonts w:asciiTheme="minorHAnsi" w:hAnsiTheme="minorHAnsi" w:cstheme="minorHAnsi"/>
+                <w:sz w:val="22"/>
+                <w:szCs w:val="22"/>
+                <w:shd w:val="clear" w:color="auto" w:fill="FFFFFF"/>
+              </w:rPr>
+            </w:pPr>
+            <w:proofErr w:type="spellStart"/>
+            <w:r>
+              <w:rPr>
+                <w:rFonts w:asciiTheme="minorHAnsi" w:hAnsiTheme="minorHAnsi" w:cstheme="minorHAnsi"/>
+                <w:sz w:val="22"/>
+                <w:szCs w:val="22"/>
+                <w:shd w:val="clear" w:color="auto" w:fill="FFFFFF"/>
+              </w:rPr>
+              <w:t>ebreak</w:t>
+            </w:r>
+            <w:proofErr w:type="spellEnd"/>
+          </w:p>
+          <w:p>
+            <w:pPr>
+              <w:pStyle w:val="ListParagraph"/>
+              <w:spacing w:before="0" w:beforeAutospacing="0" w:after="0" w:afterAutospacing="0"/>
+              <w:rPr>
+                <w:rFonts w:asciiTheme="minorHAnsi" w:hAnsiTheme="minorHAnsi" w:cstheme="minorHAnsi"/>
+                <w:sz w:val="22"/>
+                <w:szCs w:val="22"/>
+                <w:shd w:val="clear" w:color="auto" w:fill="FFFFFF"/>
+              </w:rPr>
+            </w:pPr>
+          </w:p>
+          <w:p>
+            <w:pPr>
+              <w:pStyle w:val="ListParagraph"/>
+              <w:spacing w:before="0" w:beforeAutospacing="0" w:after="0" w:afterAutospacing="0"/>
+              <w:rPr>
+                <w:rFonts w:asciiTheme="minorHAnsi" w:hAnsiTheme="minorHAnsi" w:cstheme="minorHAnsi"/>
+                <w:sz w:val="22"/>
+                <w:szCs w:val="22"/>
+                <w:shd w:val="clear" w:color="auto" w:fill="FFFFFF"/>
+              </w:rPr>
+            </w:pPr>
+            <w:proofErr w:type="spellStart"/>
+            <w:r>
+              <w:rPr>
+                <w:rFonts w:asciiTheme="minorHAnsi" w:hAnsiTheme="minorHAnsi" w:cstheme="minorHAnsi"/>
+                <w:sz w:val="22"/>
+                <w:szCs w:val="22"/>
+                <w:shd w:val="clear" w:color="auto" w:fill="FFFFFF"/>
+              </w:rPr>
+              <w:t>eqsolver</w:t>
+            </w:r>
+            <w:proofErr w:type="spellEnd"/>
+            <w:r>
+              <w:rPr>
+                <w:rFonts w:asciiTheme="minorHAnsi" w:hAnsiTheme="minorHAnsi" w:cstheme="minorHAnsi"/>
+                <w:sz w:val="22"/>
+                <w:szCs w:val="22"/>
+                <w:shd w:val="clear" w:color="auto" w:fill="FFFFFF"/>
+              </w:rPr>
+              <w:t>:</w:t>
+            </w:r>
+          </w:p>
+          <w:p>
+            <w:pPr>
+              <w:pStyle w:val="ListParagraph"/>
+              <w:spacing w:before="0" w:beforeAutospacing="0" w:after="0" w:afterAutospacing="0"/>
+              <w:rPr>
+                <w:rFonts w:asciiTheme="minorHAnsi" w:hAnsiTheme="minorHAnsi" w:cstheme="minorHAnsi"/>
+                <w:sz w:val="22"/>
+                <w:szCs w:val="22"/>
+                <w:shd w:val="clear" w:color="auto" w:fill="FFFFFF"/>
+              </w:rPr>
+            </w:pPr>
+            <w:r>
+              <w:rPr>
+                <w:rFonts w:asciiTheme="minorHAnsi" w:hAnsiTheme="minorHAnsi" w:cstheme="minorHAnsi"/>
+                <w:sz w:val="22"/>
+                <w:szCs w:val="22"/>
+                <w:shd w:val="clear" w:color="auto" w:fill="FFFFFF"/>
+              </w:rPr>
+              <w:t>add t0, a0, a1</w:t>
+            </w:r>
+          </w:p>
+          <w:p>
+            <w:pPr>
+              <w:pStyle w:val="ListParagraph"/>
+              <w:spacing w:before="0" w:beforeAutospacing="0" w:after="0" w:afterAutospacing="0"/>
+              <w:rPr>
+                <w:rFonts w:asciiTheme="minorHAnsi" w:hAnsiTheme="minorHAnsi" w:cstheme="minorHAnsi"/>
+                <w:sz w:val="22"/>
+                <w:szCs w:val="22"/>
+                <w:shd w:val="clear" w:color="auto" w:fill="FFFFFF"/>
+              </w:rPr>
+            </w:pPr>
+            <w:r>
+              <w:rPr>
+                <w:rFonts w:asciiTheme="minorHAnsi" w:hAnsiTheme="minorHAnsi" w:cstheme="minorHAnsi"/>
+                <w:sz w:val="22"/>
+                <w:szCs w:val="22"/>
+                <w:shd w:val="clear" w:color="auto" w:fill="FFFFFF"/>
+              </w:rPr>
+              <w:t>sub t1, a0, a1</w:t>
+            </w:r>
+          </w:p>
+          <w:p>
+            <w:pPr>
+              <w:pStyle w:val="ListParagraph"/>
+              <w:spacing w:before="0" w:beforeAutospacing="0" w:after="0" w:afterAutospacing="0"/>
+              <w:rPr>
+                <w:rFonts w:asciiTheme="minorHAnsi" w:hAnsiTheme="minorHAnsi" w:cstheme="minorHAnsi"/>
+                <w:sz w:val="22"/>
+                <w:szCs w:val="22"/>
+                <w:shd w:val="clear" w:color="auto" w:fill="FFFFFF"/>
+              </w:rPr>
+            </w:pPr>
+            <w:proofErr w:type="spellStart"/>
+            <w:r>
+              <w:rPr>
+                <w:rFonts w:asciiTheme="minorHAnsi" w:hAnsiTheme="minorHAnsi" w:cstheme="minorHAnsi"/>
+                <w:sz w:val="22"/>
+                <w:szCs w:val="22"/>
+                <w:shd w:val="clear" w:color="auto" w:fill="FFFFFF"/>
+              </w:rPr>
+              <w:t>mul</w:t>
+            </w:r>
+            <w:proofErr w:type="spellEnd"/>
+            <w:r>
+              <w:rPr>
+                <w:rFonts w:asciiTheme="minorHAnsi" w:hAnsiTheme="minorHAnsi" w:cstheme="minorHAnsi"/>
+                <w:sz w:val="22"/>
+                <w:szCs w:val="22"/>
+                <w:shd w:val="clear" w:color="auto" w:fill="FFFFFF"/>
+              </w:rPr>
+              <w:t xml:space="preserve"> a0, t0, t1</w:t>
+            </w:r>
+          </w:p>
+          <w:p>
+            <w:pPr>
+              <w:pStyle w:val="ListParagraph"/>
+              <w:spacing w:before="0" w:beforeAutospacing="0" w:after="0" w:afterAutospacing="0"/>
+              <w:rPr>
+                <w:rFonts w:asciiTheme="minorHAnsi" w:hAnsiTheme="minorHAnsi" w:cstheme="minorHAnsi"/>
+                <w:sz w:val="22"/>
+                <w:szCs w:val="22"/>
+                <w:shd w:val="clear" w:color="auto" w:fill="FFFFFF"/>
+              </w:rPr>
+            </w:pPr>
+            <w:proofErr w:type="spellStart"/>
+            <w:r>
+              <w:rPr>
+                <w:rFonts w:asciiTheme="minorHAnsi" w:hAnsiTheme="minorHAnsi" w:cstheme="minorHAnsi"/>
+                <w:sz w:val="22"/>
+                <w:szCs w:val="22"/>
+                <w:shd w:val="clear" w:color="auto" w:fill="FFFFFF"/>
+              </w:rPr>
+              <w:t>jalr</w:t>
+            </w:r>
+            <w:proofErr w:type="spellEnd"/>
+            <w:r>
+              <w:rPr>
+                <w:rFonts w:asciiTheme="minorHAnsi" w:hAnsiTheme="minorHAnsi" w:cstheme="minorHAnsi"/>
+                <w:sz w:val="22"/>
+                <w:szCs w:val="22"/>
+                <w:shd w:val="clear" w:color="auto" w:fill="FFFFFF"/>
+              </w:rPr>
+              <w:t xml:space="preserve"> zero, </w:t>
+            </w:r>
+            <w:proofErr w:type="spellStart"/>
+            <w:r>
+              <w:rPr>
+                <w:rFonts w:asciiTheme="minorHAnsi" w:hAnsiTheme="minorHAnsi" w:cstheme="minorHAnsi"/>
+                <w:sz w:val="22"/>
+                <w:szCs w:val="22"/>
+                <w:shd w:val="clear" w:color="auto" w:fill="FFFFFF"/>
+              </w:rPr>
+              <w:t>ra</w:t>
+            </w:r>
+            <w:proofErr w:type="spellEnd"/>
+            <w:r>
+              <w:rPr>
+                <w:rFonts w:asciiTheme="minorHAnsi" w:hAnsiTheme="minorHAnsi" w:cstheme="minorHAnsi"/>
+                <w:sz w:val="22"/>
+                <w:szCs w:val="22"/>
+                <w:shd w:val="clear" w:color="auto" w:fill="FFFFFF"/>
+              </w:rPr>
+              <w:t>, 0</w:t>
+            </w:r>
+          </w:p>
+          <w:p>
+            <w:pPr>
+              <w:pStyle w:val="ListParagraph"/>
+              <w:spacing w:before="0" w:beforeAutospacing="0" w:after="0" w:afterAutospacing="0"/>
+              <w:rPr>
+                <w:rFonts w:asciiTheme="minorHAnsi" w:hAnsiTheme="minorHAnsi" w:cstheme="minorHAnsi"/>
+                <w:sz w:val="22"/>
+                <w:szCs w:val="22"/>
+              </w:rPr>
+            </w:pPr>
+          </w:p>
+          <w:p>
+            <w:pPr>
+              <w:pStyle w:val="ListParagraph"/>
+              <w:spacing w:before="0" w:beforeAutospacing="0" w:after="0" w:afterAutospacing="0"/>
+              <w:rPr>
+                <w:rFonts w:asciiTheme="minorHAnsi" w:hAnsiTheme="minorHAnsi" w:cstheme="minorHAnsi"/>
+                <w:sz w:val="22"/>
+                <w:szCs w:val="22"/>
+              </w:rPr>
+            </w:pPr>
+          </w:p>
+          <w:p>
+            <w:pPr>
+              <w:pStyle w:val="ListParagraph"/>
+              <w:spacing w:before="0" w:beforeAutospacing="0" w:after="0" w:afterAutospacing="0"/>
+              <w:rPr>
+                <w:rFonts w:asciiTheme="minorHAnsi" w:hAnsiTheme="minorHAnsi" w:cstheme="minorHAnsi"/>
+                <w:sz w:val="22"/>
+                <w:szCs w:val="22"/>
+              </w:rPr>
+            </w:pPr>
+          </w:p>
+          <w:p>
+            <w:pPr>
+              <w:pStyle w:val="ListParagraph"/>
+              <w:spacing w:before="0" w:beforeAutospacing="0" w:after="0" w:afterAutospacing="0"/>
               <w:rPr>
                 <w:rFonts w:asciiTheme="minorHAnsi" w:hAnsiTheme="minorHAnsi" w:cstheme="minorHAnsi"/>
                 <w:sz w:val="22"/>
@@ -2697,60 +3677,42 @@
                 <w:sz w:val="22"/>
                 <w:szCs w:val="22"/>
               </w:rPr>
-              <w:t xml:space="preserve">// Import output here </w:t>
-            </w:r>
-            <w:r>
-              <w:rPr>
-                <w:rFonts w:ascii="Segoe UI Symbol" w:hAnsi="Segoe UI Symbol" w:cs="Segoe UI Symbol"/>
-                <w:color w:val="474747"/>
-                <w:shd w:val="clear" w:color="auto" w:fill="FFFFFF"/>
-              </w:rPr>
-              <w:t>👇</w:t>
-            </w:r>
-          </w:p>
-          <w:p>
-            <w:pPr>
-              <w:pStyle w:val="ListParagraph"/>
-              <w:spacing w:before="0" w:beforeAutospacing="0" w:after="0" w:afterAutospacing="0"/>
-              <w:rPr>
-                <w:rFonts w:asciiTheme="minorHAnsi" w:hAnsiTheme="minorHAnsi" w:cstheme="minorHAnsi"/>
-                <w:sz w:val="22"/>
-                <w:szCs w:val="22"/>
-              </w:rPr>
-            </w:pPr>
-          </w:p>
-          <w:p>
-            <w:pPr>
-              <w:pStyle w:val="ListParagraph"/>
-              <w:spacing w:before="0" w:beforeAutospacing="0" w:after="0" w:afterAutospacing="0"/>
-              <w:rPr>
-                <w:rFonts w:asciiTheme="minorHAnsi" w:hAnsiTheme="minorHAnsi" w:cstheme="minorHAnsi"/>
-                <w:sz w:val="22"/>
-                <w:szCs w:val="22"/>
-              </w:rPr>
-            </w:pPr>
-          </w:p>
-          <w:p>
-            <w:pPr>
-              <w:pStyle w:val="ListParagraph"/>
-              <w:spacing w:before="0" w:beforeAutospacing="0" w:after="0" w:afterAutospacing="0"/>
-              <w:rPr>
-                <w:rFonts w:asciiTheme="minorHAnsi" w:hAnsiTheme="minorHAnsi" w:cstheme="minorHAnsi"/>
-                <w:sz w:val="22"/>
-                <w:szCs w:val="22"/>
-              </w:rPr>
-            </w:pPr>
-          </w:p>
-          <w:p>
-            <w:pPr>
-              <w:pStyle w:val="ListParagraph"/>
-              <w:spacing w:before="0" w:beforeAutospacing="0" w:after="0" w:afterAutospacing="0"/>
-              <w:rPr>
-                <w:rFonts w:asciiTheme="minorHAnsi" w:hAnsiTheme="minorHAnsi" w:cstheme="minorHAnsi"/>
-                <w:sz w:val="22"/>
-                <w:szCs w:val="22"/>
-              </w:rPr>
-            </w:pPr>
+              <w:drawing>
+                <wp:inline distT="0" distB="0" distL="0" distR="0" wp14:anchorId="1AC0912A" wp14:editId="688DBF70">
+                  <wp:extent cx="1657581" cy="1267002"/>
+                  <wp:effectExtent l="0" t="0" r="0" b="9525"/>
+                  <wp:docPr id="1469423874" name="Picture 1"/>
+                  <wp:cNvGraphicFramePr>
+                    <a:graphicFrameLocks xmlns:a="http://schemas.openxmlformats.org/drawingml/2006/main" noChangeAspect="1"/>
+                  </wp:cNvGraphicFramePr>
+                  <a:graphic xmlns:a="http://schemas.openxmlformats.org/drawingml/2006/main">
+                    <a:graphicData uri="http://schemas.openxmlformats.org/drawingml/2006/picture">
+                      <pic:pic xmlns:pic="http://schemas.openxmlformats.org/drawingml/2006/picture">
+                        <pic:nvPicPr>
+                          <pic:cNvPr id="1469423874" name=""/>
+                          <pic:cNvPicPr/>
+                        </pic:nvPicPr>
+                        <pic:blipFill>
+                          <a:blip r:embed="rId12"/>
+                          <a:stretch>
+                            <a:fillRect/>
+                          </a:stretch>
+                        </pic:blipFill>
+                        <pic:spPr>
+                          <a:xfrm>
+                            <a:off x="0" y="0"/>
+                            <a:ext cx="1657581" cy="1267002"/>
+                          </a:xfrm>
+                          <a:prstGeom prst="rect">
+                            <a:avLst/>
+                          </a:prstGeom>
+                        </pic:spPr>
+                      </pic:pic>
+                    </a:graphicData>
+                  </a:graphic>
+                </wp:inline>
+              </w:drawing>
+            </w:r>
           </w:p>
           <w:p>
             <w:pPr>
@@ -2766,56 +3728,6 @@
         </w:tc>
       </w:tr>
     </w:tbl>
-    <w:p>
-      <w:pPr>
-        <w:pStyle w:val="ListParagraph"/>
-        <w:rPr>
-          <w:rFonts w:asciiTheme="minorHAnsi" w:hAnsiTheme="minorHAnsi" w:cstheme="minorHAnsi"/>
-          <w:sz w:val="22"/>
-          <w:szCs w:val="22"/>
-        </w:rPr>
-      </w:pPr>
-    </w:p>
-    <w:p>
-      <w:pPr>
-        <w:pStyle w:val="ListParagraph"/>
-        <w:rPr>
-          <w:rFonts w:asciiTheme="minorHAnsi" w:hAnsiTheme="minorHAnsi" w:cstheme="minorHAnsi"/>
-          <w:sz w:val="22"/>
-          <w:szCs w:val="22"/>
-        </w:rPr>
-      </w:pPr>
-    </w:p>
-    <w:p>
-      <w:pPr>
-        <w:pStyle w:val="ListParagraph"/>
-        <w:rPr>
-          <w:rFonts w:asciiTheme="minorHAnsi" w:hAnsiTheme="minorHAnsi" w:cstheme="minorHAnsi"/>
-          <w:sz w:val="22"/>
-          <w:szCs w:val="22"/>
-        </w:rPr>
-      </w:pPr>
-    </w:p>
-    <w:p>
-      <w:pPr>
-        <w:pStyle w:val="ListParagraph"/>
-        <w:rPr>
-          <w:rFonts w:asciiTheme="minorHAnsi" w:hAnsiTheme="minorHAnsi" w:cstheme="minorHAnsi"/>
-          <w:sz w:val="22"/>
-          <w:szCs w:val="22"/>
-        </w:rPr>
-      </w:pPr>
-    </w:p>
-    <w:p>
-      <w:pPr>
-        <w:pStyle w:val="ListParagraph"/>
-        <w:rPr>
-          <w:rFonts w:asciiTheme="minorHAnsi" w:hAnsiTheme="minorHAnsi" w:cstheme="minorHAnsi"/>
-          <w:sz w:val="22"/>
-          <w:szCs w:val="22"/>
-        </w:rPr>
-      </w:pPr>
-    </w:p>
     <w:p>
       <w:pPr>
         <w:pStyle w:val="ListParagraph"/>
@@ -2958,74 +3870,12 @@
                 <w:sz w:val="22"/>
                 <w:szCs w:val="22"/>
               </w:rPr>
-              <w:t xml:space="preserve">// Write description of the task </w:t>
-            </w:r>
-            <w:proofErr w:type="gramStart"/>
-            <w:r>
-              <w:rPr>
-                <w:rFonts w:asciiTheme="minorHAnsi" w:hAnsiTheme="minorHAnsi" w:cstheme="minorHAnsi"/>
-                <w:sz w:val="22"/>
-                <w:szCs w:val="22"/>
-              </w:rPr>
-              <w:t xml:space="preserve">here </w:t>
-            </w:r>
-            <w:r>
-              <w:rPr>
-                <w:rFonts w:ascii="Segoe UI Symbol" w:hAnsi="Segoe UI Symbol" w:cs="Segoe UI Symbol"/>
-                <w:sz w:val="22"/>
-                <w:szCs w:val="22"/>
-              </w:rPr>
-              <w:t>👇</w:t>
-            </w:r>
-            <w:r>
-              <w:rPr>
-                <w:rFonts w:asciiTheme="minorHAnsi" w:hAnsiTheme="minorHAnsi" w:cstheme="minorHAnsi"/>
-                <w:sz w:val="22"/>
-                <w:szCs w:val="22"/>
-              </w:rPr>
-              <w:t xml:space="preserve"> (</w:t>
-            </w:r>
-            <w:proofErr w:type="gramEnd"/>
-            <w:r>
-              <w:rPr>
-                <w:rFonts w:asciiTheme="minorHAnsi" w:hAnsiTheme="minorHAnsi" w:cstheme="minorHAnsi"/>
-                <w:sz w:val="22"/>
-                <w:szCs w:val="22"/>
-              </w:rPr>
-              <w:t xml:space="preserve">max. five </w:t>
-            </w:r>
-            <w:r>
-              <w:rPr>
-                <w:rFonts w:asciiTheme="minorHAnsi" w:hAnsiTheme="minorHAnsi" w:cstheme="minorHAnsi"/>
-                <w:sz w:val="22"/>
-                <w:szCs w:val="22"/>
-              </w:rPr>
-              <w:t xml:space="preserve">to seven </w:t>
-            </w:r>
-            <w:r>
-              <w:rPr>
-                <w:rFonts w:asciiTheme="minorHAnsi" w:hAnsiTheme="minorHAnsi" w:cstheme="minorHAnsi"/>
-                <w:sz w:val="22"/>
-                <w:szCs w:val="22"/>
-              </w:rPr>
-              <w:t>lines)</w:t>
-            </w:r>
-          </w:p>
-          <w:p>
-            <w:pPr>
-              <w:pStyle w:val="ListParagraph"/>
-              <w:spacing w:before="120" w:beforeAutospacing="0" w:after="120" w:afterAutospacing="0"/>
-              <w:rPr>
-                <w:rFonts w:asciiTheme="minorHAnsi" w:hAnsiTheme="minorHAnsi" w:cstheme="minorHAnsi"/>
-                <w:sz w:val="22"/>
-                <w:szCs w:val="22"/>
-              </w:rPr>
-            </w:pPr>
-          </w:p>
-          <w:p>
-            <w:pPr>
-              <w:pStyle w:val="ListParagraph"/>
-              <w:spacing w:before="120" w:beforeAutospacing="0" w:after="120" w:afterAutospacing="0"/>
+              <w:t xml:space="preserve">We had to write RISC-V assembly code to find the area and perimeter of a square. A square of side length 7 was assumed and two procedures (area and perimeter) were written and the outputs displayed one by one.  </w:t>
+            </w:r>
+          </w:p>
+          <w:p>
+            <w:pPr>
+              <w:pStyle w:val="ListParagraph"/>
               <w:rPr>
                 <w:rFonts w:asciiTheme="minorHAnsi" w:hAnsiTheme="minorHAnsi" w:cstheme="minorHAnsi"/>
                 <w:sz w:val="22"/>
@@ -3073,9 +3923,11 @@
           <w:p>
             <w:pPr>
               <w:pStyle w:val="ListParagraph"/>
-              <w:rPr>
-                <w:rFonts w:ascii="Segoe UI Symbol" w:hAnsi="Segoe UI Symbol" w:cs="Segoe UI Symbol"/>
-                <w:color w:val="474747"/>
+              <w:spacing w:before="0" w:beforeAutospacing="0" w:after="0" w:afterAutospacing="0"/>
+              <w:rPr>
+                <w:rFonts w:asciiTheme="minorHAnsi" w:hAnsiTheme="minorHAnsi" w:cstheme="minorHAnsi"/>
+                <w:sz w:val="22"/>
+                <w:szCs w:val="22"/>
                 <w:shd w:val="clear" w:color="auto" w:fill="FFFFFF"/>
               </w:rPr>
             </w:pPr>
@@ -3084,73 +3936,796 @@
                 <w:rFonts w:asciiTheme="minorHAnsi" w:hAnsiTheme="minorHAnsi" w:cstheme="minorHAnsi"/>
                 <w:sz w:val="22"/>
                 <w:szCs w:val="22"/>
-              </w:rPr>
-              <w:t xml:space="preserve">// Paste source code </w:t>
-            </w:r>
-            <w:proofErr w:type="gramStart"/>
-            <w:r>
-              <w:rPr>
-                <w:rFonts w:asciiTheme="minorHAnsi" w:hAnsiTheme="minorHAnsi" w:cstheme="minorHAnsi"/>
-                <w:sz w:val="22"/>
-                <w:szCs w:val="22"/>
-              </w:rPr>
-              <w:t>here</w:t>
-            </w:r>
-            <w:proofErr w:type="gramEnd"/>
-            <w:r>
-              <w:rPr>
-                <w:rFonts w:asciiTheme="minorHAnsi" w:hAnsiTheme="minorHAnsi" w:cstheme="minorHAnsi"/>
-                <w:sz w:val="22"/>
-                <w:szCs w:val="22"/>
+                <w:shd w:val="clear" w:color="auto" w:fill="FFFFFF"/>
+              </w:rPr>
+              <w:t xml:space="preserve">.text </w:t>
+            </w:r>
+          </w:p>
+          <w:p>
+            <w:pPr>
+              <w:pStyle w:val="ListParagraph"/>
+              <w:spacing w:before="0" w:beforeAutospacing="0" w:after="0" w:afterAutospacing="0"/>
+              <w:rPr>
+                <w:rFonts w:asciiTheme="minorHAnsi" w:hAnsiTheme="minorHAnsi" w:cstheme="minorHAnsi"/>
+                <w:sz w:val="22"/>
+                <w:szCs w:val="22"/>
+                <w:shd w:val="clear" w:color="auto" w:fill="FFFFFF"/>
+              </w:rPr>
+            </w:pPr>
+            <w:r>
+              <w:rPr>
+                <w:rFonts w:asciiTheme="minorHAnsi" w:hAnsiTheme="minorHAnsi" w:cstheme="minorHAnsi"/>
+                <w:sz w:val="22"/>
+                <w:szCs w:val="22"/>
+                <w:shd w:val="clear" w:color="auto" w:fill="FFFFFF"/>
+              </w:rPr>
+              <w:t>main:</w:t>
+            </w:r>
+          </w:p>
+          <w:p>
+            <w:pPr>
+              <w:pStyle w:val="ListParagraph"/>
+              <w:spacing w:before="0" w:beforeAutospacing="0" w:after="0" w:afterAutospacing="0"/>
+              <w:rPr>
+                <w:rFonts w:asciiTheme="minorHAnsi" w:hAnsiTheme="minorHAnsi" w:cstheme="minorHAnsi"/>
+                <w:sz w:val="22"/>
+                <w:szCs w:val="22"/>
+                <w:shd w:val="clear" w:color="auto" w:fill="FFFFFF"/>
+              </w:rPr>
+            </w:pPr>
+            <w:r>
+              <w:rPr>
+                <w:rFonts w:asciiTheme="minorHAnsi" w:hAnsiTheme="minorHAnsi" w:cstheme="minorHAnsi"/>
+                <w:sz w:val="22"/>
+                <w:szCs w:val="22"/>
+                <w:shd w:val="clear" w:color="auto" w:fill="FFFFFF"/>
+              </w:rPr>
+              <w:t>li a0, 7 # assuming a square of side 7</w:t>
+            </w:r>
+          </w:p>
+          <w:p>
+            <w:pPr>
+              <w:pStyle w:val="ListParagraph"/>
+              <w:spacing w:before="0" w:beforeAutospacing="0" w:after="0" w:afterAutospacing="0"/>
+              <w:rPr>
+                <w:rFonts w:asciiTheme="minorHAnsi" w:hAnsiTheme="minorHAnsi" w:cstheme="minorHAnsi"/>
+                <w:sz w:val="22"/>
+                <w:szCs w:val="22"/>
+                <w:shd w:val="clear" w:color="auto" w:fill="FFFFFF"/>
+              </w:rPr>
+            </w:pPr>
+            <w:proofErr w:type="spellStart"/>
+            <w:r>
+              <w:rPr>
+                <w:rFonts w:asciiTheme="minorHAnsi" w:hAnsiTheme="minorHAnsi" w:cstheme="minorHAnsi"/>
+                <w:sz w:val="22"/>
+                <w:szCs w:val="22"/>
+                <w:shd w:val="clear" w:color="auto" w:fill="FFFFFF"/>
+              </w:rPr>
+              <w:t>jal</w:t>
+            </w:r>
+            <w:proofErr w:type="spellEnd"/>
+            <w:r>
+              <w:rPr>
+                <w:rFonts w:asciiTheme="minorHAnsi" w:hAnsiTheme="minorHAnsi" w:cstheme="minorHAnsi"/>
+                <w:sz w:val="22"/>
+                <w:szCs w:val="22"/>
+                <w:shd w:val="clear" w:color="auto" w:fill="FFFFFF"/>
               </w:rPr>
               <w:t xml:space="preserve"> </w:t>
             </w:r>
-            <w:r>
-              <w:rPr>
-                <w:rFonts w:ascii="Segoe UI Symbol" w:hAnsi="Segoe UI Symbol" w:cs="Segoe UI Symbol"/>
-                <w:color w:val="474747"/>
+            <w:proofErr w:type="spellStart"/>
+            <w:r>
+              <w:rPr>
+                <w:rFonts w:asciiTheme="minorHAnsi" w:hAnsiTheme="minorHAnsi" w:cstheme="minorHAnsi"/>
+                <w:sz w:val="22"/>
+                <w:szCs w:val="22"/>
                 <w:shd w:val="clear" w:color="auto" w:fill="FFFFFF"/>
               </w:rPr>
-              <w:t>👇</w:t>
-            </w:r>
-          </w:p>
-          <w:p>
-            <w:pPr>
-              <w:pStyle w:val="ListParagraph"/>
-              <w:spacing w:before="0" w:beforeAutospacing="0" w:after="0" w:afterAutospacing="0"/>
-              <w:rPr>
-                <w:rFonts w:asciiTheme="minorHAnsi" w:hAnsiTheme="minorHAnsi" w:cstheme="minorHAnsi"/>
-                <w:sz w:val="22"/>
-                <w:szCs w:val="22"/>
-              </w:rPr>
-            </w:pPr>
-          </w:p>
-          <w:p>
-            <w:pPr>
-              <w:pStyle w:val="ListParagraph"/>
-              <w:spacing w:before="0" w:beforeAutospacing="0" w:after="0" w:afterAutospacing="0"/>
-              <w:rPr>
-                <w:rFonts w:asciiTheme="minorHAnsi" w:hAnsiTheme="minorHAnsi" w:cstheme="minorHAnsi"/>
-                <w:sz w:val="22"/>
-                <w:szCs w:val="22"/>
-              </w:rPr>
-            </w:pPr>
-          </w:p>
-          <w:p>
-            <w:pPr>
-              <w:pStyle w:val="ListParagraph"/>
-              <w:spacing w:before="0" w:beforeAutospacing="0" w:after="0" w:afterAutospacing="0"/>
-              <w:rPr>
-                <w:rFonts w:asciiTheme="minorHAnsi" w:hAnsiTheme="minorHAnsi" w:cstheme="minorHAnsi"/>
-                <w:sz w:val="22"/>
-                <w:szCs w:val="22"/>
-              </w:rPr>
-            </w:pPr>
-          </w:p>
-          <w:p>
-            <w:pPr>
-              <w:pStyle w:val="ListParagraph"/>
-              <w:spacing w:before="0" w:beforeAutospacing="0" w:after="240" w:afterAutospacing="0"/>
+              <w:t>ra</w:t>
+            </w:r>
+            <w:proofErr w:type="spellEnd"/>
+            <w:r>
+              <w:rPr>
+                <w:rFonts w:asciiTheme="minorHAnsi" w:hAnsiTheme="minorHAnsi" w:cstheme="minorHAnsi"/>
+                <w:sz w:val="22"/>
+                <w:szCs w:val="22"/>
+                <w:shd w:val="clear" w:color="auto" w:fill="FFFFFF"/>
+              </w:rPr>
+              <w:t>, area</w:t>
+            </w:r>
+          </w:p>
+          <w:p>
+            <w:pPr>
+              <w:pStyle w:val="ListParagraph"/>
+              <w:spacing w:before="0" w:beforeAutospacing="0" w:after="0" w:afterAutospacing="0"/>
+              <w:rPr>
+                <w:rFonts w:asciiTheme="minorHAnsi" w:hAnsiTheme="minorHAnsi" w:cstheme="minorHAnsi"/>
+                <w:sz w:val="22"/>
+                <w:szCs w:val="22"/>
+                <w:shd w:val="clear" w:color="auto" w:fill="FFFFFF"/>
+              </w:rPr>
+            </w:pPr>
+            <w:r>
+              <w:rPr>
+                <w:rFonts w:asciiTheme="minorHAnsi" w:hAnsiTheme="minorHAnsi" w:cstheme="minorHAnsi"/>
+                <w:sz w:val="22"/>
+                <w:szCs w:val="22"/>
+                <w:shd w:val="clear" w:color="auto" w:fill="FFFFFF"/>
+              </w:rPr>
+              <w:t>mv s0, a0</w:t>
+            </w:r>
+          </w:p>
+          <w:p>
+            <w:pPr>
+              <w:pStyle w:val="ListParagraph"/>
+              <w:spacing w:before="0" w:beforeAutospacing="0" w:after="0" w:afterAutospacing="0"/>
+              <w:rPr>
+                <w:rFonts w:asciiTheme="minorHAnsi" w:hAnsiTheme="minorHAnsi" w:cstheme="minorHAnsi"/>
+                <w:sz w:val="22"/>
+                <w:szCs w:val="22"/>
+                <w:shd w:val="clear" w:color="auto" w:fill="FFFFFF"/>
+              </w:rPr>
+            </w:pPr>
+          </w:p>
+          <w:p>
+            <w:pPr>
+              <w:pStyle w:val="ListParagraph"/>
+              <w:spacing w:before="0" w:beforeAutospacing="0" w:after="0" w:afterAutospacing="0"/>
+              <w:rPr>
+                <w:rFonts w:asciiTheme="minorHAnsi" w:hAnsiTheme="minorHAnsi" w:cstheme="minorHAnsi"/>
+                <w:sz w:val="22"/>
+                <w:szCs w:val="22"/>
+                <w:shd w:val="clear" w:color="auto" w:fill="FFFFFF"/>
+              </w:rPr>
+            </w:pPr>
+            <w:r>
+              <w:rPr>
+                <w:rFonts w:asciiTheme="minorHAnsi" w:hAnsiTheme="minorHAnsi" w:cstheme="minorHAnsi"/>
+                <w:sz w:val="22"/>
+                <w:szCs w:val="22"/>
+                <w:shd w:val="clear" w:color="auto" w:fill="FFFFFF"/>
+              </w:rPr>
+              <w:t>li a0, 7</w:t>
+            </w:r>
+          </w:p>
+          <w:p>
+            <w:pPr>
+              <w:pStyle w:val="ListParagraph"/>
+              <w:spacing w:before="0" w:beforeAutospacing="0" w:after="0" w:afterAutospacing="0"/>
+              <w:rPr>
+                <w:rFonts w:asciiTheme="minorHAnsi" w:hAnsiTheme="minorHAnsi" w:cstheme="minorHAnsi"/>
+                <w:sz w:val="22"/>
+                <w:szCs w:val="22"/>
+                <w:shd w:val="clear" w:color="auto" w:fill="FFFFFF"/>
+              </w:rPr>
+            </w:pPr>
+            <w:proofErr w:type="spellStart"/>
+            <w:r>
+              <w:rPr>
+                <w:rFonts w:asciiTheme="minorHAnsi" w:hAnsiTheme="minorHAnsi" w:cstheme="minorHAnsi"/>
+                <w:sz w:val="22"/>
+                <w:szCs w:val="22"/>
+                <w:shd w:val="clear" w:color="auto" w:fill="FFFFFF"/>
+              </w:rPr>
+              <w:t>jal</w:t>
+            </w:r>
+            <w:proofErr w:type="spellEnd"/>
+            <w:r>
+              <w:rPr>
+                <w:rFonts w:asciiTheme="minorHAnsi" w:hAnsiTheme="minorHAnsi" w:cstheme="minorHAnsi"/>
+                <w:sz w:val="22"/>
+                <w:szCs w:val="22"/>
+                <w:shd w:val="clear" w:color="auto" w:fill="FFFFFF"/>
+              </w:rPr>
+              <w:t xml:space="preserve"> </w:t>
+            </w:r>
+            <w:proofErr w:type="spellStart"/>
+            <w:r>
+              <w:rPr>
+                <w:rFonts w:asciiTheme="minorHAnsi" w:hAnsiTheme="minorHAnsi" w:cstheme="minorHAnsi"/>
+                <w:sz w:val="22"/>
+                <w:szCs w:val="22"/>
+                <w:shd w:val="clear" w:color="auto" w:fill="FFFFFF"/>
+              </w:rPr>
+              <w:t>ra</w:t>
+            </w:r>
+            <w:proofErr w:type="spellEnd"/>
+            <w:r>
+              <w:rPr>
+                <w:rFonts w:asciiTheme="minorHAnsi" w:hAnsiTheme="minorHAnsi" w:cstheme="minorHAnsi"/>
+                <w:sz w:val="22"/>
+                <w:szCs w:val="22"/>
+                <w:shd w:val="clear" w:color="auto" w:fill="FFFFFF"/>
+              </w:rPr>
+              <w:t>, perimeter</w:t>
+            </w:r>
+          </w:p>
+          <w:p>
+            <w:pPr>
+              <w:pStyle w:val="ListParagraph"/>
+              <w:spacing w:before="0" w:beforeAutospacing="0" w:after="0" w:afterAutospacing="0"/>
+              <w:rPr>
+                <w:rFonts w:asciiTheme="minorHAnsi" w:hAnsiTheme="minorHAnsi" w:cstheme="minorHAnsi"/>
+                <w:sz w:val="22"/>
+                <w:szCs w:val="22"/>
+                <w:shd w:val="clear" w:color="auto" w:fill="FFFFFF"/>
+              </w:rPr>
+            </w:pPr>
+            <w:r>
+              <w:rPr>
+                <w:rFonts w:asciiTheme="minorHAnsi" w:hAnsiTheme="minorHAnsi" w:cstheme="minorHAnsi"/>
+                <w:sz w:val="22"/>
+                <w:szCs w:val="22"/>
+                <w:shd w:val="clear" w:color="auto" w:fill="FFFFFF"/>
+              </w:rPr>
+              <w:t>mv t1, a0</w:t>
+            </w:r>
+          </w:p>
+          <w:p>
+            <w:pPr>
+              <w:pStyle w:val="ListParagraph"/>
+              <w:spacing w:before="0" w:beforeAutospacing="0" w:after="0" w:afterAutospacing="0"/>
+              <w:rPr>
+                <w:rFonts w:asciiTheme="minorHAnsi" w:hAnsiTheme="minorHAnsi" w:cstheme="minorHAnsi"/>
+                <w:sz w:val="22"/>
+                <w:szCs w:val="22"/>
+                <w:shd w:val="clear" w:color="auto" w:fill="FFFFFF"/>
+              </w:rPr>
+            </w:pPr>
+          </w:p>
+          <w:p>
+            <w:pPr>
+              <w:pStyle w:val="ListParagraph"/>
+              <w:spacing w:before="0" w:beforeAutospacing="0" w:after="0" w:afterAutospacing="0"/>
+              <w:rPr>
+                <w:rFonts w:asciiTheme="minorHAnsi" w:hAnsiTheme="minorHAnsi" w:cstheme="minorHAnsi"/>
+                <w:sz w:val="22"/>
+                <w:szCs w:val="22"/>
+                <w:shd w:val="clear" w:color="auto" w:fill="FFFFFF"/>
+              </w:rPr>
+            </w:pPr>
+            <w:r>
+              <w:rPr>
+                <w:rFonts w:asciiTheme="minorHAnsi" w:hAnsiTheme="minorHAnsi" w:cstheme="minorHAnsi"/>
+                <w:sz w:val="22"/>
+                <w:szCs w:val="22"/>
+                <w:shd w:val="clear" w:color="auto" w:fill="FFFFFF"/>
+              </w:rPr>
+              <w:t>li a0, 1</w:t>
+            </w:r>
+          </w:p>
+          <w:p>
+            <w:pPr>
+              <w:pStyle w:val="ListParagraph"/>
+              <w:spacing w:before="0" w:beforeAutospacing="0" w:after="0" w:afterAutospacing="0"/>
+              <w:rPr>
+                <w:rFonts w:asciiTheme="minorHAnsi" w:hAnsiTheme="minorHAnsi" w:cstheme="minorHAnsi"/>
+                <w:sz w:val="22"/>
+                <w:szCs w:val="22"/>
+                <w:shd w:val="clear" w:color="auto" w:fill="FFFFFF"/>
+              </w:rPr>
+            </w:pPr>
+            <w:r>
+              <w:rPr>
+                <w:rFonts w:asciiTheme="minorHAnsi" w:hAnsiTheme="minorHAnsi" w:cstheme="minorHAnsi"/>
+                <w:sz w:val="22"/>
+                <w:szCs w:val="22"/>
+                <w:shd w:val="clear" w:color="auto" w:fill="FFFFFF"/>
+              </w:rPr>
+              <w:t>mv a1, t0</w:t>
+            </w:r>
+          </w:p>
+          <w:p>
+            <w:pPr>
+              <w:pStyle w:val="ListParagraph"/>
+              <w:spacing w:before="0" w:beforeAutospacing="0" w:after="0" w:afterAutospacing="0"/>
+              <w:rPr>
+                <w:rFonts w:asciiTheme="minorHAnsi" w:hAnsiTheme="minorHAnsi" w:cstheme="minorHAnsi"/>
+                <w:sz w:val="22"/>
+                <w:szCs w:val="22"/>
+                <w:shd w:val="clear" w:color="auto" w:fill="FFFFFF"/>
+              </w:rPr>
+            </w:pPr>
+            <w:proofErr w:type="spellStart"/>
+            <w:r>
+              <w:rPr>
+                <w:rFonts w:asciiTheme="minorHAnsi" w:hAnsiTheme="minorHAnsi" w:cstheme="minorHAnsi"/>
+                <w:sz w:val="22"/>
+                <w:szCs w:val="22"/>
+                <w:shd w:val="clear" w:color="auto" w:fill="FFFFFF"/>
+              </w:rPr>
+              <w:t>ecall</w:t>
+            </w:r>
+            <w:proofErr w:type="spellEnd"/>
+            <w:r>
+              <w:rPr>
+                <w:rFonts w:asciiTheme="minorHAnsi" w:hAnsiTheme="minorHAnsi" w:cstheme="minorHAnsi"/>
+                <w:sz w:val="22"/>
+                <w:szCs w:val="22"/>
+                <w:shd w:val="clear" w:color="auto" w:fill="FFFFFF"/>
+              </w:rPr>
+              <w:t xml:space="preserve"> </w:t>
+            </w:r>
+          </w:p>
+          <w:p>
+            <w:pPr>
+              <w:pStyle w:val="ListParagraph"/>
+              <w:spacing w:before="0" w:beforeAutospacing="0" w:after="0" w:afterAutospacing="0"/>
+              <w:rPr>
+                <w:rFonts w:asciiTheme="minorHAnsi" w:hAnsiTheme="minorHAnsi" w:cstheme="minorHAnsi"/>
+                <w:sz w:val="22"/>
+                <w:szCs w:val="22"/>
+                <w:shd w:val="clear" w:color="auto" w:fill="FFFFFF"/>
+              </w:rPr>
+            </w:pPr>
+          </w:p>
+          <w:p>
+            <w:pPr>
+              <w:pStyle w:val="ListParagraph"/>
+              <w:spacing w:before="0" w:beforeAutospacing="0" w:after="0" w:afterAutospacing="0"/>
+              <w:rPr>
+                <w:rFonts w:asciiTheme="minorHAnsi" w:hAnsiTheme="minorHAnsi" w:cstheme="minorHAnsi"/>
+                <w:sz w:val="22"/>
+                <w:szCs w:val="22"/>
+                <w:shd w:val="clear" w:color="auto" w:fill="FFFFFF"/>
+              </w:rPr>
+            </w:pPr>
+            <w:r>
+              <w:rPr>
+                <w:rFonts w:asciiTheme="minorHAnsi" w:hAnsiTheme="minorHAnsi" w:cstheme="minorHAnsi"/>
+                <w:sz w:val="22"/>
+                <w:szCs w:val="22"/>
+                <w:shd w:val="clear" w:color="auto" w:fill="FFFFFF"/>
+              </w:rPr>
+              <w:t>li a0, 11</w:t>
+            </w:r>
+          </w:p>
+          <w:p>
+            <w:pPr>
+              <w:pStyle w:val="ListParagraph"/>
+              <w:spacing w:before="0" w:beforeAutospacing="0" w:after="0" w:afterAutospacing="0"/>
+              <w:rPr>
+                <w:rFonts w:asciiTheme="minorHAnsi" w:hAnsiTheme="minorHAnsi" w:cstheme="minorHAnsi"/>
+                <w:sz w:val="22"/>
+                <w:szCs w:val="22"/>
+                <w:shd w:val="clear" w:color="auto" w:fill="FFFFFF"/>
+              </w:rPr>
+            </w:pPr>
+            <w:r>
+              <w:rPr>
+                <w:rFonts w:asciiTheme="minorHAnsi" w:hAnsiTheme="minorHAnsi" w:cstheme="minorHAnsi"/>
+                <w:sz w:val="22"/>
+                <w:szCs w:val="22"/>
+                <w:shd w:val="clear" w:color="auto" w:fill="FFFFFF"/>
+              </w:rPr>
+              <w:t>li a1, 10</w:t>
+            </w:r>
+          </w:p>
+          <w:p>
+            <w:pPr>
+              <w:pStyle w:val="ListParagraph"/>
+              <w:spacing w:before="0" w:beforeAutospacing="0" w:after="0" w:afterAutospacing="0"/>
+              <w:rPr>
+                <w:rFonts w:asciiTheme="minorHAnsi" w:hAnsiTheme="minorHAnsi" w:cstheme="minorHAnsi"/>
+                <w:sz w:val="22"/>
+                <w:szCs w:val="22"/>
+                <w:shd w:val="clear" w:color="auto" w:fill="FFFFFF"/>
+              </w:rPr>
+            </w:pPr>
+            <w:proofErr w:type="spellStart"/>
+            <w:r>
+              <w:rPr>
+                <w:rFonts w:asciiTheme="minorHAnsi" w:hAnsiTheme="minorHAnsi" w:cstheme="minorHAnsi"/>
+                <w:sz w:val="22"/>
+                <w:szCs w:val="22"/>
+                <w:shd w:val="clear" w:color="auto" w:fill="FFFFFF"/>
+              </w:rPr>
+              <w:t>ecall</w:t>
+            </w:r>
+            <w:proofErr w:type="spellEnd"/>
+            <w:r>
+              <w:rPr>
+                <w:rFonts w:asciiTheme="minorHAnsi" w:hAnsiTheme="minorHAnsi" w:cstheme="minorHAnsi"/>
+                <w:sz w:val="22"/>
+                <w:szCs w:val="22"/>
+                <w:shd w:val="clear" w:color="auto" w:fill="FFFFFF"/>
+              </w:rPr>
+              <w:t xml:space="preserve"> # to print new line coz ASCII = 11 is a newline</w:t>
+            </w:r>
+          </w:p>
+          <w:p>
+            <w:pPr>
+              <w:pStyle w:val="ListParagraph"/>
+              <w:spacing w:before="0" w:beforeAutospacing="0" w:after="0" w:afterAutospacing="0"/>
+              <w:rPr>
+                <w:rFonts w:asciiTheme="minorHAnsi" w:hAnsiTheme="minorHAnsi" w:cstheme="minorHAnsi"/>
+                <w:sz w:val="22"/>
+                <w:szCs w:val="22"/>
+                <w:shd w:val="clear" w:color="auto" w:fill="FFFFFF"/>
+              </w:rPr>
+            </w:pPr>
+          </w:p>
+          <w:p>
+            <w:pPr>
+              <w:pStyle w:val="ListParagraph"/>
+              <w:spacing w:before="0" w:beforeAutospacing="0" w:after="0" w:afterAutospacing="0"/>
+              <w:rPr>
+                <w:rFonts w:asciiTheme="minorHAnsi" w:hAnsiTheme="minorHAnsi" w:cstheme="minorHAnsi"/>
+                <w:sz w:val="22"/>
+                <w:szCs w:val="22"/>
+                <w:shd w:val="clear" w:color="auto" w:fill="FFFFFF"/>
+              </w:rPr>
+            </w:pPr>
+            <w:r>
+              <w:rPr>
+                <w:rFonts w:asciiTheme="minorHAnsi" w:hAnsiTheme="minorHAnsi" w:cstheme="minorHAnsi"/>
+                <w:sz w:val="22"/>
+                <w:szCs w:val="22"/>
+                <w:shd w:val="clear" w:color="auto" w:fill="FFFFFF"/>
+              </w:rPr>
+              <w:t>li a0, 1</w:t>
+            </w:r>
+          </w:p>
+          <w:p>
+            <w:pPr>
+              <w:pStyle w:val="ListParagraph"/>
+              <w:spacing w:before="0" w:beforeAutospacing="0" w:after="0" w:afterAutospacing="0"/>
+              <w:rPr>
+                <w:rFonts w:asciiTheme="minorHAnsi" w:hAnsiTheme="minorHAnsi" w:cstheme="minorHAnsi"/>
+                <w:sz w:val="22"/>
+                <w:szCs w:val="22"/>
+                <w:shd w:val="clear" w:color="auto" w:fill="FFFFFF"/>
+              </w:rPr>
+            </w:pPr>
+            <w:r>
+              <w:rPr>
+                <w:rFonts w:asciiTheme="minorHAnsi" w:hAnsiTheme="minorHAnsi" w:cstheme="minorHAnsi"/>
+                <w:sz w:val="22"/>
+                <w:szCs w:val="22"/>
+                <w:shd w:val="clear" w:color="auto" w:fill="FFFFFF"/>
+              </w:rPr>
+              <w:t>mv a1, s0</w:t>
+            </w:r>
+          </w:p>
+          <w:p>
+            <w:pPr>
+              <w:pStyle w:val="ListParagraph"/>
+              <w:spacing w:before="0" w:beforeAutospacing="0" w:after="0" w:afterAutospacing="0"/>
+              <w:rPr>
+                <w:rFonts w:asciiTheme="minorHAnsi" w:hAnsiTheme="minorHAnsi" w:cstheme="minorHAnsi"/>
+                <w:sz w:val="22"/>
+                <w:szCs w:val="22"/>
+                <w:shd w:val="clear" w:color="auto" w:fill="FFFFFF"/>
+              </w:rPr>
+            </w:pPr>
+            <w:proofErr w:type="spellStart"/>
+            <w:r>
+              <w:rPr>
+                <w:rFonts w:asciiTheme="minorHAnsi" w:hAnsiTheme="minorHAnsi" w:cstheme="minorHAnsi"/>
+                <w:sz w:val="22"/>
+                <w:szCs w:val="22"/>
+                <w:shd w:val="clear" w:color="auto" w:fill="FFFFFF"/>
+              </w:rPr>
+              <w:t>ecall</w:t>
+            </w:r>
+            <w:proofErr w:type="spellEnd"/>
+          </w:p>
+          <w:p>
+            <w:pPr>
+              <w:pStyle w:val="ListParagraph"/>
+              <w:spacing w:before="0" w:beforeAutospacing="0" w:after="0" w:afterAutospacing="0"/>
+              <w:rPr>
+                <w:rFonts w:asciiTheme="minorHAnsi" w:hAnsiTheme="minorHAnsi" w:cstheme="minorHAnsi"/>
+                <w:sz w:val="22"/>
+                <w:szCs w:val="22"/>
+                <w:shd w:val="clear" w:color="auto" w:fill="FFFFFF"/>
+              </w:rPr>
+            </w:pPr>
+            <w:proofErr w:type="spellStart"/>
+            <w:r>
+              <w:rPr>
+                <w:rFonts w:asciiTheme="minorHAnsi" w:hAnsiTheme="minorHAnsi" w:cstheme="minorHAnsi"/>
+                <w:sz w:val="22"/>
+                <w:szCs w:val="22"/>
+                <w:shd w:val="clear" w:color="auto" w:fill="FFFFFF"/>
+              </w:rPr>
+              <w:t>ebreak</w:t>
+            </w:r>
+            <w:proofErr w:type="spellEnd"/>
+          </w:p>
+          <w:p>
+            <w:pPr>
+              <w:pStyle w:val="ListParagraph"/>
+              <w:spacing w:before="0" w:beforeAutospacing="0" w:after="0" w:afterAutospacing="0"/>
+              <w:rPr>
+                <w:rFonts w:asciiTheme="minorHAnsi" w:hAnsiTheme="minorHAnsi" w:cstheme="minorHAnsi"/>
+                <w:sz w:val="22"/>
+                <w:szCs w:val="22"/>
+                <w:shd w:val="clear" w:color="auto" w:fill="FFFFFF"/>
+              </w:rPr>
+            </w:pPr>
+          </w:p>
+          <w:p>
+            <w:pPr>
+              <w:pStyle w:val="ListParagraph"/>
+              <w:spacing w:before="0" w:beforeAutospacing="0" w:after="0" w:afterAutospacing="0"/>
+              <w:rPr>
+                <w:rFonts w:asciiTheme="minorHAnsi" w:hAnsiTheme="minorHAnsi" w:cstheme="minorHAnsi"/>
+                <w:sz w:val="22"/>
+                <w:szCs w:val="22"/>
+                <w:shd w:val="clear" w:color="auto" w:fill="FFFFFF"/>
+              </w:rPr>
+            </w:pPr>
+            <w:r>
+              <w:rPr>
+                <w:rFonts w:asciiTheme="minorHAnsi" w:hAnsiTheme="minorHAnsi" w:cstheme="minorHAnsi"/>
+                <w:sz w:val="22"/>
+                <w:szCs w:val="22"/>
+                <w:shd w:val="clear" w:color="auto" w:fill="FFFFFF"/>
+              </w:rPr>
+              <w:t>area:</w:t>
+            </w:r>
+          </w:p>
+          <w:p>
+            <w:pPr>
+              <w:pStyle w:val="ListParagraph"/>
+              <w:spacing w:before="0" w:beforeAutospacing="0" w:after="0" w:afterAutospacing="0"/>
+              <w:rPr>
+                <w:rFonts w:asciiTheme="minorHAnsi" w:hAnsiTheme="minorHAnsi" w:cstheme="minorHAnsi"/>
+                <w:sz w:val="22"/>
+                <w:szCs w:val="22"/>
+                <w:shd w:val="clear" w:color="auto" w:fill="FFFFFF"/>
+              </w:rPr>
+            </w:pPr>
+            <w:proofErr w:type="spellStart"/>
+            <w:r>
+              <w:rPr>
+                <w:rFonts w:asciiTheme="minorHAnsi" w:hAnsiTheme="minorHAnsi" w:cstheme="minorHAnsi"/>
+                <w:sz w:val="22"/>
+                <w:szCs w:val="22"/>
+                <w:shd w:val="clear" w:color="auto" w:fill="FFFFFF"/>
+              </w:rPr>
+              <w:t>mul</w:t>
+            </w:r>
+            <w:proofErr w:type="spellEnd"/>
+            <w:r>
+              <w:rPr>
+                <w:rFonts w:asciiTheme="minorHAnsi" w:hAnsiTheme="minorHAnsi" w:cstheme="minorHAnsi"/>
+                <w:sz w:val="22"/>
+                <w:szCs w:val="22"/>
+                <w:shd w:val="clear" w:color="auto" w:fill="FFFFFF"/>
+              </w:rPr>
+              <w:t xml:space="preserve"> a0, a0, a0</w:t>
+            </w:r>
+          </w:p>
+          <w:p>
+            <w:pPr>
+              <w:pStyle w:val="ListParagraph"/>
+              <w:spacing w:before="0" w:beforeAutospacing="0" w:after="0" w:afterAutospacing="0"/>
+              <w:rPr>
+                <w:rFonts w:asciiTheme="minorHAnsi" w:hAnsiTheme="minorHAnsi" w:cstheme="minorHAnsi"/>
+                <w:sz w:val="22"/>
+                <w:szCs w:val="22"/>
+                <w:shd w:val="clear" w:color="auto" w:fill="FFFFFF"/>
+              </w:rPr>
+            </w:pPr>
+            <w:proofErr w:type="spellStart"/>
+            <w:r>
+              <w:rPr>
+                <w:rFonts w:asciiTheme="minorHAnsi" w:hAnsiTheme="minorHAnsi" w:cstheme="minorHAnsi"/>
+                <w:sz w:val="22"/>
+                <w:szCs w:val="22"/>
+                <w:shd w:val="clear" w:color="auto" w:fill="FFFFFF"/>
+              </w:rPr>
+              <w:t>jalr</w:t>
+            </w:r>
+            <w:proofErr w:type="spellEnd"/>
+            <w:r>
+              <w:rPr>
+                <w:rFonts w:asciiTheme="minorHAnsi" w:hAnsiTheme="minorHAnsi" w:cstheme="minorHAnsi"/>
+                <w:sz w:val="22"/>
+                <w:szCs w:val="22"/>
+                <w:shd w:val="clear" w:color="auto" w:fill="FFFFFF"/>
+              </w:rPr>
+              <w:t xml:space="preserve"> zero, </w:t>
+            </w:r>
+            <w:proofErr w:type="spellStart"/>
+            <w:r>
+              <w:rPr>
+                <w:rFonts w:asciiTheme="minorHAnsi" w:hAnsiTheme="minorHAnsi" w:cstheme="minorHAnsi"/>
+                <w:sz w:val="22"/>
+                <w:szCs w:val="22"/>
+                <w:shd w:val="clear" w:color="auto" w:fill="FFFFFF"/>
+              </w:rPr>
+              <w:t>ra</w:t>
+            </w:r>
+            <w:proofErr w:type="spellEnd"/>
+            <w:r>
+              <w:rPr>
+                <w:rFonts w:asciiTheme="minorHAnsi" w:hAnsiTheme="minorHAnsi" w:cstheme="minorHAnsi"/>
+                <w:sz w:val="22"/>
+                <w:szCs w:val="22"/>
+                <w:shd w:val="clear" w:color="auto" w:fill="FFFFFF"/>
+              </w:rPr>
+              <w:t>, 0</w:t>
+            </w:r>
+          </w:p>
+          <w:p>
+            <w:pPr>
+              <w:pStyle w:val="ListParagraph"/>
+              <w:spacing w:before="0" w:beforeAutospacing="0" w:after="0" w:afterAutospacing="0"/>
+              <w:rPr>
+                <w:rFonts w:asciiTheme="minorHAnsi" w:hAnsiTheme="minorHAnsi" w:cstheme="minorHAnsi"/>
+                <w:sz w:val="22"/>
+                <w:szCs w:val="22"/>
+                <w:shd w:val="clear" w:color="auto" w:fill="FFFFFF"/>
+              </w:rPr>
+            </w:pPr>
+          </w:p>
+          <w:p>
+            <w:pPr>
+              <w:pStyle w:val="ListParagraph"/>
+              <w:spacing w:before="0" w:beforeAutospacing="0" w:after="0" w:afterAutospacing="0"/>
+              <w:rPr>
+                <w:rFonts w:asciiTheme="minorHAnsi" w:hAnsiTheme="minorHAnsi" w:cstheme="minorHAnsi"/>
+                <w:sz w:val="22"/>
+                <w:szCs w:val="22"/>
+                <w:shd w:val="clear" w:color="auto" w:fill="FFFFFF"/>
+              </w:rPr>
+            </w:pPr>
+            <w:r>
+              <w:rPr>
+                <w:rFonts w:asciiTheme="minorHAnsi" w:hAnsiTheme="minorHAnsi" w:cstheme="minorHAnsi"/>
+                <w:sz w:val="22"/>
+                <w:szCs w:val="22"/>
+                <w:shd w:val="clear" w:color="auto" w:fill="FFFFFF"/>
+              </w:rPr>
+              <w:t>perimeter:</w:t>
+            </w:r>
+          </w:p>
+          <w:p>
+            <w:pPr>
+              <w:pStyle w:val="ListParagraph"/>
+              <w:spacing w:before="0" w:beforeAutospacing="0" w:after="0" w:afterAutospacing="0"/>
+              <w:rPr>
+                <w:rFonts w:asciiTheme="minorHAnsi" w:hAnsiTheme="minorHAnsi" w:cstheme="minorHAnsi"/>
+                <w:sz w:val="22"/>
+                <w:szCs w:val="22"/>
+                <w:shd w:val="clear" w:color="auto" w:fill="FFFFFF"/>
+              </w:rPr>
+            </w:pPr>
+            <w:proofErr w:type="spellStart"/>
+            <w:r>
+              <w:rPr>
+                <w:rFonts w:asciiTheme="minorHAnsi" w:hAnsiTheme="minorHAnsi" w:cstheme="minorHAnsi"/>
+                <w:sz w:val="22"/>
+                <w:szCs w:val="22"/>
+                <w:shd w:val="clear" w:color="auto" w:fill="FFFFFF"/>
+              </w:rPr>
+              <w:t>slli</w:t>
+            </w:r>
+            <w:proofErr w:type="spellEnd"/>
+            <w:r>
+              <w:rPr>
+                <w:rFonts w:asciiTheme="minorHAnsi" w:hAnsiTheme="minorHAnsi" w:cstheme="minorHAnsi"/>
+                <w:sz w:val="22"/>
+                <w:szCs w:val="22"/>
+                <w:shd w:val="clear" w:color="auto" w:fill="FFFFFF"/>
+              </w:rPr>
+              <w:t xml:space="preserve"> t0, a0, 2</w:t>
+            </w:r>
+          </w:p>
+          <w:p>
+            <w:pPr>
+              <w:pStyle w:val="ListParagraph"/>
+              <w:spacing w:before="0" w:beforeAutospacing="0" w:after="0" w:afterAutospacing="0"/>
+              <w:rPr>
+                <w:rFonts w:asciiTheme="minorHAnsi" w:hAnsiTheme="minorHAnsi" w:cstheme="minorHAnsi"/>
+                <w:sz w:val="22"/>
+                <w:szCs w:val="22"/>
+                <w:shd w:val="clear" w:color="auto" w:fill="FFFFFF"/>
+              </w:rPr>
+            </w:pPr>
+            <w:r>
+              <w:rPr>
+                <w:rFonts w:asciiTheme="minorHAnsi" w:hAnsiTheme="minorHAnsi" w:cstheme="minorHAnsi"/>
+                <w:sz w:val="22"/>
+                <w:szCs w:val="22"/>
+                <w:shd w:val="clear" w:color="auto" w:fill="FFFFFF"/>
+              </w:rPr>
+              <w:t>mv a0, t0</w:t>
+            </w:r>
+          </w:p>
+          <w:p>
+            <w:pPr>
+              <w:pStyle w:val="ListParagraph"/>
+              <w:spacing w:before="0" w:beforeAutospacing="0" w:after="0" w:afterAutospacing="0"/>
+              <w:rPr>
+                <w:rFonts w:asciiTheme="minorHAnsi" w:hAnsiTheme="minorHAnsi" w:cstheme="minorHAnsi"/>
+                <w:sz w:val="22"/>
+                <w:szCs w:val="22"/>
+                <w:shd w:val="clear" w:color="auto" w:fill="FFFFFF"/>
+              </w:rPr>
+            </w:pPr>
+            <w:proofErr w:type="spellStart"/>
+            <w:r>
+              <w:rPr>
+                <w:rFonts w:asciiTheme="minorHAnsi" w:hAnsiTheme="minorHAnsi" w:cstheme="minorHAnsi"/>
+                <w:sz w:val="22"/>
+                <w:szCs w:val="22"/>
+                <w:shd w:val="clear" w:color="auto" w:fill="FFFFFF"/>
+              </w:rPr>
+              <w:t>jalr</w:t>
+            </w:r>
+            <w:proofErr w:type="spellEnd"/>
+            <w:r>
+              <w:rPr>
+                <w:rFonts w:asciiTheme="minorHAnsi" w:hAnsiTheme="minorHAnsi" w:cstheme="minorHAnsi"/>
+                <w:sz w:val="22"/>
+                <w:szCs w:val="22"/>
+                <w:shd w:val="clear" w:color="auto" w:fill="FFFFFF"/>
+              </w:rPr>
+              <w:t xml:space="preserve"> zero, </w:t>
+            </w:r>
+            <w:proofErr w:type="spellStart"/>
+            <w:r>
+              <w:rPr>
+                <w:rFonts w:asciiTheme="minorHAnsi" w:hAnsiTheme="minorHAnsi" w:cstheme="minorHAnsi"/>
+                <w:sz w:val="22"/>
+                <w:szCs w:val="22"/>
+                <w:shd w:val="clear" w:color="auto" w:fill="FFFFFF"/>
+              </w:rPr>
+              <w:t>ra</w:t>
+            </w:r>
+            <w:proofErr w:type="spellEnd"/>
+            <w:r>
+              <w:rPr>
+                <w:rFonts w:asciiTheme="minorHAnsi" w:hAnsiTheme="minorHAnsi" w:cstheme="minorHAnsi"/>
+                <w:sz w:val="22"/>
+                <w:szCs w:val="22"/>
+                <w:shd w:val="clear" w:color="auto" w:fill="FFFFFF"/>
+              </w:rPr>
+              <w:t>, 0</w:t>
+            </w:r>
+          </w:p>
+          <w:p>
+            <w:pPr>
+              <w:pStyle w:val="ListParagraph"/>
+              <w:spacing w:before="0" w:beforeAutospacing="0" w:after="0" w:afterAutospacing="0"/>
+              <w:rPr>
+                <w:rFonts w:asciiTheme="minorHAnsi" w:hAnsiTheme="minorHAnsi" w:cstheme="minorHAnsi"/>
+                <w:sz w:val="22"/>
+                <w:szCs w:val="22"/>
+              </w:rPr>
+            </w:pPr>
+          </w:p>
+          <w:p>
+            <w:pPr>
+              <w:pStyle w:val="ListParagraph"/>
+              <w:spacing w:before="0" w:beforeAutospacing="0" w:after="0" w:afterAutospacing="0"/>
+              <w:rPr>
+                <w:rFonts w:asciiTheme="minorHAnsi" w:hAnsiTheme="minorHAnsi" w:cstheme="minorHAnsi"/>
+                <w:sz w:val="22"/>
+                <w:szCs w:val="22"/>
+              </w:rPr>
+            </w:pPr>
+          </w:p>
+          <w:p>
+            <w:pPr>
+              <w:pStyle w:val="ListParagraph"/>
+              <w:spacing w:before="0" w:beforeAutospacing="0" w:after="0" w:afterAutospacing="0"/>
+              <w:rPr>
+                <w:rFonts w:asciiTheme="minorHAnsi" w:hAnsiTheme="minorHAnsi" w:cstheme="minorHAnsi"/>
+                <w:sz w:val="22"/>
+                <w:szCs w:val="22"/>
+              </w:rPr>
+            </w:pPr>
+          </w:p>
+          <w:p>
+            <w:pPr>
+              <w:pStyle w:val="ListParagraph"/>
+              <w:spacing w:before="0" w:beforeAutospacing="0" w:after="0" w:afterAutospacing="0"/>
               <w:rPr>
                 <w:rFonts w:asciiTheme="minorHAnsi" w:hAnsiTheme="minorHAnsi" w:cstheme="minorHAnsi"/>
                 <w:sz w:val="22"/>
@@ -3185,6 +4760,7 @@
                 <w:sz w:val="26"/>
                 <w:szCs w:val="26"/>
               </w:rPr>
+              <w:lastRenderedPageBreak/>
               <w:t>Output:</w:t>
             </w:r>
           </w:p>
@@ -3210,27 +4786,42 @@
                 <w:sz w:val="22"/>
                 <w:szCs w:val="22"/>
               </w:rPr>
-              <w:t xml:space="preserve">// Import output here </w:t>
-            </w:r>
-            <w:r>
-              <w:rPr>
-                <w:rFonts w:ascii="Segoe UI Symbol" w:hAnsi="Segoe UI Symbol" w:cs="Segoe UI Symbol"/>
-                <w:color w:val="474747"/>
-                <w:shd w:val="clear" w:color="auto" w:fill="FFFFFF"/>
-              </w:rPr>
-              <w:t>👇</w:t>
-            </w:r>
-          </w:p>
-          <w:p>
-            <w:pPr>
-              <w:pStyle w:val="ListParagraph"/>
-              <w:spacing w:before="0" w:beforeAutospacing="0" w:after="0" w:afterAutospacing="0"/>
-              <w:rPr>
-                <w:rFonts w:asciiTheme="minorHAnsi" w:hAnsiTheme="minorHAnsi" w:cstheme="minorHAnsi"/>
-                <w:sz w:val="22"/>
-                <w:szCs w:val="22"/>
-              </w:rPr>
-            </w:pPr>
+              <w:drawing>
+                <wp:inline distT="0" distB="0" distL="0" distR="0" wp14:anchorId="09E2E1FC" wp14:editId="60043F56">
+                  <wp:extent cx="2219635" cy="1895740"/>
+                  <wp:effectExtent l="0" t="0" r="9525" b="9525"/>
+                  <wp:docPr id="399726693" name="Picture 1"/>
+                  <wp:cNvGraphicFramePr>
+                    <a:graphicFrameLocks xmlns:a="http://schemas.openxmlformats.org/drawingml/2006/main" noChangeAspect="1"/>
+                  </wp:cNvGraphicFramePr>
+                  <a:graphic xmlns:a="http://schemas.openxmlformats.org/drawingml/2006/main">
+                    <a:graphicData uri="http://schemas.openxmlformats.org/drawingml/2006/picture">
+                      <pic:pic xmlns:pic="http://schemas.openxmlformats.org/drawingml/2006/picture">
+                        <pic:nvPicPr>
+                          <pic:cNvPr id="399726693" name=""/>
+                          <pic:cNvPicPr/>
+                        </pic:nvPicPr>
+                        <pic:blipFill>
+                          <a:blip r:embed="rId13"/>
+                          <a:stretch>
+                            <a:fillRect/>
+                          </a:stretch>
+                        </pic:blipFill>
+                        <pic:spPr>
+                          <a:xfrm>
+                            <a:off x="0" y="0"/>
+                            <a:ext cx="2219635" cy="1895740"/>
+                          </a:xfrm>
+                          <a:prstGeom prst="rect">
+                            <a:avLst/>
+                          </a:prstGeom>
+                        </pic:spPr>
+                      </pic:pic>
+                    </a:graphicData>
+                  </a:graphic>
+                </wp:inline>
+              </w:drawing>
+            </w:r>
           </w:p>
           <w:p>
             <w:pPr>
@@ -3279,46 +4870,6 @@
         </w:tc>
       </w:tr>
     </w:tbl>
-    <w:p>
-      <w:pPr>
-        <w:pStyle w:val="ListParagraph"/>
-        <w:rPr>
-          <w:rFonts w:asciiTheme="minorHAnsi" w:hAnsiTheme="minorHAnsi" w:cstheme="minorHAnsi"/>
-          <w:sz w:val="22"/>
-          <w:szCs w:val="22"/>
-        </w:rPr>
-      </w:pPr>
-    </w:p>
-    <w:p>
-      <w:pPr>
-        <w:pStyle w:val="ListParagraph"/>
-        <w:rPr>
-          <w:rFonts w:asciiTheme="minorHAnsi" w:hAnsiTheme="minorHAnsi" w:cstheme="minorHAnsi"/>
-          <w:sz w:val="22"/>
-          <w:szCs w:val="22"/>
-        </w:rPr>
-      </w:pPr>
-    </w:p>
-    <w:p>
-      <w:pPr>
-        <w:pStyle w:val="ListParagraph"/>
-        <w:rPr>
-          <w:rFonts w:asciiTheme="minorHAnsi" w:hAnsiTheme="minorHAnsi" w:cstheme="minorHAnsi"/>
-          <w:sz w:val="22"/>
-          <w:szCs w:val="22"/>
-        </w:rPr>
-      </w:pPr>
-    </w:p>
-    <w:p>
-      <w:pPr>
-        <w:pStyle w:val="ListParagraph"/>
-        <w:rPr>
-          <w:rFonts w:asciiTheme="minorHAnsi" w:hAnsiTheme="minorHAnsi" w:cstheme="minorHAnsi"/>
-          <w:sz w:val="22"/>
-          <w:szCs w:val="22"/>
-        </w:rPr>
-      </w:pPr>
-    </w:p>
     <w:p>
       <w:pPr>
         <w:pStyle w:val="ListParagraph"/>
@@ -3385,7 +4936,6 @@
           <w:szCs w:val="28"/>
           <w:lang w:val="en-GB"/>
         </w:rPr>
-        <w:lastRenderedPageBreak/>
         <w:t>Task 5:</w:t>
       </w:r>
     </w:p>
@@ -3459,74 +5009,6 @@
           <w:p>
             <w:pPr>
               <w:pStyle w:val="ListParagraph"/>
-              <w:rPr>
-                <w:rFonts w:asciiTheme="minorHAnsi" w:hAnsiTheme="minorHAnsi" w:cstheme="minorHAnsi"/>
-                <w:sz w:val="22"/>
-                <w:szCs w:val="22"/>
-              </w:rPr>
-            </w:pPr>
-            <w:r>
-              <w:rPr>
-                <w:rFonts w:asciiTheme="minorHAnsi" w:hAnsiTheme="minorHAnsi" w:cstheme="minorHAnsi"/>
-                <w:sz w:val="22"/>
-                <w:szCs w:val="22"/>
-              </w:rPr>
-              <w:t xml:space="preserve">// Write description of the task </w:t>
-            </w:r>
-            <w:proofErr w:type="gramStart"/>
-            <w:r>
-              <w:rPr>
-                <w:rFonts w:asciiTheme="minorHAnsi" w:hAnsiTheme="minorHAnsi" w:cstheme="minorHAnsi"/>
-                <w:sz w:val="22"/>
-                <w:szCs w:val="22"/>
-              </w:rPr>
-              <w:t xml:space="preserve">here </w:t>
-            </w:r>
-            <w:r>
-              <w:rPr>
-                <w:rFonts w:ascii="Segoe UI Symbol" w:hAnsi="Segoe UI Symbol" w:cs="Segoe UI Symbol"/>
-                <w:sz w:val="22"/>
-                <w:szCs w:val="22"/>
-              </w:rPr>
-              <w:t>👇</w:t>
-            </w:r>
-            <w:r>
-              <w:rPr>
-                <w:rFonts w:asciiTheme="minorHAnsi" w:hAnsiTheme="minorHAnsi" w:cstheme="minorHAnsi"/>
-                <w:sz w:val="22"/>
-                <w:szCs w:val="22"/>
-              </w:rPr>
-              <w:t xml:space="preserve"> (</w:t>
-            </w:r>
-            <w:proofErr w:type="gramEnd"/>
-            <w:r>
-              <w:rPr>
-                <w:rFonts w:asciiTheme="minorHAnsi" w:hAnsiTheme="minorHAnsi" w:cstheme="minorHAnsi"/>
-                <w:sz w:val="22"/>
-                <w:szCs w:val="22"/>
-              </w:rPr>
-              <w:t xml:space="preserve">max. five </w:t>
-            </w:r>
-            <w:r>
-              <w:rPr>
-                <w:rFonts w:asciiTheme="minorHAnsi" w:hAnsiTheme="minorHAnsi" w:cstheme="minorHAnsi"/>
-                <w:sz w:val="22"/>
-                <w:szCs w:val="22"/>
-              </w:rPr>
-              <w:t xml:space="preserve">to seven </w:t>
-            </w:r>
-            <w:r>
-              <w:rPr>
-                <w:rFonts w:asciiTheme="minorHAnsi" w:hAnsiTheme="minorHAnsi" w:cstheme="minorHAnsi"/>
-                <w:sz w:val="22"/>
-                <w:szCs w:val="22"/>
-              </w:rPr>
-              <w:t>lines)</w:t>
-            </w:r>
-          </w:p>
-          <w:p>
-            <w:pPr>
-              <w:pStyle w:val="ListParagraph"/>
               <w:spacing w:before="120" w:beforeAutospacing="0" w:after="120" w:afterAutospacing="0"/>
               <w:rPr>
                 <w:rFonts w:asciiTheme="minorHAnsi" w:hAnsiTheme="minorHAnsi" w:cstheme="minorHAnsi"/>
@@ -3534,6 +5016,32 @@
                 <w:szCs w:val="22"/>
               </w:rPr>
             </w:pPr>
+            <w:r>
+              <w:rPr>
+                <w:rFonts w:asciiTheme="minorHAnsi" w:hAnsiTheme="minorHAnsi" w:cstheme="minorHAnsi"/>
+                <w:sz w:val="22"/>
+                <w:szCs w:val="22"/>
+              </w:rPr>
+              <w:t xml:space="preserve">A procedure named </w:t>
+            </w:r>
+            <w:proofErr w:type="spellStart"/>
+            <w:r>
+              <w:rPr>
+                <w:rFonts w:asciiTheme="minorHAnsi" w:hAnsiTheme="minorHAnsi" w:cstheme="minorHAnsi"/>
+                <w:sz w:val="22"/>
+                <w:szCs w:val="22"/>
+              </w:rPr>
+              <w:t>eqsolver</w:t>
+            </w:r>
+            <w:proofErr w:type="spellEnd"/>
+            <w:r>
+              <w:rPr>
+                <w:rFonts w:asciiTheme="minorHAnsi" w:hAnsiTheme="minorHAnsi" w:cstheme="minorHAnsi"/>
+                <w:sz w:val="22"/>
+                <w:szCs w:val="22"/>
+              </w:rPr>
+              <w:t xml:space="preserve"> was created to calculate the given equation. The value of x, which was 3 in this case, was passed to the procedure through the register a0.</w:t>
+            </w:r>
           </w:p>
           <w:p>
             <w:pPr>
@@ -3545,6 +5053,14 @@
                 <w:szCs w:val="22"/>
               </w:rPr>
             </w:pPr>
+            <w:r>
+              <w:rPr>
+                <w:rFonts w:asciiTheme="minorHAnsi" w:hAnsiTheme="minorHAnsi" w:cstheme="minorHAnsi"/>
+                <w:sz w:val="22"/>
+                <w:szCs w:val="22"/>
+              </w:rPr>
+              <w:t xml:space="preserve">Inside the procedure, the answer was calculated and the answer was also returned through a0. </w:t>
+            </w:r>
           </w:p>
         </w:tc>
       </w:tr>
@@ -3586,30 +5102,80 @@
           <w:p>
             <w:pPr>
               <w:pStyle w:val="ListParagraph"/>
-              <w:rPr>
-                <w:rFonts w:ascii="Segoe UI Symbol" w:hAnsi="Segoe UI Symbol" w:cs="Segoe UI Symbol"/>
-                <w:color w:val="474747"/>
-                <w:shd w:val="clear" w:color="auto" w:fill="FFFFFF"/>
-              </w:rPr>
-            </w:pPr>
-            <w:r>
-              <w:rPr>
-                <w:rFonts w:asciiTheme="minorHAnsi" w:hAnsiTheme="minorHAnsi" w:cstheme="minorHAnsi"/>
-                <w:sz w:val="22"/>
-                <w:szCs w:val="22"/>
-              </w:rPr>
-              <w:t xml:space="preserve">// Paste source code </w:t>
-            </w:r>
-            <w:proofErr w:type="gramStart"/>
-            <w:r>
-              <w:rPr>
-                <w:rFonts w:asciiTheme="minorHAnsi" w:hAnsiTheme="minorHAnsi" w:cstheme="minorHAnsi"/>
-                <w:sz w:val="22"/>
-                <w:szCs w:val="22"/>
-              </w:rPr>
-              <w:t>here</w:t>
-            </w:r>
-            <w:proofErr w:type="gramEnd"/>
+              <w:spacing w:before="0" w:beforeAutospacing="0" w:after="0" w:afterAutospacing="0"/>
+              <w:rPr>
+                <w:rFonts w:asciiTheme="minorHAnsi" w:hAnsiTheme="minorHAnsi" w:cstheme="minorHAnsi"/>
+                <w:sz w:val="22"/>
+                <w:szCs w:val="22"/>
+              </w:rPr>
+            </w:pPr>
+            <w:r>
+              <w:rPr>
+                <w:rFonts w:asciiTheme="minorHAnsi" w:hAnsiTheme="minorHAnsi" w:cstheme="minorHAnsi"/>
+                <w:sz w:val="22"/>
+                <w:szCs w:val="22"/>
+              </w:rPr>
+              <w:t xml:space="preserve">.text </w:t>
+            </w:r>
+          </w:p>
+          <w:p>
+            <w:pPr>
+              <w:pStyle w:val="ListParagraph"/>
+              <w:spacing w:before="0" w:beforeAutospacing="0" w:after="0" w:afterAutospacing="0"/>
+              <w:rPr>
+                <w:rFonts w:asciiTheme="minorHAnsi" w:hAnsiTheme="minorHAnsi" w:cstheme="minorHAnsi"/>
+                <w:sz w:val="22"/>
+                <w:szCs w:val="22"/>
+              </w:rPr>
+            </w:pPr>
+            <w:r>
+              <w:rPr>
+                <w:rFonts w:asciiTheme="minorHAnsi" w:hAnsiTheme="minorHAnsi" w:cstheme="minorHAnsi"/>
+                <w:sz w:val="22"/>
+                <w:szCs w:val="22"/>
+              </w:rPr>
+              <w:t>main:</w:t>
+            </w:r>
+          </w:p>
+          <w:p>
+            <w:pPr>
+              <w:pStyle w:val="ListParagraph"/>
+              <w:spacing w:before="0" w:beforeAutospacing="0" w:after="0" w:afterAutospacing="0"/>
+              <w:rPr>
+                <w:rFonts w:asciiTheme="minorHAnsi" w:hAnsiTheme="minorHAnsi" w:cstheme="minorHAnsi"/>
+                <w:sz w:val="22"/>
+                <w:szCs w:val="22"/>
+              </w:rPr>
+            </w:pPr>
+            <w:r>
+              <w:rPr>
+                <w:rFonts w:asciiTheme="minorHAnsi" w:hAnsiTheme="minorHAnsi" w:cstheme="minorHAnsi"/>
+                <w:sz w:val="22"/>
+                <w:szCs w:val="22"/>
+              </w:rPr>
+              <w:t>li a0, 3</w:t>
+            </w:r>
+          </w:p>
+          <w:p>
+            <w:pPr>
+              <w:pStyle w:val="ListParagraph"/>
+              <w:spacing w:before="0" w:beforeAutospacing="0" w:after="0" w:afterAutospacing="0"/>
+              <w:rPr>
+                <w:rFonts w:asciiTheme="minorHAnsi" w:hAnsiTheme="minorHAnsi" w:cstheme="minorHAnsi"/>
+                <w:sz w:val="22"/>
+                <w:szCs w:val="22"/>
+              </w:rPr>
+            </w:pPr>
+            <w:proofErr w:type="spellStart"/>
+            <w:r>
+              <w:rPr>
+                <w:rFonts w:asciiTheme="minorHAnsi" w:hAnsiTheme="minorHAnsi" w:cstheme="minorHAnsi"/>
+                <w:sz w:val="22"/>
+                <w:szCs w:val="22"/>
+              </w:rPr>
+              <w:t>jal</w:t>
+            </w:r>
+            <w:proofErr w:type="spellEnd"/>
             <w:r>
               <w:rPr>
                 <w:rFonts w:asciiTheme="minorHAnsi" w:hAnsiTheme="minorHAnsi" w:cstheme="minorHAnsi"/>
@@ -3618,52 +5184,513 @@
               </w:rPr>
               <w:t xml:space="preserve"> </w:t>
             </w:r>
-            <w:r>
-              <w:rPr>
-                <w:rFonts w:ascii="Segoe UI Symbol" w:hAnsi="Segoe UI Symbol" w:cs="Segoe UI Symbol"/>
-                <w:color w:val="474747"/>
-                <w:shd w:val="clear" w:color="auto" w:fill="FFFFFF"/>
-              </w:rPr>
-              <w:t>👇</w:t>
-            </w:r>
-          </w:p>
-          <w:p>
-            <w:pPr>
-              <w:pStyle w:val="ListParagraph"/>
-              <w:spacing w:before="0" w:beforeAutospacing="0" w:after="0" w:afterAutospacing="0"/>
-              <w:rPr>
-                <w:rFonts w:asciiTheme="minorHAnsi" w:hAnsiTheme="minorHAnsi" w:cstheme="minorHAnsi"/>
-                <w:sz w:val="22"/>
-                <w:szCs w:val="22"/>
-              </w:rPr>
-            </w:pPr>
-          </w:p>
-          <w:p>
-            <w:pPr>
-              <w:pStyle w:val="ListParagraph"/>
-              <w:spacing w:before="0" w:beforeAutospacing="0" w:after="0" w:afterAutospacing="0"/>
-              <w:rPr>
-                <w:rFonts w:asciiTheme="minorHAnsi" w:hAnsiTheme="minorHAnsi" w:cstheme="minorHAnsi"/>
-                <w:sz w:val="22"/>
-                <w:szCs w:val="22"/>
-              </w:rPr>
-            </w:pPr>
-          </w:p>
-          <w:p>
-            <w:pPr>
-              <w:pStyle w:val="ListParagraph"/>
-              <w:spacing w:before="0" w:beforeAutospacing="0" w:after="0" w:afterAutospacing="0"/>
-              <w:rPr>
-                <w:rFonts w:asciiTheme="minorHAnsi" w:hAnsiTheme="minorHAnsi" w:cstheme="minorHAnsi"/>
-                <w:sz w:val="22"/>
-                <w:szCs w:val="22"/>
-              </w:rPr>
-            </w:pPr>
-          </w:p>
-          <w:p>
-            <w:pPr>
-              <w:pStyle w:val="ListParagraph"/>
-              <w:spacing w:before="0" w:beforeAutospacing="0" w:after="240" w:afterAutospacing="0"/>
+            <w:proofErr w:type="spellStart"/>
+            <w:r>
+              <w:rPr>
+                <w:rFonts w:asciiTheme="minorHAnsi" w:hAnsiTheme="minorHAnsi" w:cstheme="minorHAnsi"/>
+                <w:sz w:val="22"/>
+                <w:szCs w:val="22"/>
+              </w:rPr>
+              <w:t>ra</w:t>
+            </w:r>
+            <w:proofErr w:type="spellEnd"/>
+            <w:r>
+              <w:rPr>
+                <w:rFonts w:asciiTheme="minorHAnsi" w:hAnsiTheme="minorHAnsi" w:cstheme="minorHAnsi"/>
+                <w:sz w:val="22"/>
+                <w:szCs w:val="22"/>
+              </w:rPr>
+              <w:t xml:space="preserve">, </w:t>
+            </w:r>
+            <w:proofErr w:type="spellStart"/>
+            <w:r>
+              <w:rPr>
+                <w:rFonts w:asciiTheme="minorHAnsi" w:hAnsiTheme="minorHAnsi" w:cstheme="minorHAnsi"/>
+                <w:sz w:val="22"/>
+                <w:szCs w:val="22"/>
+              </w:rPr>
+              <w:t>eqsolver</w:t>
+            </w:r>
+            <w:proofErr w:type="spellEnd"/>
+          </w:p>
+          <w:p>
+            <w:pPr>
+              <w:pStyle w:val="ListParagraph"/>
+              <w:spacing w:before="0" w:beforeAutospacing="0" w:after="0" w:afterAutospacing="0"/>
+              <w:rPr>
+                <w:rFonts w:asciiTheme="minorHAnsi" w:hAnsiTheme="minorHAnsi" w:cstheme="minorHAnsi"/>
+                <w:sz w:val="22"/>
+                <w:szCs w:val="22"/>
+              </w:rPr>
+            </w:pPr>
+          </w:p>
+          <w:p>
+            <w:pPr>
+              <w:pStyle w:val="ListParagraph"/>
+              <w:spacing w:before="0" w:beforeAutospacing="0" w:after="0" w:afterAutospacing="0"/>
+              <w:rPr>
+                <w:rFonts w:asciiTheme="minorHAnsi" w:hAnsiTheme="minorHAnsi" w:cstheme="minorHAnsi"/>
+                <w:sz w:val="22"/>
+                <w:szCs w:val="22"/>
+              </w:rPr>
+            </w:pPr>
+            <w:r>
+              <w:rPr>
+                <w:rFonts w:asciiTheme="minorHAnsi" w:hAnsiTheme="minorHAnsi" w:cstheme="minorHAnsi"/>
+                <w:sz w:val="22"/>
+                <w:szCs w:val="22"/>
+              </w:rPr>
+              <w:t>mv t0, a0</w:t>
+            </w:r>
+          </w:p>
+          <w:p>
+            <w:pPr>
+              <w:pStyle w:val="ListParagraph"/>
+              <w:spacing w:before="0" w:beforeAutospacing="0" w:after="0" w:afterAutospacing="0"/>
+              <w:rPr>
+                <w:rFonts w:asciiTheme="minorHAnsi" w:hAnsiTheme="minorHAnsi" w:cstheme="minorHAnsi"/>
+                <w:sz w:val="22"/>
+                <w:szCs w:val="22"/>
+              </w:rPr>
+            </w:pPr>
+          </w:p>
+          <w:p>
+            <w:pPr>
+              <w:pStyle w:val="ListParagraph"/>
+              <w:spacing w:before="0" w:beforeAutospacing="0" w:after="0" w:afterAutospacing="0"/>
+              <w:rPr>
+                <w:rFonts w:asciiTheme="minorHAnsi" w:hAnsiTheme="minorHAnsi" w:cstheme="minorHAnsi"/>
+                <w:sz w:val="22"/>
+                <w:szCs w:val="22"/>
+              </w:rPr>
+            </w:pPr>
+            <w:r>
+              <w:rPr>
+                <w:rFonts w:asciiTheme="minorHAnsi" w:hAnsiTheme="minorHAnsi" w:cstheme="minorHAnsi"/>
+                <w:sz w:val="22"/>
+                <w:szCs w:val="22"/>
+              </w:rPr>
+              <w:t>li a0, 1</w:t>
+            </w:r>
+          </w:p>
+          <w:p>
+            <w:pPr>
+              <w:pStyle w:val="ListParagraph"/>
+              <w:spacing w:before="0" w:beforeAutospacing="0" w:after="0" w:afterAutospacing="0"/>
+              <w:rPr>
+                <w:rFonts w:asciiTheme="minorHAnsi" w:hAnsiTheme="minorHAnsi" w:cstheme="minorHAnsi"/>
+                <w:sz w:val="22"/>
+                <w:szCs w:val="22"/>
+              </w:rPr>
+            </w:pPr>
+            <w:r>
+              <w:rPr>
+                <w:rFonts w:asciiTheme="minorHAnsi" w:hAnsiTheme="minorHAnsi" w:cstheme="minorHAnsi"/>
+                <w:sz w:val="22"/>
+                <w:szCs w:val="22"/>
+              </w:rPr>
+              <w:t>mv a1, t0</w:t>
+            </w:r>
+          </w:p>
+          <w:p>
+            <w:pPr>
+              <w:pStyle w:val="ListParagraph"/>
+              <w:spacing w:before="0" w:beforeAutospacing="0" w:after="0" w:afterAutospacing="0"/>
+              <w:rPr>
+                <w:rFonts w:asciiTheme="minorHAnsi" w:hAnsiTheme="minorHAnsi" w:cstheme="minorHAnsi"/>
+                <w:sz w:val="22"/>
+                <w:szCs w:val="22"/>
+              </w:rPr>
+            </w:pPr>
+            <w:proofErr w:type="spellStart"/>
+            <w:r>
+              <w:rPr>
+                <w:rFonts w:asciiTheme="minorHAnsi" w:hAnsiTheme="minorHAnsi" w:cstheme="minorHAnsi"/>
+                <w:sz w:val="22"/>
+                <w:szCs w:val="22"/>
+              </w:rPr>
+              <w:t>ecall</w:t>
+            </w:r>
+            <w:proofErr w:type="spellEnd"/>
+          </w:p>
+          <w:p>
+            <w:pPr>
+              <w:pStyle w:val="ListParagraph"/>
+              <w:spacing w:before="0" w:beforeAutospacing="0" w:after="0" w:afterAutospacing="0"/>
+              <w:rPr>
+                <w:rFonts w:asciiTheme="minorHAnsi" w:hAnsiTheme="minorHAnsi" w:cstheme="minorHAnsi"/>
+                <w:sz w:val="22"/>
+                <w:szCs w:val="22"/>
+              </w:rPr>
+            </w:pPr>
+            <w:proofErr w:type="spellStart"/>
+            <w:r>
+              <w:rPr>
+                <w:rFonts w:asciiTheme="minorHAnsi" w:hAnsiTheme="minorHAnsi" w:cstheme="minorHAnsi"/>
+                <w:sz w:val="22"/>
+                <w:szCs w:val="22"/>
+              </w:rPr>
+              <w:t>ebreak</w:t>
+            </w:r>
+            <w:proofErr w:type="spellEnd"/>
+          </w:p>
+          <w:p>
+            <w:pPr>
+              <w:pStyle w:val="ListParagraph"/>
+              <w:spacing w:before="0" w:beforeAutospacing="0" w:after="0" w:afterAutospacing="0"/>
+              <w:rPr>
+                <w:rFonts w:asciiTheme="minorHAnsi" w:hAnsiTheme="minorHAnsi" w:cstheme="minorHAnsi"/>
+                <w:sz w:val="22"/>
+                <w:szCs w:val="22"/>
+              </w:rPr>
+            </w:pPr>
+          </w:p>
+          <w:p>
+            <w:pPr>
+              <w:pStyle w:val="ListParagraph"/>
+              <w:spacing w:before="0" w:beforeAutospacing="0" w:after="0" w:afterAutospacing="0"/>
+              <w:rPr>
+                <w:rFonts w:asciiTheme="minorHAnsi" w:hAnsiTheme="minorHAnsi" w:cstheme="minorHAnsi"/>
+                <w:sz w:val="22"/>
+                <w:szCs w:val="22"/>
+              </w:rPr>
+            </w:pPr>
+            <w:proofErr w:type="spellStart"/>
+            <w:r>
+              <w:rPr>
+                <w:rFonts w:asciiTheme="minorHAnsi" w:hAnsiTheme="minorHAnsi" w:cstheme="minorHAnsi"/>
+                <w:sz w:val="22"/>
+                <w:szCs w:val="22"/>
+              </w:rPr>
+              <w:t>eqsolver</w:t>
+            </w:r>
+            <w:proofErr w:type="spellEnd"/>
+            <w:r>
+              <w:rPr>
+                <w:rFonts w:asciiTheme="minorHAnsi" w:hAnsiTheme="minorHAnsi" w:cstheme="minorHAnsi"/>
+                <w:sz w:val="22"/>
+                <w:szCs w:val="22"/>
+              </w:rPr>
+              <w:t>:</w:t>
+            </w:r>
+          </w:p>
+          <w:p>
+            <w:pPr>
+              <w:pStyle w:val="ListParagraph"/>
+              <w:spacing w:before="0" w:beforeAutospacing="0" w:after="0" w:afterAutospacing="0"/>
+              <w:rPr>
+                <w:rFonts w:asciiTheme="minorHAnsi" w:hAnsiTheme="minorHAnsi" w:cstheme="minorHAnsi"/>
+                <w:sz w:val="22"/>
+                <w:szCs w:val="22"/>
+              </w:rPr>
+            </w:pPr>
+            <w:r>
+              <w:rPr>
+                <w:rFonts w:asciiTheme="minorHAnsi" w:hAnsiTheme="minorHAnsi" w:cstheme="minorHAnsi"/>
+                <w:sz w:val="22"/>
+                <w:szCs w:val="22"/>
+              </w:rPr>
+              <w:t>mv t0, a0</w:t>
+            </w:r>
+          </w:p>
+          <w:p>
+            <w:pPr>
+              <w:pStyle w:val="ListParagraph"/>
+              <w:spacing w:before="0" w:beforeAutospacing="0" w:after="0" w:afterAutospacing="0"/>
+              <w:rPr>
+                <w:rFonts w:asciiTheme="minorHAnsi" w:hAnsiTheme="minorHAnsi" w:cstheme="minorHAnsi"/>
+                <w:sz w:val="22"/>
+                <w:szCs w:val="22"/>
+              </w:rPr>
+            </w:pPr>
+            <w:proofErr w:type="spellStart"/>
+            <w:r>
+              <w:rPr>
+                <w:rFonts w:asciiTheme="minorHAnsi" w:hAnsiTheme="minorHAnsi" w:cstheme="minorHAnsi"/>
+                <w:sz w:val="22"/>
+                <w:szCs w:val="22"/>
+              </w:rPr>
+              <w:t>mul</w:t>
+            </w:r>
+            <w:proofErr w:type="spellEnd"/>
+            <w:r>
+              <w:rPr>
+                <w:rFonts w:asciiTheme="minorHAnsi" w:hAnsiTheme="minorHAnsi" w:cstheme="minorHAnsi"/>
+                <w:sz w:val="22"/>
+                <w:szCs w:val="22"/>
+              </w:rPr>
+              <w:t xml:space="preserve"> t1, t0, t0</w:t>
+            </w:r>
+          </w:p>
+          <w:p>
+            <w:pPr>
+              <w:pStyle w:val="ListParagraph"/>
+              <w:spacing w:before="0" w:beforeAutospacing="0" w:after="0" w:afterAutospacing="0"/>
+              <w:rPr>
+                <w:rFonts w:asciiTheme="minorHAnsi" w:hAnsiTheme="minorHAnsi" w:cstheme="minorHAnsi"/>
+                <w:sz w:val="22"/>
+                <w:szCs w:val="22"/>
+              </w:rPr>
+            </w:pPr>
+            <w:proofErr w:type="spellStart"/>
+            <w:r>
+              <w:rPr>
+                <w:rFonts w:asciiTheme="minorHAnsi" w:hAnsiTheme="minorHAnsi" w:cstheme="minorHAnsi"/>
+                <w:sz w:val="22"/>
+                <w:szCs w:val="22"/>
+              </w:rPr>
+              <w:t>mul</w:t>
+            </w:r>
+            <w:proofErr w:type="spellEnd"/>
+            <w:r>
+              <w:rPr>
+                <w:rFonts w:asciiTheme="minorHAnsi" w:hAnsiTheme="minorHAnsi" w:cstheme="minorHAnsi"/>
+                <w:sz w:val="22"/>
+                <w:szCs w:val="22"/>
+              </w:rPr>
+              <w:t xml:space="preserve"> t2, t1, t0</w:t>
+            </w:r>
+          </w:p>
+          <w:p>
+            <w:pPr>
+              <w:pStyle w:val="ListParagraph"/>
+              <w:spacing w:before="0" w:beforeAutospacing="0" w:after="0" w:afterAutospacing="0"/>
+              <w:rPr>
+                <w:rFonts w:asciiTheme="minorHAnsi" w:hAnsiTheme="minorHAnsi" w:cstheme="minorHAnsi"/>
+                <w:sz w:val="22"/>
+                <w:szCs w:val="22"/>
+              </w:rPr>
+            </w:pPr>
+          </w:p>
+          <w:p>
+            <w:pPr>
+              <w:pStyle w:val="ListParagraph"/>
+              <w:spacing w:before="0" w:beforeAutospacing="0" w:after="0" w:afterAutospacing="0"/>
+              <w:rPr>
+                <w:rFonts w:asciiTheme="minorHAnsi" w:hAnsiTheme="minorHAnsi" w:cstheme="minorHAnsi"/>
+                <w:sz w:val="22"/>
+                <w:szCs w:val="22"/>
+              </w:rPr>
+            </w:pPr>
+            <w:r>
+              <w:rPr>
+                <w:rFonts w:asciiTheme="minorHAnsi" w:hAnsiTheme="minorHAnsi" w:cstheme="minorHAnsi"/>
+                <w:sz w:val="22"/>
+                <w:szCs w:val="22"/>
+              </w:rPr>
+              <w:t>li t3, 5</w:t>
+            </w:r>
+          </w:p>
+          <w:p>
+            <w:pPr>
+              <w:pStyle w:val="ListParagraph"/>
+              <w:spacing w:before="0" w:beforeAutospacing="0" w:after="0" w:afterAutospacing="0"/>
+              <w:rPr>
+                <w:rFonts w:asciiTheme="minorHAnsi" w:hAnsiTheme="minorHAnsi" w:cstheme="minorHAnsi"/>
+                <w:sz w:val="22"/>
+                <w:szCs w:val="22"/>
+              </w:rPr>
+            </w:pPr>
+            <w:proofErr w:type="spellStart"/>
+            <w:r>
+              <w:rPr>
+                <w:rFonts w:asciiTheme="minorHAnsi" w:hAnsiTheme="minorHAnsi" w:cstheme="minorHAnsi"/>
+                <w:sz w:val="22"/>
+                <w:szCs w:val="22"/>
+              </w:rPr>
+              <w:t>mul</w:t>
+            </w:r>
+            <w:proofErr w:type="spellEnd"/>
+            <w:r>
+              <w:rPr>
+                <w:rFonts w:asciiTheme="minorHAnsi" w:hAnsiTheme="minorHAnsi" w:cstheme="minorHAnsi"/>
+                <w:sz w:val="22"/>
+                <w:szCs w:val="22"/>
+              </w:rPr>
+              <w:t xml:space="preserve"> t1, t1, t3</w:t>
+            </w:r>
+          </w:p>
+          <w:p>
+            <w:pPr>
+              <w:pStyle w:val="ListParagraph"/>
+              <w:spacing w:before="0" w:beforeAutospacing="0" w:after="0" w:afterAutospacing="0"/>
+              <w:rPr>
+                <w:rFonts w:asciiTheme="minorHAnsi" w:hAnsiTheme="minorHAnsi" w:cstheme="minorHAnsi"/>
+                <w:sz w:val="22"/>
+                <w:szCs w:val="22"/>
+              </w:rPr>
+            </w:pPr>
+          </w:p>
+          <w:p>
+            <w:pPr>
+              <w:pStyle w:val="ListParagraph"/>
+              <w:spacing w:before="0" w:beforeAutospacing="0" w:after="0" w:afterAutospacing="0"/>
+              <w:rPr>
+                <w:rFonts w:asciiTheme="minorHAnsi" w:hAnsiTheme="minorHAnsi" w:cstheme="minorHAnsi"/>
+                <w:sz w:val="22"/>
+                <w:szCs w:val="22"/>
+              </w:rPr>
+            </w:pPr>
+            <w:r>
+              <w:rPr>
+                <w:rFonts w:asciiTheme="minorHAnsi" w:hAnsiTheme="minorHAnsi" w:cstheme="minorHAnsi"/>
+                <w:sz w:val="22"/>
+                <w:szCs w:val="22"/>
+              </w:rPr>
+              <w:t>li t3, 6</w:t>
+            </w:r>
+          </w:p>
+          <w:p>
+            <w:pPr>
+              <w:pStyle w:val="ListParagraph"/>
+              <w:spacing w:before="0" w:beforeAutospacing="0" w:after="0" w:afterAutospacing="0"/>
+              <w:rPr>
+                <w:rFonts w:asciiTheme="minorHAnsi" w:hAnsiTheme="minorHAnsi" w:cstheme="minorHAnsi"/>
+                <w:sz w:val="22"/>
+                <w:szCs w:val="22"/>
+              </w:rPr>
+            </w:pPr>
+            <w:proofErr w:type="spellStart"/>
+            <w:r>
+              <w:rPr>
+                <w:rFonts w:asciiTheme="minorHAnsi" w:hAnsiTheme="minorHAnsi" w:cstheme="minorHAnsi"/>
+                <w:sz w:val="22"/>
+                <w:szCs w:val="22"/>
+              </w:rPr>
+              <w:t>mul</w:t>
+            </w:r>
+            <w:proofErr w:type="spellEnd"/>
+            <w:r>
+              <w:rPr>
+                <w:rFonts w:asciiTheme="minorHAnsi" w:hAnsiTheme="minorHAnsi" w:cstheme="minorHAnsi"/>
+                <w:sz w:val="22"/>
+                <w:szCs w:val="22"/>
+              </w:rPr>
+              <w:t xml:space="preserve"> t4, t0, t3</w:t>
+            </w:r>
+          </w:p>
+          <w:p>
+            <w:pPr>
+              <w:pStyle w:val="ListParagraph"/>
+              <w:spacing w:before="0" w:beforeAutospacing="0" w:after="0" w:afterAutospacing="0"/>
+              <w:rPr>
+                <w:rFonts w:asciiTheme="minorHAnsi" w:hAnsiTheme="minorHAnsi" w:cstheme="minorHAnsi"/>
+                <w:sz w:val="22"/>
+                <w:szCs w:val="22"/>
+              </w:rPr>
+            </w:pPr>
+          </w:p>
+          <w:p>
+            <w:pPr>
+              <w:pStyle w:val="ListParagraph"/>
+              <w:spacing w:before="0" w:beforeAutospacing="0" w:after="0" w:afterAutospacing="0"/>
+              <w:rPr>
+                <w:rFonts w:asciiTheme="minorHAnsi" w:hAnsiTheme="minorHAnsi" w:cstheme="minorHAnsi"/>
+                <w:sz w:val="22"/>
+                <w:szCs w:val="22"/>
+              </w:rPr>
+            </w:pPr>
+            <w:r>
+              <w:rPr>
+                <w:rFonts w:asciiTheme="minorHAnsi" w:hAnsiTheme="minorHAnsi" w:cstheme="minorHAnsi"/>
+                <w:sz w:val="22"/>
+                <w:szCs w:val="22"/>
+              </w:rPr>
+              <w:t>add t2, t2, t1</w:t>
+            </w:r>
+          </w:p>
+          <w:p>
+            <w:pPr>
+              <w:pStyle w:val="ListParagraph"/>
+              <w:spacing w:before="0" w:beforeAutospacing="0" w:after="0" w:afterAutospacing="0"/>
+              <w:rPr>
+                <w:rFonts w:asciiTheme="minorHAnsi" w:hAnsiTheme="minorHAnsi" w:cstheme="minorHAnsi"/>
+                <w:sz w:val="22"/>
+                <w:szCs w:val="22"/>
+              </w:rPr>
+            </w:pPr>
+            <w:r>
+              <w:rPr>
+                <w:rFonts w:asciiTheme="minorHAnsi" w:hAnsiTheme="minorHAnsi" w:cstheme="minorHAnsi"/>
+                <w:sz w:val="22"/>
+                <w:szCs w:val="22"/>
+              </w:rPr>
+              <w:t>add a0, t2, t4</w:t>
+            </w:r>
+          </w:p>
+          <w:p>
+            <w:pPr>
+              <w:pStyle w:val="ListParagraph"/>
+              <w:spacing w:before="0" w:beforeAutospacing="0" w:after="0" w:afterAutospacing="0"/>
+              <w:rPr>
+                <w:rFonts w:asciiTheme="minorHAnsi" w:hAnsiTheme="minorHAnsi" w:cstheme="minorHAnsi"/>
+                <w:sz w:val="22"/>
+                <w:szCs w:val="22"/>
+              </w:rPr>
+            </w:pPr>
+            <w:proofErr w:type="spellStart"/>
+            <w:r>
+              <w:rPr>
+                <w:rFonts w:asciiTheme="minorHAnsi" w:hAnsiTheme="minorHAnsi" w:cstheme="minorHAnsi"/>
+                <w:sz w:val="22"/>
+                <w:szCs w:val="22"/>
+              </w:rPr>
+              <w:t>jalr</w:t>
+            </w:r>
+            <w:proofErr w:type="spellEnd"/>
+            <w:r>
+              <w:rPr>
+                <w:rFonts w:asciiTheme="minorHAnsi" w:hAnsiTheme="minorHAnsi" w:cstheme="minorHAnsi"/>
+                <w:sz w:val="22"/>
+                <w:szCs w:val="22"/>
+              </w:rPr>
+              <w:t xml:space="preserve"> zero, </w:t>
+            </w:r>
+            <w:proofErr w:type="spellStart"/>
+            <w:r>
+              <w:rPr>
+                <w:rFonts w:asciiTheme="minorHAnsi" w:hAnsiTheme="minorHAnsi" w:cstheme="minorHAnsi"/>
+                <w:sz w:val="22"/>
+                <w:szCs w:val="22"/>
+              </w:rPr>
+              <w:t>ra</w:t>
+            </w:r>
+            <w:proofErr w:type="spellEnd"/>
+            <w:r>
+              <w:rPr>
+                <w:rFonts w:asciiTheme="minorHAnsi" w:hAnsiTheme="minorHAnsi" w:cstheme="minorHAnsi"/>
+                <w:sz w:val="22"/>
+                <w:szCs w:val="22"/>
+              </w:rPr>
+              <w:t>, 0</w:t>
+            </w:r>
+          </w:p>
+          <w:p>
+            <w:pPr>
+              <w:pStyle w:val="ListParagraph"/>
+              <w:spacing w:before="0" w:beforeAutospacing="0" w:after="0" w:afterAutospacing="0"/>
+              <w:rPr>
+                <w:rFonts w:asciiTheme="minorHAnsi" w:hAnsiTheme="minorHAnsi" w:cstheme="minorHAnsi"/>
+                <w:sz w:val="22"/>
+                <w:szCs w:val="22"/>
+              </w:rPr>
+            </w:pPr>
+          </w:p>
+          <w:p>
+            <w:pPr>
+              <w:pStyle w:val="ListParagraph"/>
+              <w:spacing w:before="0" w:beforeAutospacing="0" w:after="0" w:afterAutospacing="0"/>
+              <w:rPr>
+                <w:rFonts w:asciiTheme="minorHAnsi" w:hAnsiTheme="minorHAnsi" w:cstheme="minorHAnsi"/>
+                <w:sz w:val="22"/>
+                <w:szCs w:val="22"/>
+              </w:rPr>
+            </w:pPr>
+          </w:p>
+          <w:p>
+            <w:pPr>
+              <w:pStyle w:val="ListParagraph"/>
+              <w:spacing w:before="0" w:beforeAutospacing="0" w:after="0" w:afterAutospacing="0"/>
               <w:rPr>
                 <w:rFonts w:asciiTheme="minorHAnsi" w:hAnsiTheme="minorHAnsi" w:cstheme="minorHAnsi"/>
                 <w:sz w:val="22"/>
@@ -3698,6 +5725,7 @@
                 <w:sz w:val="26"/>
                 <w:szCs w:val="26"/>
               </w:rPr>
+              <w:lastRenderedPageBreak/>
               <w:t>Output:</w:t>
             </w:r>
           </w:p>
@@ -3711,39 +5739,55 @@
           <w:p>
             <w:pPr>
               <w:pStyle w:val="ListParagraph"/>
-              <w:rPr>
-                <w:rFonts w:asciiTheme="minorHAnsi" w:hAnsiTheme="minorHAnsi" w:cstheme="minorHAnsi"/>
-                <w:sz w:val="22"/>
-                <w:szCs w:val="22"/>
-              </w:rPr>
-            </w:pPr>
-            <w:r>
-              <w:rPr>
-                <w:rFonts w:asciiTheme="minorHAnsi" w:hAnsiTheme="minorHAnsi" w:cstheme="minorHAnsi"/>
-                <w:sz w:val="22"/>
-                <w:szCs w:val="22"/>
-              </w:rPr>
-              <w:t xml:space="preserve">// Import output here </w:t>
-            </w:r>
-            <w:r>
-              <w:rPr>
-                <w:rFonts w:ascii="Segoe UI Symbol" w:hAnsi="Segoe UI Symbol" w:cs="Segoe UI Symbol"/>
-                <w:color w:val="474747"/>
-                <w:shd w:val="clear" w:color="auto" w:fill="FFFFFF"/>
-              </w:rPr>
-              <w:t>👇</w:t>
-            </w:r>
-          </w:p>
-          <w:p>
-            <w:pPr>
-              <w:pStyle w:val="ListParagraph"/>
-              <w:spacing w:before="0" w:beforeAutospacing="0" w:after="0" w:afterAutospacing="0"/>
-              <w:rPr>
-                <w:rFonts w:asciiTheme="minorHAnsi" w:hAnsiTheme="minorHAnsi" w:cstheme="minorHAnsi"/>
-                <w:sz w:val="22"/>
-                <w:szCs w:val="22"/>
-              </w:rPr>
-            </w:pPr>
+              <w:spacing w:before="0" w:beforeAutospacing="0" w:after="0" w:afterAutospacing="0"/>
+              <w:rPr>
+                <w:rFonts w:asciiTheme="minorHAnsi" w:hAnsiTheme="minorHAnsi" w:cstheme="minorHAnsi"/>
+                <w:sz w:val="22"/>
+                <w:szCs w:val="22"/>
+              </w:rPr>
+            </w:pPr>
+            <w:r>
+              <w:rPr>
+                <w:rFonts w:asciiTheme="minorHAnsi" w:hAnsiTheme="minorHAnsi" w:cstheme="minorHAnsi"/>
+                <w:sz w:val="22"/>
+                <w:szCs w:val="22"/>
+              </w:rPr>
+              <w:drawing>
+                <wp:inline distT="0" distB="0" distL="0" distR="0" wp14:anchorId="46B52F5A" wp14:editId="2FE67261">
+                  <wp:extent cx="1762371" cy="1143160"/>
+                  <wp:effectExtent l="0" t="0" r="0" b="0"/>
+                  <wp:docPr id="1891264469" name="Picture 1"/>
+                  <wp:cNvGraphicFramePr>
+                    <a:graphicFrameLocks xmlns:a="http://schemas.openxmlformats.org/drawingml/2006/main" noChangeAspect="1"/>
+                  </wp:cNvGraphicFramePr>
+                  <a:graphic xmlns:a="http://schemas.openxmlformats.org/drawingml/2006/main">
+                    <a:graphicData uri="http://schemas.openxmlformats.org/drawingml/2006/picture">
+                      <pic:pic xmlns:pic="http://schemas.openxmlformats.org/drawingml/2006/picture">
+                        <pic:nvPicPr>
+                          <pic:cNvPr id="1891264469" name=""/>
+                          <pic:cNvPicPr/>
+                        </pic:nvPicPr>
+                        <pic:blipFill>
+                          <a:blip r:embed="rId14"/>
+                          <a:stretch>
+                            <a:fillRect/>
+                          </a:stretch>
+                        </pic:blipFill>
+                        <pic:spPr>
+                          <a:xfrm>
+                            <a:off x="0" y="0"/>
+                            <a:ext cx="1762371" cy="1143160"/>
+                          </a:xfrm>
+                          <a:prstGeom prst="rect">
+                            <a:avLst/>
+                          </a:prstGeom>
+                        </pic:spPr>
+                      </pic:pic>
+                    </a:graphicData>
+                  </a:graphic>
+                </wp:inline>
+              </w:drawing>
+            </w:r>
           </w:p>
           <w:p>
             <w:pPr>
@@ -3792,86 +5836,6 @@
         </w:tc>
       </w:tr>
     </w:tbl>
-    <w:p>
-      <w:pPr>
-        <w:pStyle w:val="ListParagraph"/>
-        <w:rPr>
-          <w:rFonts w:asciiTheme="minorHAnsi" w:hAnsiTheme="minorHAnsi" w:cstheme="minorHAnsi"/>
-          <w:sz w:val="22"/>
-          <w:szCs w:val="22"/>
-        </w:rPr>
-      </w:pPr>
-    </w:p>
-    <w:p>
-      <w:pPr>
-        <w:pStyle w:val="ListParagraph"/>
-        <w:rPr>
-          <w:rFonts w:asciiTheme="minorHAnsi" w:hAnsiTheme="minorHAnsi" w:cstheme="minorHAnsi"/>
-          <w:sz w:val="22"/>
-          <w:szCs w:val="22"/>
-        </w:rPr>
-      </w:pPr>
-    </w:p>
-    <w:p>
-      <w:pPr>
-        <w:pStyle w:val="ListParagraph"/>
-        <w:rPr>
-          <w:rFonts w:asciiTheme="minorHAnsi" w:hAnsiTheme="minorHAnsi" w:cstheme="minorHAnsi"/>
-          <w:sz w:val="22"/>
-          <w:szCs w:val="22"/>
-        </w:rPr>
-      </w:pPr>
-    </w:p>
-    <w:p>
-      <w:pPr>
-        <w:pStyle w:val="ListParagraph"/>
-        <w:rPr>
-          <w:rFonts w:asciiTheme="minorHAnsi" w:hAnsiTheme="minorHAnsi" w:cstheme="minorHAnsi"/>
-          <w:sz w:val="22"/>
-          <w:szCs w:val="22"/>
-        </w:rPr>
-      </w:pPr>
-    </w:p>
-    <w:p>
-      <w:pPr>
-        <w:pStyle w:val="ListParagraph"/>
-        <w:rPr>
-          <w:rFonts w:asciiTheme="minorHAnsi" w:hAnsiTheme="minorHAnsi" w:cstheme="minorHAnsi"/>
-          <w:sz w:val="22"/>
-          <w:szCs w:val="22"/>
-        </w:rPr>
-      </w:pPr>
-    </w:p>
-    <w:p>
-      <w:pPr>
-        <w:pStyle w:val="ListParagraph"/>
-        <w:rPr>
-          <w:rFonts w:asciiTheme="minorHAnsi" w:hAnsiTheme="minorHAnsi" w:cstheme="minorHAnsi"/>
-          <w:sz w:val="22"/>
-          <w:szCs w:val="22"/>
-        </w:rPr>
-      </w:pPr>
-    </w:p>
-    <w:p>
-      <w:pPr>
-        <w:pStyle w:val="ListParagraph"/>
-        <w:rPr>
-          <w:rFonts w:asciiTheme="minorHAnsi" w:hAnsiTheme="minorHAnsi" w:cstheme="minorHAnsi"/>
-          <w:sz w:val="22"/>
-          <w:szCs w:val="22"/>
-        </w:rPr>
-      </w:pPr>
-    </w:p>
-    <w:p>
-      <w:pPr>
-        <w:pStyle w:val="ListParagraph"/>
-        <w:rPr>
-          <w:rFonts w:asciiTheme="minorHAnsi" w:hAnsiTheme="minorHAnsi" w:cstheme="minorHAnsi"/>
-          <w:sz w:val="22"/>
-          <w:szCs w:val="22"/>
-        </w:rPr>
-      </w:pPr>
-    </w:p>
     <w:p>
       <w:pPr>
         <w:pStyle w:val="ListParagraph"/>
@@ -3898,7 +5862,6 @@
           <w:szCs w:val="28"/>
           <w:lang w:val="en-GB"/>
         </w:rPr>
-        <w:lastRenderedPageBreak/>
         <w:t>Task 6:</w:t>
       </w:r>
     </w:p>
@@ -3984,69 +5947,8 @@
                 <w:sz w:val="22"/>
                 <w:szCs w:val="22"/>
               </w:rPr>
-              <w:t xml:space="preserve">// Write description of the task </w:t>
-            </w:r>
-            <w:proofErr w:type="gramStart"/>
-            <w:r>
-              <w:rPr>
-                <w:rFonts w:asciiTheme="minorHAnsi" w:hAnsiTheme="minorHAnsi" w:cstheme="minorHAnsi"/>
-                <w:sz w:val="22"/>
-                <w:szCs w:val="22"/>
-              </w:rPr>
-              <w:t xml:space="preserve">here </w:t>
-            </w:r>
-            <w:r>
-              <w:rPr>
-                <w:rFonts w:ascii="Segoe UI Symbol" w:hAnsi="Segoe UI Symbol" w:cs="Segoe UI Symbol"/>
-                <w:sz w:val="22"/>
-                <w:szCs w:val="22"/>
-              </w:rPr>
-              <w:t>👇</w:t>
-            </w:r>
-            <w:r>
-              <w:rPr>
-                <w:rFonts w:asciiTheme="minorHAnsi" w:hAnsiTheme="minorHAnsi" w:cstheme="minorHAnsi"/>
-                <w:sz w:val="22"/>
-                <w:szCs w:val="22"/>
-              </w:rPr>
-              <w:t xml:space="preserve"> (</w:t>
-            </w:r>
-            <w:proofErr w:type="gramEnd"/>
-            <w:r>
-              <w:rPr>
-                <w:rFonts w:asciiTheme="minorHAnsi" w:hAnsiTheme="minorHAnsi" w:cstheme="minorHAnsi"/>
-                <w:sz w:val="22"/>
-                <w:szCs w:val="22"/>
-              </w:rPr>
-              <w:t xml:space="preserve">max. five </w:t>
-            </w:r>
-            <w:r>
-              <w:rPr>
-                <w:rFonts w:asciiTheme="minorHAnsi" w:hAnsiTheme="minorHAnsi" w:cstheme="minorHAnsi"/>
-                <w:sz w:val="22"/>
-                <w:szCs w:val="22"/>
-              </w:rPr>
-              <w:t xml:space="preserve">to seven </w:t>
-            </w:r>
-            <w:r>
-              <w:rPr>
-                <w:rFonts w:asciiTheme="minorHAnsi" w:hAnsiTheme="minorHAnsi" w:cstheme="minorHAnsi"/>
-                <w:sz w:val="22"/>
-                <w:szCs w:val="22"/>
-              </w:rPr>
-              <w:t>lines)</w:t>
-            </w:r>
-          </w:p>
-          <w:p>
-            <w:pPr>
-              <w:pStyle w:val="ListParagraph"/>
-              <w:spacing w:before="120" w:beforeAutospacing="0" w:after="120" w:afterAutospacing="0"/>
-              <w:rPr>
-                <w:rFonts w:asciiTheme="minorHAnsi" w:hAnsiTheme="minorHAnsi" w:cstheme="minorHAnsi"/>
-                <w:sz w:val="22"/>
-                <w:szCs w:val="22"/>
-              </w:rPr>
-            </w:pPr>
+              <w:t xml:space="preserve">In the code written, n = 3 and k = 2. We had to implement three procedures (F1, F2 and F3) according to the conditional statements, each of which performed a different operation on the argument(s) passed. </w:t>
+            </w:r>
           </w:p>
           <w:p>
             <w:pPr>
@@ -4086,6 +5988,7 @@
                 <w:sz w:val="26"/>
                 <w:szCs w:val="26"/>
               </w:rPr>
+              <w:lastRenderedPageBreak/>
               <w:t xml:space="preserve">Code: </w:t>
             </w:r>
           </w:p>
@@ -4099,30 +6002,293 @@
           <w:p>
             <w:pPr>
               <w:pStyle w:val="ListParagraph"/>
-              <w:rPr>
-                <w:rFonts w:ascii="Segoe UI Symbol" w:hAnsi="Segoe UI Symbol" w:cs="Segoe UI Symbol"/>
-                <w:color w:val="474747"/>
-                <w:shd w:val="clear" w:color="auto" w:fill="FFFFFF"/>
-              </w:rPr>
-            </w:pPr>
-            <w:r>
-              <w:rPr>
-                <w:rFonts w:asciiTheme="minorHAnsi" w:hAnsiTheme="minorHAnsi" w:cstheme="minorHAnsi"/>
-                <w:sz w:val="22"/>
-                <w:szCs w:val="22"/>
-              </w:rPr>
-              <w:t xml:space="preserve">// Paste source code </w:t>
-            </w:r>
-            <w:proofErr w:type="gramStart"/>
-            <w:r>
-              <w:rPr>
-                <w:rFonts w:asciiTheme="minorHAnsi" w:hAnsiTheme="minorHAnsi" w:cstheme="minorHAnsi"/>
-                <w:sz w:val="22"/>
-                <w:szCs w:val="22"/>
-              </w:rPr>
-              <w:t>here</w:t>
-            </w:r>
-            <w:proofErr w:type="gramEnd"/>
+              <w:spacing w:before="0" w:beforeAutospacing="0" w:after="0" w:afterAutospacing="0"/>
+              <w:rPr>
+                <w:rFonts w:asciiTheme="minorHAnsi" w:hAnsiTheme="minorHAnsi" w:cstheme="minorHAnsi"/>
+                <w:sz w:val="22"/>
+                <w:szCs w:val="22"/>
+              </w:rPr>
+            </w:pPr>
+            <w:r>
+              <w:rPr>
+                <w:rFonts w:asciiTheme="minorHAnsi" w:hAnsiTheme="minorHAnsi" w:cstheme="minorHAnsi"/>
+                <w:sz w:val="22"/>
+                <w:szCs w:val="22"/>
+              </w:rPr>
+              <w:t>.text</w:t>
+            </w:r>
+          </w:p>
+          <w:p>
+            <w:pPr>
+              <w:pStyle w:val="ListParagraph"/>
+              <w:spacing w:before="0" w:beforeAutospacing="0" w:after="0" w:afterAutospacing="0"/>
+              <w:rPr>
+                <w:rFonts w:asciiTheme="minorHAnsi" w:hAnsiTheme="minorHAnsi" w:cstheme="minorHAnsi"/>
+                <w:sz w:val="22"/>
+                <w:szCs w:val="22"/>
+              </w:rPr>
+            </w:pPr>
+          </w:p>
+          <w:p>
+            <w:pPr>
+              <w:pStyle w:val="ListParagraph"/>
+              <w:spacing w:before="0" w:beforeAutospacing="0" w:after="0" w:afterAutospacing="0"/>
+              <w:rPr>
+                <w:rFonts w:asciiTheme="minorHAnsi" w:hAnsiTheme="minorHAnsi" w:cstheme="minorHAnsi"/>
+                <w:sz w:val="22"/>
+                <w:szCs w:val="22"/>
+              </w:rPr>
+            </w:pPr>
+            <w:r>
+              <w:rPr>
+                <w:rFonts w:asciiTheme="minorHAnsi" w:hAnsiTheme="minorHAnsi" w:cstheme="minorHAnsi"/>
+                <w:sz w:val="22"/>
+                <w:szCs w:val="22"/>
+              </w:rPr>
+              <w:t>main:</w:t>
+            </w:r>
+          </w:p>
+          <w:p>
+            <w:pPr>
+              <w:pStyle w:val="ListParagraph"/>
+              <w:spacing w:before="0" w:beforeAutospacing="0" w:after="0" w:afterAutospacing="0"/>
+              <w:rPr>
+                <w:rFonts w:asciiTheme="minorHAnsi" w:hAnsiTheme="minorHAnsi" w:cstheme="minorHAnsi"/>
+                <w:sz w:val="22"/>
+                <w:szCs w:val="22"/>
+              </w:rPr>
+            </w:pPr>
+            <w:r>
+              <w:rPr>
+                <w:rFonts w:asciiTheme="minorHAnsi" w:hAnsiTheme="minorHAnsi" w:cstheme="minorHAnsi"/>
+                <w:sz w:val="22"/>
+                <w:szCs w:val="22"/>
+              </w:rPr>
+              <w:t xml:space="preserve">    li a0, 3</w:t>
+            </w:r>
+          </w:p>
+          <w:p>
+            <w:pPr>
+              <w:pStyle w:val="ListParagraph"/>
+              <w:spacing w:before="0" w:beforeAutospacing="0" w:after="0" w:afterAutospacing="0"/>
+              <w:rPr>
+                <w:rFonts w:asciiTheme="minorHAnsi" w:hAnsiTheme="minorHAnsi" w:cstheme="minorHAnsi"/>
+                <w:sz w:val="22"/>
+                <w:szCs w:val="22"/>
+              </w:rPr>
+            </w:pPr>
+            <w:r>
+              <w:rPr>
+                <w:rFonts w:asciiTheme="minorHAnsi" w:hAnsiTheme="minorHAnsi" w:cstheme="minorHAnsi"/>
+                <w:sz w:val="22"/>
+                <w:szCs w:val="22"/>
+              </w:rPr>
+              <w:t xml:space="preserve">    li a1, 2</w:t>
+            </w:r>
+          </w:p>
+          <w:p>
+            <w:pPr>
+              <w:pStyle w:val="ListParagraph"/>
+              <w:spacing w:before="0" w:beforeAutospacing="0" w:after="0" w:afterAutospacing="0"/>
+              <w:rPr>
+                <w:rFonts w:asciiTheme="minorHAnsi" w:hAnsiTheme="minorHAnsi" w:cstheme="minorHAnsi"/>
+                <w:sz w:val="22"/>
+                <w:szCs w:val="22"/>
+              </w:rPr>
+            </w:pPr>
+          </w:p>
+          <w:p>
+            <w:pPr>
+              <w:pStyle w:val="ListParagraph"/>
+              <w:spacing w:before="0" w:beforeAutospacing="0" w:after="0" w:afterAutospacing="0"/>
+              <w:rPr>
+                <w:rFonts w:asciiTheme="minorHAnsi" w:hAnsiTheme="minorHAnsi" w:cstheme="minorHAnsi"/>
+                <w:sz w:val="22"/>
+                <w:szCs w:val="22"/>
+              </w:rPr>
+            </w:pPr>
+            <w:r>
+              <w:rPr>
+                <w:rFonts w:asciiTheme="minorHAnsi" w:hAnsiTheme="minorHAnsi" w:cstheme="minorHAnsi"/>
+                <w:sz w:val="22"/>
+                <w:szCs w:val="22"/>
+              </w:rPr>
+              <w:t xml:space="preserve">    li t0, 1</w:t>
+            </w:r>
+          </w:p>
+          <w:p>
+            <w:pPr>
+              <w:pStyle w:val="ListParagraph"/>
+              <w:spacing w:before="0" w:beforeAutospacing="0" w:after="0" w:afterAutospacing="0"/>
+              <w:rPr>
+                <w:rFonts w:asciiTheme="minorHAnsi" w:hAnsiTheme="minorHAnsi" w:cstheme="minorHAnsi"/>
+                <w:sz w:val="22"/>
+                <w:szCs w:val="22"/>
+              </w:rPr>
+            </w:pPr>
+            <w:r>
+              <w:rPr>
+                <w:rFonts w:asciiTheme="minorHAnsi" w:hAnsiTheme="minorHAnsi" w:cstheme="minorHAnsi"/>
+                <w:sz w:val="22"/>
+                <w:szCs w:val="22"/>
+              </w:rPr>
+              <w:t xml:space="preserve">    </w:t>
+            </w:r>
+            <w:proofErr w:type="spellStart"/>
+            <w:r>
+              <w:rPr>
+                <w:rFonts w:asciiTheme="minorHAnsi" w:hAnsiTheme="minorHAnsi" w:cstheme="minorHAnsi"/>
+                <w:sz w:val="22"/>
+                <w:szCs w:val="22"/>
+              </w:rPr>
+              <w:t>beq</w:t>
+            </w:r>
+            <w:proofErr w:type="spellEnd"/>
+            <w:r>
+              <w:rPr>
+                <w:rFonts w:asciiTheme="minorHAnsi" w:hAnsiTheme="minorHAnsi" w:cstheme="minorHAnsi"/>
+                <w:sz w:val="22"/>
+                <w:szCs w:val="22"/>
+              </w:rPr>
+              <w:t xml:space="preserve"> a1, t0, callf1</w:t>
+            </w:r>
+          </w:p>
+          <w:p>
+            <w:pPr>
+              <w:pStyle w:val="ListParagraph"/>
+              <w:spacing w:before="0" w:beforeAutospacing="0" w:after="0" w:afterAutospacing="0"/>
+              <w:rPr>
+                <w:rFonts w:asciiTheme="minorHAnsi" w:hAnsiTheme="minorHAnsi" w:cstheme="minorHAnsi"/>
+                <w:sz w:val="22"/>
+                <w:szCs w:val="22"/>
+              </w:rPr>
+            </w:pPr>
+          </w:p>
+          <w:p>
+            <w:pPr>
+              <w:pStyle w:val="ListParagraph"/>
+              <w:spacing w:before="0" w:beforeAutospacing="0" w:after="0" w:afterAutospacing="0"/>
+              <w:rPr>
+                <w:rFonts w:asciiTheme="minorHAnsi" w:hAnsiTheme="minorHAnsi" w:cstheme="minorHAnsi"/>
+                <w:sz w:val="22"/>
+                <w:szCs w:val="22"/>
+              </w:rPr>
+            </w:pPr>
+            <w:r>
+              <w:rPr>
+                <w:rFonts w:asciiTheme="minorHAnsi" w:hAnsiTheme="minorHAnsi" w:cstheme="minorHAnsi"/>
+                <w:sz w:val="22"/>
+                <w:szCs w:val="22"/>
+              </w:rPr>
+              <w:t xml:space="preserve">    </w:t>
+            </w:r>
+            <w:proofErr w:type="spellStart"/>
+            <w:r>
+              <w:rPr>
+                <w:rFonts w:asciiTheme="minorHAnsi" w:hAnsiTheme="minorHAnsi" w:cstheme="minorHAnsi"/>
+                <w:sz w:val="22"/>
+                <w:szCs w:val="22"/>
+              </w:rPr>
+              <w:t>blt</w:t>
+            </w:r>
+            <w:proofErr w:type="spellEnd"/>
+            <w:r>
+              <w:rPr>
+                <w:rFonts w:asciiTheme="minorHAnsi" w:hAnsiTheme="minorHAnsi" w:cstheme="minorHAnsi"/>
+                <w:sz w:val="22"/>
+                <w:szCs w:val="22"/>
+              </w:rPr>
+              <w:t xml:space="preserve"> a1, a0, callf2</w:t>
+            </w:r>
+          </w:p>
+          <w:p>
+            <w:pPr>
+              <w:pStyle w:val="ListParagraph"/>
+              <w:spacing w:before="0" w:beforeAutospacing="0" w:after="0" w:afterAutospacing="0"/>
+              <w:rPr>
+                <w:rFonts w:asciiTheme="minorHAnsi" w:hAnsiTheme="minorHAnsi" w:cstheme="minorHAnsi"/>
+                <w:sz w:val="22"/>
+                <w:szCs w:val="22"/>
+              </w:rPr>
+            </w:pPr>
+            <w:r>
+              <w:rPr>
+                <w:rFonts w:asciiTheme="minorHAnsi" w:hAnsiTheme="minorHAnsi" w:cstheme="minorHAnsi"/>
+                <w:sz w:val="22"/>
+                <w:szCs w:val="22"/>
+              </w:rPr>
+              <w:t xml:space="preserve">    j callf3</w:t>
+            </w:r>
+          </w:p>
+          <w:p>
+            <w:pPr>
+              <w:pStyle w:val="ListParagraph"/>
+              <w:spacing w:before="0" w:beforeAutospacing="0" w:after="0" w:afterAutospacing="0"/>
+              <w:rPr>
+                <w:rFonts w:asciiTheme="minorHAnsi" w:hAnsiTheme="minorHAnsi" w:cstheme="minorHAnsi"/>
+                <w:sz w:val="22"/>
+                <w:szCs w:val="22"/>
+              </w:rPr>
+            </w:pPr>
+          </w:p>
+          <w:p>
+            <w:pPr>
+              <w:pStyle w:val="ListParagraph"/>
+              <w:spacing w:before="0" w:beforeAutospacing="0" w:after="0" w:afterAutospacing="0"/>
+              <w:rPr>
+                <w:rFonts w:asciiTheme="minorHAnsi" w:hAnsiTheme="minorHAnsi" w:cstheme="minorHAnsi"/>
+                <w:sz w:val="22"/>
+                <w:szCs w:val="22"/>
+              </w:rPr>
+            </w:pPr>
+          </w:p>
+          <w:p>
+            <w:pPr>
+              <w:pStyle w:val="ListParagraph"/>
+              <w:spacing w:before="0" w:beforeAutospacing="0" w:after="0" w:afterAutospacing="0"/>
+              <w:rPr>
+                <w:rFonts w:asciiTheme="minorHAnsi" w:hAnsiTheme="minorHAnsi" w:cstheme="minorHAnsi"/>
+                <w:sz w:val="22"/>
+                <w:szCs w:val="22"/>
+              </w:rPr>
+            </w:pPr>
+            <w:r>
+              <w:rPr>
+                <w:rFonts w:asciiTheme="minorHAnsi" w:hAnsiTheme="minorHAnsi" w:cstheme="minorHAnsi"/>
+                <w:sz w:val="22"/>
+                <w:szCs w:val="22"/>
+              </w:rPr>
+              <w:t>callf1:</w:t>
+            </w:r>
+          </w:p>
+          <w:p>
+            <w:pPr>
+              <w:pStyle w:val="ListParagraph"/>
+              <w:spacing w:before="0" w:beforeAutospacing="0" w:after="0" w:afterAutospacing="0"/>
+              <w:rPr>
+                <w:rFonts w:asciiTheme="minorHAnsi" w:hAnsiTheme="minorHAnsi" w:cstheme="minorHAnsi"/>
+                <w:sz w:val="22"/>
+                <w:szCs w:val="22"/>
+              </w:rPr>
+            </w:pPr>
+            <w:r>
+              <w:rPr>
+                <w:rFonts w:asciiTheme="minorHAnsi" w:hAnsiTheme="minorHAnsi" w:cstheme="minorHAnsi"/>
+                <w:sz w:val="22"/>
+                <w:szCs w:val="22"/>
+              </w:rPr>
+              <w:t xml:space="preserve">    </w:t>
+            </w:r>
+            <w:proofErr w:type="spellStart"/>
+            <w:r>
+              <w:rPr>
+                <w:rFonts w:asciiTheme="minorHAnsi" w:hAnsiTheme="minorHAnsi" w:cstheme="minorHAnsi"/>
+                <w:sz w:val="22"/>
+                <w:szCs w:val="22"/>
+              </w:rPr>
+              <w:t>jal</w:t>
+            </w:r>
+            <w:proofErr w:type="spellEnd"/>
             <w:r>
               <w:rPr>
                 <w:rFonts w:asciiTheme="minorHAnsi" w:hAnsiTheme="minorHAnsi" w:cstheme="minorHAnsi"/>
@@ -4131,25 +6297,867 @@
               </w:rPr>
               <w:t xml:space="preserve"> </w:t>
             </w:r>
-            <w:r>
-              <w:rPr>
-                <w:rFonts w:ascii="Segoe UI Symbol" w:hAnsi="Segoe UI Symbol" w:cs="Segoe UI Symbol"/>
-                <w:color w:val="474747"/>
-                <w:shd w:val="clear" w:color="auto" w:fill="FFFFFF"/>
-              </w:rPr>
-              <w:t>👇</w:t>
-            </w:r>
-          </w:p>
-          <w:p>
-            <w:pPr>
-              <w:pStyle w:val="ListParagraph"/>
-              <w:spacing w:before="0" w:beforeAutospacing="0" w:after="0" w:afterAutospacing="0"/>
-              <w:rPr>
-                <w:rFonts w:asciiTheme="minorHAnsi" w:hAnsiTheme="minorHAnsi" w:cstheme="minorHAnsi"/>
-                <w:sz w:val="22"/>
-                <w:szCs w:val="22"/>
-              </w:rPr>
-            </w:pPr>
+            <w:proofErr w:type="spellStart"/>
+            <w:r>
+              <w:rPr>
+                <w:rFonts w:asciiTheme="minorHAnsi" w:hAnsiTheme="minorHAnsi" w:cstheme="minorHAnsi"/>
+                <w:sz w:val="22"/>
+                <w:szCs w:val="22"/>
+              </w:rPr>
+              <w:t>ra</w:t>
+            </w:r>
+            <w:proofErr w:type="spellEnd"/>
+            <w:r>
+              <w:rPr>
+                <w:rFonts w:asciiTheme="minorHAnsi" w:hAnsiTheme="minorHAnsi" w:cstheme="minorHAnsi"/>
+                <w:sz w:val="22"/>
+                <w:szCs w:val="22"/>
+              </w:rPr>
+              <w:t>, f_1</w:t>
+            </w:r>
+          </w:p>
+          <w:p>
+            <w:pPr>
+              <w:pStyle w:val="ListParagraph"/>
+              <w:spacing w:before="0" w:beforeAutospacing="0" w:after="0" w:afterAutospacing="0"/>
+              <w:rPr>
+                <w:rFonts w:asciiTheme="minorHAnsi" w:hAnsiTheme="minorHAnsi" w:cstheme="minorHAnsi"/>
+                <w:sz w:val="22"/>
+                <w:szCs w:val="22"/>
+              </w:rPr>
+            </w:pPr>
+            <w:r>
+              <w:rPr>
+                <w:rFonts w:asciiTheme="minorHAnsi" w:hAnsiTheme="minorHAnsi" w:cstheme="minorHAnsi"/>
+                <w:sz w:val="22"/>
+                <w:szCs w:val="22"/>
+              </w:rPr>
+              <w:t xml:space="preserve">    j display</w:t>
+            </w:r>
+          </w:p>
+          <w:p>
+            <w:pPr>
+              <w:pStyle w:val="ListParagraph"/>
+              <w:spacing w:before="0" w:beforeAutospacing="0" w:after="0" w:afterAutospacing="0"/>
+              <w:rPr>
+                <w:rFonts w:asciiTheme="minorHAnsi" w:hAnsiTheme="minorHAnsi" w:cstheme="minorHAnsi"/>
+                <w:sz w:val="22"/>
+                <w:szCs w:val="22"/>
+              </w:rPr>
+            </w:pPr>
+          </w:p>
+          <w:p>
+            <w:pPr>
+              <w:pStyle w:val="ListParagraph"/>
+              <w:spacing w:before="0" w:beforeAutospacing="0" w:after="0" w:afterAutospacing="0"/>
+              <w:rPr>
+                <w:rFonts w:asciiTheme="minorHAnsi" w:hAnsiTheme="minorHAnsi" w:cstheme="minorHAnsi"/>
+                <w:sz w:val="22"/>
+                <w:szCs w:val="22"/>
+              </w:rPr>
+            </w:pPr>
+            <w:r>
+              <w:rPr>
+                <w:rFonts w:asciiTheme="minorHAnsi" w:hAnsiTheme="minorHAnsi" w:cstheme="minorHAnsi"/>
+                <w:sz w:val="22"/>
+                <w:szCs w:val="22"/>
+              </w:rPr>
+              <w:t>callf2:</w:t>
+            </w:r>
+          </w:p>
+          <w:p>
+            <w:pPr>
+              <w:pStyle w:val="ListParagraph"/>
+              <w:spacing w:before="0" w:beforeAutospacing="0" w:after="0" w:afterAutospacing="0"/>
+              <w:rPr>
+                <w:rFonts w:asciiTheme="minorHAnsi" w:hAnsiTheme="minorHAnsi" w:cstheme="minorHAnsi"/>
+                <w:sz w:val="22"/>
+                <w:szCs w:val="22"/>
+              </w:rPr>
+            </w:pPr>
+            <w:r>
+              <w:rPr>
+                <w:rFonts w:asciiTheme="minorHAnsi" w:hAnsiTheme="minorHAnsi" w:cstheme="minorHAnsi"/>
+                <w:sz w:val="22"/>
+                <w:szCs w:val="22"/>
+              </w:rPr>
+              <w:t xml:space="preserve">    </w:t>
+            </w:r>
+            <w:proofErr w:type="spellStart"/>
+            <w:r>
+              <w:rPr>
+                <w:rFonts w:asciiTheme="minorHAnsi" w:hAnsiTheme="minorHAnsi" w:cstheme="minorHAnsi"/>
+                <w:sz w:val="22"/>
+                <w:szCs w:val="22"/>
+              </w:rPr>
+              <w:t>jal</w:t>
+            </w:r>
+            <w:proofErr w:type="spellEnd"/>
+            <w:r>
+              <w:rPr>
+                <w:rFonts w:asciiTheme="minorHAnsi" w:hAnsiTheme="minorHAnsi" w:cstheme="minorHAnsi"/>
+                <w:sz w:val="22"/>
+                <w:szCs w:val="22"/>
+              </w:rPr>
+              <w:t xml:space="preserve"> </w:t>
+            </w:r>
+            <w:proofErr w:type="spellStart"/>
+            <w:r>
+              <w:rPr>
+                <w:rFonts w:asciiTheme="minorHAnsi" w:hAnsiTheme="minorHAnsi" w:cstheme="minorHAnsi"/>
+                <w:sz w:val="22"/>
+                <w:szCs w:val="22"/>
+              </w:rPr>
+              <w:t>ra</w:t>
+            </w:r>
+            <w:proofErr w:type="spellEnd"/>
+            <w:r>
+              <w:rPr>
+                <w:rFonts w:asciiTheme="minorHAnsi" w:hAnsiTheme="minorHAnsi" w:cstheme="minorHAnsi"/>
+                <w:sz w:val="22"/>
+                <w:szCs w:val="22"/>
+              </w:rPr>
+              <w:t>, f_2</w:t>
+            </w:r>
+          </w:p>
+          <w:p>
+            <w:pPr>
+              <w:pStyle w:val="ListParagraph"/>
+              <w:spacing w:before="0" w:beforeAutospacing="0" w:after="0" w:afterAutospacing="0"/>
+              <w:rPr>
+                <w:rFonts w:asciiTheme="minorHAnsi" w:hAnsiTheme="minorHAnsi" w:cstheme="minorHAnsi"/>
+                <w:sz w:val="22"/>
+                <w:szCs w:val="22"/>
+              </w:rPr>
+            </w:pPr>
+            <w:r>
+              <w:rPr>
+                <w:rFonts w:asciiTheme="minorHAnsi" w:hAnsiTheme="minorHAnsi" w:cstheme="minorHAnsi"/>
+                <w:sz w:val="22"/>
+                <w:szCs w:val="22"/>
+              </w:rPr>
+              <w:t xml:space="preserve">    j display</w:t>
+            </w:r>
+          </w:p>
+          <w:p>
+            <w:pPr>
+              <w:pStyle w:val="ListParagraph"/>
+              <w:spacing w:before="0" w:beforeAutospacing="0" w:after="0" w:afterAutospacing="0"/>
+              <w:rPr>
+                <w:rFonts w:asciiTheme="minorHAnsi" w:hAnsiTheme="minorHAnsi" w:cstheme="minorHAnsi"/>
+                <w:sz w:val="22"/>
+                <w:szCs w:val="22"/>
+              </w:rPr>
+            </w:pPr>
+          </w:p>
+          <w:p>
+            <w:pPr>
+              <w:pStyle w:val="ListParagraph"/>
+              <w:spacing w:before="0" w:beforeAutospacing="0" w:after="0" w:afterAutospacing="0"/>
+              <w:rPr>
+                <w:rFonts w:asciiTheme="minorHAnsi" w:hAnsiTheme="minorHAnsi" w:cstheme="minorHAnsi"/>
+                <w:sz w:val="22"/>
+                <w:szCs w:val="22"/>
+              </w:rPr>
+            </w:pPr>
+            <w:r>
+              <w:rPr>
+                <w:rFonts w:asciiTheme="minorHAnsi" w:hAnsiTheme="minorHAnsi" w:cstheme="minorHAnsi"/>
+                <w:sz w:val="22"/>
+                <w:szCs w:val="22"/>
+              </w:rPr>
+              <w:t>callf3:</w:t>
+            </w:r>
+          </w:p>
+          <w:p>
+            <w:pPr>
+              <w:pStyle w:val="ListParagraph"/>
+              <w:spacing w:before="0" w:beforeAutospacing="0" w:after="0" w:afterAutospacing="0"/>
+              <w:rPr>
+                <w:rFonts w:asciiTheme="minorHAnsi" w:hAnsiTheme="minorHAnsi" w:cstheme="minorHAnsi"/>
+                <w:sz w:val="22"/>
+                <w:szCs w:val="22"/>
+              </w:rPr>
+            </w:pPr>
+            <w:r>
+              <w:rPr>
+                <w:rFonts w:asciiTheme="minorHAnsi" w:hAnsiTheme="minorHAnsi" w:cstheme="minorHAnsi"/>
+                <w:sz w:val="22"/>
+                <w:szCs w:val="22"/>
+              </w:rPr>
+              <w:t xml:space="preserve">    </w:t>
+            </w:r>
+            <w:proofErr w:type="spellStart"/>
+            <w:r>
+              <w:rPr>
+                <w:rFonts w:asciiTheme="minorHAnsi" w:hAnsiTheme="minorHAnsi" w:cstheme="minorHAnsi"/>
+                <w:sz w:val="22"/>
+                <w:szCs w:val="22"/>
+              </w:rPr>
+              <w:t>jal</w:t>
+            </w:r>
+            <w:proofErr w:type="spellEnd"/>
+            <w:r>
+              <w:rPr>
+                <w:rFonts w:asciiTheme="minorHAnsi" w:hAnsiTheme="minorHAnsi" w:cstheme="minorHAnsi"/>
+                <w:sz w:val="22"/>
+                <w:szCs w:val="22"/>
+              </w:rPr>
+              <w:t xml:space="preserve"> </w:t>
+            </w:r>
+            <w:proofErr w:type="spellStart"/>
+            <w:r>
+              <w:rPr>
+                <w:rFonts w:asciiTheme="minorHAnsi" w:hAnsiTheme="minorHAnsi" w:cstheme="minorHAnsi"/>
+                <w:sz w:val="22"/>
+                <w:szCs w:val="22"/>
+              </w:rPr>
+              <w:t>ra</w:t>
+            </w:r>
+            <w:proofErr w:type="spellEnd"/>
+            <w:r>
+              <w:rPr>
+                <w:rFonts w:asciiTheme="minorHAnsi" w:hAnsiTheme="minorHAnsi" w:cstheme="minorHAnsi"/>
+                <w:sz w:val="22"/>
+                <w:szCs w:val="22"/>
+              </w:rPr>
+              <w:t>, f_3</w:t>
+            </w:r>
+          </w:p>
+          <w:p>
+            <w:pPr>
+              <w:pStyle w:val="ListParagraph"/>
+              <w:spacing w:before="0" w:beforeAutospacing="0" w:after="0" w:afterAutospacing="0"/>
+              <w:rPr>
+                <w:rFonts w:asciiTheme="minorHAnsi" w:hAnsiTheme="minorHAnsi" w:cstheme="minorHAnsi"/>
+                <w:sz w:val="22"/>
+                <w:szCs w:val="22"/>
+              </w:rPr>
+            </w:pPr>
+            <w:r>
+              <w:rPr>
+                <w:rFonts w:asciiTheme="minorHAnsi" w:hAnsiTheme="minorHAnsi" w:cstheme="minorHAnsi"/>
+                <w:sz w:val="22"/>
+                <w:szCs w:val="22"/>
+              </w:rPr>
+              <w:t xml:space="preserve">    j display</w:t>
+            </w:r>
+          </w:p>
+          <w:p>
+            <w:pPr>
+              <w:pStyle w:val="ListParagraph"/>
+              <w:spacing w:before="0" w:beforeAutospacing="0" w:after="0" w:afterAutospacing="0"/>
+              <w:rPr>
+                <w:rFonts w:asciiTheme="minorHAnsi" w:hAnsiTheme="minorHAnsi" w:cstheme="minorHAnsi"/>
+                <w:sz w:val="22"/>
+                <w:szCs w:val="22"/>
+              </w:rPr>
+            </w:pPr>
+          </w:p>
+          <w:p>
+            <w:pPr>
+              <w:pStyle w:val="ListParagraph"/>
+              <w:spacing w:before="0" w:beforeAutospacing="0" w:after="0" w:afterAutospacing="0"/>
+              <w:rPr>
+                <w:rFonts w:asciiTheme="minorHAnsi" w:hAnsiTheme="minorHAnsi" w:cstheme="minorHAnsi"/>
+                <w:sz w:val="22"/>
+                <w:szCs w:val="22"/>
+              </w:rPr>
+            </w:pPr>
+            <w:r>
+              <w:rPr>
+                <w:rFonts w:asciiTheme="minorHAnsi" w:hAnsiTheme="minorHAnsi" w:cstheme="minorHAnsi"/>
+                <w:sz w:val="22"/>
+                <w:szCs w:val="22"/>
+              </w:rPr>
+              <w:t>display:</w:t>
+            </w:r>
+          </w:p>
+          <w:p>
+            <w:pPr>
+              <w:pStyle w:val="ListParagraph"/>
+              <w:spacing w:before="0" w:beforeAutospacing="0" w:after="0" w:afterAutospacing="0"/>
+              <w:rPr>
+                <w:rFonts w:asciiTheme="minorHAnsi" w:hAnsiTheme="minorHAnsi" w:cstheme="minorHAnsi"/>
+                <w:sz w:val="22"/>
+                <w:szCs w:val="22"/>
+              </w:rPr>
+            </w:pPr>
+            <w:r>
+              <w:rPr>
+                <w:rFonts w:asciiTheme="minorHAnsi" w:hAnsiTheme="minorHAnsi" w:cstheme="minorHAnsi"/>
+                <w:sz w:val="22"/>
+                <w:szCs w:val="22"/>
+              </w:rPr>
+              <w:t xml:space="preserve">    mv t0, a0</w:t>
+            </w:r>
+          </w:p>
+          <w:p>
+            <w:pPr>
+              <w:pStyle w:val="ListParagraph"/>
+              <w:spacing w:before="0" w:beforeAutospacing="0" w:after="0" w:afterAutospacing="0"/>
+              <w:rPr>
+                <w:rFonts w:asciiTheme="minorHAnsi" w:hAnsiTheme="minorHAnsi" w:cstheme="minorHAnsi"/>
+                <w:sz w:val="22"/>
+                <w:szCs w:val="22"/>
+              </w:rPr>
+            </w:pPr>
+            <w:r>
+              <w:rPr>
+                <w:rFonts w:asciiTheme="minorHAnsi" w:hAnsiTheme="minorHAnsi" w:cstheme="minorHAnsi"/>
+                <w:sz w:val="22"/>
+                <w:szCs w:val="22"/>
+              </w:rPr>
+              <w:t xml:space="preserve">    li a0, 1</w:t>
+            </w:r>
+          </w:p>
+          <w:p>
+            <w:pPr>
+              <w:pStyle w:val="ListParagraph"/>
+              <w:spacing w:before="0" w:beforeAutospacing="0" w:after="0" w:afterAutospacing="0"/>
+              <w:rPr>
+                <w:rFonts w:asciiTheme="minorHAnsi" w:hAnsiTheme="minorHAnsi" w:cstheme="minorHAnsi"/>
+                <w:sz w:val="22"/>
+                <w:szCs w:val="22"/>
+              </w:rPr>
+            </w:pPr>
+            <w:r>
+              <w:rPr>
+                <w:rFonts w:asciiTheme="minorHAnsi" w:hAnsiTheme="minorHAnsi" w:cstheme="minorHAnsi"/>
+                <w:sz w:val="22"/>
+                <w:szCs w:val="22"/>
+              </w:rPr>
+              <w:t xml:space="preserve">    mv a1, t0</w:t>
+            </w:r>
+          </w:p>
+          <w:p>
+            <w:pPr>
+              <w:pStyle w:val="ListParagraph"/>
+              <w:spacing w:before="0" w:beforeAutospacing="0" w:after="0" w:afterAutospacing="0"/>
+              <w:rPr>
+                <w:rFonts w:asciiTheme="minorHAnsi" w:hAnsiTheme="minorHAnsi" w:cstheme="minorHAnsi"/>
+                <w:sz w:val="22"/>
+                <w:szCs w:val="22"/>
+              </w:rPr>
+            </w:pPr>
+            <w:r>
+              <w:rPr>
+                <w:rFonts w:asciiTheme="minorHAnsi" w:hAnsiTheme="minorHAnsi" w:cstheme="minorHAnsi"/>
+                <w:sz w:val="22"/>
+                <w:szCs w:val="22"/>
+              </w:rPr>
+              <w:t xml:space="preserve">    </w:t>
+            </w:r>
+            <w:proofErr w:type="spellStart"/>
+            <w:r>
+              <w:rPr>
+                <w:rFonts w:asciiTheme="minorHAnsi" w:hAnsiTheme="minorHAnsi" w:cstheme="minorHAnsi"/>
+                <w:sz w:val="22"/>
+                <w:szCs w:val="22"/>
+              </w:rPr>
+              <w:t>ecall</w:t>
+            </w:r>
+            <w:proofErr w:type="spellEnd"/>
+          </w:p>
+          <w:p>
+            <w:pPr>
+              <w:pStyle w:val="ListParagraph"/>
+              <w:spacing w:before="0" w:beforeAutospacing="0" w:after="0" w:afterAutospacing="0"/>
+              <w:rPr>
+                <w:rFonts w:asciiTheme="minorHAnsi" w:hAnsiTheme="minorHAnsi" w:cstheme="minorHAnsi"/>
+                <w:sz w:val="22"/>
+                <w:szCs w:val="22"/>
+              </w:rPr>
+            </w:pPr>
+          </w:p>
+          <w:p>
+            <w:pPr>
+              <w:pStyle w:val="ListParagraph"/>
+              <w:spacing w:before="0" w:beforeAutospacing="0" w:after="0" w:afterAutospacing="0"/>
+              <w:rPr>
+                <w:rFonts w:asciiTheme="minorHAnsi" w:hAnsiTheme="minorHAnsi" w:cstheme="minorHAnsi"/>
+                <w:sz w:val="22"/>
+                <w:szCs w:val="22"/>
+              </w:rPr>
+            </w:pPr>
+            <w:r>
+              <w:rPr>
+                <w:rFonts w:asciiTheme="minorHAnsi" w:hAnsiTheme="minorHAnsi" w:cstheme="minorHAnsi"/>
+                <w:sz w:val="22"/>
+                <w:szCs w:val="22"/>
+              </w:rPr>
+              <w:t xml:space="preserve">    </w:t>
+            </w:r>
+            <w:proofErr w:type="spellStart"/>
+            <w:r>
+              <w:rPr>
+                <w:rFonts w:asciiTheme="minorHAnsi" w:hAnsiTheme="minorHAnsi" w:cstheme="minorHAnsi"/>
+                <w:sz w:val="22"/>
+                <w:szCs w:val="22"/>
+              </w:rPr>
+              <w:t>ebreak</w:t>
+            </w:r>
+            <w:proofErr w:type="spellEnd"/>
+          </w:p>
+          <w:p>
+            <w:pPr>
+              <w:pStyle w:val="ListParagraph"/>
+              <w:spacing w:before="0" w:beforeAutospacing="0" w:after="0" w:afterAutospacing="0"/>
+              <w:rPr>
+                <w:rFonts w:asciiTheme="minorHAnsi" w:hAnsiTheme="minorHAnsi" w:cstheme="minorHAnsi"/>
+                <w:sz w:val="22"/>
+                <w:szCs w:val="22"/>
+              </w:rPr>
+            </w:pPr>
+          </w:p>
+          <w:p>
+            <w:pPr>
+              <w:pStyle w:val="ListParagraph"/>
+              <w:spacing w:before="0" w:beforeAutospacing="0" w:after="0" w:afterAutospacing="0"/>
+              <w:rPr>
+                <w:rFonts w:asciiTheme="minorHAnsi" w:hAnsiTheme="minorHAnsi" w:cstheme="minorHAnsi"/>
+                <w:sz w:val="22"/>
+                <w:szCs w:val="22"/>
+              </w:rPr>
+            </w:pPr>
+            <w:r>
+              <w:rPr>
+                <w:rFonts w:asciiTheme="minorHAnsi" w:hAnsiTheme="minorHAnsi" w:cstheme="minorHAnsi"/>
+                <w:sz w:val="22"/>
+                <w:szCs w:val="22"/>
+              </w:rPr>
+              <w:t>f_1:</w:t>
+            </w:r>
+          </w:p>
+          <w:p>
+            <w:pPr>
+              <w:pStyle w:val="ListParagraph"/>
+              <w:spacing w:before="0" w:beforeAutospacing="0" w:after="0" w:afterAutospacing="0"/>
+              <w:rPr>
+                <w:rFonts w:asciiTheme="minorHAnsi" w:hAnsiTheme="minorHAnsi" w:cstheme="minorHAnsi"/>
+                <w:sz w:val="22"/>
+                <w:szCs w:val="22"/>
+              </w:rPr>
+            </w:pPr>
+            <w:r>
+              <w:rPr>
+                <w:rFonts w:asciiTheme="minorHAnsi" w:hAnsiTheme="minorHAnsi" w:cstheme="minorHAnsi"/>
+                <w:sz w:val="22"/>
+                <w:szCs w:val="22"/>
+              </w:rPr>
+              <w:t xml:space="preserve">    </w:t>
+            </w:r>
+            <w:proofErr w:type="spellStart"/>
+            <w:r>
+              <w:rPr>
+                <w:rFonts w:asciiTheme="minorHAnsi" w:hAnsiTheme="minorHAnsi" w:cstheme="minorHAnsi"/>
+                <w:sz w:val="22"/>
+                <w:szCs w:val="22"/>
+              </w:rPr>
+              <w:t>mul</w:t>
+            </w:r>
+            <w:proofErr w:type="spellEnd"/>
+            <w:r>
+              <w:rPr>
+                <w:rFonts w:asciiTheme="minorHAnsi" w:hAnsiTheme="minorHAnsi" w:cstheme="minorHAnsi"/>
+                <w:sz w:val="22"/>
+                <w:szCs w:val="22"/>
+              </w:rPr>
+              <w:t xml:space="preserve"> t0, a0, a0</w:t>
+            </w:r>
+          </w:p>
+          <w:p>
+            <w:pPr>
+              <w:pStyle w:val="ListParagraph"/>
+              <w:spacing w:before="0" w:beforeAutospacing="0" w:after="0" w:afterAutospacing="0"/>
+              <w:rPr>
+                <w:rFonts w:asciiTheme="minorHAnsi" w:hAnsiTheme="minorHAnsi" w:cstheme="minorHAnsi"/>
+                <w:sz w:val="22"/>
+                <w:szCs w:val="22"/>
+              </w:rPr>
+            </w:pPr>
+            <w:r>
+              <w:rPr>
+                <w:rFonts w:asciiTheme="minorHAnsi" w:hAnsiTheme="minorHAnsi" w:cstheme="minorHAnsi"/>
+                <w:sz w:val="22"/>
+                <w:szCs w:val="22"/>
+              </w:rPr>
+              <w:t xml:space="preserve">    </w:t>
+            </w:r>
+            <w:proofErr w:type="spellStart"/>
+            <w:r>
+              <w:rPr>
+                <w:rFonts w:asciiTheme="minorHAnsi" w:hAnsiTheme="minorHAnsi" w:cstheme="minorHAnsi"/>
+                <w:sz w:val="22"/>
+                <w:szCs w:val="22"/>
+              </w:rPr>
+              <w:t>mul</w:t>
+            </w:r>
+            <w:proofErr w:type="spellEnd"/>
+            <w:r>
+              <w:rPr>
+                <w:rFonts w:asciiTheme="minorHAnsi" w:hAnsiTheme="minorHAnsi" w:cstheme="minorHAnsi"/>
+                <w:sz w:val="22"/>
+                <w:szCs w:val="22"/>
+              </w:rPr>
+              <w:t xml:space="preserve"> t1, a1, a1</w:t>
+            </w:r>
+          </w:p>
+          <w:p>
+            <w:pPr>
+              <w:pStyle w:val="ListParagraph"/>
+              <w:spacing w:before="0" w:beforeAutospacing="0" w:after="0" w:afterAutospacing="0"/>
+              <w:rPr>
+                <w:rFonts w:asciiTheme="minorHAnsi" w:hAnsiTheme="minorHAnsi" w:cstheme="minorHAnsi"/>
+                <w:sz w:val="22"/>
+                <w:szCs w:val="22"/>
+              </w:rPr>
+            </w:pPr>
+            <w:r>
+              <w:rPr>
+                <w:rFonts w:asciiTheme="minorHAnsi" w:hAnsiTheme="minorHAnsi" w:cstheme="minorHAnsi"/>
+                <w:sz w:val="22"/>
+                <w:szCs w:val="22"/>
+              </w:rPr>
+              <w:t xml:space="preserve">    add a0, t0, t1</w:t>
+            </w:r>
+          </w:p>
+          <w:p>
+            <w:pPr>
+              <w:pStyle w:val="ListParagraph"/>
+              <w:spacing w:before="0" w:beforeAutospacing="0" w:after="0" w:afterAutospacing="0"/>
+              <w:rPr>
+                <w:rFonts w:asciiTheme="minorHAnsi" w:hAnsiTheme="minorHAnsi" w:cstheme="minorHAnsi"/>
+                <w:sz w:val="22"/>
+                <w:szCs w:val="22"/>
+              </w:rPr>
+            </w:pPr>
+            <w:r>
+              <w:rPr>
+                <w:rFonts w:asciiTheme="minorHAnsi" w:hAnsiTheme="minorHAnsi" w:cstheme="minorHAnsi"/>
+                <w:sz w:val="22"/>
+                <w:szCs w:val="22"/>
+              </w:rPr>
+              <w:t xml:space="preserve">    </w:t>
+            </w:r>
+            <w:proofErr w:type="spellStart"/>
+            <w:r>
+              <w:rPr>
+                <w:rFonts w:asciiTheme="minorHAnsi" w:hAnsiTheme="minorHAnsi" w:cstheme="minorHAnsi"/>
+                <w:sz w:val="22"/>
+                <w:szCs w:val="22"/>
+              </w:rPr>
+              <w:t>jalr</w:t>
+            </w:r>
+            <w:proofErr w:type="spellEnd"/>
+            <w:r>
+              <w:rPr>
+                <w:rFonts w:asciiTheme="minorHAnsi" w:hAnsiTheme="minorHAnsi" w:cstheme="minorHAnsi"/>
+                <w:sz w:val="22"/>
+                <w:szCs w:val="22"/>
+              </w:rPr>
+              <w:t xml:space="preserve"> zero, </w:t>
+            </w:r>
+            <w:proofErr w:type="spellStart"/>
+            <w:r>
+              <w:rPr>
+                <w:rFonts w:asciiTheme="minorHAnsi" w:hAnsiTheme="minorHAnsi" w:cstheme="minorHAnsi"/>
+                <w:sz w:val="22"/>
+                <w:szCs w:val="22"/>
+              </w:rPr>
+              <w:t>ra</w:t>
+            </w:r>
+            <w:proofErr w:type="spellEnd"/>
+            <w:r>
+              <w:rPr>
+                <w:rFonts w:asciiTheme="minorHAnsi" w:hAnsiTheme="minorHAnsi" w:cstheme="minorHAnsi"/>
+                <w:sz w:val="22"/>
+                <w:szCs w:val="22"/>
+              </w:rPr>
+              <w:t>, 0</w:t>
+            </w:r>
+          </w:p>
+          <w:p>
+            <w:pPr>
+              <w:pStyle w:val="ListParagraph"/>
+              <w:spacing w:before="0" w:beforeAutospacing="0" w:after="0" w:afterAutospacing="0"/>
+              <w:rPr>
+                <w:rFonts w:asciiTheme="minorHAnsi" w:hAnsiTheme="minorHAnsi" w:cstheme="minorHAnsi"/>
+                <w:sz w:val="22"/>
+                <w:szCs w:val="22"/>
+              </w:rPr>
+            </w:pPr>
+          </w:p>
+          <w:p>
+            <w:pPr>
+              <w:pStyle w:val="ListParagraph"/>
+              <w:spacing w:before="0" w:beforeAutospacing="0" w:after="0" w:afterAutospacing="0"/>
+              <w:rPr>
+                <w:rFonts w:asciiTheme="minorHAnsi" w:hAnsiTheme="minorHAnsi" w:cstheme="minorHAnsi"/>
+                <w:sz w:val="22"/>
+                <w:szCs w:val="22"/>
+              </w:rPr>
+            </w:pPr>
+            <w:r>
+              <w:rPr>
+                <w:rFonts w:asciiTheme="minorHAnsi" w:hAnsiTheme="minorHAnsi" w:cstheme="minorHAnsi"/>
+                <w:sz w:val="22"/>
+                <w:szCs w:val="22"/>
+              </w:rPr>
+              <w:t>f_2:</w:t>
+            </w:r>
+          </w:p>
+          <w:p>
+            <w:pPr>
+              <w:pStyle w:val="ListParagraph"/>
+              <w:spacing w:before="0" w:beforeAutospacing="0" w:after="0" w:afterAutospacing="0"/>
+              <w:rPr>
+                <w:rFonts w:asciiTheme="minorHAnsi" w:hAnsiTheme="minorHAnsi" w:cstheme="minorHAnsi"/>
+                <w:sz w:val="22"/>
+                <w:szCs w:val="22"/>
+              </w:rPr>
+            </w:pPr>
+            <w:r>
+              <w:rPr>
+                <w:rFonts w:asciiTheme="minorHAnsi" w:hAnsiTheme="minorHAnsi" w:cstheme="minorHAnsi"/>
+                <w:sz w:val="22"/>
+                <w:szCs w:val="22"/>
+              </w:rPr>
+              <w:t xml:space="preserve">    </w:t>
+            </w:r>
+            <w:proofErr w:type="spellStart"/>
+            <w:r>
+              <w:rPr>
+                <w:rFonts w:asciiTheme="minorHAnsi" w:hAnsiTheme="minorHAnsi" w:cstheme="minorHAnsi"/>
+                <w:sz w:val="22"/>
+                <w:szCs w:val="22"/>
+              </w:rPr>
+              <w:t>mul</w:t>
+            </w:r>
+            <w:proofErr w:type="spellEnd"/>
+            <w:r>
+              <w:rPr>
+                <w:rFonts w:asciiTheme="minorHAnsi" w:hAnsiTheme="minorHAnsi" w:cstheme="minorHAnsi"/>
+                <w:sz w:val="22"/>
+                <w:szCs w:val="22"/>
+              </w:rPr>
+              <w:t xml:space="preserve"> t0, a0, a0</w:t>
+            </w:r>
+          </w:p>
+          <w:p>
+            <w:pPr>
+              <w:pStyle w:val="ListParagraph"/>
+              <w:spacing w:before="0" w:beforeAutospacing="0" w:after="0" w:afterAutospacing="0"/>
+              <w:rPr>
+                <w:rFonts w:asciiTheme="minorHAnsi" w:hAnsiTheme="minorHAnsi" w:cstheme="minorHAnsi"/>
+                <w:sz w:val="22"/>
+                <w:szCs w:val="22"/>
+              </w:rPr>
+            </w:pPr>
+            <w:r>
+              <w:rPr>
+                <w:rFonts w:asciiTheme="minorHAnsi" w:hAnsiTheme="minorHAnsi" w:cstheme="minorHAnsi"/>
+                <w:sz w:val="22"/>
+                <w:szCs w:val="22"/>
+              </w:rPr>
+              <w:t xml:space="preserve">    </w:t>
+            </w:r>
+            <w:proofErr w:type="spellStart"/>
+            <w:r>
+              <w:rPr>
+                <w:rFonts w:asciiTheme="minorHAnsi" w:hAnsiTheme="minorHAnsi" w:cstheme="minorHAnsi"/>
+                <w:sz w:val="22"/>
+                <w:szCs w:val="22"/>
+              </w:rPr>
+              <w:t>mul</w:t>
+            </w:r>
+            <w:proofErr w:type="spellEnd"/>
+            <w:r>
+              <w:rPr>
+                <w:rFonts w:asciiTheme="minorHAnsi" w:hAnsiTheme="minorHAnsi" w:cstheme="minorHAnsi"/>
+                <w:sz w:val="22"/>
+                <w:szCs w:val="22"/>
+              </w:rPr>
+              <w:t xml:space="preserve"> a0, t0, a0</w:t>
+            </w:r>
+          </w:p>
+          <w:p>
+            <w:pPr>
+              <w:pStyle w:val="ListParagraph"/>
+              <w:spacing w:before="0" w:beforeAutospacing="0" w:after="0" w:afterAutospacing="0"/>
+              <w:rPr>
+                <w:rFonts w:asciiTheme="minorHAnsi" w:hAnsiTheme="minorHAnsi" w:cstheme="minorHAnsi"/>
+                <w:sz w:val="22"/>
+                <w:szCs w:val="22"/>
+              </w:rPr>
+            </w:pPr>
+            <w:r>
+              <w:rPr>
+                <w:rFonts w:asciiTheme="minorHAnsi" w:hAnsiTheme="minorHAnsi" w:cstheme="minorHAnsi"/>
+                <w:sz w:val="22"/>
+                <w:szCs w:val="22"/>
+              </w:rPr>
+              <w:t xml:space="preserve">    </w:t>
+            </w:r>
+            <w:proofErr w:type="spellStart"/>
+            <w:r>
+              <w:rPr>
+                <w:rFonts w:asciiTheme="minorHAnsi" w:hAnsiTheme="minorHAnsi" w:cstheme="minorHAnsi"/>
+                <w:sz w:val="22"/>
+                <w:szCs w:val="22"/>
+              </w:rPr>
+              <w:t>jalr</w:t>
+            </w:r>
+            <w:proofErr w:type="spellEnd"/>
+            <w:r>
+              <w:rPr>
+                <w:rFonts w:asciiTheme="minorHAnsi" w:hAnsiTheme="minorHAnsi" w:cstheme="minorHAnsi"/>
+                <w:sz w:val="22"/>
+                <w:szCs w:val="22"/>
+              </w:rPr>
+              <w:t xml:space="preserve"> zero, </w:t>
+            </w:r>
+            <w:proofErr w:type="spellStart"/>
+            <w:r>
+              <w:rPr>
+                <w:rFonts w:asciiTheme="minorHAnsi" w:hAnsiTheme="minorHAnsi" w:cstheme="minorHAnsi"/>
+                <w:sz w:val="22"/>
+                <w:szCs w:val="22"/>
+              </w:rPr>
+              <w:t>ra</w:t>
+            </w:r>
+            <w:proofErr w:type="spellEnd"/>
+            <w:r>
+              <w:rPr>
+                <w:rFonts w:asciiTheme="minorHAnsi" w:hAnsiTheme="minorHAnsi" w:cstheme="minorHAnsi"/>
+                <w:sz w:val="22"/>
+                <w:szCs w:val="22"/>
+              </w:rPr>
+              <w:t>, 0</w:t>
+            </w:r>
+          </w:p>
+          <w:p>
+            <w:pPr>
+              <w:pStyle w:val="ListParagraph"/>
+              <w:spacing w:before="0" w:beforeAutospacing="0" w:after="0" w:afterAutospacing="0"/>
+              <w:rPr>
+                <w:rFonts w:asciiTheme="minorHAnsi" w:hAnsiTheme="minorHAnsi" w:cstheme="minorHAnsi"/>
+                <w:sz w:val="22"/>
+                <w:szCs w:val="22"/>
+              </w:rPr>
+            </w:pPr>
+          </w:p>
+          <w:p>
+            <w:pPr>
+              <w:pStyle w:val="ListParagraph"/>
+              <w:spacing w:before="0" w:beforeAutospacing="0" w:after="0" w:afterAutospacing="0"/>
+              <w:rPr>
+                <w:rFonts w:asciiTheme="minorHAnsi" w:hAnsiTheme="minorHAnsi" w:cstheme="minorHAnsi"/>
+                <w:sz w:val="22"/>
+                <w:szCs w:val="22"/>
+              </w:rPr>
+            </w:pPr>
+            <w:r>
+              <w:rPr>
+                <w:rFonts w:asciiTheme="minorHAnsi" w:hAnsiTheme="minorHAnsi" w:cstheme="minorHAnsi"/>
+                <w:sz w:val="22"/>
+                <w:szCs w:val="22"/>
+              </w:rPr>
+              <w:lastRenderedPageBreak/>
+              <w:t>f_3:</w:t>
+            </w:r>
+          </w:p>
+          <w:p>
+            <w:pPr>
+              <w:pStyle w:val="ListParagraph"/>
+              <w:spacing w:before="0" w:beforeAutospacing="0" w:after="0" w:afterAutospacing="0"/>
+              <w:rPr>
+                <w:rFonts w:asciiTheme="minorHAnsi" w:hAnsiTheme="minorHAnsi" w:cstheme="minorHAnsi"/>
+                <w:sz w:val="22"/>
+                <w:szCs w:val="22"/>
+              </w:rPr>
+            </w:pPr>
+            <w:r>
+              <w:rPr>
+                <w:rFonts w:asciiTheme="minorHAnsi" w:hAnsiTheme="minorHAnsi" w:cstheme="minorHAnsi"/>
+                <w:sz w:val="22"/>
+                <w:szCs w:val="22"/>
+              </w:rPr>
+              <w:t xml:space="preserve">    </w:t>
+            </w:r>
+            <w:proofErr w:type="spellStart"/>
+            <w:r>
+              <w:rPr>
+                <w:rFonts w:asciiTheme="minorHAnsi" w:hAnsiTheme="minorHAnsi" w:cstheme="minorHAnsi"/>
+                <w:sz w:val="22"/>
+                <w:szCs w:val="22"/>
+              </w:rPr>
+              <w:t>addi</w:t>
+            </w:r>
+            <w:proofErr w:type="spellEnd"/>
+            <w:r>
+              <w:rPr>
+                <w:rFonts w:asciiTheme="minorHAnsi" w:hAnsiTheme="minorHAnsi" w:cstheme="minorHAnsi"/>
+                <w:sz w:val="22"/>
+                <w:szCs w:val="22"/>
+              </w:rPr>
+              <w:t xml:space="preserve"> a0, a0, 5</w:t>
+            </w:r>
+          </w:p>
+          <w:p>
+            <w:pPr>
+              <w:pStyle w:val="ListParagraph"/>
+              <w:spacing w:before="0" w:beforeAutospacing="0" w:after="0" w:afterAutospacing="0"/>
+              <w:rPr>
+                <w:rFonts w:asciiTheme="minorHAnsi" w:hAnsiTheme="minorHAnsi" w:cstheme="minorHAnsi"/>
+                <w:sz w:val="22"/>
+                <w:szCs w:val="22"/>
+              </w:rPr>
+            </w:pPr>
+            <w:r>
+              <w:rPr>
+                <w:rFonts w:asciiTheme="minorHAnsi" w:hAnsiTheme="minorHAnsi" w:cstheme="minorHAnsi"/>
+                <w:sz w:val="22"/>
+                <w:szCs w:val="22"/>
+              </w:rPr>
+              <w:t xml:space="preserve">    </w:t>
+            </w:r>
+            <w:proofErr w:type="spellStart"/>
+            <w:r>
+              <w:rPr>
+                <w:rFonts w:asciiTheme="minorHAnsi" w:hAnsiTheme="minorHAnsi" w:cstheme="minorHAnsi"/>
+                <w:sz w:val="22"/>
+                <w:szCs w:val="22"/>
+              </w:rPr>
+              <w:t>jalr</w:t>
+            </w:r>
+            <w:proofErr w:type="spellEnd"/>
+            <w:r>
+              <w:rPr>
+                <w:rFonts w:asciiTheme="minorHAnsi" w:hAnsiTheme="minorHAnsi" w:cstheme="minorHAnsi"/>
+                <w:sz w:val="22"/>
+                <w:szCs w:val="22"/>
+              </w:rPr>
+              <w:t xml:space="preserve"> zero, </w:t>
+            </w:r>
+            <w:proofErr w:type="spellStart"/>
+            <w:r>
+              <w:rPr>
+                <w:rFonts w:asciiTheme="minorHAnsi" w:hAnsiTheme="minorHAnsi" w:cstheme="minorHAnsi"/>
+                <w:sz w:val="22"/>
+                <w:szCs w:val="22"/>
+              </w:rPr>
+              <w:t>ra</w:t>
+            </w:r>
+            <w:proofErr w:type="spellEnd"/>
+            <w:r>
+              <w:rPr>
+                <w:rFonts w:asciiTheme="minorHAnsi" w:hAnsiTheme="minorHAnsi" w:cstheme="minorHAnsi"/>
+                <w:sz w:val="22"/>
+                <w:szCs w:val="22"/>
+              </w:rPr>
+              <w:t>, 0</w:t>
+            </w:r>
           </w:p>
           <w:p>
             <w:pPr>
@@ -4211,6 +7219,7 @@
                 <w:sz w:val="26"/>
                 <w:szCs w:val="26"/>
               </w:rPr>
+              <w:lastRenderedPageBreak/>
               <w:t>Output:</w:t>
             </w:r>
           </w:p>
@@ -4236,49 +7245,42 @@
                 <w:sz w:val="22"/>
                 <w:szCs w:val="22"/>
               </w:rPr>
-              <w:t xml:space="preserve">// Import output here </w:t>
-            </w:r>
-            <w:r>
-              <w:rPr>
-                <w:rFonts w:ascii="Segoe UI Symbol" w:hAnsi="Segoe UI Symbol" w:cs="Segoe UI Symbol"/>
-                <w:color w:val="474747"/>
-                <w:shd w:val="clear" w:color="auto" w:fill="FFFFFF"/>
-              </w:rPr>
-              <w:t>👇</w:t>
-            </w:r>
-          </w:p>
-          <w:p>
-            <w:pPr>
-              <w:pStyle w:val="ListParagraph"/>
-              <w:spacing w:before="0" w:beforeAutospacing="0" w:after="0" w:afterAutospacing="0"/>
-              <w:rPr>
-                <w:rFonts w:asciiTheme="minorHAnsi" w:hAnsiTheme="minorHAnsi" w:cstheme="minorHAnsi"/>
-                <w:sz w:val="22"/>
-                <w:szCs w:val="22"/>
-              </w:rPr>
-            </w:pPr>
-          </w:p>
-          <w:p>
-            <w:pPr>
-              <w:pStyle w:val="ListParagraph"/>
-              <w:spacing w:before="0" w:beforeAutospacing="0" w:after="0" w:afterAutospacing="0"/>
-              <w:rPr>
-                <w:rFonts w:asciiTheme="minorHAnsi" w:hAnsiTheme="minorHAnsi" w:cstheme="minorHAnsi"/>
-                <w:sz w:val="22"/>
-                <w:szCs w:val="22"/>
-              </w:rPr>
-            </w:pPr>
-          </w:p>
-          <w:p>
-            <w:pPr>
-              <w:pStyle w:val="ListParagraph"/>
-              <w:spacing w:before="0" w:beforeAutospacing="0" w:after="0" w:afterAutospacing="0"/>
-              <w:rPr>
-                <w:rFonts w:asciiTheme="minorHAnsi" w:hAnsiTheme="minorHAnsi" w:cstheme="minorHAnsi"/>
-                <w:sz w:val="22"/>
-                <w:szCs w:val="22"/>
-              </w:rPr>
-            </w:pPr>
+              <w:drawing>
+                <wp:inline distT="0" distB="0" distL="0" distR="0" wp14:anchorId="7D692AF9" wp14:editId="46A2A072">
+                  <wp:extent cx="952633" cy="885949"/>
+                  <wp:effectExtent l="0" t="0" r="0" b="9525"/>
+                  <wp:docPr id="1339903418" name="Picture 1"/>
+                  <wp:cNvGraphicFramePr>
+                    <a:graphicFrameLocks xmlns:a="http://schemas.openxmlformats.org/drawingml/2006/main" noChangeAspect="1"/>
+                  </wp:cNvGraphicFramePr>
+                  <a:graphic xmlns:a="http://schemas.openxmlformats.org/drawingml/2006/main">
+                    <a:graphicData uri="http://schemas.openxmlformats.org/drawingml/2006/picture">
+                      <pic:pic xmlns:pic="http://schemas.openxmlformats.org/drawingml/2006/picture">
+                        <pic:nvPicPr>
+                          <pic:cNvPr id="1339903418" name=""/>
+                          <pic:cNvPicPr/>
+                        </pic:nvPicPr>
+                        <pic:blipFill>
+                          <a:blip r:embed="rId15"/>
+                          <a:stretch>
+                            <a:fillRect/>
+                          </a:stretch>
+                        </pic:blipFill>
+                        <pic:spPr>
+                          <a:xfrm>
+                            <a:off x="0" y="0"/>
+                            <a:ext cx="952633" cy="885949"/>
+                          </a:xfrm>
+                          <a:prstGeom prst="rect">
+                            <a:avLst/>
+                          </a:prstGeom>
+                        </pic:spPr>
+                      </pic:pic>
+                    </a:graphicData>
+                  </a:graphic>
+                </wp:inline>
+              </w:drawing>
+            </w:r>
           </w:p>
           <w:p>
             <w:pPr>
@@ -4305,66 +7307,6 @@
         </w:tc>
       </w:tr>
     </w:tbl>
-    <w:p>
-      <w:pPr>
-        <w:pStyle w:val="ListParagraph"/>
-        <w:rPr>
-          <w:rFonts w:asciiTheme="minorHAnsi" w:hAnsiTheme="minorHAnsi" w:cstheme="minorHAnsi"/>
-          <w:sz w:val="22"/>
-          <w:szCs w:val="22"/>
-        </w:rPr>
-      </w:pPr>
-    </w:p>
-    <w:p>
-      <w:pPr>
-        <w:pStyle w:val="ListParagraph"/>
-        <w:rPr>
-          <w:rFonts w:asciiTheme="minorHAnsi" w:hAnsiTheme="minorHAnsi" w:cstheme="minorHAnsi"/>
-          <w:sz w:val="22"/>
-          <w:szCs w:val="22"/>
-        </w:rPr>
-      </w:pPr>
-    </w:p>
-    <w:p>
-      <w:pPr>
-        <w:pStyle w:val="ListParagraph"/>
-        <w:rPr>
-          <w:rFonts w:asciiTheme="minorHAnsi" w:hAnsiTheme="minorHAnsi" w:cstheme="minorHAnsi"/>
-          <w:sz w:val="22"/>
-          <w:szCs w:val="22"/>
-        </w:rPr>
-      </w:pPr>
-    </w:p>
-    <w:p>
-      <w:pPr>
-        <w:pStyle w:val="ListParagraph"/>
-        <w:rPr>
-          <w:rFonts w:asciiTheme="minorHAnsi" w:hAnsiTheme="minorHAnsi" w:cstheme="minorHAnsi"/>
-          <w:sz w:val="22"/>
-          <w:szCs w:val="22"/>
-        </w:rPr>
-      </w:pPr>
-    </w:p>
-    <w:p>
-      <w:pPr>
-        <w:pStyle w:val="ListParagraph"/>
-        <w:rPr>
-          <w:rFonts w:asciiTheme="minorHAnsi" w:hAnsiTheme="minorHAnsi" w:cstheme="minorHAnsi"/>
-          <w:sz w:val="22"/>
-          <w:szCs w:val="22"/>
-        </w:rPr>
-      </w:pPr>
-    </w:p>
-    <w:p>
-      <w:pPr>
-        <w:pStyle w:val="ListParagraph"/>
-        <w:rPr>
-          <w:rFonts w:asciiTheme="minorHAnsi" w:hAnsiTheme="minorHAnsi" w:cstheme="minorHAnsi"/>
-          <w:sz w:val="22"/>
-          <w:szCs w:val="22"/>
-        </w:rPr>
-      </w:pPr>
-    </w:p>
     <w:p>
       <w:pPr>
         <w:pStyle w:val="ListParagraph"/>
@@ -4411,7 +7353,6 @@
           <w:szCs w:val="28"/>
           <w:lang w:val="en-GB"/>
         </w:rPr>
-        <w:lastRenderedPageBreak/>
         <w:t>Task 7:</w:t>
       </w:r>
     </w:p>
@@ -4497,69 +7438,58 @@
                 <w:sz w:val="22"/>
                 <w:szCs w:val="22"/>
               </w:rPr>
-              <w:t xml:space="preserve">// Write description of the task </w:t>
-            </w:r>
-            <w:proofErr w:type="gramStart"/>
-            <w:r>
-              <w:rPr>
-                <w:rFonts w:asciiTheme="minorHAnsi" w:hAnsiTheme="minorHAnsi" w:cstheme="minorHAnsi"/>
-                <w:sz w:val="22"/>
-                <w:szCs w:val="22"/>
-              </w:rPr>
-              <w:t xml:space="preserve">here </w:t>
-            </w:r>
-            <w:r>
-              <w:rPr>
-                <w:rFonts w:ascii="Segoe UI Symbol" w:hAnsi="Segoe UI Symbol" w:cs="Segoe UI Symbol"/>
-                <w:sz w:val="22"/>
-                <w:szCs w:val="22"/>
-              </w:rPr>
-              <w:t>👇</w:t>
-            </w:r>
-            <w:r>
-              <w:rPr>
-                <w:rFonts w:asciiTheme="minorHAnsi" w:hAnsiTheme="minorHAnsi" w:cstheme="minorHAnsi"/>
-                <w:sz w:val="22"/>
-                <w:szCs w:val="22"/>
-              </w:rPr>
-              <w:t xml:space="preserve"> (</w:t>
-            </w:r>
-            <w:proofErr w:type="gramEnd"/>
-            <w:r>
-              <w:rPr>
-                <w:rFonts w:asciiTheme="minorHAnsi" w:hAnsiTheme="minorHAnsi" w:cstheme="minorHAnsi"/>
-                <w:sz w:val="22"/>
-                <w:szCs w:val="22"/>
-              </w:rPr>
-              <w:t xml:space="preserve">max. five </w:t>
-            </w:r>
-            <w:r>
-              <w:rPr>
-                <w:rFonts w:asciiTheme="minorHAnsi" w:hAnsiTheme="minorHAnsi" w:cstheme="minorHAnsi"/>
-                <w:sz w:val="22"/>
-                <w:szCs w:val="22"/>
-              </w:rPr>
-              <w:t xml:space="preserve">to seven </w:t>
-            </w:r>
-            <w:r>
-              <w:rPr>
-                <w:rFonts w:asciiTheme="minorHAnsi" w:hAnsiTheme="minorHAnsi" w:cstheme="minorHAnsi"/>
-                <w:sz w:val="22"/>
-                <w:szCs w:val="22"/>
-              </w:rPr>
-              <w:t>lines)</w:t>
-            </w:r>
-          </w:p>
-          <w:p>
-            <w:pPr>
-              <w:pStyle w:val="ListParagraph"/>
-              <w:spacing w:before="120" w:beforeAutospacing="0" w:after="120" w:afterAutospacing="0"/>
-              <w:rPr>
-                <w:rFonts w:asciiTheme="minorHAnsi" w:hAnsiTheme="minorHAnsi" w:cstheme="minorHAnsi"/>
-                <w:sz w:val="22"/>
-                <w:szCs w:val="22"/>
-              </w:rPr>
-            </w:pPr>
+              <w:t xml:space="preserve">In the code written, n = </w:t>
+            </w:r>
+            <w:r>
+              <w:rPr>
+                <w:rFonts w:asciiTheme="minorHAnsi" w:hAnsiTheme="minorHAnsi" w:cstheme="minorHAnsi"/>
+                <w:sz w:val="22"/>
+                <w:szCs w:val="22"/>
+              </w:rPr>
+              <w:t>4</w:t>
+            </w:r>
+            <w:r>
+              <w:rPr>
+                <w:rFonts w:asciiTheme="minorHAnsi" w:hAnsiTheme="minorHAnsi" w:cstheme="minorHAnsi"/>
+                <w:sz w:val="22"/>
+                <w:szCs w:val="22"/>
+              </w:rPr>
+              <w:t xml:space="preserve"> and k = </w:t>
+            </w:r>
+            <w:r>
+              <w:rPr>
+                <w:rFonts w:asciiTheme="minorHAnsi" w:hAnsiTheme="minorHAnsi" w:cstheme="minorHAnsi"/>
+                <w:sz w:val="22"/>
+                <w:szCs w:val="22"/>
+              </w:rPr>
+              <w:t>4</w:t>
+            </w:r>
+            <w:r>
+              <w:rPr>
+                <w:rFonts w:asciiTheme="minorHAnsi" w:hAnsiTheme="minorHAnsi" w:cstheme="minorHAnsi"/>
+                <w:sz w:val="22"/>
+                <w:szCs w:val="22"/>
+              </w:rPr>
+              <w:t xml:space="preserve">. We had to implement three procedures (F1, F2 and F3) according to the conditional statements, each of which performed a different operation on the argument(s) passed. </w:t>
+            </w:r>
+          </w:p>
+          <w:p>
+            <w:pPr>
+              <w:pStyle w:val="ListParagraph"/>
+              <w:rPr>
+                <w:rFonts w:asciiTheme="minorHAnsi" w:hAnsiTheme="minorHAnsi" w:cstheme="minorHAnsi"/>
+                <w:sz w:val="22"/>
+                <w:szCs w:val="22"/>
+              </w:rPr>
+            </w:pPr>
+            <w:r>
+              <w:rPr>
+                <w:rFonts w:asciiTheme="minorHAnsi" w:hAnsiTheme="minorHAnsi" w:cstheme="minorHAnsi"/>
+                <w:sz w:val="22"/>
+                <w:szCs w:val="22"/>
+              </w:rPr>
+              <w:t>The output in this case is supposed to be 64 since n = k, and n^2 is 64.</w:t>
+            </w:r>
           </w:p>
           <w:p>
             <w:pPr>
@@ -4612,30 +7542,263 @@
           <w:p>
             <w:pPr>
               <w:pStyle w:val="ListParagraph"/>
-              <w:rPr>
-                <w:rFonts w:ascii="Segoe UI Symbol" w:hAnsi="Segoe UI Symbol" w:cs="Segoe UI Symbol"/>
-                <w:color w:val="474747"/>
-                <w:shd w:val="clear" w:color="auto" w:fill="FFFFFF"/>
-              </w:rPr>
-            </w:pPr>
-            <w:r>
-              <w:rPr>
-                <w:rFonts w:asciiTheme="minorHAnsi" w:hAnsiTheme="minorHAnsi" w:cstheme="minorHAnsi"/>
-                <w:sz w:val="22"/>
-                <w:szCs w:val="22"/>
-              </w:rPr>
-              <w:t xml:space="preserve">// Paste source code </w:t>
-            </w:r>
-            <w:proofErr w:type="gramStart"/>
-            <w:r>
-              <w:rPr>
-                <w:rFonts w:asciiTheme="minorHAnsi" w:hAnsiTheme="minorHAnsi" w:cstheme="minorHAnsi"/>
-                <w:sz w:val="22"/>
-                <w:szCs w:val="22"/>
-              </w:rPr>
-              <w:t>here</w:t>
-            </w:r>
-            <w:proofErr w:type="gramEnd"/>
+              <w:spacing w:before="0" w:beforeAutospacing="0" w:after="0" w:afterAutospacing="0"/>
+              <w:rPr>
+                <w:rFonts w:asciiTheme="minorHAnsi" w:hAnsiTheme="minorHAnsi" w:cstheme="minorHAnsi"/>
+                <w:sz w:val="22"/>
+                <w:szCs w:val="22"/>
+              </w:rPr>
+            </w:pPr>
+            <w:r>
+              <w:rPr>
+                <w:rFonts w:asciiTheme="minorHAnsi" w:hAnsiTheme="minorHAnsi" w:cstheme="minorHAnsi"/>
+                <w:sz w:val="22"/>
+                <w:szCs w:val="22"/>
+              </w:rPr>
+              <w:t>.text</w:t>
+            </w:r>
+          </w:p>
+          <w:p>
+            <w:pPr>
+              <w:pStyle w:val="ListParagraph"/>
+              <w:spacing w:before="0" w:beforeAutospacing="0" w:after="0" w:afterAutospacing="0"/>
+              <w:rPr>
+                <w:rFonts w:asciiTheme="minorHAnsi" w:hAnsiTheme="minorHAnsi" w:cstheme="minorHAnsi"/>
+                <w:sz w:val="22"/>
+                <w:szCs w:val="22"/>
+              </w:rPr>
+            </w:pPr>
+          </w:p>
+          <w:p>
+            <w:pPr>
+              <w:pStyle w:val="ListParagraph"/>
+              <w:spacing w:before="0" w:beforeAutospacing="0" w:after="0" w:afterAutospacing="0"/>
+              <w:rPr>
+                <w:rFonts w:asciiTheme="minorHAnsi" w:hAnsiTheme="minorHAnsi" w:cstheme="minorHAnsi"/>
+                <w:sz w:val="22"/>
+                <w:szCs w:val="22"/>
+              </w:rPr>
+            </w:pPr>
+            <w:r>
+              <w:rPr>
+                <w:rFonts w:asciiTheme="minorHAnsi" w:hAnsiTheme="minorHAnsi" w:cstheme="minorHAnsi"/>
+                <w:sz w:val="22"/>
+                <w:szCs w:val="22"/>
+              </w:rPr>
+              <w:t>main:</w:t>
+            </w:r>
+          </w:p>
+          <w:p>
+            <w:pPr>
+              <w:pStyle w:val="ListParagraph"/>
+              <w:spacing w:before="0" w:beforeAutospacing="0" w:after="0" w:afterAutospacing="0"/>
+              <w:rPr>
+                <w:rFonts w:asciiTheme="minorHAnsi" w:hAnsiTheme="minorHAnsi" w:cstheme="minorHAnsi"/>
+                <w:sz w:val="22"/>
+                <w:szCs w:val="22"/>
+              </w:rPr>
+            </w:pPr>
+            <w:r>
+              <w:rPr>
+                <w:rFonts w:asciiTheme="minorHAnsi" w:hAnsiTheme="minorHAnsi" w:cstheme="minorHAnsi"/>
+                <w:sz w:val="22"/>
+                <w:szCs w:val="22"/>
+              </w:rPr>
+              <w:t xml:space="preserve">    li a0, 4</w:t>
+            </w:r>
+          </w:p>
+          <w:p>
+            <w:pPr>
+              <w:pStyle w:val="ListParagraph"/>
+              <w:spacing w:before="0" w:beforeAutospacing="0" w:after="0" w:afterAutospacing="0"/>
+              <w:rPr>
+                <w:rFonts w:asciiTheme="minorHAnsi" w:hAnsiTheme="minorHAnsi" w:cstheme="minorHAnsi"/>
+                <w:sz w:val="22"/>
+                <w:szCs w:val="22"/>
+              </w:rPr>
+            </w:pPr>
+            <w:r>
+              <w:rPr>
+                <w:rFonts w:asciiTheme="minorHAnsi" w:hAnsiTheme="minorHAnsi" w:cstheme="minorHAnsi"/>
+                <w:sz w:val="22"/>
+                <w:szCs w:val="22"/>
+              </w:rPr>
+              <w:t xml:space="preserve">    li a1, 4</w:t>
+            </w:r>
+          </w:p>
+          <w:p>
+            <w:pPr>
+              <w:pStyle w:val="ListParagraph"/>
+              <w:spacing w:before="0" w:beforeAutospacing="0" w:after="0" w:afterAutospacing="0"/>
+              <w:rPr>
+                <w:rFonts w:asciiTheme="minorHAnsi" w:hAnsiTheme="minorHAnsi" w:cstheme="minorHAnsi"/>
+                <w:sz w:val="22"/>
+                <w:szCs w:val="22"/>
+              </w:rPr>
+            </w:pPr>
+          </w:p>
+          <w:p>
+            <w:pPr>
+              <w:pStyle w:val="ListParagraph"/>
+              <w:spacing w:before="0" w:beforeAutospacing="0" w:after="0" w:afterAutospacing="0"/>
+              <w:rPr>
+                <w:rFonts w:asciiTheme="minorHAnsi" w:hAnsiTheme="minorHAnsi" w:cstheme="minorHAnsi"/>
+                <w:sz w:val="22"/>
+                <w:szCs w:val="22"/>
+              </w:rPr>
+            </w:pPr>
+            <w:r>
+              <w:rPr>
+                <w:rFonts w:asciiTheme="minorHAnsi" w:hAnsiTheme="minorHAnsi" w:cstheme="minorHAnsi"/>
+                <w:sz w:val="22"/>
+                <w:szCs w:val="22"/>
+              </w:rPr>
+              <w:t xml:space="preserve">    </w:t>
+            </w:r>
+            <w:proofErr w:type="spellStart"/>
+            <w:r>
+              <w:rPr>
+                <w:rFonts w:asciiTheme="minorHAnsi" w:hAnsiTheme="minorHAnsi" w:cstheme="minorHAnsi"/>
+                <w:sz w:val="22"/>
+                <w:szCs w:val="22"/>
+              </w:rPr>
+              <w:t>beq</w:t>
+            </w:r>
+            <w:proofErr w:type="spellEnd"/>
+            <w:r>
+              <w:rPr>
+                <w:rFonts w:asciiTheme="minorHAnsi" w:hAnsiTheme="minorHAnsi" w:cstheme="minorHAnsi"/>
+                <w:sz w:val="22"/>
+                <w:szCs w:val="22"/>
+              </w:rPr>
+              <w:t xml:space="preserve"> a1, zero, call_fun1</w:t>
+            </w:r>
+          </w:p>
+          <w:p>
+            <w:pPr>
+              <w:pStyle w:val="ListParagraph"/>
+              <w:spacing w:before="0" w:beforeAutospacing="0" w:after="0" w:afterAutospacing="0"/>
+              <w:rPr>
+                <w:rFonts w:asciiTheme="minorHAnsi" w:hAnsiTheme="minorHAnsi" w:cstheme="minorHAnsi"/>
+                <w:sz w:val="22"/>
+                <w:szCs w:val="22"/>
+              </w:rPr>
+            </w:pPr>
+            <w:r>
+              <w:rPr>
+                <w:rFonts w:asciiTheme="minorHAnsi" w:hAnsiTheme="minorHAnsi" w:cstheme="minorHAnsi"/>
+                <w:sz w:val="22"/>
+                <w:szCs w:val="22"/>
+              </w:rPr>
+              <w:t xml:space="preserve">    </w:t>
+            </w:r>
+            <w:proofErr w:type="spellStart"/>
+            <w:r>
+              <w:rPr>
+                <w:rFonts w:asciiTheme="minorHAnsi" w:hAnsiTheme="minorHAnsi" w:cstheme="minorHAnsi"/>
+                <w:sz w:val="22"/>
+                <w:szCs w:val="22"/>
+              </w:rPr>
+              <w:t>beq</w:t>
+            </w:r>
+            <w:proofErr w:type="spellEnd"/>
+            <w:r>
+              <w:rPr>
+                <w:rFonts w:asciiTheme="minorHAnsi" w:hAnsiTheme="minorHAnsi" w:cstheme="minorHAnsi"/>
+                <w:sz w:val="22"/>
+                <w:szCs w:val="22"/>
+              </w:rPr>
+              <w:t xml:space="preserve"> a0, a1, call_fun2</w:t>
+            </w:r>
+          </w:p>
+          <w:p>
+            <w:pPr>
+              <w:pStyle w:val="ListParagraph"/>
+              <w:spacing w:before="0" w:beforeAutospacing="0" w:after="0" w:afterAutospacing="0"/>
+              <w:rPr>
+                <w:rFonts w:asciiTheme="minorHAnsi" w:hAnsiTheme="minorHAnsi" w:cstheme="minorHAnsi"/>
+                <w:sz w:val="22"/>
+                <w:szCs w:val="22"/>
+              </w:rPr>
+            </w:pPr>
+            <w:r>
+              <w:rPr>
+                <w:rFonts w:asciiTheme="minorHAnsi" w:hAnsiTheme="minorHAnsi" w:cstheme="minorHAnsi"/>
+                <w:sz w:val="22"/>
+                <w:szCs w:val="22"/>
+              </w:rPr>
+              <w:t xml:space="preserve">    j call_fun3</w:t>
+            </w:r>
+          </w:p>
+          <w:p>
+            <w:pPr>
+              <w:pStyle w:val="ListParagraph"/>
+              <w:spacing w:before="0" w:beforeAutospacing="0" w:after="0" w:afterAutospacing="0"/>
+              <w:rPr>
+                <w:rFonts w:asciiTheme="minorHAnsi" w:hAnsiTheme="minorHAnsi" w:cstheme="minorHAnsi"/>
+                <w:sz w:val="22"/>
+                <w:szCs w:val="22"/>
+              </w:rPr>
+            </w:pPr>
+          </w:p>
+          <w:p>
+            <w:pPr>
+              <w:pStyle w:val="ListParagraph"/>
+              <w:spacing w:before="0" w:beforeAutospacing="0" w:after="0" w:afterAutospacing="0"/>
+              <w:rPr>
+                <w:rFonts w:asciiTheme="minorHAnsi" w:hAnsiTheme="minorHAnsi" w:cstheme="minorHAnsi"/>
+                <w:sz w:val="22"/>
+                <w:szCs w:val="22"/>
+              </w:rPr>
+            </w:pPr>
+          </w:p>
+          <w:p>
+            <w:pPr>
+              <w:pStyle w:val="ListParagraph"/>
+              <w:spacing w:before="0" w:beforeAutospacing="0" w:after="0" w:afterAutospacing="0"/>
+              <w:rPr>
+                <w:rFonts w:asciiTheme="minorHAnsi" w:hAnsiTheme="minorHAnsi" w:cstheme="minorHAnsi"/>
+                <w:sz w:val="22"/>
+                <w:szCs w:val="22"/>
+              </w:rPr>
+            </w:pPr>
+            <w:r>
+              <w:rPr>
+                <w:rFonts w:asciiTheme="minorHAnsi" w:hAnsiTheme="minorHAnsi" w:cstheme="minorHAnsi"/>
+                <w:sz w:val="22"/>
+                <w:szCs w:val="22"/>
+              </w:rPr>
+              <w:t>call_fun1:</w:t>
+            </w:r>
+          </w:p>
+          <w:p>
+            <w:pPr>
+              <w:pStyle w:val="ListParagraph"/>
+              <w:spacing w:before="0" w:beforeAutospacing="0" w:after="0" w:afterAutospacing="0"/>
+              <w:rPr>
+                <w:rFonts w:asciiTheme="minorHAnsi" w:hAnsiTheme="minorHAnsi" w:cstheme="minorHAnsi"/>
+                <w:sz w:val="22"/>
+                <w:szCs w:val="22"/>
+              </w:rPr>
+            </w:pPr>
+            <w:r>
+              <w:rPr>
+                <w:rFonts w:asciiTheme="minorHAnsi" w:hAnsiTheme="minorHAnsi" w:cstheme="minorHAnsi"/>
+                <w:sz w:val="22"/>
+                <w:szCs w:val="22"/>
+              </w:rPr>
+              <w:t xml:space="preserve">    </w:t>
+            </w:r>
+            <w:proofErr w:type="spellStart"/>
+            <w:r>
+              <w:rPr>
+                <w:rFonts w:asciiTheme="minorHAnsi" w:hAnsiTheme="minorHAnsi" w:cstheme="minorHAnsi"/>
+                <w:sz w:val="22"/>
+                <w:szCs w:val="22"/>
+              </w:rPr>
+              <w:t>jal</w:t>
+            </w:r>
+            <w:proofErr w:type="spellEnd"/>
             <w:r>
               <w:rPr>
                 <w:rFonts w:asciiTheme="minorHAnsi" w:hAnsiTheme="minorHAnsi" w:cstheme="minorHAnsi"/>
@@ -4644,52 +7807,881 @@
               </w:rPr>
               <w:t xml:space="preserve"> </w:t>
             </w:r>
-            <w:r>
-              <w:rPr>
-                <w:rFonts w:ascii="Segoe UI Symbol" w:hAnsi="Segoe UI Symbol" w:cs="Segoe UI Symbol"/>
-                <w:color w:val="474747"/>
-                <w:shd w:val="clear" w:color="auto" w:fill="FFFFFF"/>
-              </w:rPr>
-              <w:t>👇</w:t>
-            </w:r>
-          </w:p>
-          <w:p>
-            <w:pPr>
-              <w:pStyle w:val="ListParagraph"/>
-              <w:spacing w:before="0" w:beforeAutospacing="0" w:after="0" w:afterAutospacing="0"/>
-              <w:rPr>
-                <w:rFonts w:asciiTheme="minorHAnsi" w:hAnsiTheme="minorHAnsi" w:cstheme="minorHAnsi"/>
-                <w:sz w:val="22"/>
-                <w:szCs w:val="22"/>
-              </w:rPr>
-            </w:pPr>
-          </w:p>
-          <w:p>
-            <w:pPr>
-              <w:pStyle w:val="ListParagraph"/>
-              <w:spacing w:before="0" w:beforeAutospacing="0" w:after="0" w:afterAutospacing="0"/>
-              <w:rPr>
-                <w:rFonts w:asciiTheme="minorHAnsi" w:hAnsiTheme="minorHAnsi" w:cstheme="minorHAnsi"/>
-                <w:sz w:val="22"/>
-                <w:szCs w:val="22"/>
-              </w:rPr>
-            </w:pPr>
-          </w:p>
-          <w:p>
-            <w:pPr>
-              <w:pStyle w:val="ListParagraph"/>
-              <w:spacing w:before="0" w:beforeAutospacing="0" w:after="0" w:afterAutospacing="0"/>
-              <w:rPr>
-                <w:rFonts w:asciiTheme="minorHAnsi" w:hAnsiTheme="minorHAnsi" w:cstheme="minorHAnsi"/>
-                <w:sz w:val="22"/>
-                <w:szCs w:val="22"/>
-              </w:rPr>
-            </w:pPr>
-          </w:p>
-          <w:p>
-            <w:pPr>
-              <w:pStyle w:val="ListParagraph"/>
-              <w:spacing w:before="0" w:beforeAutospacing="0" w:after="240" w:afterAutospacing="0"/>
+            <w:proofErr w:type="spellStart"/>
+            <w:r>
+              <w:rPr>
+                <w:rFonts w:asciiTheme="minorHAnsi" w:hAnsiTheme="minorHAnsi" w:cstheme="minorHAnsi"/>
+                <w:sz w:val="22"/>
+                <w:szCs w:val="22"/>
+              </w:rPr>
+              <w:t>ra</w:t>
+            </w:r>
+            <w:proofErr w:type="spellEnd"/>
+            <w:r>
+              <w:rPr>
+                <w:rFonts w:asciiTheme="minorHAnsi" w:hAnsiTheme="minorHAnsi" w:cstheme="minorHAnsi"/>
+                <w:sz w:val="22"/>
+                <w:szCs w:val="22"/>
+              </w:rPr>
+              <w:t>, fun1</w:t>
+            </w:r>
+          </w:p>
+          <w:p>
+            <w:pPr>
+              <w:pStyle w:val="ListParagraph"/>
+              <w:spacing w:before="0" w:beforeAutospacing="0" w:after="0" w:afterAutospacing="0"/>
+              <w:rPr>
+                <w:rFonts w:asciiTheme="minorHAnsi" w:hAnsiTheme="minorHAnsi" w:cstheme="minorHAnsi"/>
+                <w:sz w:val="22"/>
+                <w:szCs w:val="22"/>
+              </w:rPr>
+            </w:pPr>
+            <w:r>
+              <w:rPr>
+                <w:rFonts w:asciiTheme="minorHAnsi" w:hAnsiTheme="minorHAnsi" w:cstheme="minorHAnsi"/>
+                <w:sz w:val="22"/>
+                <w:szCs w:val="22"/>
+              </w:rPr>
+              <w:t xml:space="preserve">    j display</w:t>
+            </w:r>
+          </w:p>
+          <w:p>
+            <w:pPr>
+              <w:pStyle w:val="ListParagraph"/>
+              <w:spacing w:before="0" w:beforeAutospacing="0" w:after="0" w:afterAutospacing="0"/>
+              <w:rPr>
+                <w:rFonts w:asciiTheme="minorHAnsi" w:hAnsiTheme="minorHAnsi" w:cstheme="minorHAnsi"/>
+                <w:sz w:val="22"/>
+                <w:szCs w:val="22"/>
+              </w:rPr>
+            </w:pPr>
+          </w:p>
+          <w:p>
+            <w:pPr>
+              <w:pStyle w:val="ListParagraph"/>
+              <w:spacing w:before="0" w:beforeAutospacing="0" w:after="0" w:afterAutospacing="0"/>
+              <w:rPr>
+                <w:rFonts w:asciiTheme="minorHAnsi" w:hAnsiTheme="minorHAnsi" w:cstheme="minorHAnsi"/>
+                <w:sz w:val="22"/>
+                <w:szCs w:val="22"/>
+              </w:rPr>
+            </w:pPr>
+            <w:r>
+              <w:rPr>
+                <w:rFonts w:asciiTheme="minorHAnsi" w:hAnsiTheme="minorHAnsi" w:cstheme="minorHAnsi"/>
+                <w:sz w:val="22"/>
+                <w:szCs w:val="22"/>
+              </w:rPr>
+              <w:t>call_fun2:</w:t>
+            </w:r>
+          </w:p>
+          <w:p>
+            <w:pPr>
+              <w:pStyle w:val="ListParagraph"/>
+              <w:spacing w:before="0" w:beforeAutospacing="0" w:after="0" w:afterAutospacing="0"/>
+              <w:rPr>
+                <w:rFonts w:asciiTheme="minorHAnsi" w:hAnsiTheme="minorHAnsi" w:cstheme="minorHAnsi"/>
+                <w:sz w:val="22"/>
+                <w:szCs w:val="22"/>
+              </w:rPr>
+            </w:pPr>
+            <w:r>
+              <w:rPr>
+                <w:rFonts w:asciiTheme="minorHAnsi" w:hAnsiTheme="minorHAnsi" w:cstheme="minorHAnsi"/>
+                <w:sz w:val="22"/>
+                <w:szCs w:val="22"/>
+              </w:rPr>
+              <w:t xml:space="preserve">    </w:t>
+            </w:r>
+            <w:proofErr w:type="spellStart"/>
+            <w:r>
+              <w:rPr>
+                <w:rFonts w:asciiTheme="minorHAnsi" w:hAnsiTheme="minorHAnsi" w:cstheme="minorHAnsi"/>
+                <w:sz w:val="22"/>
+                <w:szCs w:val="22"/>
+              </w:rPr>
+              <w:t>jal</w:t>
+            </w:r>
+            <w:proofErr w:type="spellEnd"/>
+            <w:r>
+              <w:rPr>
+                <w:rFonts w:asciiTheme="minorHAnsi" w:hAnsiTheme="minorHAnsi" w:cstheme="minorHAnsi"/>
+                <w:sz w:val="22"/>
+                <w:szCs w:val="22"/>
+              </w:rPr>
+              <w:t xml:space="preserve"> </w:t>
+            </w:r>
+            <w:proofErr w:type="spellStart"/>
+            <w:r>
+              <w:rPr>
+                <w:rFonts w:asciiTheme="minorHAnsi" w:hAnsiTheme="minorHAnsi" w:cstheme="minorHAnsi"/>
+                <w:sz w:val="22"/>
+                <w:szCs w:val="22"/>
+              </w:rPr>
+              <w:t>ra</w:t>
+            </w:r>
+            <w:proofErr w:type="spellEnd"/>
+            <w:r>
+              <w:rPr>
+                <w:rFonts w:asciiTheme="minorHAnsi" w:hAnsiTheme="minorHAnsi" w:cstheme="minorHAnsi"/>
+                <w:sz w:val="22"/>
+                <w:szCs w:val="22"/>
+              </w:rPr>
+              <w:t>, fun2</w:t>
+            </w:r>
+          </w:p>
+          <w:p>
+            <w:pPr>
+              <w:pStyle w:val="ListParagraph"/>
+              <w:spacing w:before="0" w:beforeAutospacing="0" w:after="0" w:afterAutospacing="0"/>
+              <w:rPr>
+                <w:rFonts w:asciiTheme="minorHAnsi" w:hAnsiTheme="minorHAnsi" w:cstheme="minorHAnsi"/>
+                <w:sz w:val="22"/>
+                <w:szCs w:val="22"/>
+              </w:rPr>
+            </w:pPr>
+            <w:r>
+              <w:rPr>
+                <w:rFonts w:asciiTheme="minorHAnsi" w:hAnsiTheme="minorHAnsi" w:cstheme="minorHAnsi"/>
+                <w:sz w:val="22"/>
+                <w:szCs w:val="22"/>
+              </w:rPr>
+              <w:t xml:space="preserve">    j display</w:t>
+            </w:r>
+          </w:p>
+          <w:p>
+            <w:pPr>
+              <w:pStyle w:val="ListParagraph"/>
+              <w:spacing w:before="0" w:beforeAutospacing="0" w:after="0" w:afterAutospacing="0"/>
+              <w:rPr>
+                <w:rFonts w:asciiTheme="minorHAnsi" w:hAnsiTheme="minorHAnsi" w:cstheme="minorHAnsi"/>
+                <w:sz w:val="22"/>
+                <w:szCs w:val="22"/>
+              </w:rPr>
+            </w:pPr>
+          </w:p>
+          <w:p>
+            <w:pPr>
+              <w:pStyle w:val="ListParagraph"/>
+              <w:spacing w:before="0" w:beforeAutospacing="0" w:after="0" w:afterAutospacing="0"/>
+              <w:rPr>
+                <w:rFonts w:asciiTheme="minorHAnsi" w:hAnsiTheme="minorHAnsi" w:cstheme="minorHAnsi"/>
+                <w:sz w:val="22"/>
+                <w:szCs w:val="22"/>
+              </w:rPr>
+            </w:pPr>
+            <w:r>
+              <w:rPr>
+                <w:rFonts w:asciiTheme="minorHAnsi" w:hAnsiTheme="minorHAnsi" w:cstheme="minorHAnsi"/>
+                <w:sz w:val="22"/>
+                <w:szCs w:val="22"/>
+              </w:rPr>
+              <w:t>call_fun3:</w:t>
+            </w:r>
+          </w:p>
+          <w:p>
+            <w:pPr>
+              <w:pStyle w:val="ListParagraph"/>
+              <w:spacing w:before="0" w:beforeAutospacing="0" w:after="0" w:afterAutospacing="0"/>
+              <w:rPr>
+                <w:rFonts w:asciiTheme="minorHAnsi" w:hAnsiTheme="minorHAnsi" w:cstheme="minorHAnsi"/>
+                <w:sz w:val="22"/>
+                <w:szCs w:val="22"/>
+              </w:rPr>
+            </w:pPr>
+            <w:r>
+              <w:rPr>
+                <w:rFonts w:asciiTheme="minorHAnsi" w:hAnsiTheme="minorHAnsi" w:cstheme="minorHAnsi"/>
+                <w:sz w:val="22"/>
+                <w:szCs w:val="22"/>
+              </w:rPr>
+              <w:t xml:space="preserve">    </w:t>
+            </w:r>
+            <w:proofErr w:type="spellStart"/>
+            <w:r>
+              <w:rPr>
+                <w:rFonts w:asciiTheme="minorHAnsi" w:hAnsiTheme="minorHAnsi" w:cstheme="minorHAnsi"/>
+                <w:sz w:val="22"/>
+                <w:szCs w:val="22"/>
+              </w:rPr>
+              <w:t>jal</w:t>
+            </w:r>
+            <w:proofErr w:type="spellEnd"/>
+            <w:r>
+              <w:rPr>
+                <w:rFonts w:asciiTheme="minorHAnsi" w:hAnsiTheme="minorHAnsi" w:cstheme="minorHAnsi"/>
+                <w:sz w:val="22"/>
+                <w:szCs w:val="22"/>
+              </w:rPr>
+              <w:t xml:space="preserve"> </w:t>
+            </w:r>
+            <w:proofErr w:type="spellStart"/>
+            <w:r>
+              <w:rPr>
+                <w:rFonts w:asciiTheme="minorHAnsi" w:hAnsiTheme="minorHAnsi" w:cstheme="minorHAnsi"/>
+                <w:sz w:val="22"/>
+                <w:szCs w:val="22"/>
+              </w:rPr>
+              <w:t>ra</w:t>
+            </w:r>
+            <w:proofErr w:type="spellEnd"/>
+            <w:r>
+              <w:rPr>
+                <w:rFonts w:asciiTheme="minorHAnsi" w:hAnsiTheme="minorHAnsi" w:cstheme="minorHAnsi"/>
+                <w:sz w:val="22"/>
+                <w:szCs w:val="22"/>
+              </w:rPr>
+              <w:t>, fun3</w:t>
+            </w:r>
+          </w:p>
+          <w:p>
+            <w:pPr>
+              <w:pStyle w:val="ListParagraph"/>
+              <w:spacing w:before="0" w:beforeAutospacing="0" w:after="0" w:afterAutospacing="0"/>
+              <w:rPr>
+                <w:rFonts w:asciiTheme="minorHAnsi" w:hAnsiTheme="minorHAnsi" w:cstheme="minorHAnsi"/>
+                <w:sz w:val="22"/>
+                <w:szCs w:val="22"/>
+              </w:rPr>
+            </w:pPr>
+            <w:r>
+              <w:rPr>
+                <w:rFonts w:asciiTheme="minorHAnsi" w:hAnsiTheme="minorHAnsi" w:cstheme="minorHAnsi"/>
+                <w:sz w:val="22"/>
+                <w:szCs w:val="22"/>
+              </w:rPr>
+              <w:t xml:space="preserve">    j display</w:t>
+            </w:r>
+          </w:p>
+          <w:p>
+            <w:pPr>
+              <w:pStyle w:val="ListParagraph"/>
+              <w:spacing w:before="0" w:beforeAutospacing="0" w:after="0" w:afterAutospacing="0"/>
+              <w:rPr>
+                <w:rFonts w:asciiTheme="minorHAnsi" w:hAnsiTheme="minorHAnsi" w:cstheme="minorHAnsi"/>
+                <w:sz w:val="22"/>
+                <w:szCs w:val="22"/>
+              </w:rPr>
+            </w:pPr>
+          </w:p>
+          <w:p>
+            <w:pPr>
+              <w:pStyle w:val="ListParagraph"/>
+              <w:spacing w:before="0" w:beforeAutospacing="0" w:after="0" w:afterAutospacing="0"/>
+              <w:rPr>
+                <w:rFonts w:asciiTheme="minorHAnsi" w:hAnsiTheme="minorHAnsi" w:cstheme="minorHAnsi"/>
+                <w:sz w:val="22"/>
+                <w:szCs w:val="22"/>
+              </w:rPr>
+            </w:pPr>
+          </w:p>
+          <w:p>
+            <w:pPr>
+              <w:pStyle w:val="ListParagraph"/>
+              <w:spacing w:before="0" w:beforeAutospacing="0" w:after="0" w:afterAutospacing="0"/>
+              <w:rPr>
+                <w:rFonts w:asciiTheme="minorHAnsi" w:hAnsiTheme="minorHAnsi" w:cstheme="minorHAnsi"/>
+                <w:sz w:val="22"/>
+                <w:szCs w:val="22"/>
+              </w:rPr>
+            </w:pPr>
+            <w:r>
+              <w:rPr>
+                <w:rFonts w:asciiTheme="minorHAnsi" w:hAnsiTheme="minorHAnsi" w:cstheme="minorHAnsi"/>
+                <w:sz w:val="22"/>
+                <w:szCs w:val="22"/>
+              </w:rPr>
+              <w:t>display:</w:t>
+            </w:r>
+          </w:p>
+          <w:p>
+            <w:pPr>
+              <w:pStyle w:val="ListParagraph"/>
+              <w:spacing w:before="0" w:beforeAutospacing="0" w:after="0" w:afterAutospacing="0"/>
+              <w:rPr>
+                <w:rFonts w:asciiTheme="minorHAnsi" w:hAnsiTheme="minorHAnsi" w:cstheme="minorHAnsi"/>
+                <w:sz w:val="22"/>
+                <w:szCs w:val="22"/>
+              </w:rPr>
+            </w:pPr>
+            <w:r>
+              <w:rPr>
+                <w:rFonts w:asciiTheme="minorHAnsi" w:hAnsiTheme="minorHAnsi" w:cstheme="minorHAnsi"/>
+                <w:sz w:val="22"/>
+                <w:szCs w:val="22"/>
+              </w:rPr>
+              <w:t xml:space="preserve">    mv t0, a0</w:t>
+            </w:r>
+          </w:p>
+          <w:p>
+            <w:pPr>
+              <w:pStyle w:val="ListParagraph"/>
+              <w:spacing w:before="0" w:beforeAutospacing="0" w:after="0" w:afterAutospacing="0"/>
+              <w:rPr>
+                <w:rFonts w:asciiTheme="minorHAnsi" w:hAnsiTheme="minorHAnsi" w:cstheme="minorHAnsi"/>
+                <w:sz w:val="22"/>
+                <w:szCs w:val="22"/>
+              </w:rPr>
+            </w:pPr>
+            <w:r>
+              <w:rPr>
+                <w:rFonts w:asciiTheme="minorHAnsi" w:hAnsiTheme="minorHAnsi" w:cstheme="minorHAnsi"/>
+                <w:sz w:val="22"/>
+                <w:szCs w:val="22"/>
+              </w:rPr>
+              <w:t xml:space="preserve">    li a0, 1</w:t>
+            </w:r>
+          </w:p>
+          <w:p>
+            <w:pPr>
+              <w:pStyle w:val="ListParagraph"/>
+              <w:spacing w:before="0" w:beforeAutospacing="0" w:after="0" w:afterAutospacing="0"/>
+              <w:rPr>
+                <w:rFonts w:asciiTheme="minorHAnsi" w:hAnsiTheme="minorHAnsi" w:cstheme="minorHAnsi"/>
+                <w:sz w:val="22"/>
+                <w:szCs w:val="22"/>
+              </w:rPr>
+            </w:pPr>
+            <w:r>
+              <w:rPr>
+                <w:rFonts w:asciiTheme="minorHAnsi" w:hAnsiTheme="minorHAnsi" w:cstheme="minorHAnsi"/>
+                <w:sz w:val="22"/>
+                <w:szCs w:val="22"/>
+              </w:rPr>
+              <w:t xml:space="preserve">    mv a1, t0</w:t>
+            </w:r>
+          </w:p>
+          <w:p>
+            <w:pPr>
+              <w:pStyle w:val="ListParagraph"/>
+              <w:spacing w:before="0" w:beforeAutospacing="0" w:after="0" w:afterAutospacing="0"/>
+              <w:rPr>
+                <w:rFonts w:asciiTheme="minorHAnsi" w:hAnsiTheme="minorHAnsi" w:cstheme="minorHAnsi"/>
+                <w:sz w:val="22"/>
+                <w:szCs w:val="22"/>
+              </w:rPr>
+            </w:pPr>
+            <w:r>
+              <w:rPr>
+                <w:rFonts w:asciiTheme="minorHAnsi" w:hAnsiTheme="minorHAnsi" w:cstheme="minorHAnsi"/>
+                <w:sz w:val="22"/>
+                <w:szCs w:val="22"/>
+              </w:rPr>
+              <w:t xml:space="preserve">    </w:t>
+            </w:r>
+            <w:proofErr w:type="spellStart"/>
+            <w:r>
+              <w:rPr>
+                <w:rFonts w:asciiTheme="minorHAnsi" w:hAnsiTheme="minorHAnsi" w:cstheme="minorHAnsi"/>
+                <w:sz w:val="22"/>
+                <w:szCs w:val="22"/>
+              </w:rPr>
+              <w:t>ecall</w:t>
+            </w:r>
+            <w:proofErr w:type="spellEnd"/>
+          </w:p>
+          <w:p>
+            <w:pPr>
+              <w:pStyle w:val="ListParagraph"/>
+              <w:spacing w:before="0" w:beforeAutospacing="0" w:after="0" w:afterAutospacing="0"/>
+              <w:rPr>
+                <w:rFonts w:asciiTheme="minorHAnsi" w:hAnsiTheme="minorHAnsi" w:cstheme="minorHAnsi"/>
+                <w:sz w:val="22"/>
+                <w:szCs w:val="22"/>
+              </w:rPr>
+            </w:pPr>
+          </w:p>
+          <w:p>
+            <w:pPr>
+              <w:pStyle w:val="ListParagraph"/>
+              <w:spacing w:before="0" w:beforeAutospacing="0" w:after="0" w:afterAutospacing="0"/>
+              <w:rPr>
+                <w:rFonts w:asciiTheme="minorHAnsi" w:hAnsiTheme="minorHAnsi" w:cstheme="minorHAnsi"/>
+                <w:sz w:val="22"/>
+                <w:szCs w:val="22"/>
+              </w:rPr>
+            </w:pPr>
+            <w:r>
+              <w:rPr>
+                <w:rFonts w:asciiTheme="minorHAnsi" w:hAnsiTheme="minorHAnsi" w:cstheme="minorHAnsi"/>
+                <w:sz w:val="22"/>
+                <w:szCs w:val="22"/>
+              </w:rPr>
+              <w:t xml:space="preserve">    </w:t>
+            </w:r>
+            <w:proofErr w:type="spellStart"/>
+            <w:r>
+              <w:rPr>
+                <w:rFonts w:asciiTheme="minorHAnsi" w:hAnsiTheme="minorHAnsi" w:cstheme="minorHAnsi"/>
+                <w:sz w:val="22"/>
+                <w:szCs w:val="22"/>
+              </w:rPr>
+              <w:t>ebreak</w:t>
+            </w:r>
+            <w:proofErr w:type="spellEnd"/>
+          </w:p>
+          <w:p>
+            <w:pPr>
+              <w:pStyle w:val="ListParagraph"/>
+              <w:spacing w:before="0" w:beforeAutospacing="0" w:after="0" w:afterAutospacing="0"/>
+              <w:rPr>
+                <w:rFonts w:asciiTheme="minorHAnsi" w:hAnsiTheme="minorHAnsi" w:cstheme="minorHAnsi"/>
+                <w:sz w:val="22"/>
+                <w:szCs w:val="22"/>
+              </w:rPr>
+            </w:pPr>
+          </w:p>
+          <w:p>
+            <w:pPr>
+              <w:pStyle w:val="ListParagraph"/>
+              <w:spacing w:before="0" w:beforeAutospacing="0" w:after="0" w:afterAutospacing="0"/>
+              <w:rPr>
+                <w:rFonts w:asciiTheme="minorHAnsi" w:hAnsiTheme="minorHAnsi" w:cstheme="minorHAnsi"/>
+                <w:sz w:val="22"/>
+                <w:szCs w:val="22"/>
+              </w:rPr>
+            </w:pPr>
+          </w:p>
+          <w:p>
+            <w:pPr>
+              <w:pStyle w:val="ListParagraph"/>
+              <w:spacing w:before="0" w:beforeAutospacing="0" w:after="0" w:afterAutospacing="0"/>
+              <w:rPr>
+                <w:rFonts w:asciiTheme="minorHAnsi" w:hAnsiTheme="minorHAnsi" w:cstheme="minorHAnsi"/>
+                <w:sz w:val="22"/>
+                <w:szCs w:val="22"/>
+              </w:rPr>
+            </w:pPr>
+            <w:r>
+              <w:rPr>
+                <w:rFonts w:asciiTheme="minorHAnsi" w:hAnsiTheme="minorHAnsi" w:cstheme="minorHAnsi"/>
+                <w:sz w:val="22"/>
+                <w:szCs w:val="22"/>
+              </w:rPr>
+              <w:t>fun1:</w:t>
+            </w:r>
+          </w:p>
+          <w:p>
+            <w:pPr>
+              <w:pStyle w:val="ListParagraph"/>
+              <w:spacing w:before="0" w:beforeAutospacing="0" w:after="0" w:afterAutospacing="0"/>
+              <w:rPr>
+                <w:rFonts w:asciiTheme="minorHAnsi" w:hAnsiTheme="minorHAnsi" w:cstheme="minorHAnsi"/>
+                <w:sz w:val="22"/>
+                <w:szCs w:val="22"/>
+              </w:rPr>
+            </w:pPr>
+            <w:r>
+              <w:rPr>
+                <w:rFonts w:asciiTheme="minorHAnsi" w:hAnsiTheme="minorHAnsi" w:cstheme="minorHAnsi"/>
+                <w:sz w:val="22"/>
+                <w:szCs w:val="22"/>
+              </w:rPr>
+              <w:t xml:space="preserve">    </w:t>
+            </w:r>
+            <w:proofErr w:type="spellStart"/>
+            <w:r>
+              <w:rPr>
+                <w:rFonts w:asciiTheme="minorHAnsi" w:hAnsiTheme="minorHAnsi" w:cstheme="minorHAnsi"/>
+                <w:sz w:val="22"/>
+                <w:szCs w:val="22"/>
+              </w:rPr>
+              <w:t>mul</w:t>
+            </w:r>
+            <w:proofErr w:type="spellEnd"/>
+            <w:r>
+              <w:rPr>
+                <w:rFonts w:asciiTheme="minorHAnsi" w:hAnsiTheme="minorHAnsi" w:cstheme="minorHAnsi"/>
+                <w:sz w:val="22"/>
+                <w:szCs w:val="22"/>
+              </w:rPr>
+              <w:t xml:space="preserve"> a0, a0, a0</w:t>
+            </w:r>
+          </w:p>
+          <w:p>
+            <w:pPr>
+              <w:pStyle w:val="ListParagraph"/>
+              <w:spacing w:before="0" w:beforeAutospacing="0" w:after="0" w:afterAutospacing="0"/>
+              <w:rPr>
+                <w:rFonts w:asciiTheme="minorHAnsi" w:hAnsiTheme="minorHAnsi" w:cstheme="minorHAnsi"/>
+                <w:sz w:val="22"/>
+                <w:szCs w:val="22"/>
+              </w:rPr>
+            </w:pPr>
+            <w:r>
+              <w:rPr>
+                <w:rFonts w:asciiTheme="minorHAnsi" w:hAnsiTheme="minorHAnsi" w:cstheme="minorHAnsi"/>
+                <w:sz w:val="22"/>
+                <w:szCs w:val="22"/>
+              </w:rPr>
+              <w:t xml:space="preserve">    </w:t>
+            </w:r>
+            <w:proofErr w:type="spellStart"/>
+            <w:r>
+              <w:rPr>
+                <w:rFonts w:asciiTheme="minorHAnsi" w:hAnsiTheme="minorHAnsi" w:cstheme="minorHAnsi"/>
+                <w:sz w:val="22"/>
+                <w:szCs w:val="22"/>
+              </w:rPr>
+              <w:t>jalr</w:t>
+            </w:r>
+            <w:proofErr w:type="spellEnd"/>
+            <w:r>
+              <w:rPr>
+                <w:rFonts w:asciiTheme="minorHAnsi" w:hAnsiTheme="minorHAnsi" w:cstheme="minorHAnsi"/>
+                <w:sz w:val="22"/>
+                <w:szCs w:val="22"/>
+              </w:rPr>
+              <w:t xml:space="preserve"> zero, </w:t>
+            </w:r>
+            <w:proofErr w:type="spellStart"/>
+            <w:r>
+              <w:rPr>
+                <w:rFonts w:asciiTheme="minorHAnsi" w:hAnsiTheme="minorHAnsi" w:cstheme="minorHAnsi"/>
+                <w:sz w:val="22"/>
+                <w:szCs w:val="22"/>
+              </w:rPr>
+              <w:t>ra</w:t>
+            </w:r>
+            <w:proofErr w:type="spellEnd"/>
+            <w:r>
+              <w:rPr>
+                <w:rFonts w:asciiTheme="minorHAnsi" w:hAnsiTheme="minorHAnsi" w:cstheme="minorHAnsi"/>
+                <w:sz w:val="22"/>
+                <w:szCs w:val="22"/>
+              </w:rPr>
+              <w:t>, 0</w:t>
+            </w:r>
+          </w:p>
+          <w:p>
+            <w:pPr>
+              <w:pStyle w:val="ListParagraph"/>
+              <w:spacing w:before="0" w:beforeAutospacing="0" w:after="0" w:afterAutospacing="0"/>
+              <w:rPr>
+                <w:rFonts w:asciiTheme="minorHAnsi" w:hAnsiTheme="minorHAnsi" w:cstheme="minorHAnsi"/>
+                <w:sz w:val="22"/>
+                <w:szCs w:val="22"/>
+              </w:rPr>
+            </w:pPr>
+          </w:p>
+          <w:p>
+            <w:pPr>
+              <w:pStyle w:val="ListParagraph"/>
+              <w:spacing w:before="0" w:beforeAutospacing="0" w:after="0" w:afterAutospacing="0"/>
+              <w:rPr>
+                <w:rFonts w:asciiTheme="minorHAnsi" w:hAnsiTheme="minorHAnsi" w:cstheme="minorHAnsi"/>
+                <w:sz w:val="22"/>
+                <w:szCs w:val="22"/>
+              </w:rPr>
+            </w:pPr>
+          </w:p>
+          <w:p>
+            <w:pPr>
+              <w:pStyle w:val="ListParagraph"/>
+              <w:spacing w:before="0" w:beforeAutospacing="0" w:after="0" w:afterAutospacing="0"/>
+              <w:rPr>
+                <w:rFonts w:asciiTheme="minorHAnsi" w:hAnsiTheme="minorHAnsi" w:cstheme="minorHAnsi"/>
+                <w:sz w:val="22"/>
+                <w:szCs w:val="22"/>
+              </w:rPr>
+            </w:pPr>
+            <w:r>
+              <w:rPr>
+                <w:rFonts w:asciiTheme="minorHAnsi" w:hAnsiTheme="minorHAnsi" w:cstheme="minorHAnsi"/>
+                <w:sz w:val="22"/>
+                <w:szCs w:val="22"/>
+              </w:rPr>
+              <w:t>fun2:</w:t>
+            </w:r>
+          </w:p>
+          <w:p>
+            <w:pPr>
+              <w:pStyle w:val="ListParagraph"/>
+              <w:spacing w:before="0" w:beforeAutospacing="0" w:after="0" w:afterAutospacing="0"/>
+              <w:rPr>
+                <w:rFonts w:asciiTheme="minorHAnsi" w:hAnsiTheme="minorHAnsi" w:cstheme="minorHAnsi"/>
+                <w:sz w:val="22"/>
+                <w:szCs w:val="22"/>
+              </w:rPr>
+            </w:pPr>
+            <w:r>
+              <w:rPr>
+                <w:rFonts w:asciiTheme="minorHAnsi" w:hAnsiTheme="minorHAnsi" w:cstheme="minorHAnsi"/>
+                <w:sz w:val="22"/>
+                <w:szCs w:val="22"/>
+              </w:rPr>
+              <w:t xml:space="preserve">    </w:t>
+            </w:r>
+            <w:proofErr w:type="spellStart"/>
+            <w:r>
+              <w:rPr>
+                <w:rFonts w:asciiTheme="minorHAnsi" w:hAnsiTheme="minorHAnsi" w:cstheme="minorHAnsi"/>
+                <w:sz w:val="22"/>
+                <w:szCs w:val="22"/>
+              </w:rPr>
+              <w:t>mul</w:t>
+            </w:r>
+            <w:proofErr w:type="spellEnd"/>
+            <w:r>
+              <w:rPr>
+                <w:rFonts w:asciiTheme="minorHAnsi" w:hAnsiTheme="minorHAnsi" w:cstheme="minorHAnsi"/>
+                <w:sz w:val="22"/>
+                <w:szCs w:val="22"/>
+              </w:rPr>
+              <w:t xml:space="preserve"> t0, a0, a0</w:t>
+            </w:r>
+          </w:p>
+          <w:p>
+            <w:pPr>
+              <w:pStyle w:val="ListParagraph"/>
+              <w:spacing w:before="0" w:beforeAutospacing="0" w:after="0" w:afterAutospacing="0"/>
+              <w:rPr>
+                <w:rFonts w:asciiTheme="minorHAnsi" w:hAnsiTheme="minorHAnsi" w:cstheme="minorHAnsi"/>
+                <w:sz w:val="22"/>
+                <w:szCs w:val="22"/>
+              </w:rPr>
+            </w:pPr>
+            <w:r>
+              <w:rPr>
+                <w:rFonts w:asciiTheme="minorHAnsi" w:hAnsiTheme="minorHAnsi" w:cstheme="minorHAnsi"/>
+                <w:sz w:val="22"/>
+                <w:szCs w:val="22"/>
+              </w:rPr>
+              <w:t xml:space="preserve">    </w:t>
+            </w:r>
+            <w:proofErr w:type="spellStart"/>
+            <w:r>
+              <w:rPr>
+                <w:rFonts w:asciiTheme="minorHAnsi" w:hAnsiTheme="minorHAnsi" w:cstheme="minorHAnsi"/>
+                <w:sz w:val="22"/>
+                <w:szCs w:val="22"/>
+              </w:rPr>
+              <w:t>mul</w:t>
+            </w:r>
+            <w:proofErr w:type="spellEnd"/>
+            <w:r>
+              <w:rPr>
+                <w:rFonts w:asciiTheme="minorHAnsi" w:hAnsiTheme="minorHAnsi" w:cstheme="minorHAnsi"/>
+                <w:sz w:val="22"/>
+                <w:szCs w:val="22"/>
+              </w:rPr>
+              <w:t xml:space="preserve"> a0, t0, a0</w:t>
+            </w:r>
+          </w:p>
+          <w:p>
+            <w:pPr>
+              <w:pStyle w:val="ListParagraph"/>
+              <w:spacing w:before="0" w:beforeAutospacing="0" w:after="0" w:afterAutospacing="0"/>
+              <w:rPr>
+                <w:rFonts w:asciiTheme="minorHAnsi" w:hAnsiTheme="minorHAnsi" w:cstheme="minorHAnsi"/>
+                <w:sz w:val="22"/>
+                <w:szCs w:val="22"/>
+              </w:rPr>
+            </w:pPr>
+            <w:r>
+              <w:rPr>
+                <w:rFonts w:asciiTheme="minorHAnsi" w:hAnsiTheme="minorHAnsi" w:cstheme="minorHAnsi"/>
+                <w:sz w:val="22"/>
+                <w:szCs w:val="22"/>
+              </w:rPr>
+              <w:t xml:space="preserve">    </w:t>
+            </w:r>
+            <w:proofErr w:type="spellStart"/>
+            <w:r>
+              <w:rPr>
+                <w:rFonts w:asciiTheme="minorHAnsi" w:hAnsiTheme="minorHAnsi" w:cstheme="minorHAnsi"/>
+                <w:sz w:val="22"/>
+                <w:szCs w:val="22"/>
+              </w:rPr>
+              <w:t>jalr</w:t>
+            </w:r>
+            <w:proofErr w:type="spellEnd"/>
+            <w:r>
+              <w:rPr>
+                <w:rFonts w:asciiTheme="minorHAnsi" w:hAnsiTheme="minorHAnsi" w:cstheme="minorHAnsi"/>
+                <w:sz w:val="22"/>
+                <w:szCs w:val="22"/>
+              </w:rPr>
+              <w:t xml:space="preserve"> zero, </w:t>
+            </w:r>
+            <w:proofErr w:type="spellStart"/>
+            <w:r>
+              <w:rPr>
+                <w:rFonts w:asciiTheme="minorHAnsi" w:hAnsiTheme="minorHAnsi" w:cstheme="minorHAnsi"/>
+                <w:sz w:val="22"/>
+                <w:szCs w:val="22"/>
+              </w:rPr>
+              <w:t>ra</w:t>
+            </w:r>
+            <w:proofErr w:type="spellEnd"/>
+            <w:r>
+              <w:rPr>
+                <w:rFonts w:asciiTheme="minorHAnsi" w:hAnsiTheme="minorHAnsi" w:cstheme="minorHAnsi"/>
+                <w:sz w:val="22"/>
+                <w:szCs w:val="22"/>
+              </w:rPr>
+              <w:t>, 0</w:t>
+            </w:r>
+          </w:p>
+          <w:p>
+            <w:pPr>
+              <w:pStyle w:val="ListParagraph"/>
+              <w:spacing w:before="0" w:beforeAutospacing="0" w:after="0" w:afterAutospacing="0"/>
+              <w:rPr>
+                <w:rFonts w:asciiTheme="minorHAnsi" w:hAnsiTheme="minorHAnsi" w:cstheme="minorHAnsi"/>
+                <w:sz w:val="22"/>
+                <w:szCs w:val="22"/>
+              </w:rPr>
+            </w:pPr>
+          </w:p>
+          <w:p>
+            <w:pPr>
+              <w:pStyle w:val="ListParagraph"/>
+              <w:spacing w:before="0" w:beforeAutospacing="0" w:after="0" w:afterAutospacing="0"/>
+              <w:rPr>
+                <w:rFonts w:asciiTheme="minorHAnsi" w:hAnsiTheme="minorHAnsi" w:cstheme="minorHAnsi"/>
+                <w:sz w:val="22"/>
+                <w:szCs w:val="22"/>
+              </w:rPr>
+            </w:pPr>
+          </w:p>
+          <w:p>
+            <w:pPr>
+              <w:pStyle w:val="ListParagraph"/>
+              <w:spacing w:before="0" w:beforeAutospacing="0" w:after="0" w:afterAutospacing="0"/>
+              <w:rPr>
+                <w:rFonts w:asciiTheme="minorHAnsi" w:hAnsiTheme="minorHAnsi" w:cstheme="minorHAnsi"/>
+                <w:sz w:val="22"/>
+                <w:szCs w:val="22"/>
+              </w:rPr>
+            </w:pPr>
+            <w:r>
+              <w:rPr>
+                <w:rFonts w:asciiTheme="minorHAnsi" w:hAnsiTheme="minorHAnsi" w:cstheme="minorHAnsi"/>
+                <w:sz w:val="22"/>
+                <w:szCs w:val="22"/>
+              </w:rPr>
+              <w:t>fun3:</w:t>
+            </w:r>
+          </w:p>
+          <w:p>
+            <w:pPr>
+              <w:pStyle w:val="ListParagraph"/>
+              <w:spacing w:before="0" w:beforeAutospacing="0" w:after="0" w:afterAutospacing="0"/>
+              <w:rPr>
+                <w:rFonts w:asciiTheme="minorHAnsi" w:hAnsiTheme="minorHAnsi" w:cstheme="minorHAnsi"/>
+                <w:sz w:val="22"/>
+                <w:szCs w:val="22"/>
+              </w:rPr>
+            </w:pPr>
+            <w:r>
+              <w:rPr>
+                <w:rFonts w:asciiTheme="minorHAnsi" w:hAnsiTheme="minorHAnsi" w:cstheme="minorHAnsi"/>
+                <w:sz w:val="22"/>
+                <w:szCs w:val="22"/>
+              </w:rPr>
+              <w:t xml:space="preserve">    </w:t>
+            </w:r>
+            <w:proofErr w:type="spellStart"/>
+            <w:r>
+              <w:rPr>
+                <w:rFonts w:asciiTheme="minorHAnsi" w:hAnsiTheme="minorHAnsi" w:cstheme="minorHAnsi"/>
+                <w:sz w:val="22"/>
+                <w:szCs w:val="22"/>
+              </w:rPr>
+              <w:t>addi</w:t>
+            </w:r>
+            <w:proofErr w:type="spellEnd"/>
+            <w:r>
+              <w:rPr>
+                <w:rFonts w:asciiTheme="minorHAnsi" w:hAnsiTheme="minorHAnsi" w:cstheme="minorHAnsi"/>
+                <w:sz w:val="22"/>
+                <w:szCs w:val="22"/>
+              </w:rPr>
+              <w:t xml:space="preserve"> a0, a0, 1</w:t>
+            </w:r>
+          </w:p>
+          <w:p>
+            <w:pPr>
+              <w:pStyle w:val="ListParagraph"/>
+              <w:spacing w:before="0" w:beforeAutospacing="0" w:after="0" w:afterAutospacing="0"/>
+              <w:rPr>
+                <w:rFonts w:asciiTheme="minorHAnsi" w:hAnsiTheme="minorHAnsi" w:cstheme="minorHAnsi"/>
+                <w:sz w:val="22"/>
+                <w:szCs w:val="22"/>
+              </w:rPr>
+            </w:pPr>
+            <w:r>
+              <w:rPr>
+                <w:rFonts w:asciiTheme="minorHAnsi" w:hAnsiTheme="minorHAnsi" w:cstheme="minorHAnsi"/>
+                <w:sz w:val="22"/>
+                <w:szCs w:val="22"/>
+              </w:rPr>
+              <w:t xml:space="preserve">    </w:t>
+            </w:r>
+            <w:proofErr w:type="spellStart"/>
+            <w:r>
+              <w:rPr>
+                <w:rFonts w:asciiTheme="minorHAnsi" w:hAnsiTheme="minorHAnsi" w:cstheme="minorHAnsi"/>
+                <w:sz w:val="22"/>
+                <w:szCs w:val="22"/>
+              </w:rPr>
+              <w:t>jalr</w:t>
+            </w:r>
+            <w:proofErr w:type="spellEnd"/>
+            <w:r>
+              <w:rPr>
+                <w:rFonts w:asciiTheme="minorHAnsi" w:hAnsiTheme="minorHAnsi" w:cstheme="minorHAnsi"/>
+                <w:sz w:val="22"/>
+                <w:szCs w:val="22"/>
+              </w:rPr>
+              <w:t xml:space="preserve"> zero, </w:t>
+            </w:r>
+            <w:proofErr w:type="spellStart"/>
+            <w:r>
+              <w:rPr>
+                <w:rFonts w:asciiTheme="minorHAnsi" w:hAnsiTheme="minorHAnsi" w:cstheme="minorHAnsi"/>
+                <w:sz w:val="22"/>
+                <w:szCs w:val="22"/>
+              </w:rPr>
+              <w:t>ra</w:t>
+            </w:r>
+            <w:proofErr w:type="spellEnd"/>
+            <w:r>
+              <w:rPr>
+                <w:rFonts w:asciiTheme="minorHAnsi" w:hAnsiTheme="minorHAnsi" w:cstheme="minorHAnsi"/>
+                <w:sz w:val="22"/>
+                <w:szCs w:val="22"/>
+              </w:rPr>
+              <w:t>, 0</w:t>
+            </w:r>
+          </w:p>
+          <w:p>
+            <w:pPr>
+              <w:pStyle w:val="ListParagraph"/>
+              <w:spacing w:before="0" w:beforeAutospacing="0" w:after="0" w:afterAutospacing="0"/>
+              <w:rPr>
+                <w:rFonts w:asciiTheme="minorHAnsi" w:hAnsiTheme="minorHAnsi" w:cstheme="minorHAnsi"/>
+                <w:sz w:val="22"/>
+                <w:szCs w:val="22"/>
+              </w:rPr>
+            </w:pPr>
+          </w:p>
+          <w:p>
+            <w:pPr>
+              <w:pStyle w:val="ListParagraph"/>
+              <w:spacing w:before="0" w:beforeAutospacing="0" w:after="0" w:afterAutospacing="0"/>
+              <w:rPr>
+                <w:rFonts w:asciiTheme="minorHAnsi" w:hAnsiTheme="minorHAnsi" w:cstheme="minorHAnsi"/>
+                <w:sz w:val="22"/>
+                <w:szCs w:val="22"/>
+              </w:rPr>
+            </w:pPr>
+          </w:p>
+          <w:p>
+            <w:pPr>
+              <w:pStyle w:val="ListParagraph"/>
+              <w:spacing w:before="0" w:beforeAutospacing="0" w:after="0" w:afterAutospacing="0"/>
               <w:rPr>
                 <w:rFonts w:asciiTheme="minorHAnsi" w:hAnsiTheme="minorHAnsi" w:cstheme="minorHAnsi"/>
                 <w:sz w:val="22"/>
@@ -4724,6 +8716,7 @@
                 <w:sz w:val="26"/>
                 <w:szCs w:val="26"/>
               </w:rPr>
+              <w:lastRenderedPageBreak/>
               <w:t>Output:</w:t>
             </w:r>
           </w:p>
@@ -4737,167 +8730,59 @@
           <w:p>
             <w:pPr>
               <w:pStyle w:val="ListParagraph"/>
-              <w:rPr>
-                <w:rFonts w:asciiTheme="minorHAnsi" w:hAnsiTheme="minorHAnsi" w:cstheme="minorHAnsi"/>
-                <w:sz w:val="22"/>
-                <w:szCs w:val="22"/>
-              </w:rPr>
-            </w:pPr>
-            <w:r>
-              <w:rPr>
-                <w:rFonts w:asciiTheme="minorHAnsi" w:hAnsiTheme="minorHAnsi" w:cstheme="minorHAnsi"/>
-                <w:sz w:val="22"/>
-                <w:szCs w:val="22"/>
-              </w:rPr>
-              <w:t xml:space="preserve">// Import output here </w:t>
-            </w:r>
-            <w:r>
-              <w:rPr>
-                <w:rFonts w:ascii="Segoe UI Symbol" w:hAnsi="Segoe UI Symbol" w:cs="Segoe UI Symbol"/>
-                <w:color w:val="474747"/>
-                <w:shd w:val="clear" w:color="auto" w:fill="FFFFFF"/>
-              </w:rPr>
-              <w:t>👇</w:t>
-            </w:r>
-          </w:p>
-          <w:p>
-            <w:pPr>
-              <w:pStyle w:val="ListParagraph"/>
-              <w:spacing w:before="0" w:beforeAutospacing="0" w:after="0" w:afterAutospacing="0"/>
-              <w:rPr>
-                <w:rFonts w:asciiTheme="minorHAnsi" w:hAnsiTheme="minorHAnsi" w:cstheme="minorHAnsi"/>
-                <w:sz w:val="22"/>
-                <w:szCs w:val="22"/>
-              </w:rPr>
-            </w:pPr>
-          </w:p>
-          <w:p>
-            <w:pPr>
-              <w:pStyle w:val="ListParagraph"/>
-              <w:spacing w:before="0" w:beforeAutospacing="0" w:after="0" w:afterAutospacing="0"/>
-              <w:rPr>
-                <w:rFonts w:asciiTheme="minorHAnsi" w:hAnsiTheme="minorHAnsi" w:cstheme="minorHAnsi"/>
-                <w:sz w:val="22"/>
-                <w:szCs w:val="22"/>
-              </w:rPr>
-            </w:pPr>
-          </w:p>
-          <w:p>
-            <w:pPr>
-              <w:pStyle w:val="ListParagraph"/>
-              <w:spacing w:before="0" w:beforeAutospacing="0" w:after="0" w:afterAutospacing="0"/>
-              <w:rPr>
-                <w:rFonts w:asciiTheme="minorHAnsi" w:hAnsiTheme="minorHAnsi" w:cstheme="minorHAnsi"/>
-                <w:sz w:val="22"/>
-                <w:szCs w:val="22"/>
-              </w:rPr>
-            </w:pPr>
-          </w:p>
-          <w:p>
-            <w:pPr>
-              <w:pStyle w:val="ListParagraph"/>
-              <w:spacing w:before="0" w:beforeAutospacing="0" w:after="0" w:afterAutospacing="0"/>
-              <w:rPr>
-                <w:rFonts w:asciiTheme="minorHAnsi" w:hAnsiTheme="minorHAnsi" w:cstheme="minorHAnsi"/>
-                <w:sz w:val="22"/>
-                <w:szCs w:val="22"/>
-              </w:rPr>
-            </w:pPr>
-          </w:p>
-          <w:p>
-            <w:pPr>
-              <w:pStyle w:val="ListParagraph"/>
-              <w:spacing w:before="0" w:beforeAutospacing="0" w:after="240" w:afterAutospacing="0"/>
-              <w:rPr>
-                <w:rFonts w:asciiTheme="minorHAnsi" w:hAnsiTheme="minorHAnsi" w:cstheme="minorHAnsi"/>
-                <w:sz w:val="22"/>
-                <w:szCs w:val="22"/>
-              </w:rPr>
-            </w:pPr>
+              <w:spacing w:before="0" w:beforeAutospacing="0" w:after="0" w:afterAutospacing="0"/>
+              <w:rPr>
+                <w:rFonts w:asciiTheme="minorHAnsi" w:hAnsiTheme="minorHAnsi" w:cstheme="minorHAnsi"/>
+                <w:sz w:val="22"/>
+                <w:szCs w:val="22"/>
+              </w:rPr>
+            </w:pPr>
+            <w:r>
+              <w:rPr>
+                <w:rFonts w:asciiTheme="minorHAnsi" w:hAnsiTheme="minorHAnsi" w:cstheme="minorHAnsi"/>
+                <w:sz w:val="22"/>
+                <w:szCs w:val="22"/>
+              </w:rPr>
+              <w:drawing>
+                <wp:inline distT="0" distB="0" distL="0" distR="0" wp14:anchorId="6678173E" wp14:editId="28209B2A">
+                  <wp:extent cx="1333686" cy="771633"/>
+                  <wp:effectExtent l="0" t="0" r="0" b="9525"/>
+                  <wp:docPr id="666060750" name="Picture 1"/>
+                  <wp:cNvGraphicFramePr>
+                    <a:graphicFrameLocks xmlns:a="http://schemas.openxmlformats.org/drawingml/2006/main" noChangeAspect="1"/>
+                  </wp:cNvGraphicFramePr>
+                  <a:graphic xmlns:a="http://schemas.openxmlformats.org/drawingml/2006/main">
+                    <a:graphicData uri="http://schemas.openxmlformats.org/drawingml/2006/picture">
+                      <pic:pic xmlns:pic="http://schemas.openxmlformats.org/drawingml/2006/picture">
+                        <pic:nvPicPr>
+                          <pic:cNvPr id="666060750" name=""/>
+                          <pic:cNvPicPr/>
+                        </pic:nvPicPr>
+                        <pic:blipFill>
+                          <a:blip r:embed="rId16"/>
+                          <a:stretch>
+                            <a:fillRect/>
+                          </a:stretch>
+                        </pic:blipFill>
+                        <pic:spPr>
+                          <a:xfrm>
+                            <a:off x="0" y="0"/>
+                            <a:ext cx="1333686" cy="771633"/>
+                          </a:xfrm>
+                          <a:prstGeom prst="rect">
+                            <a:avLst/>
+                          </a:prstGeom>
+                        </pic:spPr>
+                      </pic:pic>
+                    </a:graphicData>
+                  </a:graphic>
+                </wp:inline>
+              </w:drawing>
+            </w:r>
           </w:p>
         </w:tc>
       </w:tr>
     </w:tbl>
-    <w:p>
-      <w:pPr>
-        <w:pStyle w:val="ListParagraph"/>
-        <w:rPr>
-          <w:rFonts w:asciiTheme="minorHAnsi" w:hAnsiTheme="minorHAnsi" w:cstheme="minorHAnsi"/>
-          <w:sz w:val="22"/>
-          <w:szCs w:val="22"/>
-        </w:rPr>
-      </w:pPr>
-    </w:p>
-    <w:p>
-      <w:pPr>
-        <w:pStyle w:val="ListParagraph"/>
-        <w:rPr>
-          <w:rFonts w:asciiTheme="minorHAnsi" w:hAnsiTheme="minorHAnsi" w:cstheme="minorHAnsi"/>
-          <w:sz w:val="22"/>
-          <w:szCs w:val="22"/>
-        </w:rPr>
-      </w:pPr>
-    </w:p>
-    <w:p>
-      <w:pPr>
-        <w:pStyle w:val="ListParagraph"/>
-        <w:rPr>
-          <w:rFonts w:asciiTheme="minorHAnsi" w:hAnsiTheme="minorHAnsi" w:cstheme="minorHAnsi"/>
-          <w:sz w:val="22"/>
-          <w:szCs w:val="22"/>
-        </w:rPr>
-      </w:pPr>
-    </w:p>
-    <w:p>
-      <w:pPr>
-        <w:pStyle w:val="ListParagraph"/>
-        <w:rPr>
-          <w:rFonts w:asciiTheme="minorHAnsi" w:hAnsiTheme="minorHAnsi" w:cstheme="minorHAnsi"/>
-          <w:sz w:val="22"/>
-          <w:szCs w:val="22"/>
-        </w:rPr>
-      </w:pPr>
-    </w:p>
-    <w:p>
-      <w:pPr>
-        <w:pStyle w:val="ListParagraph"/>
-        <w:rPr>
-          <w:rFonts w:asciiTheme="minorHAnsi" w:hAnsiTheme="minorHAnsi" w:cstheme="minorHAnsi"/>
-          <w:sz w:val="22"/>
-          <w:szCs w:val="22"/>
-        </w:rPr>
-      </w:pPr>
-    </w:p>
-    <w:p>
-      <w:pPr>
-        <w:pStyle w:val="ListParagraph"/>
-        <w:rPr>
-          <w:rFonts w:asciiTheme="minorHAnsi" w:hAnsiTheme="minorHAnsi" w:cstheme="minorHAnsi"/>
-          <w:sz w:val="22"/>
-          <w:szCs w:val="22"/>
-        </w:rPr>
-      </w:pPr>
-    </w:p>
-    <w:p>
-      <w:pPr>
-        <w:pStyle w:val="ListParagraph"/>
-        <w:rPr>
-          <w:rFonts w:asciiTheme="minorHAnsi" w:hAnsiTheme="minorHAnsi" w:cstheme="minorHAnsi"/>
-          <w:sz w:val="22"/>
-          <w:szCs w:val="22"/>
-        </w:rPr>
-      </w:pPr>
-    </w:p>
-    <w:p>
-      <w:pPr>
-        <w:pStyle w:val="ListParagraph"/>
-        <w:rPr>
-          <w:rFonts w:asciiTheme="minorHAnsi" w:hAnsiTheme="minorHAnsi" w:cstheme="minorHAnsi"/>
-          <w:sz w:val="22"/>
-          <w:szCs w:val="22"/>
-        </w:rPr>
-      </w:pPr>
-    </w:p>
     <w:p>
       <w:pPr>
         <w:pStyle w:val="ListParagraph"/>
@@ -4924,7 +8809,6 @@
           <w:szCs w:val="28"/>
           <w:lang w:val="en-GB"/>
         </w:rPr>
-        <w:lastRenderedPageBreak/>
         <w:t>Task 8:</w:t>
       </w:r>
     </w:p>
@@ -5010,57 +8894,42 @@
                 <w:sz w:val="22"/>
                 <w:szCs w:val="22"/>
               </w:rPr>
-              <w:t xml:space="preserve">// Write description of the task </w:t>
-            </w:r>
-            <w:proofErr w:type="gramStart"/>
-            <w:r>
-              <w:rPr>
-                <w:rFonts w:asciiTheme="minorHAnsi" w:hAnsiTheme="minorHAnsi" w:cstheme="minorHAnsi"/>
-                <w:sz w:val="22"/>
-                <w:szCs w:val="22"/>
-              </w:rPr>
-              <w:t xml:space="preserve">here </w:t>
-            </w:r>
-            <w:r>
-              <w:rPr>
-                <w:rFonts w:ascii="Segoe UI Symbol" w:hAnsi="Segoe UI Symbol" w:cs="Segoe UI Symbol"/>
-                <w:sz w:val="22"/>
-                <w:szCs w:val="22"/>
-              </w:rPr>
-              <w:t>👇</w:t>
-            </w:r>
-            <w:r>
-              <w:rPr>
-                <w:rFonts w:asciiTheme="minorHAnsi" w:hAnsiTheme="minorHAnsi" w:cstheme="minorHAnsi"/>
-                <w:sz w:val="22"/>
-                <w:szCs w:val="22"/>
-              </w:rPr>
-              <w:t xml:space="preserve"> (</w:t>
-            </w:r>
-            <w:proofErr w:type="gramEnd"/>
-            <w:r>
-              <w:rPr>
-                <w:rFonts w:asciiTheme="minorHAnsi" w:hAnsiTheme="minorHAnsi" w:cstheme="minorHAnsi"/>
-                <w:sz w:val="22"/>
-                <w:szCs w:val="22"/>
-              </w:rPr>
-              <w:t xml:space="preserve">max. five </w:t>
-            </w:r>
-            <w:r>
-              <w:rPr>
-                <w:rFonts w:asciiTheme="minorHAnsi" w:hAnsiTheme="minorHAnsi" w:cstheme="minorHAnsi"/>
-                <w:sz w:val="22"/>
-                <w:szCs w:val="22"/>
-              </w:rPr>
-              <w:t xml:space="preserve">to seven </w:t>
-            </w:r>
-            <w:r>
-              <w:rPr>
-                <w:rFonts w:asciiTheme="minorHAnsi" w:hAnsiTheme="minorHAnsi" w:cstheme="minorHAnsi"/>
-                <w:sz w:val="22"/>
-                <w:szCs w:val="22"/>
-              </w:rPr>
-              <w:t>lines)</w:t>
+              <w:t>The Fibonacci function was implemented with and without recursion, and in both cases the input was 7, and the 7</w:t>
+            </w:r>
+            <w:r>
+              <w:rPr>
+                <w:rFonts w:asciiTheme="minorHAnsi" w:hAnsiTheme="minorHAnsi" w:cstheme="minorHAnsi"/>
+                <w:sz w:val="22"/>
+                <w:szCs w:val="22"/>
+                <w:vertAlign w:val="superscript"/>
+              </w:rPr>
+              <w:t>th</w:t>
+            </w:r>
+            <w:r>
+              <w:rPr>
+                <w:rFonts w:asciiTheme="minorHAnsi" w:hAnsiTheme="minorHAnsi" w:cstheme="minorHAnsi"/>
+                <w:sz w:val="22"/>
+                <w:szCs w:val="22"/>
+              </w:rPr>
+              <w:t xml:space="preserve"> term of the Fibonacci sequence is 13. The special cases of n=0 and n=1 are handled separately. The final value is displayed using the Venus </w:t>
+            </w:r>
+            <w:proofErr w:type="spellStart"/>
+            <w:r>
+              <w:rPr>
+                <w:rFonts w:asciiTheme="minorHAnsi" w:hAnsiTheme="minorHAnsi" w:cstheme="minorHAnsi"/>
+                <w:sz w:val="22"/>
+                <w:szCs w:val="22"/>
+              </w:rPr>
+              <w:t>ecall</w:t>
+            </w:r>
+            <w:proofErr w:type="spellEnd"/>
+            <w:r>
+              <w:rPr>
+                <w:rFonts w:asciiTheme="minorHAnsi" w:hAnsiTheme="minorHAnsi" w:cstheme="minorHAnsi"/>
+                <w:sz w:val="22"/>
+                <w:szCs w:val="22"/>
+              </w:rPr>
+              <w:t xml:space="preserve"> operation. </w:t>
             </w:r>
           </w:p>
           <w:p>
@@ -5125,30 +8994,103 @@
           <w:p>
             <w:pPr>
               <w:pStyle w:val="ListParagraph"/>
-              <w:rPr>
-                <w:rFonts w:ascii="Segoe UI Symbol" w:hAnsi="Segoe UI Symbol" w:cs="Segoe UI Symbol"/>
-                <w:color w:val="474747"/>
-                <w:shd w:val="clear" w:color="auto" w:fill="FFFFFF"/>
-              </w:rPr>
-            </w:pPr>
-            <w:r>
-              <w:rPr>
-                <w:rFonts w:asciiTheme="minorHAnsi" w:hAnsiTheme="minorHAnsi" w:cstheme="minorHAnsi"/>
-                <w:sz w:val="22"/>
-                <w:szCs w:val="22"/>
-              </w:rPr>
-              <w:t xml:space="preserve">// Paste source code </w:t>
-            </w:r>
-            <w:proofErr w:type="gramStart"/>
-            <w:r>
-              <w:rPr>
-                <w:rFonts w:asciiTheme="minorHAnsi" w:hAnsiTheme="minorHAnsi" w:cstheme="minorHAnsi"/>
-                <w:sz w:val="22"/>
-                <w:szCs w:val="22"/>
-              </w:rPr>
-              <w:t>here</w:t>
-            </w:r>
-            <w:proofErr w:type="gramEnd"/>
+              <w:spacing w:before="0" w:beforeAutospacing="0" w:after="0" w:afterAutospacing="0"/>
+              <w:rPr>
+                <w:rFonts w:asciiTheme="minorHAnsi" w:hAnsiTheme="minorHAnsi" w:cstheme="minorHAnsi"/>
+                <w:b/>
+                <w:bCs/>
+                <w:sz w:val="22"/>
+                <w:szCs w:val="22"/>
+              </w:rPr>
+            </w:pPr>
+            <w:r>
+              <w:rPr>
+                <w:rFonts w:asciiTheme="minorHAnsi" w:hAnsiTheme="minorHAnsi" w:cstheme="minorHAnsi"/>
+                <w:b/>
+                <w:bCs/>
+                <w:sz w:val="22"/>
+                <w:szCs w:val="22"/>
+              </w:rPr>
+              <w:t>Without Recursion:</w:t>
+            </w:r>
+          </w:p>
+          <w:p>
+            <w:pPr>
+              <w:pStyle w:val="ListParagraph"/>
+              <w:spacing w:before="0" w:beforeAutospacing="0" w:after="0" w:afterAutospacing="0"/>
+              <w:rPr>
+                <w:rFonts w:asciiTheme="minorHAnsi" w:hAnsiTheme="minorHAnsi" w:cstheme="minorHAnsi"/>
+                <w:sz w:val="22"/>
+                <w:szCs w:val="22"/>
+              </w:rPr>
+            </w:pPr>
+            <w:r>
+              <w:rPr>
+                <w:rFonts w:asciiTheme="minorHAnsi" w:hAnsiTheme="minorHAnsi" w:cstheme="minorHAnsi"/>
+                <w:sz w:val="22"/>
+                <w:szCs w:val="22"/>
+              </w:rPr>
+              <w:t>.text</w:t>
+            </w:r>
+          </w:p>
+          <w:p>
+            <w:pPr>
+              <w:pStyle w:val="ListParagraph"/>
+              <w:spacing w:before="0" w:beforeAutospacing="0" w:after="0" w:afterAutospacing="0"/>
+              <w:rPr>
+                <w:rFonts w:asciiTheme="minorHAnsi" w:hAnsiTheme="minorHAnsi" w:cstheme="minorHAnsi"/>
+                <w:sz w:val="22"/>
+                <w:szCs w:val="22"/>
+              </w:rPr>
+            </w:pPr>
+            <w:r>
+              <w:rPr>
+                <w:rFonts w:asciiTheme="minorHAnsi" w:hAnsiTheme="minorHAnsi" w:cstheme="minorHAnsi"/>
+                <w:sz w:val="22"/>
+                <w:szCs w:val="22"/>
+              </w:rPr>
+              <w:t>main:</w:t>
+            </w:r>
+          </w:p>
+          <w:p>
+            <w:pPr>
+              <w:pStyle w:val="ListParagraph"/>
+              <w:spacing w:before="0" w:beforeAutospacing="0" w:after="0" w:afterAutospacing="0"/>
+              <w:rPr>
+                <w:rFonts w:asciiTheme="minorHAnsi" w:hAnsiTheme="minorHAnsi" w:cstheme="minorHAnsi"/>
+                <w:sz w:val="22"/>
+                <w:szCs w:val="22"/>
+              </w:rPr>
+            </w:pPr>
+            <w:r>
+              <w:rPr>
+                <w:rFonts w:asciiTheme="minorHAnsi" w:hAnsiTheme="minorHAnsi" w:cstheme="minorHAnsi"/>
+                <w:sz w:val="22"/>
+                <w:szCs w:val="22"/>
+              </w:rPr>
+              <w:t>li a0, 7</w:t>
+            </w:r>
+          </w:p>
+          <w:p>
+            <w:pPr>
+              <w:pStyle w:val="ListParagraph"/>
+              <w:spacing w:before="0" w:beforeAutospacing="0" w:after="0" w:afterAutospacing="0"/>
+              <w:rPr>
+                <w:rFonts w:asciiTheme="minorHAnsi" w:hAnsiTheme="minorHAnsi" w:cstheme="minorHAnsi"/>
+                <w:sz w:val="22"/>
+                <w:szCs w:val="22"/>
+              </w:rPr>
+            </w:pPr>
+            <w:proofErr w:type="spellStart"/>
+            <w:r>
+              <w:rPr>
+                <w:rFonts w:asciiTheme="minorHAnsi" w:hAnsiTheme="minorHAnsi" w:cstheme="minorHAnsi"/>
+                <w:sz w:val="22"/>
+                <w:szCs w:val="22"/>
+              </w:rPr>
+              <w:t>jal</w:t>
+            </w:r>
+            <w:proofErr w:type="spellEnd"/>
             <w:r>
               <w:rPr>
                 <w:rFonts w:asciiTheme="minorHAnsi" w:hAnsiTheme="minorHAnsi" w:cstheme="minorHAnsi"/>
@@ -5157,36 +9099,2235 @@
               </w:rPr>
               <w:t xml:space="preserve"> </w:t>
             </w:r>
-            <w:r>
-              <w:rPr>
-                <w:rFonts w:ascii="Segoe UI Symbol" w:hAnsi="Segoe UI Symbol" w:cs="Segoe UI Symbol"/>
-                <w:color w:val="474747"/>
-                <w:shd w:val="clear" w:color="auto" w:fill="FFFFFF"/>
-              </w:rPr>
-              <w:t>👇</w:t>
-            </w:r>
-          </w:p>
-          <w:p>
-            <w:pPr>
-              <w:pStyle w:val="ListParagraph"/>
-              <w:spacing w:before="0" w:beforeAutospacing="0" w:after="0" w:afterAutospacing="0"/>
-              <w:rPr>
-                <w:rFonts w:asciiTheme="minorHAnsi" w:hAnsiTheme="minorHAnsi" w:cstheme="minorHAnsi"/>
-                <w:sz w:val="22"/>
-                <w:szCs w:val="22"/>
-              </w:rPr>
-            </w:pPr>
-          </w:p>
-          <w:p>
-            <w:pPr>
-              <w:pStyle w:val="ListParagraph"/>
-              <w:spacing w:before="0" w:beforeAutospacing="0" w:after="0" w:afterAutospacing="0"/>
-              <w:rPr>
-                <w:rFonts w:asciiTheme="minorHAnsi" w:hAnsiTheme="minorHAnsi" w:cstheme="minorHAnsi"/>
-                <w:sz w:val="22"/>
-                <w:szCs w:val="22"/>
-              </w:rPr>
-            </w:pPr>
+            <w:proofErr w:type="spellStart"/>
+            <w:r>
+              <w:rPr>
+                <w:rFonts w:asciiTheme="minorHAnsi" w:hAnsiTheme="minorHAnsi" w:cstheme="minorHAnsi"/>
+                <w:sz w:val="22"/>
+                <w:szCs w:val="22"/>
+              </w:rPr>
+              <w:t>ra</w:t>
+            </w:r>
+            <w:proofErr w:type="spellEnd"/>
+            <w:r>
+              <w:rPr>
+                <w:rFonts w:asciiTheme="minorHAnsi" w:hAnsiTheme="minorHAnsi" w:cstheme="minorHAnsi"/>
+                <w:sz w:val="22"/>
+                <w:szCs w:val="22"/>
+              </w:rPr>
+              <w:t>, fib</w:t>
+            </w:r>
+          </w:p>
+          <w:p>
+            <w:pPr>
+              <w:pStyle w:val="ListParagraph"/>
+              <w:spacing w:before="0" w:beforeAutospacing="0" w:after="0" w:afterAutospacing="0"/>
+              <w:rPr>
+                <w:rFonts w:asciiTheme="minorHAnsi" w:hAnsiTheme="minorHAnsi" w:cstheme="minorHAnsi"/>
+                <w:sz w:val="22"/>
+                <w:szCs w:val="22"/>
+              </w:rPr>
+            </w:pPr>
+          </w:p>
+          <w:p>
+            <w:pPr>
+              <w:pStyle w:val="ListParagraph"/>
+              <w:spacing w:before="0" w:beforeAutospacing="0" w:after="0" w:afterAutospacing="0"/>
+              <w:rPr>
+                <w:rFonts w:asciiTheme="minorHAnsi" w:hAnsiTheme="minorHAnsi" w:cstheme="minorHAnsi"/>
+                <w:sz w:val="22"/>
+                <w:szCs w:val="22"/>
+              </w:rPr>
+            </w:pPr>
+            <w:r>
+              <w:rPr>
+                <w:rFonts w:asciiTheme="minorHAnsi" w:hAnsiTheme="minorHAnsi" w:cstheme="minorHAnsi"/>
+                <w:sz w:val="22"/>
+                <w:szCs w:val="22"/>
+              </w:rPr>
+              <w:t>mv t0, a0</w:t>
+            </w:r>
+          </w:p>
+          <w:p>
+            <w:pPr>
+              <w:pStyle w:val="ListParagraph"/>
+              <w:spacing w:before="0" w:beforeAutospacing="0" w:after="0" w:afterAutospacing="0"/>
+              <w:rPr>
+                <w:rFonts w:asciiTheme="minorHAnsi" w:hAnsiTheme="minorHAnsi" w:cstheme="minorHAnsi"/>
+                <w:sz w:val="22"/>
+                <w:szCs w:val="22"/>
+              </w:rPr>
+            </w:pPr>
+            <w:r>
+              <w:rPr>
+                <w:rFonts w:asciiTheme="minorHAnsi" w:hAnsiTheme="minorHAnsi" w:cstheme="minorHAnsi"/>
+                <w:sz w:val="22"/>
+                <w:szCs w:val="22"/>
+              </w:rPr>
+              <w:t>li a0, 1</w:t>
+            </w:r>
+          </w:p>
+          <w:p>
+            <w:pPr>
+              <w:pStyle w:val="ListParagraph"/>
+              <w:spacing w:before="0" w:beforeAutospacing="0" w:after="0" w:afterAutospacing="0"/>
+              <w:rPr>
+                <w:rFonts w:asciiTheme="minorHAnsi" w:hAnsiTheme="minorHAnsi" w:cstheme="minorHAnsi"/>
+                <w:sz w:val="22"/>
+                <w:szCs w:val="22"/>
+              </w:rPr>
+            </w:pPr>
+            <w:r>
+              <w:rPr>
+                <w:rFonts w:asciiTheme="minorHAnsi" w:hAnsiTheme="minorHAnsi" w:cstheme="minorHAnsi"/>
+                <w:sz w:val="22"/>
+                <w:szCs w:val="22"/>
+              </w:rPr>
+              <w:t>mv a1, t0</w:t>
+            </w:r>
+          </w:p>
+          <w:p>
+            <w:pPr>
+              <w:pStyle w:val="ListParagraph"/>
+              <w:spacing w:before="0" w:beforeAutospacing="0" w:after="0" w:afterAutospacing="0"/>
+              <w:rPr>
+                <w:rFonts w:asciiTheme="minorHAnsi" w:hAnsiTheme="minorHAnsi" w:cstheme="minorHAnsi"/>
+                <w:sz w:val="22"/>
+                <w:szCs w:val="22"/>
+              </w:rPr>
+            </w:pPr>
+            <w:proofErr w:type="spellStart"/>
+            <w:r>
+              <w:rPr>
+                <w:rFonts w:asciiTheme="minorHAnsi" w:hAnsiTheme="minorHAnsi" w:cstheme="minorHAnsi"/>
+                <w:sz w:val="22"/>
+                <w:szCs w:val="22"/>
+              </w:rPr>
+              <w:t>ecall</w:t>
+            </w:r>
+            <w:proofErr w:type="spellEnd"/>
+          </w:p>
+          <w:p>
+            <w:pPr>
+              <w:pStyle w:val="ListParagraph"/>
+              <w:spacing w:before="0" w:beforeAutospacing="0" w:after="0" w:afterAutospacing="0"/>
+              <w:rPr>
+                <w:rFonts w:asciiTheme="minorHAnsi" w:hAnsiTheme="minorHAnsi" w:cstheme="minorHAnsi"/>
+                <w:sz w:val="22"/>
+                <w:szCs w:val="22"/>
+              </w:rPr>
+            </w:pPr>
+            <w:proofErr w:type="spellStart"/>
+            <w:r>
+              <w:rPr>
+                <w:rFonts w:asciiTheme="minorHAnsi" w:hAnsiTheme="minorHAnsi" w:cstheme="minorHAnsi"/>
+                <w:sz w:val="22"/>
+                <w:szCs w:val="22"/>
+              </w:rPr>
+              <w:t>ebreak</w:t>
+            </w:r>
+            <w:proofErr w:type="spellEnd"/>
+          </w:p>
+          <w:p>
+            <w:pPr>
+              <w:pStyle w:val="ListParagraph"/>
+              <w:spacing w:before="0" w:beforeAutospacing="0" w:after="0" w:afterAutospacing="0"/>
+              <w:rPr>
+                <w:rFonts w:asciiTheme="minorHAnsi" w:hAnsiTheme="minorHAnsi" w:cstheme="minorHAnsi"/>
+                <w:sz w:val="22"/>
+                <w:szCs w:val="22"/>
+              </w:rPr>
+            </w:pPr>
+          </w:p>
+          <w:p>
+            <w:pPr>
+              <w:pStyle w:val="ListParagraph"/>
+              <w:spacing w:before="0" w:beforeAutospacing="0" w:after="0" w:afterAutospacing="0"/>
+              <w:rPr>
+                <w:rFonts w:asciiTheme="minorHAnsi" w:hAnsiTheme="minorHAnsi" w:cstheme="minorHAnsi"/>
+                <w:sz w:val="22"/>
+                <w:szCs w:val="22"/>
+              </w:rPr>
+            </w:pPr>
+          </w:p>
+          <w:p>
+            <w:pPr>
+              <w:pStyle w:val="ListParagraph"/>
+              <w:spacing w:before="0" w:beforeAutospacing="0" w:after="0" w:afterAutospacing="0"/>
+              <w:rPr>
+                <w:rFonts w:asciiTheme="minorHAnsi" w:hAnsiTheme="minorHAnsi" w:cstheme="minorHAnsi"/>
+                <w:sz w:val="22"/>
+                <w:szCs w:val="22"/>
+              </w:rPr>
+            </w:pPr>
+            <w:r>
+              <w:rPr>
+                <w:rFonts w:asciiTheme="minorHAnsi" w:hAnsiTheme="minorHAnsi" w:cstheme="minorHAnsi"/>
+                <w:sz w:val="22"/>
+                <w:szCs w:val="22"/>
+              </w:rPr>
+              <w:t>fib:</w:t>
+            </w:r>
+          </w:p>
+          <w:p>
+            <w:pPr>
+              <w:pStyle w:val="ListParagraph"/>
+              <w:spacing w:before="0" w:beforeAutospacing="0" w:after="0" w:afterAutospacing="0"/>
+              <w:rPr>
+                <w:rFonts w:asciiTheme="minorHAnsi" w:hAnsiTheme="minorHAnsi" w:cstheme="minorHAnsi"/>
+                <w:sz w:val="22"/>
+                <w:szCs w:val="22"/>
+              </w:rPr>
+            </w:pPr>
+            <w:proofErr w:type="spellStart"/>
+            <w:r>
+              <w:rPr>
+                <w:rFonts w:asciiTheme="minorHAnsi" w:hAnsiTheme="minorHAnsi" w:cstheme="minorHAnsi"/>
+                <w:sz w:val="22"/>
+                <w:szCs w:val="22"/>
+              </w:rPr>
+              <w:t>beq</w:t>
+            </w:r>
+            <w:proofErr w:type="spellEnd"/>
+            <w:r>
+              <w:rPr>
+                <w:rFonts w:asciiTheme="minorHAnsi" w:hAnsiTheme="minorHAnsi" w:cstheme="minorHAnsi"/>
+                <w:sz w:val="22"/>
+                <w:szCs w:val="22"/>
+              </w:rPr>
+              <w:t xml:space="preserve"> a0, zero, </w:t>
+            </w:r>
+            <w:proofErr w:type="spellStart"/>
+            <w:r>
+              <w:rPr>
+                <w:rFonts w:asciiTheme="minorHAnsi" w:hAnsiTheme="minorHAnsi" w:cstheme="minorHAnsi"/>
+                <w:sz w:val="22"/>
+                <w:szCs w:val="22"/>
+              </w:rPr>
+              <w:t>fibzero</w:t>
+            </w:r>
+            <w:proofErr w:type="spellEnd"/>
+          </w:p>
+          <w:p>
+            <w:pPr>
+              <w:pStyle w:val="ListParagraph"/>
+              <w:spacing w:before="0" w:beforeAutospacing="0" w:after="0" w:afterAutospacing="0"/>
+              <w:rPr>
+                <w:rFonts w:asciiTheme="minorHAnsi" w:hAnsiTheme="minorHAnsi" w:cstheme="minorHAnsi"/>
+                <w:sz w:val="22"/>
+                <w:szCs w:val="22"/>
+              </w:rPr>
+            </w:pPr>
+            <w:r>
+              <w:rPr>
+                <w:rFonts w:asciiTheme="minorHAnsi" w:hAnsiTheme="minorHAnsi" w:cstheme="minorHAnsi"/>
+                <w:sz w:val="22"/>
+                <w:szCs w:val="22"/>
+              </w:rPr>
+              <w:t>li t0, 0</w:t>
+            </w:r>
+          </w:p>
+          <w:p>
+            <w:pPr>
+              <w:pStyle w:val="ListParagraph"/>
+              <w:spacing w:before="0" w:beforeAutospacing="0" w:after="0" w:afterAutospacing="0"/>
+              <w:rPr>
+                <w:rFonts w:asciiTheme="minorHAnsi" w:hAnsiTheme="minorHAnsi" w:cstheme="minorHAnsi"/>
+                <w:sz w:val="22"/>
+                <w:szCs w:val="22"/>
+              </w:rPr>
+            </w:pPr>
+            <w:r>
+              <w:rPr>
+                <w:rFonts w:asciiTheme="minorHAnsi" w:hAnsiTheme="minorHAnsi" w:cstheme="minorHAnsi"/>
+                <w:sz w:val="22"/>
+                <w:szCs w:val="22"/>
+              </w:rPr>
+              <w:t>li t1, 1</w:t>
+            </w:r>
+          </w:p>
+          <w:p>
+            <w:pPr>
+              <w:pStyle w:val="ListParagraph"/>
+              <w:spacing w:before="0" w:beforeAutospacing="0" w:after="0" w:afterAutospacing="0"/>
+              <w:rPr>
+                <w:rFonts w:asciiTheme="minorHAnsi" w:hAnsiTheme="minorHAnsi" w:cstheme="minorHAnsi"/>
+                <w:sz w:val="22"/>
+                <w:szCs w:val="22"/>
+              </w:rPr>
+            </w:pPr>
+            <w:r>
+              <w:rPr>
+                <w:rFonts w:asciiTheme="minorHAnsi" w:hAnsiTheme="minorHAnsi" w:cstheme="minorHAnsi"/>
+                <w:sz w:val="22"/>
+                <w:szCs w:val="22"/>
+              </w:rPr>
+              <w:t>li t2, 2</w:t>
+            </w:r>
+          </w:p>
+          <w:p>
+            <w:pPr>
+              <w:pStyle w:val="ListParagraph"/>
+              <w:spacing w:before="0" w:beforeAutospacing="0" w:after="0" w:afterAutospacing="0"/>
+              <w:rPr>
+                <w:rFonts w:asciiTheme="minorHAnsi" w:hAnsiTheme="minorHAnsi" w:cstheme="minorHAnsi"/>
+                <w:sz w:val="22"/>
+                <w:szCs w:val="22"/>
+              </w:rPr>
+            </w:pPr>
+          </w:p>
+          <w:p>
+            <w:pPr>
+              <w:pStyle w:val="ListParagraph"/>
+              <w:spacing w:before="0" w:beforeAutospacing="0" w:after="0" w:afterAutospacing="0"/>
+              <w:rPr>
+                <w:rFonts w:asciiTheme="minorHAnsi" w:hAnsiTheme="minorHAnsi" w:cstheme="minorHAnsi"/>
+                <w:sz w:val="22"/>
+                <w:szCs w:val="22"/>
+              </w:rPr>
+            </w:pPr>
+            <w:proofErr w:type="spellStart"/>
+            <w:r>
+              <w:rPr>
+                <w:rFonts w:asciiTheme="minorHAnsi" w:hAnsiTheme="minorHAnsi" w:cstheme="minorHAnsi"/>
+                <w:sz w:val="22"/>
+                <w:szCs w:val="22"/>
+              </w:rPr>
+              <w:t>fibloop</w:t>
+            </w:r>
+            <w:proofErr w:type="spellEnd"/>
+            <w:r>
+              <w:rPr>
+                <w:rFonts w:asciiTheme="minorHAnsi" w:hAnsiTheme="minorHAnsi" w:cstheme="minorHAnsi"/>
+                <w:sz w:val="22"/>
+                <w:szCs w:val="22"/>
+              </w:rPr>
+              <w:t>:</w:t>
+            </w:r>
+          </w:p>
+          <w:p>
+            <w:pPr>
+              <w:pStyle w:val="ListParagraph"/>
+              <w:spacing w:before="0" w:beforeAutospacing="0" w:after="0" w:afterAutospacing="0"/>
+              <w:rPr>
+                <w:rFonts w:asciiTheme="minorHAnsi" w:hAnsiTheme="minorHAnsi" w:cstheme="minorHAnsi"/>
+                <w:sz w:val="22"/>
+                <w:szCs w:val="22"/>
+              </w:rPr>
+            </w:pPr>
+            <w:proofErr w:type="spellStart"/>
+            <w:r>
+              <w:rPr>
+                <w:rFonts w:asciiTheme="minorHAnsi" w:hAnsiTheme="minorHAnsi" w:cstheme="minorHAnsi"/>
+                <w:sz w:val="22"/>
+                <w:szCs w:val="22"/>
+              </w:rPr>
+              <w:t>blt</w:t>
+            </w:r>
+            <w:proofErr w:type="spellEnd"/>
+            <w:r>
+              <w:rPr>
+                <w:rFonts w:asciiTheme="minorHAnsi" w:hAnsiTheme="minorHAnsi" w:cstheme="minorHAnsi"/>
+                <w:sz w:val="22"/>
+                <w:szCs w:val="22"/>
+              </w:rPr>
+              <w:t xml:space="preserve"> a0, t2, </w:t>
+            </w:r>
+            <w:proofErr w:type="spellStart"/>
+            <w:r>
+              <w:rPr>
+                <w:rFonts w:asciiTheme="minorHAnsi" w:hAnsiTheme="minorHAnsi" w:cstheme="minorHAnsi"/>
+                <w:sz w:val="22"/>
+                <w:szCs w:val="22"/>
+              </w:rPr>
+              <w:t>fibdone</w:t>
+            </w:r>
+            <w:proofErr w:type="spellEnd"/>
+          </w:p>
+          <w:p>
+            <w:pPr>
+              <w:pStyle w:val="ListParagraph"/>
+              <w:spacing w:before="0" w:beforeAutospacing="0" w:after="0" w:afterAutospacing="0"/>
+              <w:rPr>
+                <w:rFonts w:asciiTheme="minorHAnsi" w:hAnsiTheme="minorHAnsi" w:cstheme="minorHAnsi"/>
+                <w:sz w:val="22"/>
+                <w:szCs w:val="22"/>
+              </w:rPr>
+            </w:pPr>
+            <w:r>
+              <w:rPr>
+                <w:rFonts w:asciiTheme="minorHAnsi" w:hAnsiTheme="minorHAnsi" w:cstheme="minorHAnsi"/>
+                <w:sz w:val="22"/>
+                <w:szCs w:val="22"/>
+              </w:rPr>
+              <w:t>add t3, t0, t1</w:t>
+            </w:r>
+          </w:p>
+          <w:p>
+            <w:pPr>
+              <w:pStyle w:val="ListParagraph"/>
+              <w:spacing w:before="0" w:beforeAutospacing="0" w:after="0" w:afterAutospacing="0"/>
+              <w:rPr>
+                <w:rFonts w:asciiTheme="minorHAnsi" w:hAnsiTheme="minorHAnsi" w:cstheme="minorHAnsi"/>
+                <w:sz w:val="22"/>
+                <w:szCs w:val="22"/>
+              </w:rPr>
+            </w:pPr>
+            <w:r>
+              <w:rPr>
+                <w:rFonts w:asciiTheme="minorHAnsi" w:hAnsiTheme="minorHAnsi" w:cstheme="minorHAnsi"/>
+                <w:sz w:val="22"/>
+                <w:szCs w:val="22"/>
+              </w:rPr>
+              <w:t>mv t0, t1</w:t>
+            </w:r>
+          </w:p>
+          <w:p>
+            <w:pPr>
+              <w:pStyle w:val="ListParagraph"/>
+              <w:spacing w:before="0" w:beforeAutospacing="0" w:after="0" w:afterAutospacing="0"/>
+              <w:rPr>
+                <w:rFonts w:asciiTheme="minorHAnsi" w:hAnsiTheme="minorHAnsi" w:cstheme="minorHAnsi"/>
+                <w:sz w:val="22"/>
+                <w:szCs w:val="22"/>
+              </w:rPr>
+            </w:pPr>
+            <w:r>
+              <w:rPr>
+                <w:rFonts w:asciiTheme="minorHAnsi" w:hAnsiTheme="minorHAnsi" w:cstheme="minorHAnsi"/>
+                <w:sz w:val="22"/>
+                <w:szCs w:val="22"/>
+              </w:rPr>
+              <w:t>mv t1, t3</w:t>
+            </w:r>
+          </w:p>
+          <w:p>
+            <w:pPr>
+              <w:pStyle w:val="ListParagraph"/>
+              <w:spacing w:before="0" w:beforeAutospacing="0" w:after="0" w:afterAutospacing="0"/>
+              <w:rPr>
+                <w:rFonts w:asciiTheme="minorHAnsi" w:hAnsiTheme="minorHAnsi" w:cstheme="minorHAnsi"/>
+                <w:sz w:val="22"/>
+                <w:szCs w:val="22"/>
+              </w:rPr>
+            </w:pPr>
+            <w:proofErr w:type="spellStart"/>
+            <w:r>
+              <w:rPr>
+                <w:rFonts w:asciiTheme="minorHAnsi" w:hAnsiTheme="minorHAnsi" w:cstheme="minorHAnsi"/>
+                <w:sz w:val="22"/>
+                <w:szCs w:val="22"/>
+              </w:rPr>
+              <w:t>addi</w:t>
+            </w:r>
+            <w:proofErr w:type="spellEnd"/>
+            <w:r>
+              <w:rPr>
+                <w:rFonts w:asciiTheme="minorHAnsi" w:hAnsiTheme="minorHAnsi" w:cstheme="minorHAnsi"/>
+                <w:sz w:val="22"/>
+                <w:szCs w:val="22"/>
+              </w:rPr>
+              <w:t xml:space="preserve"> t2, t2, 1</w:t>
+            </w:r>
+          </w:p>
+          <w:p>
+            <w:pPr>
+              <w:pStyle w:val="ListParagraph"/>
+              <w:spacing w:before="0" w:beforeAutospacing="0" w:after="0" w:afterAutospacing="0"/>
+              <w:rPr>
+                <w:rFonts w:asciiTheme="minorHAnsi" w:hAnsiTheme="minorHAnsi" w:cstheme="minorHAnsi"/>
+                <w:sz w:val="22"/>
+                <w:szCs w:val="22"/>
+              </w:rPr>
+            </w:pPr>
+            <w:r>
+              <w:rPr>
+                <w:rFonts w:asciiTheme="minorHAnsi" w:hAnsiTheme="minorHAnsi" w:cstheme="minorHAnsi"/>
+                <w:sz w:val="22"/>
+                <w:szCs w:val="22"/>
+              </w:rPr>
+              <w:t xml:space="preserve">j </w:t>
+            </w:r>
+            <w:proofErr w:type="spellStart"/>
+            <w:r>
+              <w:rPr>
+                <w:rFonts w:asciiTheme="minorHAnsi" w:hAnsiTheme="minorHAnsi" w:cstheme="minorHAnsi"/>
+                <w:sz w:val="22"/>
+                <w:szCs w:val="22"/>
+              </w:rPr>
+              <w:t>fibloop</w:t>
+            </w:r>
+            <w:proofErr w:type="spellEnd"/>
+          </w:p>
+          <w:p>
+            <w:pPr>
+              <w:pStyle w:val="ListParagraph"/>
+              <w:spacing w:before="0" w:beforeAutospacing="0" w:after="0" w:afterAutospacing="0"/>
+              <w:rPr>
+                <w:rFonts w:asciiTheme="minorHAnsi" w:hAnsiTheme="minorHAnsi" w:cstheme="minorHAnsi"/>
+                <w:sz w:val="22"/>
+                <w:szCs w:val="22"/>
+              </w:rPr>
+            </w:pPr>
+          </w:p>
+          <w:p>
+            <w:pPr>
+              <w:pStyle w:val="ListParagraph"/>
+              <w:spacing w:before="0" w:beforeAutospacing="0" w:after="0" w:afterAutospacing="0"/>
+              <w:rPr>
+                <w:rFonts w:asciiTheme="minorHAnsi" w:hAnsiTheme="minorHAnsi" w:cstheme="minorHAnsi"/>
+                <w:sz w:val="22"/>
+                <w:szCs w:val="22"/>
+              </w:rPr>
+            </w:pPr>
+            <w:proofErr w:type="spellStart"/>
+            <w:r>
+              <w:rPr>
+                <w:rFonts w:asciiTheme="minorHAnsi" w:hAnsiTheme="minorHAnsi" w:cstheme="minorHAnsi"/>
+                <w:sz w:val="22"/>
+                <w:szCs w:val="22"/>
+              </w:rPr>
+              <w:t>fibdone</w:t>
+            </w:r>
+            <w:proofErr w:type="spellEnd"/>
+            <w:r>
+              <w:rPr>
+                <w:rFonts w:asciiTheme="minorHAnsi" w:hAnsiTheme="minorHAnsi" w:cstheme="minorHAnsi"/>
+                <w:sz w:val="22"/>
+                <w:szCs w:val="22"/>
+              </w:rPr>
+              <w:t>:</w:t>
+            </w:r>
+          </w:p>
+          <w:p>
+            <w:pPr>
+              <w:pStyle w:val="ListParagraph"/>
+              <w:spacing w:before="0" w:beforeAutospacing="0" w:after="0" w:afterAutospacing="0"/>
+              <w:rPr>
+                <w:rFonts w:asciiTheme="minorHAnsi" w:hAnsiTheme="minorHAnsi" w:cstheme="minorHAnsi"/>
+                <w:sz w:val="22"/>
+                <w:szCs w:val="22"/>
+              </w:rPr>
+            </w:pPr>
+            <w:r>
+              <w:rPr>
+                <w:rFonts w:asciiTheme="minorHAnsi" w:hAnsiTheme="minorHAnsi" w:cstheme="minorHAnsi"/>
+                <w:sz w:val="22"/>
+                <w:szCs w:val="22"/>
+              </w:rPr>
+              <w:t>mv a0, t1</w:t>
+            </w:r>
+          </w:p>
+          <w:p>
+            <w:pPr>
+              <w:pStyle w:val="ListParagraph"/>
+              <w:spacing w:before="0" w:beforeAutospacing="0" w:after="0" w:afterAutospacing="0"/>
+              <w:rPr>
+                <w:rFonts w:asciiTheme="minorHAnsi" w:hAnsiTheme="minorHAnsi" w:cstheme="minorHAnsi"/>
+                <w:sz w:val="22"/>
+                <w:szCs w:val="22"/>
+              </w:rPr>
+            </w:pPr>
+            <w:proofErr w:type="spellStart"/>
+            <w:r>
+              <w:rPr>
+                <w:rFonts w:asciiTheme="minorHAnsi" w:hAnsiTheme="minorHAnsi" w:cstheme="minorHAnsi"/>
+                <w:sz w:val="22"/>
+                <w:szCs w:val="22"/>
+              </w:rPr>
+              <w:t>jalr</w:t>
+            </w:r>
+            <w:proofErr w:type="spellEnd"/>
+            <w:r>
+              <w:rPr>
+                <w:rFonts w:asciiTheme="minorHAnsi" w:hAnsiTheme="minorHAnsi" w:cstheme="minorHAnsi"/>
+                <w:sz w:val="22"/>
+                <w:szCs w:val="22"/>
+              </w:rPr>
+              <w:t xml:space="preserve"> zero, </w:t>
+            </w:r>
+            <w:proofErr w:type="spellStart"/>
+            <w:r>
+              <w:rPr>
+                <w:rFonts w:asciiTheme="minorHAnsi" w:hAnsiTheme="minorHAnsi" w:cstheme="minorHAnsi"/>
+                <w:sz w:val="22"/>
+                <w:szCs w:val="22"/>
+              </w:rPr>
+              <w:t>ra</w:t>
+            </w:r>
+            <w:proofErr w:type="spellEnd"/>
+            <w:r>
+              <w:rPr>
+                <w:rFonts w:asciiTheme="minorHAnsi" w:hAnsiTheme="minorHAnsi" w:cstheme="minorHAnsi"/>
+                <w:sz w:val="22"/>
+                <w:szCs w:val="22"/>
+              </w:rPr>
+              <w:t>, 0</w:t>
+            </w:r>
+          </w:p>
+          <w:p>
+            <w:pPr>
+              <w:pStyle w:val="ListParagraph"/>
+              <w:spacing w:before="0" w:beforeAutospacing="0" w:after="0" w:afterAutospacing="0"/>
+              <w:rPr>
+                <w:rFonts w:asciiTheme="minorHAnsi" w:hAnsiTheme="minorHAnsi" w:cstheme="minorHAnsi"/>
+                <w:sz w:val="22"/>
+                <w:szCs w:val="22"/>
+              </w:rPr>
+            </w:pPr>
+          </w:p>
+          <w:p>
+            <w:pPr>
+              <w:pStyle w:val="ListParagraph"/>
+              <w:spacing w:before="0" w:beforeAutospacing="0" w:after="0" w:afterAutospacing="0"/>
+              <w:rPr>
+                <w:rFonts w:asciiTheme="minorHAnsi" w:hAnsiTheme="minorHAnsi" w:cstheme="minorHAnsi"/>
+                <w:sz w:val="22"/>
+                <w:szCs w:val="22"/>
+              </w:rPr>
+            </w:pPr>
+            <w:proofErr w:type="spellStart"/>
+            <w:r>
+              <w:rPr>
+                <w:rFonts w:asciiTheme="minorHAnsi" w:hAnsiTheme="minorHAnsi" w:cstheme="minorHAnsi"/>
+                <w:sz w:val="22"/>
+                <w:szCs w:val="22"/>
+              </w:rPr>
+              <w:t>fibzero</w:t>
+            </w:r>
+            <w:proofErr w:type="spellEnd"/>
+            <w:r>
+              <w:rPr>
+                <w:rFonts w:asciiTheme="minorHAnsi" w:hAnsiTheme="minorHAnsi" w:cstheme="minorHAnsi"/>
+                <w:sz w:val="22"/>
+                <w:szCs w:val="22"/>
+              </w:rPr>
+              <w:t>:</w:t>
+            </w:r>
+          </w:p>
+          <w:p>
+            <w:pPr>
+              <w:pStyle w:val="ListParagraph"/>
+              <w:spacing w:before="0" w:beforeAutospacing="0" w:after="0" w:afterAutospacing="0"/>
+              <w:rPr>
+                <w:rFonts w:asciiTheme="minorHAnsi" w:hAnsiTheme="minorHAnsi" w:cstheme="minorHAnsi"/>
+                <w:sz w:val="22"/>
+                <w:szCs w:val="22"/>
+              </w:rPr>
+            </w:pPr>
+            <w:r>
+              <w:rPr>
+                <w:rFonts w:asciiTheme="minorHAnsi" w:hAnsiTheme="minorHAnsi" w:cstheme="minorHAnsi"/>
+                <w:sz w:val="22"/>
+                <w:szCs w:val="22"/>
+              </w:rPr>
+              <w:lastRenderedPageBreak/>
+              <w:t>li a0, 0</w:t>
+            </w:r>
+          </w:p>
+          <w:p>
+            <w:pPr>
+              <w:pStyle w:val="ListParagraph"/>
+              <w:spacing w:before="0" w:beforeAutospacing="0" w:after="0" w:afterAutospacing="0"/>
+              <w:rPr>
+                <w:rFonts w:asciiTheme="minorHAnsi" w:hAnsiTheme="minorHAnsi" w:cstheme="minorHAnsi"/>
+                <w:sz w:val="22"/>
+                <w:szCs w:val="22"/>
+              </w:rPr>
+            </w:pPr>
+            <w:proofErr w:type="spellStart"/>
+            <w:r>
+              <w:rPr>
+                <w:rFonts w:asciiTheme="minorHAnsi" w:hAnsiTheme="minorHAnsi" w:cstheme="minorHAnsi"/>
+                <w:sz w:val="22"/>
+                <w:szCs w:val="22"/>
+              </w:rPr>
+              <w:t>jalr</w:t>
+            </w:r>
+            <w:proofErr w:type="spellEnd"/>
+            <w:r>
+              <w:rPr>
+                <w:rFonts w:asciiTheme="minorHAnsi" w:hAnsiTheme="minorHAnsi" w:cstheme="minorHAnsi"/>
+                <w:sz w:val="22"/>
+                <w:szCs w:val="22"/>
+              </w:rPr>
+              <w:t xml:space="preserve"> zero, </w:t>
+            </w:r>
+            <w:proofErr w:type="spellStart"/>
+            <w:r>
+              <w:rPr>
+                <w:rFonts w:asciiTheme="minorHAnsi" w:hAnsiTheme="minorHAnsi" w:cstheme="minorHAnsi"/>
+                <w:sz w:val="22"/>
+                <w:szCs w:val="22"/>
+              </w:rPr>
+              <w:t>ra</w:t>
+            </w:r>
+            <w:proofErr w:type="spellEnd"/>
+            <w:r>
+              <w:rPr>
+                <w:rFonts w:asciiTheme="minorHAnsi" w:hAnsiTheme="minorHAnsi" w:cstheme="minorHAnsi"/>
+                <w:sz w:val="22"/>
+                <w:szCs w:val="22"/>
+              </w:rPr>
+              <w:t>, 0</w:t>
+            </w:r>
+          </w:p>
+          <w:p>
+            <w:pPr>
+              <w:pStyle w:val="ListParagraph"/>
+              <w:spacing w:before="0" w:beforeAutospacing="0" w:after="0" w:afterAutospacing="0"/>
+              <w:rPr>
+                <w:rFonts w:asciiTheme="minorHAnsi" w:hAnsiTheme="minorHAnsi" w:cstheme="minorHAnsi"/>
+                <w:b/>
+                <w:bCs/>
+                <w:sz w:val="22"/>
+                <w:szCs w:val="22"/>
+              </w:rPr>
+            </w:pPr>
+            <w:r>
+              <w:rPr>
+                <w:rFonts w:asciiTheme="minorHAnsi" w:hAnsiTheme="minorHAnsi" w:cstheme="minorHAnsi"/>
+                <w:b/>
+                <w:bCs/>
+                <w:sz w:val="22"/>
+                <w:szCs w:val="22"/>
+              </w:rPr>
+              <w:t>With Recursion:</w:t>
+            </w:r>
+          </w:p>
+          <w:p>
+            <w:pPr>
+              <w:pStyle w:val="ListParagraph"/>
+              <w:spacing w:before="0" w:beforeAutospacing="0" w:after="0" w:afterAutospacing="0"/>
+              <w:rPr>
+                <w:rFonts w:asciiTheme="minorHAnsi" w:hAnsiTheme="minorHAnsi" w:cstheme="minorHAnsi"/>
+                <w:sz w:val="22"/>
+                <w:szCs w:val="22"/>
+              </w:rPr>
+            </w:pPr>
+          </w:p>
+          <w:p>
+            <w:pPr>
+              <w:pStyle w:val="ListParagraph"/>
+              <w:spacing w:before="0" w:beforeAutospacing="0" w:after="0" w:afterAutospacing="0"/>
+              <w:rPr>
+                <w:rFonts w:asciiTheme="minorHAnsi" w:hAnsiTheme="minorHAnsi" w:cstheme="minorHAnsi"/>
+                <w:sz w:val="22"/>
+                <w:szCs w:val="22"/>
+              </w:rPr>
+            </w:pPr>
+            <w:r>
+              <w:rPr>
+                <w:rFonts w:asciiTheme="minorHAnsi" w:hAnsiTheme="minorHAnsi" w:cstheme="minorHAnsi"/>
+                <w:sz w:val="22"/>
+                <w:szCs w:val="22"/>
+              </w:rPr>
+              <w:t>.text</w:t>
+            </w:r>
+          </w:p>
+          <w:p>
+            <w:pPr>
+              <w:pStyle w:val="ListParagraph"/>
+              <w:spacing w:before="0" w:beforeAutospacing="0" w:after="0" w:afterAutospacing="0"/>
+              <w:rPr>
+                <w:rFonts w:asciiTheme="minorHAnsi" w:hAnsiTheme="minorHAnsi" w:cstheme="minorHAnsi"/>
+                <w:sz w:val="22"/>
+                <w:szCs w:val="22"/>
+              </w:rPr>
+            </w:pPr>
+            <w:r>
+              <w:rPr>
+                <w:rFonts w:asciiTheme="minorHAnsi" w:hAnsiTheme="minorHAnsi" w:cstheme="minorHAnsi"/>
+                <w:sz w:val="22"/>
+                <w:szCs w:val="22"/>
+              </w:rPr>
+              <w:t>main:</w:t>
+            </w:r>
+          </w:p>
+          <w:p>
+            <w:pPr>
+              <w:pStyle w:val="ListParagraph"/>
+              <w:spacing w:before="0" w:beforeAutospacing="0" w:after="0" w:afterAutospacing="0"/>
+              <w:rPr>
+                <w:rFonts w:asciiTheme="minorHAnsi" w:hAnsiTheme="minorHAnsi" w:cstheme="minorHAnsi"/>
+                <w:sz w:val="22"/>
+                <w:szCs w:val="22"/>
+              </w:rPr>
+            </w:pPr>
+            <w:r>
+              <w:rPr>
+                <w:rFonts w:asciiTheme="minorHAnsi" w:hAnsiTheme="minorHAnsi" w:cstheme="minorHAnsi"/>
+                <w:sz w:val="22"/>
+                <w:szCs w:val="22"/>
+              </w:rPr>
+              <w:t xml:space="preserve">    li a0, 7</w:t>
+            </w:r>
+          </w:p>
+          <w:p>
+            <w:pPr>
+              <w:pStyle w:val="ListParagraph"/>
+              <w:spacing w:before="0" w:beforeAutospacing="0" w:after="0" w:afterAutospacing="0"/>
+              <w:rPr>
+                <w:rFonts w:asciiTheme="minorHAnsi" w:hAnsiTheme="minorHAnsi" w:cstheme="minorHAnsi"/>
+                <w:sz w:val="22"/>
+                <w:szCs w:val="22"/>
+              </w:rPr>
+            </w:pPr>
+            <w:r>
+              <w:rPr>
+                <w:rFonts w:asciiTheme="minorHAnsi" w:hAnsiTheme="minorHAnsi" w:cstheme="minorHAnsi"/>
+                <w:sz w:val="22"/>
+                <w:szCs w:val="22"/>
+              </w:rPr>
+              <w:t xml:space="preserve">    </w:t>
+            </w:r>
+            <w:proofErr w:type="spellStart"/>
+            <w:r>
+              <w:rPr>
+                <w:rFonts w:asciiTheme="minorHAnsi" w:hAnsiTheme="minorHAnsi" w:cstheme="minorHAnsi"/>
+                <w:sz w:val="22"/>
+                <w:szCs w:val="22"/>
+              </w:rPr>
+              <w:t>jal</w:t>
+            </w:r>
+            <w:proofErr w:type="spellEnd"/>
+            <w:r>
+              <w:rPr>
+                <w:rFonts w:asciiTheme="minorHAnsi" w:hAnsiTheme="minorHAnsi" w:cstheme="minorHAnsi"/>
+                <w:sz w:val="22"/>
+                <w:szCs w:val="22"/>
+              </w:rPr>
+              <w:t xml:space="preserve"> </w:t>
+            </w:r>
+            <w:proofErr w:type="spellStart"/>
+            <w:r>
+              <w:rPr>
+                <w:rFonts w:asciiTheme="minorHAnsi" w:hAnsiTheme="minorHAnsi" w:cstheme="minorHAnsi"/>
+                <w:sz w:val="22"/>
+                <w:szCs w:val="22"/>
+              </w:rPr>
+              <w:t>ra</w:t>
+            </w:r>
+            <w:proofErr w:type="spellEnd"/>
+            <w:r>
+              <w:rPr>
+                <w:rFonts w:asciiTheme="minorHAnsi" w:hAnsiTheme="minorHAnsi" w:cstheme="minorHAnsi"/>
+                <w:sz w:val="22"/>
+                <w:szCs w:val="22"/>
+              </w:rPr>
+              <w:t>, fib</w:t>
+            </w:r>
+          </w:p>
+          <w:p>
+            <w:pPr>
+              <w:pStyle w:val="ListParagraph"/>
+              <w:spacing w:before="0" w:beforeAutospacing="0" w:after="0" w:afterAutospacing="0"/>
+              <w:rPr>
+                <w:rFonts w:asciiTheme="minorHAnsi" w:hAnsiTheme="minorHAnsi" w:cstheme="minorHAnsi"/>
+                <w:sz w:val="22"/>
+                <w:szCs w:val="22"/>
+              </w:rPr>
+            </w:pPr>
+          </w:p>
+          <w:p>
+            <w:pPr>
+              <w:pStyle w:val="ListParagraph"/>
+              <w:spacing w:before="0" w:beforeAutospacing="0" w:after="0" w:afterAutospacing="0"/>
+              <w:rPr>
+                <w:rFonts w:asciiTheme="minorHAnsi" w:hAnsiTheme="minorHAnsi" w:cstheme="minorHAnsi"/>
+                <w:sz w:val="22"/>
+                <w:szCs w:val="22"/>
+              </w:rPr>
+            </w:pPr>
+            <w:r>
+              <w:rPr>
+                <w:rFonts w:asciiTheme="minorHAnsi" w:hAnsiTheme="minorHAnsi" w:cstheme="minorHAnsi"/>
+                <w:sz w:val="22"/>
+                <w:szCs w:val="22"/>
+              </w:rPr>
+              <w:t xml:space="preserve">    mv t0, a0</w:t>
+            </w:r>
+          </w:p>
+          <w:p>
+            <w:pPr>
+              <w:pStyle w:val="ListParagraph"/>
+              <w:spacing w:before="0" w:beforeAutospacing="0" w:after="0" w:afterAutospacing="0"/>
+              <w:rPr>
+                <w:rFonts w:asciiTheme="minorHAnsi" w:hAnsiTheme="minorHAnsi" w:cstheme="minorHAnsi"/>
+                <w:sz w:val="22"/>
+                <w:szCs w:val="22"/>
+              </w:rPr>
+            </w:pPr>
+          </w:p>
+          <w:p>
+            <w:pPr>
+              <w:pStyle w:val="ListParagraph"/>
+              <w:spacing w:before="0" w:beforeAutospacing="0" w:after="0" w:afterAutospacing="0"/>
+              <w:rPr>
+                <w:rFonts w:asciiTheme="minorHAnsi" w:hAnsiTheme="minorHAnsi" w:cstheme="minorHAnsi"/>
+                <w:sz w:val="22"/>
+                <w:szCs w:val="22"/>
+              </w:rPr>
+            </w:pPr>
+            <w:r>
+              <w:rPr>
+                <w:rFonts w:asciiTheme="minorHAnsi" w:hAnsiTheme="minorHAnsi" w:cstheme="minorHAnsi"/>
+                <w:sz w:val="22"/>
+                <w:szCs w:val="22"/>
+              </w:rPr>
+              <w:t xml:space="preserve">    li a0, 1</w:t>
+            </w:r>
+          </w:p>
+          <w:p>
+            <w:pPr>
+              <w:pStyle w:val="ListParagraph"/>
+              <w:spacing w:before="0" w:beforeAutospacing="0" w:after="0" w:afterAutospacing="0"/>
+              <w:rPr>
+                <w:rFonts w:asciiTheme="minorHAnsi" w:hAnsiTheme="minorHAnsi" w:cstheme="minorHAnsi"/>
+                <w:sz w:val="22"/>
+                <w:szCs w:val="22"/>
+              </w:rPr>
+            </w:pPr>
+            <w:r>
+              <w:rPr>
+                <w:rFonts w:asciiTheme="minorHAnsi" w:hAnsiTheme="minorHAnsi" w:cstheme="minorHAnsi"/>
+                <w:sz w:val="22"/>
+                <w:szCs w:val="22"/>
+              </w:rPr>
+              <w:t xml:space="preserve">    mv a1, t0</w:t>
+            </w:r>
+          </w:p>
+          <w:p>
+            <w:pPr>
+              <w:pStyle w:val="ListParagraph"/>
+              <w:spacing w:before="0" w:beforeAutospacing="0" w:after="0" w:afterAutospacing="0"/>
+              <w:rPr>
+                <w:rFonts w:asciiTheme="minorHAnsi" w:hAnsiTheme="minorHAnsi" w:cstheme="minorHAnsi"/>
+                <w:sz w:val="22"/>
+                <w:szCs w:val="22"/>
+              </w:rPr>
+            </w:pPr>
+            <w:r>
+              <w:rPr>
+                <w:rFonts w:asciiTheme="minorHAnsi" w:hAnsiTheme="minorHAnsi" w:cstheme="minorHAnsi"/>
+                <w:sz w:val="22"/>
+                <w:szCs w:val="22"/>
+              </w:rPr>
+              <w:t xml:space="preserve">    </w:t>
+            </w:r>
+            <w:proofErr w:type="spellStart"/>
+            <w:r>
+              <w:rPr>
+                <w:rFonts w:asciiTheme="minorHAnsi" w:hAnsiTheme="minorHAnsi" w:cstheme="minorHAnsi"/>
+                <w:sz w:val="22"/>
+                <w:szCs w:val="22"/>
+              </w:rPr>
+              <w:t>ecall</w:t>
+            </w:r>
+            <w:proofErr w:type="spellEnd"/>
+          </w:p>
+          <w:p>
+            <w:pPr>
+              <w:pStyle w:val="ListParagraph"/>
+              <w:spacing w:before="0" w:beforeAutospacing="0" w:after="0" w:afterAutospacing="0"/>
+              <w:rPr>
+                <w:rFonts w:asciiTheme="minorHAnsi" w:hAnsiTheme="minorHAnsi" w:cstheme="minorHAnsi"/>
+                <w:sz w:val="22"/>
+                <w:szCs w:val="22"/>
+              </w:rPr>
+            </w:pPr>
+          </w:p>
+          <w:p>
+            <w:pPr>
+              <w:pStyle w:val="ListParagraph"/>
+              <w:spacing w:before="0" w:beforeAutospacing="0" w:after="0" w:afterAutospacing="0"/>
+              <w:rPr>
+                <w:rFonts w:asciiTheme="minorHAnsi" w:hAnsiTheme="minorHAnsi" w:cstheme="minorHAnsi"/>
+                <w:sz w:val="22"/>
+                <w:szCs w:val="22"/>
+              </w:rPr>
+            </w:pPr>
+            <w:r>
+              <w:rPr>
+                <w:rFonts w:asciiTheme="minorHAnsi" w:hAnsiTheme="minorHAnsi" w:cstheme="minorHAnsi"/>
+                <w:sz w:val="22"/>
+                <w:szCs w:val="22"/>
+              </w:rPr>
+              <w:t xml:space="preserve">    </w:t>
+            </w:r>
+            <w:proofErr w:type="spellStart"/>
+            <w:r>
+              <w:rPr>
+                <w:rFonts w:asciiTheme="minorHAnsi" w:hAnsiTheme="minorHAnsi" w:cstheme="minorHAnsi"/>
+                <w:sz w:val="22"/>
+                <w:szCs w:val="22"/>
+              </w:rPr>
+              <w:t>ebreak</w:t>
+            </w:r>
+            <w:proofErr w:type="spellEnd"/>
+          </w:p>
+          <w:p>
+            <w:pPr>
+              <w:pStyle w:val="ListParagraph"/>
+              <w:spacing w:before="0" w:beforeAutospacing="0" w:after="0" w:afterAutospacing="0"/>
+              <w:rPr>
+                <w:rFonts w:asciiTheme="minorHAnsi" w:hAnsiTheme="minorHAnsi" w:cstheme="minorHAnsi"/>
+                <w:sz w:val="22"/>
+                <w:szCs w:val="22"/>
+              </w:rPr>
+            </w:pPr>
+          </w:p>
+          <w:p>
+            <w:pPr>
+              <w:pStyle w:val="ListParagraph"/>
+              <w:spacing w:before="0" w:beforeAutospacing="0" w:after="0" w:afterAutospacing="0"/>
+              <w:rPr>
+                <w:rFonts w:asciiTheme="minorHAnsi" w:hAnsiTheme="minorHAnsi" w:cstheme="minorHAnsi"/>
+                <w:sz w:val="22"/>
+                <w:szCs w:val="22"/>
+              </w:rPr>
+            </w:pPr>
+          </w:p>
+          <w:p>
+            <w:pPr>
+              <w:pStyle w:val="ListParagraph"/>
+              <w:spacing w:before="0" w:beforeAutospacing="0" w:after="0" w:afterAutospacing="0"/>
+              <w:rPr>
+                <w:rFonts w:asciiTheme="minorHAnsi" w:hAnsiTheme="minorHAnsi" w:cstheme="minorHAnsi"/>
+                <w:sz w:val="22"/>
+                <w:szCs w:val="22"/>
+              </w:rPr>
+            </w:pPr>
+            <w:r>
+              <w:rPr>
+                <w:rFonts w:asciiTheme="minorHAnsi" w:hAnsiTheme="minorHAnsi" w:cstheme="minorHAnsi"/>
+                <w:sz w:val="22"/>
+                <w:szCs w:val="22"/>
+              </w:rPr>
+              <w:t>fib:</w:t>
+            </w:r>
+          </w:p>
+          <w:p>
+            <w:pPr>
+              <w:pStyle w:val="ListParagraph"/>
+              <w:spacing w:before="0" w:beforeAutospacing="0" w:after="0" w:afterAutospacing="0"/>
+              <w:rPr>
+                <w:rFonts w:asciiTheme="minorHAnsi" w:hAnsiTheme="minorHAnsi" w:cstheme="minorHAnsi"/>
+                <w:sz w:val="22"/>
+                <w:szCs w:val="22"/>
+              </w:rPr>
+            </w:pPr>
+            <w:r>
+              <w:rPr>
+                <w:rFonts w:asciiTheme="minorHAnsi" w:hAnsiTheme="minorHAnsi" w:cstheme="minorHAnsi"/>
+                <w:sz w:val="22"/>
+                <w:szCs w:val="22"/>
+              </w:rPr>
+              <w:t xml:space="preserve">    </w:t>
+            </w:r>
+            <w:proofErr w:type="spellStart"/>
+            <w:r>
+              <w:rPr>
+                <w:rFonts w:asciiTheme="minorHAnsi" w:hAnsiTheme="minorHAnsi" w:cstheme="minorHAnsi"/>
+                <w:sz w:val="22"/>
+                <w:szCs w:val="22"/>
+              </w:rPr>
+              <w:t>beq</w:t>
+            </w:r>
+            <w:proofErr w:type="spellEnd"/>
+            <w:r>
+              <w:rPr>
+                <w:rFonts w:asciiTheme="minorHAnsi" w:hAnsiTheme="minorHAnsi" w:cstheme="minorHAnsi"/>
+                <w:sz w:val="22"/>
+                <w:szCs w:val="22"/>
+              </w:rPr>
+              <w:t xml:space="preserve"> a0, zero, </w:t>
+            </w:r>
+            <w:proofErr w:type="spellStart"/>
+            <w:r>
+              <w:rPr>
+                <w:rFonts w:asciiTheme="minorHAnsi" w:hAnsiTheme="minorHAnsi" w:cstheme="minorHAnsi"/>
+                <w:sz w:val="22"/>
+                <w:szCs w:val="22"/>
+              </w:rPr>
+              <w:t>fib_zero</w:t>
+            </w:r>
+            <w:proofErr w:type="spellEnd"/>
+          </w:p>
+          <w:p>
+            <w:pPr>
+              <w:pStyle w:val="ListParagraph"/>
+              <w:spacing w:before="0" w:beforeAutospacing="0" w:after="0" w:afterAutospacing="0"/>
+              <w:rPr>
+                <w:rFonts w:asciiTheme="minorHAnsi" w:hAnsiTheme="minorHAnsi" w:cstheme="minorHAnsi"/>
+                <w:sz w:val="22"/>
+                <w:szCs w:val="22"/>
+              </w:rPr>
+            </w:pPr>
+          </w:p>
+          <w:p>
+            <w:pPr>
+              <w:pStyle w:val="ListParagraph"/>
+              <w:spacing w:before="0" w:beforeAutospacing="0" w:after="0" w:afterAutospacing="0"/>
+              <w:rPr>
+                <w:rFonts w:asciiTheme="minorHAnsi" w:hAnsiTheme="minorHAnsi" w:cstheme="minorHAnsi"/>
+                <w:sz w:val="22"/>
+                <w:szCs w:val="22"/>
+              </w:rPr>
+            </w:pPr>
+            <w:r>
+              <w:rPr>
+                <w:rFonts w:asciiTheme="minorHAnsi" w:hAnsiTheme="minorHAnsi" w:cstheme="minorHAnsi"/>
+                <w:sz w:val="22"/>
+                <w:szCs w:val="22"/>
+              </w:rPr>
+              <w:t xml:space="preserve">    li t0, 1</w:t>
+            </w:r>
+          </w:p>
+          <w:p>
+            <w:pPr>
+              <w:pStyle w:val="ListParagraph"/>
+              <w:spacing w:before="0" w:beforeAutospacing="0" w:after="0" w:afterAutospacing="0"/>
+              <w:rPr>
+                <w:rFonts w:asciiTheme="minorHAnsi" w:hAnsiTheme="minorHAnsi" w:cstheme="minorHAnsi"/>
+                <w:sz w:val="22"/>
+                <w:szCs w:val="22"/>
+              </w:rPr>
+            </w:pPr>
+            <w:r>
+              <w:rPr>
+                <w:rFonts w:asciiTheme="minorHAnsi" w:hAnsiTheme="minorHAnsi" w:cstheme="minorHAnsi"/>
+                <w:sz w:val="22"/>
+                <w:szCs w:val="22"/>
+              </w:rPr>
+              <w:t xml:space="preserve">    </w:t>
+            </w:r>
+            <w:proofErr w:type="spellStart"/>
+            <w:r>
+              <w:rPr>
+                <w:rFonts w:asciiTheme="minorHAnsi" w:hAnsiTheme="minorHAnsi" w:cstheme="minorHAnsi"/>
+                <w:sz w:val="22"/>
+                <w:szCs w:val="22"/>
+              </w:rPr>
+              <w:t>beq</w:t>
+            </w:r>
+            <w:proofErr w:type="spellEnd"/>
+            <w:r>
+              <w:rPr>
+                <w:rFonts w:asciiTheme="minorHAnsi" w:hAnsiTheme="minorHAnsi" w:cstheme="minorHAnsi"/>
+                <w:sz w:val="22"/>
+                <w:szCs w:val="22"/>
+              </w:rPr>
+              <w:t xml:space="preserve"> a0, t0, </w:t>
+            </w:r>
+            <w:proofErr w:type="spellStart"/>
+            <w:r>
+              <w:rPr>
+                <w:rFonts w:asciiTheme="minorHAnsi" w:hAnsiTheme="minorHAnsi" w:cstheme="minorHAnsi"/>
+                <w:sz w:val="22"/>
+                <w:szCs w:val="22"/>
+              </w:rPr>
+              <w:t>fib_one</w:t>
+            </w:r>
+            <w:proofErr w:type="spellEnd"/>
+          </w:p>
+          <w:p>
+            <w:pPr>
+              <w:pStyle w:val="ListParagraph"/>
+              <w:spacing w:before="0" w:beforeAutospacing="0" w:after="0" w:afterAutospacing="0"/>
+              <w:rPr>
+                <w:rFonts w:asciiTheme="minorHAnsi" w:hAnsiTheme="minorHAnsi" w:cstheme="minorHAnsi"/>
+                <w:sz w:val="22"/>
+                <w:szCs w:val="22"/>
+              </w:rPr>
+            </w:pPr>
+          </w:p>
+          <w:p>
+            <w:pPr>
+              <w:pStyle w:val="ListParagraph"/>
+              <w:spacing w:before="0" w:beforeAutospacing="0" w:after="0" w:afterAutospacing="0"/>
+              <w:rPr>
+                <w:rFonts w:asciiTheme="minorHAnsi" w:hAnsiTheme="minorHAnsi" w:cstheme="minorHAnsi"/>
+                <w:sz w:val="22"/>
+                <w:szCs w:val="22"/>
+              </w:rPr>
+            </w:pPr>
+            <w:r>
+              <w:rPr>
+                <w:rFonts w:asciiTheme="minorHAnsi" w:hAnsiTheme="minorHAnsi" w:cstheme="minorHAnsi"/>
+                <w:sz w:val="22"/>
+                <w:szCs w:val="22"/>
+              </w:rPr>
+              <w:t xml:space="preserve">    </w:t>
+            </w:r>
+            <w:proofErr w:type="spellStart"/>
+            <w:r>
+              <w:rPr>
+                <w:rFonts w:asciiTheme="minorHAnsi" w:hAnsiTheme="minorHAnsi" w:cstheme="minorHAnsi"/>
+                <w:sz w:val="22"/>
+                <w:szCs w:val="22"/>
+              </w:rPr>
+              <w:t>addi</w:t>
+            </w:r>
+            <w:proofErr w:type="spellEnd"/>
+            <w:r>
+              <w:rPr>
+                <w:rFonts w:asciiTheme="minorHAnsi" w:hAnsiTheme="minorHAnsi" w:cstheme="minorHAnsi"/>
+                <w:sz w:val="22"/>
+                <w:szCs w:val="22"/>
+              </w:rPr>
+              <w:t xml:space="preserve"> </w:t>
+            </w:r>
+            <w:proofErr w:type="spellStart"/>
+            <w:r>
+              <w:rPr>
+                <w:rFonts w:asciiTheme="minorHAnsi" w:hAnsiTheme="minorHAnsi" w:cstheme="minorHAnsi"/>
+                <w:sz w:val="22"/>
+                <w:szCs w:val="22"/>
+              </w:rPr>
+              <w:t>sp</w:t>
+            </w:r>
+            <w:proofErr w:type="spellEnd"/>
+            <w:r>
+              <w:rPr>
+                <w:rFonts w:asciiTheme="minorHAnsi" w:hAnsiTheme="minorHAnsi" w:cstheme="minorHAnsi"/>
+                <w:sz w:val="22"/>
+                <w:szCs w:val="22"/>
+              </w:rPr>
+              <w:t xml:space="preserve">, </w:t>
+            </w:r>
+            <w:proofErr w:type="spellStart"/>
+            <w:r>
+              <w:rPr>
+                <w:rFonts w:asciiTheme="minorHAnsi" w:hAnsiTheme="minorHAnsi" w:cstheme="minorHAnsi"/>
+                <w:sz w:val="22"/>
+                <w:szCs w:val="22"/>
+              </w:rPr>
+              <w:t>sp</w:t>
+            </w:r>
+            <w:proofErr w:type="spellEnd"/>
+            <w:r>
+              <w:rPr>
+                <w:rFonts w:asciiTheme="minorHAnsi" w:hAnsiTheme="minorHAnsi" w:cstheme="minorHAnsi"/>
+                <w:sz w:val="22"/>
+                <w:szCs w:val="22"/>
+              </w:rPr>
+              <w:t>, -12</w:t>
+            </w:r>
+          </w:p>
+          <w:p>
+            <w:pPr>
+              <w:pStyle w:val="ListParagraph"/>
+              <w:spacing w:before="0" w:beforeAutospacing="0" w:after="0" w:afterAutospacing="0"/>
+              <w:rPr>
+                <w:rFonts w:asciiTheme="minorHAnsi" w:hAnsiTheme="minorHAnsi" w:cstheme="minorHAnsi"/>
+                <w:sz w:val="22"/>
+                <w:szCs w:val="22"/>
+              </w:rPr>
+            </w:pPr>
+            <w:r>
+              <w:rPr>
+                <w:rFonts w:asciiTheme="minorHAnsi" w:hAnsiTheme="minorHAnsi" w:cstheme="minorHAnsi"/>
+                <w:sz w:val="22"/>
+                <w:szCs w:val="22"/>
+              </w:rPr>
+              <w:t xml:space="preserve">    </w:t>
+            </w:r>
+            <w:proofErr w:type="spellStart"/>
+            <w:r>
+              <w:rPr>
+                <w:rFonts w:asciiTheme="minorHAnsi" w:hAnsiTheme="minorHAnsi" w:cstheme="minorHAnsi"/>
+                <w:sz w:val="22"/>
+                <w:szCs w:val="22"/>
+              </w:rPr>
+              <w:t>sw</w:t>
+            </w:r>
+            <w:proofErr w:type="spellEnd"/>
+            <w:r>
+              <w:rPr>
+                <w:rFonts w:asciiTheme="minorHAnsi" w:hAnsiTheme="minorHAnsi" w:cstheme="minorHAnsi"/>
+                <w:sz w:val="22"/>
+                <w:szCs w:val="22"/>
+              </w:rPr>
+              <w:t xml:space="preserve"> </w:t>
+            </w:r>
+            <w:proofErr w:type="spellStart"/>
+            <w:r>
+              <w:rPr>
+                <w:rFonts w:asciiTheme="minorHAnsi" w:hAnsiTheme="minorHAnsi" w:cstheme="minorHAnsi"/>
+                <w:sz w:val="22"/>
+                <w:szCs w:val="22"/>
+              </w:rPr>
+              <w:t>ra</w:t>
+            </w:r>
+            <w:proofErr w:type="spellEnd"/>
+            <w:r>
+              <w:rPr>
+                <w:rFonts w:asciiTheme="minorHAnsi" w:hAnsiTheme="minorHAnsi" w:cstheme="minorHAnsi"/>
+                <w:sz w:val="22"/>
+                <w:szCs w:val="22"/>
+              </w:rPr>
+              <w:t>, 8(</w:t>
+            </w:r>
+            <w:proofErr w:type="spellStart"/>
+            <w:r>
+              <w:rPr>
+                <w:rFonts w:asciiTheme="minorHAnsi" w:hAnsiTheme="minorHAnsi" w:cstheme="minorHAnsi"/>
+                <w:sz w:val="22"/>
+                <w:szCs w:val="22"/>
+              </w:rPr>
+              <w:t>sp</w:t>
+            </w:r>
+            <w:proofErr w:type="spellEnd"/>
+            <w:r>
+              <w:rPr>
+                <w:rFonts w:asciiTheme="minorHAnsi" w:hAnsiTheme="minorHAnsi" w:cstheme="minorHAnsi"/>
+                <w:sz w:val="22"/>
+                <w:szCs w:val="22"/>
+              </w:rPr>
+              <w:t>)</w:t>
+            </w:r>
+          </w:p>
+          <w:p>
+            <w:pPr>
+              <w:pStyle w:val="ListParagraph"/>
+              <w:spacing w:before="0" w:beforeAutospacing="0" w:after="0" w:afterAutospacing="0"/>
+              <w:rPr>
+                <w:rFonts w:asciiTheme="minorHAnsi" w:hAnsiTheme="minorHAnsi" w:cstheme="minorHAnsi"/>
+                <w:sz w:val="22"/>
+                <w:szCs w:val="22"/>
+              </w:rPr>
+            </w:pPr>
+            <w:r>
+              <w:rPr>
+                <w:rFonts w:asciiTheme="minorHAnsi" w:hAnsiTheme="minorHAnsi" w:cstheme="minorHAnsi"/>
+                <w:sz w:val="22"/>
+                <w:szCs w:val="22"/>
+              </w:rPr>
+              <w:t xml:space="preserve">    </w:t>
+            </w:r>
+            <w:proofErr w:type="spellStart"/>
+            <w:r>
+              <w:rPr>
+                <w:rFonts w:asciiTheme="minorHAnsi" w:hAnsiTheme="minorHAnsi" w:cstheme="minorHAnsi"/>
+                <w:sz w:val="22"/>
+                <w:szCs w:val="22"/>
+              </w:rPr>
+              <w:t>sw</w:t>
+            </w:r>
+            <w:proofErr w:type="spellEnd"/>
+            <w:r>
+              <w:rPr>
+                <w:rFonts w:asciiTheme="minorHAnsi" w:hAnsiTheme="minorHAnsi" w:cstheme="minorHAnsi"/>
+                <w:sz w:val="22"/>
+                <w:szCs w:val="22"/>
+              </w:rPr>
+              <w:t xml:space="preserve"> a0, 4(</w:t>
+            </w:r>
+            <w:proofErr w:type="spellStart"/>
+            <w:r>
+              <w:rPr>
+                <w:rFonts w:asciiTheme="minorHAnsi" w:hAnsiTheme="minorHAnsi" w:cstheme="minorHAnsi"/>
+                <w:sz w:val="22"/>
+                <w:szCs w:val="22"/>
+              </w:rPr>
+              <w:t>sp</w:t>
+            </w:r>
+            <w:proofErr w:type="spellEnd"/>
+            <w:r>
+              <w:rPr>
+                <w:rFonts w:asciiTheme="minorHAnsi" w:hAnsiTheme="minorHAnsi" w:cstheme="minorHAnsi"/>
+                <w:sz w:val="22"/>
+                <w:szCs w:val="22"/>
+              </w:rPr>
+              <w:t>)</w:t>
+            </w:r>
+          </w:p>
+          <w:p>
+            <w:pPr>
+              <w:pStyle w:val="ListParagraph"/>
+              <w:spacing w:before="0" w:beforeAutospacing="0" w:after="0" w:afterAutospacing="0"/>
+              <w:rPr>
+                <w:rFonts w:asciiTheme="minorHAnsi" w:hAnsiTheme="minorHAnsi" w:cstheme="minorHAnsi"/>
+                <w:sz w:val="22"/>
+                <w:szCs w:val="22"/>
+              </w:rPr>
+            </w:pPr>
+          </w:p>
+          <w:p>
+            <w:pPr>
+              <w:pStyle w:val="ListParagraph"/>
+              <w:spacing w:before="0" w:beforeAutospacing="0" w:after="0" w:afterAutospacing="0"/>
+              <w:rPr>
+                <w:rFonts w:asciiTheme="minorHAnsi" w:hAnsiTheme="minorHAnsi" w:cstheme="minorHAnsi"/>
+                <w:sz w:val="22"/>
+                <w:szCs w:val="22"/>
+              </w:rPr>
+            </w:pPr>
+            <w:r>
+              <w:rPr>
+                <w:rFonts w:asciiTheme="minorHAnsi" w:hAnsiTheme="minorHAnsi" w:cstheme="minorHAnsi"/>
+                <w:sz w:val="22"/>
+                <w:szCs w:val="22"/>
+              </w:rPr>
+              <w:t xml:space="preserve">    </w:t>
+            </w:r>
+            <w:proofErr w:type="spellStart"/>
+            <w:r>
+              <w:rPr>
+                <w:rFonts w:asciiTheme="minorHAnsi" w:hAnsiTheme="minorHAnsi" w:cstheme="minorHAnsi"/>
+                <w:sz w:val="22"/>
+                <w:szCs w:val="22"/>
+              </w:rPr>
+              <w:t>addi</w:t>
+            </w:r>
+            <w:proofErr w:type="spellEnd"/>
+            <w:r>
+              <w:rPr>
+                <w:rFonts w:asciiTheme="minorHAnsi" w:hAnsiTheme="minorHAnsi" w:cstheme="minorHAnsi"/>
+                <w:sz w:val="22"/>
+                <w:szCs w:val="22"/>
+              </w:rPr>
+              <w:t xml:space="preserve"> a0, a0, -1</w:t>
+            </w:r>
+          </w:p>
+          <w:p>
+            <w:pPr>
+              <w:pStyle w:val="ListParagraph"/>
+              <w:spacing w:before="0" w:beforeAutospacing="0" w:after="0" w:afterAutospacing="0"/>
+              <w:rPr>
+                <w:rFonts w:asciiTheme="minorHAnsi" w:hAnsiTheme="minorHAnsi" w:cstheme="minorHAnsi"/>
+                <w:sz w:val="22"/>
+                <w:szCs w:val="22"/>
+              </w:rPr>
+            </w:pPr>
+            <w:r>
+              <w:rPr>
+                <w:rFonts w:asciiTheme="minorHAnsi" w:hAnsiTheme="minorHAnsi" w:cstheme="minorHAnsi"/>
+                <w:sz w:val="22"/>
+                <w:szCs w:val="22"/>
+              </w:rPr>
+              <w:t xml:space="preserve">    </w:t>
+            </w:r>
+            <w:proofErr w:type="spellStart"/>
+            <w:r>
+              <w:rPr>
+                <w:rFonts w:asciiTheme="minorHAnsi" w:hAnsiTheme="minorHAnsi" w:cstheme="minorHAnsi"/>
+                <w:sz w:val="22"/>
+                <w:szCs w:val="22"/>
+              </w:rPr>
+              <w:t>jal</w:t>
+            </w:r>
+            <w:proofErr w:type="spellEnd"/>
+            <w:r>
+              <w:rPr>
+                <w:rFonts w:asciiTheme="minorHAnsi" w:hAnsiTheme="minorHAnsi" w:cstheme="minorHAnsi"/>
+                <w:sz w:val="22"/>
+                <w:szCs w:val="22"/>
+              </w:rPr>
+              <w:t xml:space="preserve"> </w:t>
+            </w:r>
+            <w:proofErr w:type="spellStart"/>
+            <w:r>
+              <w:rPr>
+                <w:rFonts w:asciiTheme="minorHAnsi" w:hAnsiTheme="minorHAnsi" w:cstheme="minorHAnsi"/>
+                <w:sz w:val="22"/>
+                <w:szCs w:val="22"/>
+              </w:rPr>
+              <w:t>ra</w:t>
+            </w:r>
+            <w:proofErr w:type="spellEnd"/>
+            <w:r>
+              <w:rPr>
+                <w:rFonts w:asciiTheme="minorHAnsi" w:hAnsiTheme="minorHAnsi" w:cstheme="minorHAnsi"/>
+                <w:sz w:val="22"/>
+                <w:szCs w:val="22"/>
+              </w:rPr>
+              <w:t>, fib</w:t>
+            </w:r>
+          </w:p>
+          <w:p>
+            <w:pPr>
+              <w:pStyle w:val="ListParagraph"/>
+              <w:spacing w:before="0" w:beforeAutospacing="0" w:after="0" w:afterAutospacing="0"/>
+              <w:rPr>
+                <w:rFonts w:asciiTheme="minorHAnsi" w:hAnsiTheme="minorHAnsi" w:cstheme="minorHAnsi"/>
+                <w:sz w:val="22"/>
+                <w:szCs w:val="22"/>
+              </w:rPr>
+            </w:pPr>
+          </w:p>
+          <w:p>
+            <w:pPr>
+              <w:pStyle w:val="ListParagraph"/>
+              <w:spacing w:before="0" w:beforeAutospacing="0" w:after="0" w:afterAutospacing="0"/>
+              <w:rPr>
+                <w:rFonts w:asciiTheme="minorHAnsi" w:hAnsiTheme="minorHAnsi" w:cstheme="minorHAnsi"/>
+                <w:sz w:val="22"/>
+                <w:szCs w:val="22"/>
+              </w:rPr>
+            </w:pPr>
+            <w:r>
+              <w:rPr>
+                <w:rFonts w:asciiTheme="minorHAnsi" w:hAnsiTheme="minorHAnsi" w:cstheme="minorHAnsi"/>
+                <w:sz w:val="22"/>
+                <w:szCs w:val="22"/>
+              </w:rPr>
+              <w:t xml:space="preserve">    </w:t>
+            </w:r>
+            <w:proofErr w:type="spellStart"/>
+            <w:r>
+              <w:rPr>
+                <w:rFonts w:asciiTheme="minorHAnsi" w:hAnsiTheme="minorHAnsi" w:cstheme="minorHAnsi"/>
+                <w:sz w:val="22"/>
+                <w:szCs w:val="22"/>
+              </w:rPr>
+              <w:t>sw</w:t>
+            </w:r>
+            <w:proofErr w:type="spellEnd"/>
+            <w:r>
+              <w:rPr>
+                <w:rFonts w:asciiTheme="minorHAnsi" w:hAnsiTheme="minorHAnsi" w:cstheme="minorHAnsi"/>
+                <w:sz w:val="22"/>
+                <w:szCs w:val="22"/>
+              </w:rPr>
+              <w:t xml:space="preserve"> a0, 0(</w:t>
+            </w:r>
+            <w:proofErr w:type="spellStart"/>
+            <w:r>
+              <w:rPr>
+                <w:rFonts w:asciiTheme="minorHAnsi" w:hAnsiTheme="minorHAnsi" w:cstheme="minorHAnsi"/>
+                <w:sz w:val="22"/>
+                <w:szCs w:val="22"/>
+              </w:rPr>
+              <w:t>sp</w:t>
+            </w:r>
+            <w:proofErr w:type="spellEnd"/>
+            <w:r>
+              <w:rPr>
+                <w:rFonts w:asciiTheme="minorHAnsi" w:hAnsiTheme="minorHAnsi" w:cstheme="minorHAnsi"/>
+                <w:sz w:val="22"/>
+                <w:szCs w:val="22"/>
+              </w:rPr>
+              <w:t>)</w:t>
+            </w:r>
+          </w:p>
+          <w:p>
+            <w:pPr>
+              <w:pStyle w:val="ListParagraph"/>
+              <w:spacing w:before="0" w:beforeAutospacing="0" w:after="0" w:afterAutospacing="0"/>
+              <w:rPr>
+                <w:rFonts w:asciiTheme="minorHAnsi" w:hAnsiTheme="minorHAnsi" w:cstheme="minorHAnsi"/>
+                <w:sz w:val="22"/>
+                <w:szCs w:val="22"/>
+              </w:rPr>
+            </w:pPr>
+          </w:p>
+          <w:p>
+            <w:pPr>
+              <w:pStyle w:val="ListParagraph"/>
+              <w:spacing w:before="0" w:beforeAutospacing="0" w:after="0" w:afterAutospacing="0"/>
+              <w:rPr>
+                <w:rFonts w:asciiTheme="minorHAnsi" w:hAnsiTheme="minorHAnsi" w:cstheme="minorHAnsi"/>
+                <w:sz w:val="22"/>
+                <w:szCs w:val="22"/>
+              </w:rPr>
+            </w:pPr>
+            <w:r>
+              <w:rPr>
+                <w:rFonts w:asciiTheme="minorHAnsi" w:hAnsiTheme="minorHAnsi" w:cstheme="minorHAnsi"/>
+                <w:sz w:val="22"/>
+                <w:szCs w:val="22"/>
+              </w:rPr>
+              <w:t xml:space="preserve">    </w:t>
+            </w:r>
+            <w:proofErr w:type="spellStart"/>
+            <w:r>
+              <w:rPr>
+                <w:rFonts w:asciiTheme="minorHAnsi" w:hAnsiTheme="minorHAnsi" w:cstheme="minorHAnsi"/>
+                <w:sz w:val="22"/>
+                <w:szCs w:val="22"/>
+              </w:rPr>
+              <w:t>lw</w:t>
+            </w:r>
+            <w:proofErr w:type="spellEnd"/>
+            <w:r>
+              <w:rPr>
+                <w:rFonts w:asciiTheme="minorHAnsi" w:hAnsiTheme="minorHAnsi" w:cstheme="minorHAnsi"/>
+                <w:sz w:val="22"/>
+                <w:szCs w:val="22"/>
+              </w:rPr>
+              <w:t xml:space="preserve"> a0, 4(</w:t>
+            </w:r>
+            <w:proofErr w:type="spellStart"/>
+            <w:r>
+              <w:rPr>
+                <w:rFonts w:asciiTheme="minorHAnsi" w:hAnsiTheme="minorHAnsi" w:cstheme="minorHAnsi"/>
+                <w:sz w:val="22"/>
+                <w:szCs w:val="22"/>
+              </w:rPr>
+              <w:t>sp</w:t>
+            </w:r>
+            <w:proofErr w:type="spellEnd"/>
+            <w:r>
+              <w:rPr>
+                <w:rFonts w:asciiTheme="minorHAnsi" w:hAnsiTheme="minorHAnsi" w:cstheme="minorHAnsi"/>
+                <w:sz w:val="22"/>
+                <w:szCs w:val="22"/>
+              </w:rPr>
+              <w:t>)</w:t>
+            </w:r>
+          </w:p>
+          <w:p>
+            <w:pPr>
+              <w:pStyle w:val="ListParagraph"/>
+              <w:spacing w:before="0" w:beforeAutospacing="0" w:after="0" w:afterAutospacing="0"/>
+              <w:rPr>
+                <w:rFonts w:asciiTheme="minorHAnsi" w:hAnsiTheme="minorHAnsi" w:cstheme="minorHAnsi"/>
+                <w:sz w:val="22"/>
+                <w:szCs w:val="22"/>
+              </w:rPr>
+            </w:pPr>
+            <w:r>
+              <w:rPr>
+                <w:rFonts w:asciiTheme="minorHAnsi" w:hAnsiTheme="minorHAnsi" w:cstheme="minorHAnsi"/>
+                <w:sz w:val="22"/>
+                <w:szCs w:val="22"/>
+              </w:rPr>
+              <w:t xml:space="preserve">    </w:t>
+            </w:r>
+            <w:proofErr w:type="spellStart"/>
+            <w:r>
+              <w:rPr>
+                <w:rFonts w:asciiTheme="minorHAnsi" w:hAnsiTheme="minorHAnsi" w:cstheme="minorHAnsi"/>
+                <w:sz w:val="22"/>
+                <w:szCs w:val="22"/>
+              </w:rPr>
+              <w:t>addi</w:t>
+            </w:r>
+            <w:proofErr w:type="spellEnd"/>
+            <w:r>
+              <w:rPr>
+                <w:rFonts w:asciiTheme="minorHAnsi" w:hAnsiTheme="minorHAnsi" w:cstheme="minorHAnsi"/>
+                <w:sz w:val="22"/>
+                <w:szCs w:val="22"/>
+              </w:rPr>
+              <w:t xml:space="preserve"> a0, a0, -2</w:t>
+            </w:r>
+          </w:p>
+          <w:p>
+            <w:pPr>
+              <w:pStyle w:val="ListParagraph"/>
+              <w:spacing w:before="0" w:beforeAutospacing="0" w:after="0" w:afterAutospacing="0"/>
+              <w:rPr>
+                <w:rFonts w:asciiTheme="minorHAnsi" w:hAnsiTheme="minorHAnsi" w:cstheme="minorHAnsi"/>
+                <w:sz w:val="22"/>
+                <w:szCs w:val="22"/>
+              </w:rPr>
+            </w:pPr>
+            <w:r>
+              <w:rPr>
+                <w:rFonts w:asciiTheme="minorHAnsi" w:hAnsiTheme="minorHAnsi" w:cstheme="minorHAnsi"/>
+                <w:sz w:val="22"/>
+                <w:szCs w:val="22"/>
+              </w:rPr>
+              <w:t xml:space="preserve">    </w:t>
+            </w:r>
+            <w:proofErr w:type="spellStart"/>
+            <w:r>
+              <w:rPr>
+                <w:rFonts w:asciiTheme="minorHAnsi" w:hAnsiTheme="minorHAnsi" w:cstheme="minorHAnsi"/>
+                <w:sz w:val="22"/>
+                <w:szCs w:val="22"/>
+              </w:rPr>
+              <w:t>jal</w:t>
+            </w:r>
+            <w:proofErr w:type="spellEnd"/>
+            <w:r>
+              <w:rPr>
+                <w:rFonts w:asciiTheme="minorHAnsi" w:hAnsiTheme="minorHAnsi" w:cstheme="minorHAnsi"/>
+                <w:sz w:val="22"/>
+                <w:szCs w:val="22"/>
+              </w:rPr>
+              <w:t xml:space="preserve"> </w:t>
+            </w:r>
+            <w:proofErr w:type="spellStart"/>
+            <w:r>
+              <w:rPr>
+                <w:rFonts w:asciiTheme="minorHAnsi" w:hAnsiTheme="minorHAnsi" w:cstheme="minorHAnsi"/>
+                <w:sz w:val="22"/>
+                <w:szCs w:val="22"/>
+              </w:rPr>
+              <w:t>ra</w:t>
+            </w:r>
+            <w:proofErr w:type="spellEnd"/>
+            <w:r>
+              <w:rPr>
+                <w:rFonts w:asciiTheme="minorHAnsi" w:hAnsiTheme="minorHAnsi" w:cstheme="minorHAnsi"/>
+                <w:sz w:val="22"/>
+                <w:szCs w:val="22"/>
+              </w:rPr>
+              <w:t>, fib</w:t>
+            </w:r>
+          </w:p>
+          <w:p>
+            <w:pPr>
+              <w:pStyle w:val="ListParagraph"/>
+              <w:spacing w:before="0" w:beforeAutospacing="0" w:after="0" w:afterAutospacing="0"/>
+              <w:rPr>
+                <w:rFonts w:asciiTheme="minorHAnsi" w:hAnsiTheme="minorHAnsi" w:cstheme="minorHAnsi"/>
+                <w:sz w:val="22"/>
+                <w:szCs w:val="22"/>
+              </w:rPr>
+            </w:pPr>
+          </w:p>
+          <w:p>
+            <w:pPr>
+              <w:pStyle w:val="ListParagraph"/>
+              <w:spacing w:before="0" w:beforeAutospacing="0" w:after="0" w:afterAutospacing="0"/>
+              <w:rPr>
+                <w:rFonts w:asciiTheme="minorHAnsi" w:hAnsiTheme="minorHAnsi" w:cstheme="minorHAnsi"/>
+                <w:sz w:val="22"/>
+                <w:szCs w:val="22"/>
+              </w:rPr>
+            </w:pPr>
+            <w:r>
+              <w:rPr>
+                <w:rFonts w:asciiTheme="minorHAnsi" w:hAnsiTheme="minorHAnsi" w:cstheme="minorHAnsi"/>
+                <w:sz w:val="22"/>
+                <w:szCs w:val="22"/>
+              </w:rPr>
+              <w:t xml:space="preserve">    </w:t>
+            </w:r>
+            <w:proofErr w:type="spellStart"/>
+            <w:r>
+              <w:rPr>
+                <w:rFonts w:asciiTheme="minorHAnsi" w:hAnsiTheme="minorHAnsi" w:cstheme="minorHAnsi"/>
+                <w:sz w:val="22"/>
+                <w:szCs w:val="22"/>
+              </w:rPr>
+              <w:t>lw</w:t>
+            </w:r>
+            <w:proofErr w:type="spellEnd"/>
+            <w:r>
+              <w:rPr>
+                <w:rFonts w:asciiTheme="minorHAnsi" w:hAnsiTheme="minorHAnsi" w:cstheme="minorHAnsi"/>
+                <w:sz w:val="22"/>
+                <w:szCs w:val="22"/>
+              </w:rPr>
+              <w:t xml:space="preserve"> t0, 0(</w:t>
+            </w:r>
+            <w:proofErr w:type="spellStart"/>
+            <w:r>
+              <w:rPr>
+                <w:rFonts w:asciiTheme="minorHAnsi" w:hAnsiTheme="minorHAnsi" w:cstheme="minorHAnsi"/>
+                <w:sz w:val="22"/>
+                <w:szCs w:val="22"/>
+              </w:rPr>
+              <w:t>sp</w:t>
+            </w:r>
+            <w:proofErr w:type="spellEnd"/>
+            <w:r>
+              <w:rPr>
+                <w:rFonts w:asciiTheme="minorHAnsi" w:hAnsiTheme="minorHAnsi" w:cstheme="minorHAnsi"/>
+                <w:sz w:val="22"/>
+                <w:szCs w:val="22"/>
+              </w:rPr>
+              <w:t>)</w:t>
+            </w:r>
+          </w:p>
+          <w:p>
+            <w:pPr>
+              <w:pStyle w:val="ListParagraph"/>
+              <w:spacing w:before="0" w:beforeAutospacing="0" w:after="0" w:afterAutospacing="0"/>
+              <w:rPr>
+                <w:rFonts w:asciiTheme="minorHAnsi" w:hAnsiTheme="minorHAnsi" w:cstheme="minorHAnsi"/>
+                <w:sz w:val="22"/>
+                <w:szCs w:val="22"/>
+              </w:rPr>
+            </w:pPr>
+            <w:r>
+              <w:rPr>
+                <w:rFonts w:asciiTheme="minorHAnsi" w:hAnsiTheme="minorHAnsi" w:cstheme="minorHAnsi"/>
+                <w:sz w:val="22"/>
+                <w:szCs w:val="22"/>
+              </w:rPr>
+              <w:t xml:space="preserve">    add a0, a0, t0</w:t>
+            </w:r>
+          </w:p>
+          <w:p>
+            <w:pPr>
+              <w:pStyle w:val="ListParagraph"/>
+              <w:spacing w:before="0" w:beforeAutospacing="0" w:after="0" w:afterAutospacing="0"/>
+              <w:rPr>
+                <w:rFonts w:asciiTheme="minorHAnsi" w:hAnsiTheme="minorHAnsi" w:cstheme="minorHAnsi"/>
+                <w:sz w:val="22"/>
+                <w:szCs w:val="22"/>
+              </w:rPr>
+            </w:pPr>
+          </w:p>
+          <w:p>
+            <w:pPr>
+              <w:pStyle w:val="ListParagraph"/>
+              <w:spacing w:before="0" w:beforeAutospacing="0" w:after="0" w:afterAutospacing="0"/>
+              <w:rPr>
+                <w:rFonts w:asciiTheme="minorHAnsi" w:hAnsiTheme="minorHAnsi" w:cstheme="minorHAnsi"/>
+                <w:sz w:val="22"/>
+                <w:szCs w:val="22"/>
+              </w:rPr>
+            </w:pPr>
+            <w:r>
+              <w:rPr>
+                <w:rFonts w:asciiTheme="minorHAnsi" w:hAnsiTheme="minorHAnsi" w:cstheme="minorHAnsi"/>
+                <w:sz w:val="22"/>
+                <w:szCs w:val="22"/>
+              </w:rPr>
+              <w:t xml:space="preserve">    </w:t>
+            </w:r>
+            <w:proofErr w:type="spellStart"/>
+            <w:r>
+              <w:rPr>
+                <w:rFonts w:asciiTheme="minorHAnsi" w:hAnsiTheme="minorHAnsi" w:cstheme="minorHAnsi"/>
+                <w:sz w:val="22"/>
+                <w:szCs w:val="22"/>
+              </w:rPr>
+              <w:t>lw</w:t>
+            </w:r>
+            <w:proofErr w:type="spellEnd"/>
+            <w:r>
+              <w:rPr>
+                <w:rFonts w:asciiTheme="minorHAnsi" w:hAnsiTheme="minorHAnsi" w:cstheme="minorHAnsi"/>
+                <w:sz w:val="22"/>
+                <w:szCs w:val="22"/>
+              </w:rPr>
+              <w:t xml:space="preserve"> </w:t>
+            </w:r>
+            <w:proofErr w:type="spellStart"/>
+            <w:r>
+              <w:rPr>
+                <w:rFonts w:asciiTheme="minorHAnsi" w:hAnsiTheme="minorHAnsi" w:cstheme="minorHAnsi"/>
+                <w:sz w:val="22"/>
+                <w:szCs w:val="22"/>
+              </w:rPr>
+              <w:t>ra</w:t>
+            </w:r>
+            <w:proofErr w:type="spellEnd"/>
+            <w:r>
+              <w:rPr>
+                <w:rFonts w:asciiTheme="minorHAnsi" w:hAnsiTheme="minorHAnsi" w:cstheme="minorHAnsi"/>
+                <w:sz w:val="22"/>
+                <w:szCs w:val="22"/>
+              </w:rPr>
+              <w:t>, 8(</w:t>
+            </w:r>
+            <w:proofErr w:type="spellStart"/>
+            <w:r>
+              <w:rPr>
+                <w:rFonts w:asciiTheme="minorHAnsi" w:hAnsiTheme="minorHAnsi" w:cstheme="minorHAnsi"/>
+                <w:sz w:val="22"/>
+                <w:szCs w:val="22"/>
+              </w:rPr>
+              <w:t>sp</w:t>
+            </w:r>
+            <w:proofErr w:type="spellEnd"/>
+            <w:r>
+              <w:rPr>
+                <w:rFonts w:asciiTheme="minorHAnsi" w:hAnsiTheme="minorHAnsi" w:cstheme="minorHAnsi"/>
+                <w:sz w:val="22"/>
+                <w:szCs w:val="22"/>
+              </w:rPr>
+              <w:t>)</w:t>
+            </w:r>
+          </w:p>
+          <w:p>
+            <w:pPr>
+              <w:pStyle w:val="ListParagraph"/>
+              <w:spacing w:before="0" w:beforeAutospacing="0" w:after="0" w:afterAutospacing="0"/>
+              <w:rPr>
+                <w:rFonts w:asciiTheme="minorHAnsi" w:hAnsiTheme="minorHAnsi" w:cstheme="minorHAnsi"/>
+                <w:sz w:val="22"/>
+                <w:szCs w:val="22"/>
+              </w:rPr>
+            </w:pPr>
+            <w:r>
+              <w:rPr>
+                <w:rFonts w:asciiTheme="minorHAnsi" w:hAnsiTheme="minorHAnsi" w:cstheme="minorHAnsi"/>
+                <w:sz w:val="22"/>
+                <w:szCs w:val="22"/>
+              </w:rPr>
+              <w:t xml:space="preserve">    </w:t>
+            </w:r>
+            <w:proofErr w:type="spellStart"/>
+            <w:r>
+              <w:rPr>
+                <w:rFonts w:asciiTheme="minorHAnsi" w:hAnsiTheme="minorHAnsi" w:cstheme="minorHAnsi"/>
+                <w:sz w:val="22"/>
+                <w:szCs w:val="22"/>
+              </w:rPr>
+              <w:t>addi</w:t>
+            </w:r>
+            <w:proofErr w:type="spellEnd"/>
+            <w:r>
+              <w:rPr>
+                <w:rFonts w:asciiTheme="minorHAnsi" w:hAnsiTheme="minorHAnsi" w:cstheme="minorHAnsi"/>
+                <w:sz w:val="22"/>
+                <w:szCs w:val="22"/>
+              </w:rPr>
+              <w:t xml:space="preserve"> </w:t>
+            </w:r>
+            <w:proofErr w:type="spellStart"/>
+            <w:r>
+              <w:rPr>
+                <w:rFonts w:asciiTheme="minorHAnsi" w:hAnsiTheme="minorHAnsi" w:cstheme="minorHAnsi"/>
+                <w:sz w:val="22"/>
+                <w:szCs w:val="22"/>
+              </w:rPr>
+              <w:t>sp</w:t>
+            </w:r>
+            <w:proofErr w:type="spellEnd"/>
+            <w:r>
+              <w:rPr>
+                <w:rFonts w:asciiTheme="minorHAnsi" w:hAnsiTheme="minorHAnsi" w:cstheme="minorHAnsi"/>
+                <w:sz w:val="22"/>
+                <w:szCs w:val="22"/>
+              </w:rPr>
+              <w:t xml:space="preserve">, </w:t>
+            </w:r>
+            <w:proofErr w:type="spellStart"/>
+            <w:r>
+              <w:rPr>
+                <w:rFonts w:asciiTheme="minorHAnsi" w:hAnsiTheme="minorHAnsi" w:cstheme="minorHAnsi"/>
+                <w:sz w:val="22"/>
+                <w:szCs w:val="22"/>
+              </w:rPr>
+              <w:t>sp</w:t>
+            </w:r>
+            <w:proofErr w:type="spellEnd"/>
+            <w:r>
+              <w:rPr>
+                <w:rFonts w:asciiTheme="minorHAnsi" w:hAnsiTheme="minorHAnsi" w:cstheme="minorHAnsi"/>
+                <w:sz w:val="22"/>
+                <w:szCs w:val="22"/>
+              </w:rPr>
+              <w:t>, 12</w:t>
+            </w:r>
+          </w:p>
+          <w:p>
+            <w:pPr>
+              <w:pStyle w:val="ListParagraph"/>
+              <w:spacing w:before="0" w:beforeAutospacing="0" w:after="0" w:afterAutospacing="0"/>
+              <w:rPr>
+                <w:rFonts w:asciiTheme="minorHAnsi" w:hAnsiTheme="minorHAnsi" w:cstheme="minorHAnsi"/>
+                <w:sz w:val="22"/>
+                <w:szCs w:val="22"/>
+              </w:rPr>
+            </w:pPr>
+          </w:p>
+          <w:p>
+            <w:pPr>
+              <w:pStyle w:val="ListParagraph"/>
+              <w:spacing w:before="0" w:beforeAutospacing="0" w:after="0" w:afterAutospacing="0"/>
+              <w:rPr>
+                <w:rFonts w:asciiTheme="minorHAnsi" w:hAnsiTheme="minorHAnsi" w:cstheme="minorHAnsi"/>
+                <w:sz w:val="22"/>
+                <w:szCs w:val="22"/>
+              </w:rPr>
+            </w:pPr>
+            <w:r>
+              <w:rPr>
+                <w:rFonts w:asciiTheme="minorHAnsi" w:hAnsiTheme="minorHAnsi" w:cstheme="minorHAnsi"/>
+                <w:sz w:val="22"/>
+                <w:szCs w:val="22"/>
+              </w:rPr>
+              <w:t xml:space="preserve">    </w:t>
+            </w:r>
+            <w:proofErr w:type="spellStart"/>
+            <w:r>
+              <w:rPr>
+                <w:rFonts w:asciiTheme="minorHAnsi" w:hAnsiTheme="minorHAnsi" w:cstheme="minorHAnsi"/>
+                <w:sz w:val="22"/>
+                <w:szCs w:val="22"/>
+              </w:rPr>
+              <w:t>jalr</w:t>
+            </w:r>
+            <w:proofErr w:type="spellEnd"/>
+            <w:r>
+              <w:rPr>
+                <w:rFonts w:asciiTheme="minorHAnsi" w:hAnsiTheme="minorHAnsi" w:cstheme="minorHAnsi"/>
+                <w:sz w:val="22"/>
+                <w:szCs w:val="22"/>
+              </w:rPr>
+              <w:t xml:space="preserve"> zero, </w:t>
+            </w:r>
+            <w:proofErr w:type="spellStart"/>
+            <w:r>
+              <w:rPr>
+                <w:rFonts w:asciiTheme="minorHAnsi" w:hAnsiTheme="minorHAnsi" w:cstheme="minorHAnsi"/>
+                <w:sz w:val="22"/>
+                <w:szCs w:val="22"/>
+              </w:rPr>
+              <w:t>ra</w:t>
+            </w:r>
+            <w:proofErr w:type="spellEnd"/>
+            <w:r>
+              <w:rPr>
+                <w:rFonts w:asciiTheme="minorHAnsi" w:hAnsiTheme="minorHAnsi" w:cstheme="minorHAnsi"/>
+                <w:sz w:val="22"/>
+                <w:szCs w:val="22"/>
+              </w:rPr>
+              <w:t>, 0</w:t>
+            </w:r>
+          </w:p>
+          <w:p>
+            <w:pPr>
+              <w:pStyle w:val="ListParagraph"/>
+              <w:spacing w:before="0" w:beforeAutospacing="0" w:after="0" w:afterAutospacing="0"/>
+              <w:rPr>
+                <w:rFonts w:asciiTheme="minorHAnsi" w:hAnsiTheme="minorHAnsi" w:cstheme="minorHAnsi"/>
+                <w:sz w:val="22"/>
+                <w:szCs w:val="22"/>
+              </w:rPr>
+            </w:pPr>
+          </w:p>
+          <w:p>
+            <w:pPr>
+              <w:pStyle w:val="ListParagraph"/>
+              <w:spacing w:before="0" w:beforeAutospacing="0" w:after="0" w:afterAutospacing="0"/>
+              <w:rPr>
+                <w:rFonts w:asciiTheme="minorHAnsi" w:hAnsiTheme="minorHAnsi" w:cstheme="minorHAnsi"/>
+                <w:sz w:val="22"/>
+                <w:szCs w:val="22"/>
+              </w:rPr>
+            </w:pPr>
+          </w:p>
+          <w:p>
+            <w:pPr>
+              <w:pStyle w:val="ListParagraph"/>
+              <w:spacing w:before="0" w:beforeAutospacing="0" w:after="0" w:afterAutospacing="0"/>
+              <w:rPr>
+                <w:rFonts w:asciiTheme="minorHAnsi" w:hAnsiTheme="minorHAnsi" w:cstheme="minorHAnsi"/>
+                <w:sz w:val="22"/>
+                <w:szCs w:val="22"/>
+              </w:rPr>
+            </w:pPr>
+            <w:proofErr w:type="spellStart"/>
+            <w:r>
+              <w:rPr>
+                <w:rFonts w:asciiTheme="minorHAnsi" w:hAnsiTheme="minorHAnsi" w:cstheme="minorHAnsi"/>
+                <w:sz w:val="22"/>
+                <w:szCs w:val="22"/>
+              </w:rPr>
+              <w:t>fib_zero</w:t>
+            </w:r>
+            <w:proofErr w:type="spellEnd"/>
+            <w:r>
+              <w:rPr>
+                <w:rFonts w:asciiTheme="minorHAnsi" w:hAnsiTheme="minorHAnsi" w:cstheme="minorHAnsi"/>
+                <w:sz w:val="22"/>
+                <w:szCs w:val="22"/>
+              </w:rPr>
+              <w:t>:</w:t>
+            </w:r>
+          </w:p>
+          <w:p>
+            <w:pPr>
+              <w:pStyle w:val="ListParagraph"/>
+              <w:spacing w:before="0" w:beforeAutospacing="0" w:after="0" w:afterAutospacing="0"/>
+              <w:rPr>
+                <w:rFonts w:asciiTheme="minorHAnsi" w:hAnsiTheme="minorHAnsi" w:cstheme="minorHAnsi"/>
+                <w:sz w:val="22"/>
+                <w:szCs w:val="22"/>
+              </w:rPr>
+            </w:pPr>
+            <w:r>
+              <w:rPr>
+                <w:rFonts w:asciiTheme="minorHAnsi" w:hAnsiTheme="minorHAnsi" w:cstheme="minorHAnsi"/>
+                <w:sz w:val="22"/>
+                <w:szCs w:val="22"/>
+              </w:rPr>
+              <w:t xml:space="preserve">    li a0, 0</w:t>
+            </w:r>
+          </w:p>
+          <w:p>
+            <w:pPr>
+              <w:pStyle w:val="ListParagraph"/>
+              <w:spacing w:before="0" w:beforeAutospacing="0" w:after="0" w:afterAutospacing="0"/>
+              <w:rPr>
+                <w:rFonts w:asciiTheme="minorHAnsi" w:hAnsiTheme="minorHAnsi" w:cstheme="minorHAnsi"/>
+                <w:sz w:val="22"/>
+                <w:szCs w:val="22"/>
+              </w:rPr>
+            </w:pPr>
+            <w:r>
+              <w:rPr>
+                <w:rFonts w:asciiTheme="minorHAnsi" w:hAnsiTheme="minorHAnsi" w:cstheme="minorHAnsi"/>
+                <w:sz w:val="22"/>
+                <w:szCs w:val="22"/>
+              </w:rPr>
+              <w:lastRenderedPageBreak/>
+              <w:t xml:space="preserve">    </w:t>
+            </w:r>
+            <w:proofErr w:type="spellStart"/>
+            <w:r>
+              <w:rPr>
+                <w:rFonts w:asciiTheme="minorHAnsi" w:hAnsiTheme="minorHAnsi" w:cstheme="minorHAnsi"/>
+                <w:sz w:val="22"/>
+                <w:szCs w:val="22"/>
+              </w:rPr>
+              <w:t>jalr</w:t>
+            </w:r>
+            <w:proofErr w:type="spellEnd"/>
+            <w:r>
+              <w:rPr>
+                <w:rFonts w:asciiTheme="minorHAnsi" w:hAnsiTheme="minorHAnsi" w:cstheme="minorHAnsi"/>
+                <w:sz w:val="22"/>
+                <w:szCs w:val="22"/>
+              </w:rPr>
+              <w:t xml:space="preserve"> zero, </w:t>
+            </w:r>
+            <w:proofErr w:type="spellStart"/>
+            <w:r>
+              <w:rPr>
+                <w:rFonts w:asciiTheme="minorHAnsi" w:hAnsiTheme="minorHAnsi" w:cstheme="minorHAnsi"/>
+                <w:sz w:val="22"/>
+                <w:szCs w:val="22"/>
+              </w:rPr>
+              <w:t>ra</w:t>
+            </w:r>
+            <w:proofErr w:type="spellEnd"/>
+            <w:r>
+              <w:rPr>
+                <w:rFonts w:asciiTheme="minorHAnsi" w:hAnsiTheme="minorHAnsi" w:cstheme="minorHAnsi"/>
+                <w:sz w:val="22"/>
+                <w:szCs w:val="22"/>
+              </w:rPr>
+              <w:t>, 0</w:t>
+            </w:r>
+          </w:p>
+          <w:p>
+            <w:pPr>
+              <w:pStyle w:val="ListParagraph"/>
+              <w:spacing w:before="0" w:beforeAutospacing="0" w:after="0" w:afterAutospacing="0"/>
+              <w:rPr>
+                <w:rFonts w:asciiTheme="minorHAnsi" w:hAnsiTheme="minorHAnsi" w:cstheme="minorHAnsi"/>
+                <w:sz w:val="22"/>
+                <w:szCs w:val="22"/>
+              </w:rPr>
+            </w:pPr>
+          </w:p>
+          <w:p>
+            <w:pPr>
+              <w:pStyle w:val="ListParagraph"/>
+              <w:spacing w:before="0" w:beforeAutospacing="0" w:after="0" w:afterAutospacing="0"/>
+              <w:rPr>
+                <w:rFonts w:asciiTheme="minorHAnsi" w:hAnsiTheme="minorHAnsi" w:cstheme="minorHAnsi"/>
+                <w:sz w:val="22"/>
+                <w:szCs w:val="22"/>
+              </w:rPr>
+            </w:pPr>
+          </w:p>
+          <w:p>
+            <w:pPr>
+              <w:pStyle w:val="ListParagraph"/>
+              <w:spacing w:before="0" w:beforeAutospacing="0" w:after="0" w:afterAutospacing="0"/>
+              <w:rPr>
+                <w:rFonts w:asciiTheme="minorHAnsi" w:hAnsiTheme="minorHAnsi" w:cstheme="minorHAnsi"/>
+                <w:sz w:val="22"/>
+                <w:szCs w:val="22"/>
+              </w:rPr>
+            </w:pPr>
+            <w:proofErr w:type="spellStart"/>
+            <w:r>
+              <w:rPr>
+                <w:rFonts w:asciiTheme="minorHAnsi" w:hAnsiTheme="minorHAnsi" w:cstheme="minorHAnsi"/>
+                <w:sz w:val="22"/>
+                <w:szCs w:val="22"/>
+              </w:rPr>
+              <w:t>fib_one</w:t>
+            </w:r>
+            <w:proofErr w:type="spellEnd"/>
+            <w:r>
+              <w:rPr>
+                <w:rFonts w:asciiTheme="minorHAnsi" w:hAnsiTheme="minorHAnsi" w:cstheme="minorHAnsi"/>
+                <w:sz w:val="22"/>
+                <w:szCs w:val="22"/>
+              </w:rPr>
+              <w:t>:</w:t>
+            </w:r>
+          </w:p>
+          <w:p>
+            <w:pPr>
+              <w:pStyle w:val="ListParagraph"/>
+              <w:spacing w:before="0" w:beforeAutospacing="0" w:after="0" w:afterAutospacing="0"/>
+              <w:rPr>
+                <w:rFonts w:asciiTheme="minorHAnsi" w:hAnsiTheme="minorHAnsi" w:cstheme="minorHAnsi"/>
+                <w:sz w:val="22"/>
+                <w:szCs w:val="22"/>
+              </w:rPr>
+            </w:pPr>
+            <w:r>
+              <w:rPr>
+                <w:rFonts w:asciiTheme="minorHAnsi" w:hAnsiTheme="minorHAnsi" w:cstheme="minorHAnsi"/>
+                <w:sz w:val="22"/>
+                <w:szCs w:val="22"/>
+              </w:rPr>
+              <w:t xml:space="preserve">    li a0, 1</w:t>
+            </w:r>
+          </w:p>
+          <w:p>
+            <w:pPr>
+              <w:pStyle w:val="ListParagraph"/>
+              <w:spacing w:before="0" w:beforeAutospacing="0" w:after="0" w:afterAutospacing="0"/>
+              <w:rPr>
+                <w:rFonts w:asciiTheme="minorHAnsi" w:hAnsiTheme="minorHAnsi" w:cstheme="minorHAnsi"/>
+                <w:sz w:val="22"/>
+                <w:szCs w:val="22"/>
+              </w:rPr>
+            </w:pPr>
+            <w:r>
+              <w:rPr>
+                <w:rFonts w:asciiTheme="minorHAnsi" w:hAnsiTheme="minorHAnsi" w:cstheme="minorHAnsi"/>
+                <w:sz w:val="22"/>
+                <w:szCs w:val="22"/>
+              </w:rPr>
+              <w:t xml:space="preserve">    </w:t>
+            </w:r>
+            <w:proofErr w:type="spellStart"/>
+            <w:r>
+              <w:rPr>
+                <w:rFonts w:asciiTheme="minorHAnsi" w:hAnsiTheme="minorHAnsi" w:cstheme="minorHAnsi"/>
+                <w:sz w:val="22"/>
+                <w:szCs w:val="22"/>
+              </w:rPr>
+              <w:t>jalr</w:t>
+            </w:r>
+            <w:proofErr w:type="spellEnd"/>
+            <w:r>
+              <w:rPr>
+                <w:rFonts w:asciiTheme="minorHAnsi" w:hAnsiTheme="minorHAnsi" w:cstheme="minorHAnsi"/>
+                <w:sz w:val="22"/>
+                <w:szCs w:val="22"/>
+              </w:rPr>
+              <w:t xml:space="preserve"> zero, </w:t>
+            </w:r>
+            <w:proofErr w:type="spellStart"/>
+            <w:r>
+              <w:rPr>
+                <w:rFonts w:asciiTheme="minorHAnsi" w:hAnsiTheme="minorHAnsi" w:cstheme="minorHAnsi"/>
+                <w:sz w:val="22"/>
+                <w:szCs w:val="22"/>
+              </w:rPr>
+              <w:t>ra</w:t>
+            </w:r>
+            <w:proofErr w:type="spellEnd"/>
+            <w:r>
+              <w:rPr>
+                <w:rFonts w:asciiTheme="minorHAnsi" w:hAnsiTheme="minorHAnsi" w:cstheme="minorHAnsi"/>
+                <w:sz w:val="22"/>
+                <w:szCs w:val="22"/>
+              </w:rPr>
+              <w:t>, 0</w:t>
+            </w:r>
           </w:p>
           <w:p>
             <w:pPr>
@@ -5237,6 +11378,7 @@
                 <w:sz w:val="26"/>
                 <w:szCs w:val="26"/>
               </w:rPr>
+              <w:lastRenderedPageBreak/>
               <w:t>Output:</w:t>
             </w:r>
           </w:p>
@@ -5250,39 +11392,55 @@
           <w:p>
             <w:pPr>
               <w:pStyle w:val="ListParagraph"/>
-              <w:rPr>
-                <w:rFonts w:asciiTheme="minorHAnsi" w:hAnsiTheme="minorHAnsi" w:cstheme="minorHAnsi"/>
-                <w:sz w:val="22"/>
-                <w:szCs w:val="22"/>
-              </w:rPr>
-            </w:pPr>
-            <w:r>
-              <w:rPr>
-                <w:rFonts w:asciiTheme="minorHAnsi" w:hAnsiTheme="minorHAnsi" w:cstheme="minorHAnsi"/>
-                <w:sz w:val="22"/>
-                <w:szCs w:val="22"/>
-              </w:rPr>
-              <w:t xml:space="preserve">// Import output here </w:t>
-            </w:r>
-            <w:r>
-              <w:rPr>
-                <w:rFonts w:ascii="Segoe UI Symbol" w:hAnsi="Segoe UI Symbol" w:cs="Segoe UI Symbol"/>
-                <w:color w:val="474747"/>
-                <w:shd w:val="clear" w:color="auto" w:fill="FFFFFF"/>
-              </w:rPr>
-              <w:t>👇</w:t>
-            </w:r>
-          </w:p>
-          <w:p>
-            <w:pPr>
-              <w:pStyle w:val="ListParagraph"/>
-              <w:spacing w:before="0" w:beforeAutospacing="0" w:after="0" w:afterAutospacing="0"/>
-              <w:rPr>
-                <w:rFonts w:asciiTheme="minorHAnsi" w:hAnsiTheme="minorHAnsi" w:cstheme="minorHAnsi"/>
-                <w:sz w:val="22"/>
-                <w:szCs w:val="22"/>
-              </w:rPr>
-            </w:pPr>
+              <w:spacing w:before="0" w:beforeAutospacing="0" w:after="0" w:afterAutospacing="0"/>
+              <w:rPr>
+                <w:rFonts w:asciiTheme="minorHAnsi" w:hAnsiTheme="minorHAnsi" w:cstheme="minorHAnsi"/>
+                <w:sz w:val="22"/>
+                <w:szCs w:val="22"/>
+              </w:rPr>
+            </w:pPr>
+            <w:r>
+              <w:rPr>
+                <w:rFonts w:asciiTheme="minorHAnsi" w:hAnsiTheme="minorHAnsi" w:cstheme="minorHAnsi"/>
+                <w:sz w:val="22"/>
+                <w:szCs w:val="22"/>
+              </w:rPr>
+              <w:drawing>
+                <wp:inline distT="0" distB="0" distL="0" distR="0" wp14:anchorId="7DBCA5E0" wp14:editId="493482BA">
+                  <wp:extent cx="990738" cy="704948"/>
+                  <wp:effectExtent l="0" t="0" r="0" b="0"/>
+                  <wp:docPr id="912341085" name="Picture 1"/>
+                  <wp:cNvGraphicFramePr>
+                    <a:graphicFrameLocks xmlns:a="http://schemas.openxmlformats.org/drawingml/2006/main" noChangeAspect="1"/>
+                  </wp:cNvGraphicFramePr>
+                  <a:graphic xmlns:a="http://schemas.openxmlformats.org/drawingml/2006/main">
+                    <a:graphicData uri="http://schemas.openxmlformats.org/drawingml/2006/picture">
+                      <pic:pic xmlns:pic="http://schemas.openxmlformats.org/drawingml/2006/picture">
+                        <pic:nvPicPr>
+                          <pic:cNvPr id="912341085" name=""/>
+                          <pic:cNvPicPr/>
+                        </pic:nvPicPr>
+                        <pic:blipFill>
+                          <a:blip r:embed="rId17"/>
+                          <a:stretch>
+                            <a:fillRect/>
+                          </a:stretch>
+                        </pic:blipFill>
+                        <pic:spPr>
+                          <a:xfrm>
+                            <a:off x="0" y="0"/>
+                            <a:ext cx="990738" cy="704948"/>
+                          </a:xfrm>
+                          <a:prstGeom prst="rect">
+                            <a:avLst/>
+                          </a:prstGeom>
+                        </pic:spPr>
+                      </pic:pic>
+                    </a:graphicData>
+                  </a:graphic>
+                </wp:inline>
+              </w:drawing>
+            </w:r>
           </w:p>
           <w:p>
             <w:pPr>
@@ -5422,8 +11580,8 @@
       </w:pPr>
     </w:p>
     <w:sectPr>
-      <w:headerReference w:type="default" r:id="rId9"/>
-      <w:footerReference w:type="default" r:id="rId10"/>
+      <w:headerReference w:type="default" r:id="rId18"/>
+      <w:footerReference w:type="default" r:id="rId19"/>
       <w:type w:val="continuous"/>
       <w:pgSz w:w="11907" w:h="16839" w:code="9"/>
       <w:pgMar w:top="1440" w:right="1080" w:bottom="1440" w:left="1080" w:header="720" w:footer="720" w:gutter="0"/>
@@ -6358,7 +12516,7 @@
         <v:path o:extrusionok="f" gradientshapeok="t" o:connecttype="rect"/>
         <o:lock v:ext="edit" aspectratio="t"/>
       </v:shapetype>
-      <v:shape id="_x0000_i1025" type="#_x0000_t75" style="width:12.85pt;height:12.85pt" o:bullet="t">
+      <v:shape id="_x0000_i1025" type="#_x0000_t75" style="width:13.15pt;height:13.15pt" o:bullet="t">
         <v:imagedata r:id="rId1" o:title="mso8AAC"/>
       </v:shape>
     </w:pict>
